--- a/Python Test Prompt.docx
+++ b/Python Test Prompt.docx
@@ -475,33 +475,1055 @@
     </w:p>
     <w:p>
       <w:proofErr w:type="spellStart"/>
-      <w:r>
-        <w:t>Def</w:t>
-      </w:r>
-      <w:proofErr w:type="spellEnd"/>
+      <w:proofErr w:type="gramStart"/>
+      <w:r>
+        <w:t>d</w:t>
+      </w:r>
+      <w:r>
+        <w:t>ef</w:t>
+      </w:r>
+      <w:proofErr w:type="spellEnd"/>
+      <w:proofErr w:type="gramEnd"/>
       <w:r>
         <w:t xml:space="preserve"> </w:t>
       </w:r>
       <w:proofErr w:type="spellStart"/>
       <w:r>
-        <w:t>get_</w:t>
-      </w:r>
-      <w:proofErr w:type="gramStart"/>
-      <w:r>
-        <w:t>average</w:t>
+        <w:t>get_average_price</w:t>
       </w:r>
       <w:proofErr w:type="spellEnd"/>
       <w:r>
         <w:t>(</w:t>
       </w:r>
       <w:proofErr w:type="spellStart"/>
-      <w:proofErr w:type="gramEnd"/>
       <w:r>
         <w:t>price_list</w:t>
       </w:r>
       <w:proofErr w:type="spellEnd"/>
       <w:r>
         <w:t>):</w:t>
+      </w:r>
+    </w:p>
+    <w:p>
+      <w:pPr>
+        <w:spacing w:line="278" w:lineRule="auto"/>
+      </w:pPr>
+      <w:r>
+        <w:t xml:space="preserve">Calculates the average of </w:t>
+      </w:r>
+      <w:proofErr w:type="gramStart"/>
+      <w:r>
+        <w:t>the :</w:t>
+      </w:r>
+      <w:proofErr w:type="gramEnd"/>
+      <w:r>
+        <w:t xml:space="preserve"> price field from all available products</w:t>
+      </w:r>
+    </w:p>
+    <w:p>
+      <w:pPr>
+        <w:spacing w:line="278" w:lineRule="auto"/>
+      </w:pPr>
+      <w:r>
+        <w:t>Excludes products with missing (</w:t>
+      </w:r>
+      <w:r>
+        <w:t>None</w:t>
+      </w:r>
+      <w:proofErr w:type="gramStart"/>
+      <w:r>
+        <w:t>) :</w:t>
+      </w:r>
+      <w:proofErr w:type="gramEnd"/>
+      <w:r>
+        <w:t xml:space="preserve"> price values</w:t>
+      </w:r>
+    </w:p>
+    <w:p>
+      <w:r>
+        <w:t>If no v</w:t>
+      </w:r>
+      <w:r>
+        <w:t xml:space="preserve">alid prices are </w:t>
+      </w:r>
+      <w:proofErr w:type="gramStart"/>
+      <w:r>
+        <w:t>found ,</w:t>
+      </w:r>
+      <w:proofErr w:type="gramEnd"/>
+      <w:r>
+        <w:t xml:space="preserve"> return None</w:t>
+      </w:r>
+      <w:r>
+        <w:t>.</w:t>
+      </w:r>
+    </w:p>
+    <w:p>
+      <w:pPr>
+        <w:spacing w:line="278" w:lineRule="auto"/>
+      </w:pPr>
+      <w:proofErr w:type="gramStart"/>
+      <w:r>
+        <w:t>expected</w:t>
+      </w:r>
+      <w:proofErr w:type="gramEnd"/>
+      <w:r>
+        <w:t xml:space="preserve"> to return average price from the given list of prices with price as title. </w:t>
+      </w:r>
+    </w:p>
+    <w:p>
+      <w:pPr>
+        <w:spacing w:line="278" w:lineRule="auto"/>
+      </w:pPr>
+      <w:r>
+        <w:t xml:space="preserve"> </w:t>
+      </w:r>
+      <w:r>
+        <w:t>The average is calculated as sum of valid prices divided by the number of valid prices</w:t>
+      </w:r>
+    </w:p>
+    <w:p>
+      <w:pPr>
+        <w:spacing w:line="278" w:lineRule="auto"/>
+      </w:pPr>
+      <w:r>
+        <w:t xml:space="preserve">If </w:t>
+      </w:r>
+      <w:proofErr w:type="spellStart"/>
+      <w:r>
+        <w:t>get_average_</w:t>
+      </w:r>
+      <w:proofErr w:type="gramStart"/>
+      <w:r>
+        <w:t>price</w:t>
+      </w:r>
+      <w:proofErr w:type="spellEnd"/>
+      <w:r>
+        <w:t>(</w:t>
+      </w:r>
+      <w:proofErr w:type="gramEnd"/>
+      <w:r>
+        <w:t>)</w:t>
+      </w:r>
+      <w:r>
+        <w:t>returns [] , return</w:t>
+      </w:r>
+      <w:r>
+        <w:t xml:space="preserve"> None</w:t>
+      </w:r>
+    </w:p>
+    <w:p>
+      <w:pPr>
+        <w:spacing w:line="278" w:lineRule="auto"/>
+      </w:pPr>
+      <w:r>
+        <w:t xml:space="preserve">If all products have </w:t>
+      </w:r>
+      <w:proofErr w:type="gramStart"/>
+      <w:r>
+        <w:t>price :</w:t>
+      </w:r>
+      <w:proofErr w:type="gramEnd"/>
+      <w:r>
+        <w:t xml:space="preserve"> nil , returns nil</w:t>
+      </w:r>
+    </w:p>
+    <w:p>
+      <w:pPr>
+        <w:spacing w:line="278" w:lineRule="auto"/>
+      </w:pPr>
+      <w:r>
+        <w:t xml:space="preserve">If only one product has a </w:t>
+      </w:r>
+      <w:proofErr w:type="gramStart"/>
+      <w:r>
+        <w:t>price ,</w:t>
+      </w:r>
+      <w:proofErr w:type="gramEnd"/>
+      <w:r>
+        <w:t xml:space="preserve"> returns that price as a float</w:t>
+      </w:r>
+      <w:r>
+        <w:cr/>
+      </w:r>
+    </w:p>
+    <w:p>
+      <w:r>
+        <w:t xml:space="preserve">Task </w:t>
+      </w:r>
+      <w:proofErr w:type="gramStart"/>
+      <w:r>
+        <w:t>3  get</w:t>
+      </w:r>
+      <w:proofErr w:type="gramEnd"/>
+      <w:r>
+        <w:t>_min_2_attributes()</w:t>
+      </w:r>
+    </w:p>
+    <w:p/>
+    <w:p>
+      <w:proofErr w:type="spellStart"/>
+      <w:proofErr w:type="gramStart"/>
+      <w:r>
+        <w:t>def</w:t>
+      </w:r>
+      <w:proofErr w:type="spellEnd"/>
+      <w:proofErr w:type="gramEnd"/>
+      <w:r>
+        <w:t xml:space="preserve"> get_min_2_attributes(</w:t>
+      </w:r>
+      <w:proofErr w:type="spellStart"/>
+      <w:r>
+        <w:t>data,dict_search</w:t>
+      </w:r>
+      <w:proofErr w:type="spellEnd"/>
+      <w:r>
+        <w:t>):</w:t>
+      </w:r>
+    </w:p>
+    <w:p>
+      <w:r>
+        <w:t>*</w:t>
+      </w:r>
+      <w:r>
+        <w:t xml:space="preserve"> </w:t>
+      </w:r>
+      <w:r>
+        <w:t>Calculates the minimum value of a given attribute across all products*</w:t>
+      </w:r>
+    </w:p>
+    <w:p>
+      <w:r>
+        <w:t>*</w:t>
+      </w:r>
+      <w:r>
+        <w:t xml:space="preserve"> </w:t>
+      </w:r>
+      <w:r>
+        <w:t>Data as a parameter which takes a list of dictionaries each containing various attributes*</w:t>
+      </w:r>
+    </w:p>
+    <w:p>
+      <w:pPr>
+        <w:spacing w:line="278" w:lineRule="auto"/>
+      </w:pPr>
+      <w:r>
+        <w:t>*</w:t>
+      </w:r>
+      <w:r>
+        <w:t xml:space="preserve"> </w:t>
+      </w:r>
+      <w:proofErr w:type="spellStart"/>
+      <w:r>
+        <w:t>Dict_search</w:t>
+      </w:r>
+      <w:proofErr w:type="spellEnd"/>
+      <w:r>
+        <w:t xml:space="preserve"> It represents the attribute to extract*</w:t>
+      </w:r>
+    </w:p>
+    <w:p>
+      <w:pPr>
+        <w:spacing w:line="278" w:lineRule="auto"/>
+      </w:pPr>
+      <w:r>
+        <w:t>* Ignore product if attribute is not present in a product*</w:t>
+      </w:r>
+    </w:p>
+    <w:p>
+      <w:pPr>
+        <w:tabs>
+          <w:tab w:val="left" w:pos="2340"/>
+        </w:tabs>
+        <w:spacing w:line="278" w:lineRule="auto"/>
+      </w:pPr>
+      <w:r>
+        <w:t xml:space="preserve">* Return </w:t>
+      </w:r>
+      <w:proofErr w:type="gramStart"/>
+      <w:r>
+        <w:t>None</w:t>
+      </w:r>
+      <w:proofErr w:type="gramEnd"/>
+      <w:r>
+        <w:t xml:space="preserve"> </w:t>
+      </w:r>
+      <w:r>
+        <w:t xml:space="preserve">if </w:t>
+      </w:r>
+      <w:r>
+        <w:t>data is empty*</w:t>
+      </w:r>
+    </w:p>
+    <w:p>
+      <w:pPr>
+        <w:tabs>
+          <w:tab w:val="left" w:pos="2340"/>
+        </w:tabs>
+        <w:spacing w:line="278" w:lineRule="auto"/>
+      </w:pPr>
+    </w:p>
+    <w:p>
+      <w:pPr>
+        <w:tabs>
+          <w:tab w:val="left" w:pos="2340"/>
+        </w:tabs>
+        <w:spacing w:line="278" w:lineRule="auto"/>
+      </w:pPr>
+    </w:p>
+    <w:p>
+      <w:pPr>
+        <w:tabs>
+          <w:tab w:val="left" w:pos="2340"/>
+        </w:tabs>
+        <w:spacing w:line="278" w:lineRule="auto"/>
+      </w:pPr>
+    </w:p>
+    <w:p>
+      <w:pPr>
+        <w:tabs>
+          <w:tab w:val="left" w:pos="2340"/>
+        </w:tabs>
+        <w:spacing w:line="278" w:lineRule="auto"/>
+      </w:pPr>
+      <w:r>
+        <w:t xml:space="preserve">Task 4 </w:t>
+      </w:r>
+      <w:proofErr w:type="spellStart"/>
+      <w:r>
+        <w:t>get_read_</w:t>
+      </w:r>
+      <w:proofErr w:type="gramStart"/>
+      <w:r>
+        <w:t>duration</w:t>
+      </w:r>
+      <w:proofErr w:type="spellEnd"/>
+      <w:r>
+        <w:t>()</w:t>
+      </w:r>
+      <w:proofErr w:type="gramEnd"/>
+    </w:p>
+    <w:p>
+      <w:pPr>
+        <w:tabs>
+          <w:tab w:val="left" w:pos="2340"/>
+        </w:tabs>
+        <w:spacing w:line="278" w:lineRule="auto"/>
+      </w:pPr>
+      <w:proofErr w:type="spellStart"/>
+      <w:proofErr w:type="gramStart"/>
+      <w:r>
+        <w:t>def</w:t>
+      </w:r>
+      <w:proofErr w:type="spellEnd"/>
+      <w:proofErr w:type="gramEnd"/>
+      <w:r>
+        <w:t xml:space="preserve"> </w:t>
+      </w:r>
+      <w:proofErr w:type="spellStart"/>
+      <w:r>
+        <w:t>get_read_duration</w:t>
+      </w:r>
+      <w:proofErr w:type="spellEnd"/>
+      <w:r>
+        <w:t>(text):</w:t>
+      </w:r>
+    </w:p>
+    <w:p>
+      <w:pPr>
+        <w:tabs>
+          <w:tab w:val="left" w:pos="2340"/>
+        </w:tabs>
+        <w:spacing w:line="278" w:lineRule="auto"/>
+      </w:pPr>
+      <w:r>
+        <w:t>*Estimates how many minutes it takes to read a blog post based on its body text*</w:t>
+      </w:r>
+    </w:p>
+    <w:p>
+      <w:pPr>
+        <w:tabs>
+          <w:tab w:val="left" w:pos="2340"/>
+        </w:tabs>
+        <w:spacing w:line="278" w:lineRule="auto"/>
+      </w:pPr>
+      <w:r>
+        <w:t>* Estimated reading time in minutes, rounded up (minimum of 1).*</w:t>
+      </w:r>
+    </w:p>
+    <w:p>
+      <w:pPr>
+        <w:spacing w:line="278" w:lineRule="auto"/>
+      </w:pPr>
+      <w:r>
+        <w:t>*</w:t>
+      </w:r>
+      <w:r>
+        <w:t xml:space="preserve"> </w:t>
+      </w:r>
+      <w:r>
+        <w:t xml:space="preserve">Assumes an average reading speed of 200 words per minute </w:t>
+      </w:r>
+      <w:r>
+        <w:t>*</w:t>
+      </w:r>
+    </w:p>
+    <w:p>
+      <w:pPr>
+        <w:spacing w:line="278" w:lineRule="auto"/>
+      </w:pPr>
+      <w:r>
+        <w:t>*</w:t>
+      </w:r>
+      <w:r>
+        <w:t xml:space="preserve">An empty string ("") =&gt; returns </w:t>
+      </w:r>
+      <w:r>
+        <w:t>1*</w:t>
+      </w:r>
+    </w:p>
+    <w:p>
+      <w:pPr>
+        <w:spacing w:line="278" w:lineRule="auto"/>
+      </w:pPr>
+      <w:r>
+        <w:t>*</w:t>
+      </w:r>
+      <w:r>
+        <w:t xml:space="preserve"> </w:t>
+      </w:r>
+      <w:r>
+        <w:t>Text as a parameter which takes in a body of text*</w:t>
+      </w:r>
+    </w:p>
+    <w:p>
+      <w:pPr>
+        <w:spacing w:line="278" w:lineRule="auto"/>
+      </w:pPr>
+    </w:p>
+    <w:p>
+      <w:pPr>
+        <w:tabs>
+          <w:tab w:val="left" w:pos="2340"/>
+        </w:tabs>
+        <w:spacing w:line="278" w:lineRule="auto"/>
+      </w:pPr>
+      <w:r>
+        <w:t>Task 5 Form Validation</w:t>
+      </w:r>
+    </w:p>
+    <w:p>
+      <w:pPr>
+        <w:tabs>
+          <w:tab w:val="left" w:pos="2340"/>
+        </w:tabs>
+        <w:spacing w:line="278" w:lineRule="auto"/>
+      </w:pPr>
+      <w:proofErr w:type="spellStart"/>
+      <w:proofErr w:type="gramStart"/>
+      <w:r>
+        <w:t>def</w:t>
+      </w:r>
+      <w:proofErr w:type="spellEnd"/>
+      <w:proofErr w:type="gramEnd"/>
+      <w:r>
+        <w:t xml:space="preserve"> </w:t>
+      </w:r>
+      <w:proofErr w:type="spellStart"/>
+      <w:r>
+        <w:t>validate_form</w:t>
+      </w:r>
+      <w:proofErr w:type="spellEnd"/>
+      <w:r>
+        <w:t>(</w:t>
+      </w:r>
+      <w:proofErr w:type="spellStart"/>
+      <w:r>
+        <w:t>first_name</w:t>
+      </w:r>
+      <w:proofErr w:type="spellEnd"/>
+      <w:r>
+        <w:t xml:space="preserve">, </w:t>
+      </w:r>
+      <w:proofErr w:type="spellStart"/>
+      <w:r>
+        <w:t>last_name</w:t>
+      </w:r>
+      <w:proofErr w:type="spellEnd"/>
+      <w:r>
+        <w:t>, email, subject, message, privacy):</w:t>
+      </w:r>
+    </w:p>
+    <w:p>
+      <w:pPr>
+        <w:tabs>
+          <w:tab w:val="left" w:pos="2340"/>
+        </w:tabs>
+        <w:spacing w:line="278" w:lineRule="auto"/>
+      </w:pPr>
+      <w:r>
+        <w:t xml:space="preserve">Validates contact form input for required fields, correct formatting, </w:t>
+      </w:r>
+      <w:r>
+        <w:t>and agreement to privacy.</w:t>
+      </w:r>
+    </w:p>
+    <w:p>
+      <w:pPr>
+        <w:tabs>
+          <w:tab w:val="left" w:pos="2340"/>
+        </w:tabs>
+        <w:spacing w:line="278" w:lineRule="auto"/>
+      </w:pPr>
+      <w:r>
+        <w:t xml:space="preserve"> If </w:t>
+      </w:r>
+      <w:proofErr w:type="spellStart"/>
+      <w:r>
+        <w:t>fi</w:t>
+      </w:r>
+      <w:r>
+        <w:t>rst_name</w:t>
+      </w:r>
+      <w:proofErr w:type="spellEnd"/>
+      <w:r>
+        <w:t xml:space="preserve"> is blank/</w:t>
+      </w:r>
+      <w:proofErr w:type="gramStart"/>
+      <w:r>
+        <w:t>missing :</w:t>
+      </w:r>
+      <w:proofErr w:type="gramEnd"/>
+      <w:r>
+        <w:t xml:space="preserve"> append "Please Type First Name"</w:t>
+      </w:r>
+    </w:p>
+    <w:p>
+      <w:pPr>
+        <w:tabs>
+          <w:tab w:val="left" w:pos="2340"/>
+        </w:tabs>
+        <w:spacing w:line="278" w:lineRule="auto"/>
+      </w:pPr>
+      <w:r>
+        <w:t xml:space="preserve"> If </w:t>
+      </w:r>
+      <w:proofErr w:type="spellStart"/>
+      <w:r>
+        <w:t>last_name</w:t>
+      </w:r>
+      <w:proofErr w:type="spellEnd"/>
+      <w:r>
+        <w:t xml:space="preserve"> is blank/</w:t>
+      </w:r>
+      <w:proofErr w:type="gramStart"/>
+      <w:r>
+        <w:t xml:space="preserve">missing </w:t>
+      </w:r>
+      <w:r>
+        <w:t>:</w:t>
+      </w:r>
+      <w:proofErr w:type="gramEnd"/>
+      <w:r>
+        <w:t xml:space="preserve"> append "Please Type Last Name"</w:t>
+      </w:r>
+    </w:p>
+    <w:p>
+      <w:pPr>
+        <w:tabs>
+          <w:tab w:val="left" w:pos="2340"/>
+        </w:tabs>
+        <w:spacing w:line="278" w:lineRule="auto"/>
+      </w:pPr>
+      <w:r>
+        <w:t xml:space="preserve"> If email is blank/</w:t>
+      </w:r>
+      <w:proofErr w:type="gramStart"/>
+      <w:r>
+        <w:t>missing :</w:t>
+      </w:r>
+      <w:r>
+        <w:t>append</w:t>
+      </w:r>
+      <w:proofErr w:type="gramEnd"/>
+      <w:r>
+        <w:t xml:space="preserve"> "Please Type </w:t>
+      </w:r>
+      <w:proofErr w:type="spellStart"/>
+      <w:r>
+        <w:t>EmailID</w:t>
+      </w:r>
+      <w:proofErr w:type="spellEnd"/>
+      <w:r>
+        <w:t>"</w:t>
+      </w:r>
+    </w:p>
+    <w:p>
+      <w:pPr>
+        <w:tabs>
+          <w:tab w:val="left" w:pos="2340"/>
+        </w:tabs>
+        <w:spacing w:line="278" w:lineRule="auto"/>
+      </w:pPr>
+      <w:proofErr w:type="gramStart"/>
+      <w:r>
+        <w:t>i</w:t>
+      </w:r>
+      <w:r>
+        <w:t>f</w:t>
+      </w:r>
+      <w:proofErr w:type="gramEnd"/>
+      <w:r>
+        <w:t xml:space="preserve"> email is non-empty but doesn't match regex ^[^\s@]+@[^\s@]+\.[^\s@]+$ </w:t>
+      </w:r>
+      <w:r>
+        <w:t xml:space="preserve"> </w:t>
+      </w:r>
+      <w:r>
+        <w:t>append "Email standards not followed"</w:t>
+      </w:r>
+    </w:p>
+    <w:p>
+      <w:pPr>
+        <w:tabs>
+          <w:tab w:val="left" w:pos="2340"/>
+        </w:tabs>
+        <w:spacing w:line="278" w:lineRule="auto"/>
+      </w:pPr>
+      <w:r>
+        <w:t xml:space="preserve"> If subject is blank/</w:t>
+      </w:r>
+      <w:proofErr w:type="gramStart"/>
+      <w:r>
+        <w:t>missing :</w:t>
+      </w:r>
+      <w:proofErr w:type="gramEnd"/>
+      <w:r>
+        <w:t xml:space="preserve"> append "Please Type Subject"</w:t>
+      </w:r>
+    </w:p>
+    <w:p>
+      <w:pPr>
+        <w:tabs>
+          <w:tab w:val="left" w:pos="2340"/>
+        </w:tabs>
+        <w:spacing w:line="278" w:lineRule="auto"/>
+      </w:pPr>
+      <w:r>
+        <w:t xml:space="preserve"> If message is blank/missing → append "Please Type Message"</w:t>
+      </w:r>
+    </w:p>
+    <w:p>
+      <w:pPr>
+        <w:tabs>
+          <w:tab w:val="left" w:pos="2340"/>
+        </w:tabs>
+        <w:spacing w:line="278" w:lineRule="auto"/>
+      </w:pPr>
+      <w:r>
+        <w:t xml:space="preserve"> If privacy is not </w:t>
+      </w:r>
+      <w:proofErr w:type="gramStart"/>
+      <w:r>
+        <w:t>True</w:t>
+      </w:r>
+      <w:proofErr w:type="gramEnd"/>
+      <w:r>
+        <w:t xml:space="preserve"> → append "Please confirm the privacy policy"</w:t>
+      </w:r>
+    </w:p>
+    <w:p>
+      <w:pPr>
+        <w:tabs>
+          <w:tab w:val="left" w:pos="2340"/>
+        </w:tabs>
+        <w:spacing w:line="278" w:lineRule="auto"/>
+      </w:pPr>
+    </w:p>
+    <w:p>
+      <w:pPr>
+        <w:tabs>
+          <w:tab w:val="left" w:pos="2340"/>
+        </w:tabs>
+        <w:spacing w:line="278" w:lineRule="auto"/>
+      </w:pPr>
+      <w:r>
+        <w:t>Error messages are collected in a list.</w:t>
+      </w:r>
+    </w:p>
+    <w:p>
+      <w:pPr>
+        <w:tabs>
+          <w:tab w:val="left" w:pos="2340"/>
+        </w:tabs>
+        <w:spacing w:line="278" w:lineRule="auto"/>
+      </w:pPr>
+      <w:r>
+        <w:t>If no errors, return a success string with the form details.</w:t>
+      </w:r>
+    </w:p>
+    <w:p>
+      <w:pPr>
+        <w:tabs>
+          <w:tab w:val="left" w:pos="2340"/>
+        </w:tabs>
+        <w:spacing w:line="278" w:lineRule="auto"/>
+      </w:pPr>
+      <w:r>
+        <w:t>If errors exist, return the list of error messages.</w:t>
+      </w:r>
+    </w:p>
+    <w:p>
+      <w:pPr>
+        <w:tabs>
+          <w:tab w:val="left" w:pos="2340"/>
+        </w:tabs>
+        <w:spacing w:line="278" w:lineRule="auto"/>
+      </w:pPr>
+    </w:p>
+    <w:p>
+      <w:pPr>
+        <w:tabs>
+          <w:tab w:val="left" w:pos="2340"/>
+        </w:tabs>
+        <w:spacing w:line="278" w:lineRule="auto"/>
+      </w:pPr>
+      <w:r>
+        <w:t xml:space="preserve">Task 6 </w:t>
+      </w:r>
+    </w:p>
+    <w:p>
+      <w:pPr>
+        <w:tabs>
+          <w:tab w:val="left" w:pos="2340"/>
+        </w:tabs>
+        <w:spacing w:line="278" w:lineRule="auto"/>
+      </w:pPr>
+      <w:proofErr w:type="spellStart"/>
+      <w:proofErr w:type="gramStart"/>
+      <w:r>
+        <w:t>def</w:t>
+      </w:r>
+      <w:proofErr w:type="spellEnd"/>
+      <w:proofErr w:type="gramEnd"/>
+      <w:r>
+        <w:t xml:space="preserve"> </w:t>
+      </w:r>
+      <w:proofErr w:type="spellStart"/>
+      <w:r>
+        <w:t>I</w:t>
+      </w:r>
+      <w:r>
+        <w:t>sValidPassword</w:t>
+      </w:r>
+      <w:proofErr w:type="spellEnd"/>
+      <w:r>
+        <w:t>(password):</w:t>
+      </w:r>
+    </w:p>
+    <w:p>
+      <w:pPr>
+        <w:spacing w:line="278" w:lineRule="auto"/>
+      </w:pPr>
+      <w:r>
+        <w:t xml:space="preserve">Validates the strength and presence of a </w:t>
+      </w:r>
+      <w:proofErr w:type="gramStart"/>
+      <w:r>
+        <w:t>user ’s</w:t>
+      </w:r>
+      <w:proofErr w:type="gramEnd"/>
+      <w:r>
+        <w:t xml:space="preserve"> password and </w:t>
+      </w:r>
+      <w:r>
+        <w:t>Ensures the password meets length and complexity requirements</w:t>
+      </w:r>
+      <w:r>
+        <w:t xml:space="preserve"> </w:t>
+      </w:r>
+      <w:r>
+        <w:t>before account creation or update .</w:t>
+      </w:r>
+    </w:p>
+    <w:p>
+      <w:pPr>
+        <w:spacing w:line="278" w:lineRule="auto"/>
+      </w:pPr>
+      <w:r>
+        <w:t xml:space="preserve">If length of password is 0 then return </w:t>
+      </w:r>
+      <w:proofErr w:type="gramStart"/>
+      <w:r>
+        <w:t>‘ Please</w:t>
+      </w:r>
+      <w:proofErr w:type="gramEnd"/>
+      <w:r>
+        <w:t xml:space="preserve"> fill the password’</w:t>
+      </w:r>
+    </w:p>
+    <w:p>
+      <w:pPr>
+        <w:spacing w:line="278" w:lineRule="auto"/>
+      </w:pPr>
+      <w:proofErr w:type="gramStart"/>
+      <w:r>
+        <w:t xml:space="preserve">If </w:t>
+      </w:r>
+      <w:r>
+        <w:t xml:space="preserve"> password</w:t>
+      </w:r>
+      <w:proofErr w:type="gramEnd"/>
+      <w:r>
+        <w:t xml:space="preserve"> is missing , </w:t>
+      </w:r>
+      <w:r>
+        <w:t>It should return “Please fill the password”</w:t>
+      </w:r>
+    </w:p>
+    <w:p>
+      <w:pPr>
+        <w:spacing w:line="278" w:lineRule="auto"/>
+      </w:pPr>
+      <w:r>
+        <w:t xml:space="preserve">If </w:t>
+      </w:r>
+      <w:r>
+        <w:t xml:space="preserve">password is shorter than 12 or longer than 72 </w:t>
+      </w:r>
+      <w:proofErr w:type="gramStart"/>
+      <w:r>
+        <w:t>characters ,</w:t>
+      </w:r>
+      <w:proofErr w:type="gramEnd"/>
+      <w:r>
+        <w:t xml:space="preserve"> it should return  message “ </w:t>
+      </w:r>
+      <w:r>
+        <w:t>Length must be between 12 and 72 characters</w:t>
+      </w:r>
+      <w:r>
+        <w:t>”</w:t>
+      </w:r>
+    </w:p>
+    <w:p>
+      <w:pPr>
+        <w:spacing w:line="278" w:lineRule="auto"/>
+      </w:pPr>
+      <w:proofErr w:type="gramStart"/>
+      <w:r>
+        <w:t xml:space="preserve">If </w:t>
+      </w:r>
+      <w:r>
+        <w:t xml:space="preserve"> </w:t>
+      </w:r>
+      <w:r>
+        <w:t>password</w:t>
+      </w:r>
+      <w:proofErr w:type="gramEnd"/>
+      <w:r>
+        <w:t xml:space="preserve"> lacks one of the required character types ,</w:t>
+      </w:r>
+      <w:r>
+        <w:t xml:space="preserve"> appropriate message is added</w:t>
+      </w:r>
+    </w:p>
+    <w:p>
+      <w:pPr>
+        <w:pStyle w:val="ListParagraph"/>
+        <w:numPr>
+          <w:ilvl w:val="1"/>
+          <w:numId w:val="7"/>
+        </w:numPr>
+        <w:spacing w:line="278" w:lineRule="auto"/>
+      </w:pPr>
+      <w:r>
+        <w:t>Password must contain a lowercase letter</w:t>
+      </w:r>
+    </w:p>
+    <w:p>
+      <w:pPr>
+        <w:pStyle w:val="ListParagraph"/>
+        <w:numPr>
+          <w:ilvl w:val="1"/>
+          <w:numId w:val="7"/>
+        </w:numPr>
+        <w:spacing w:line="278" w:lineRule="auto"/>
+      </w:pPr>
+      <w:r>
+        <w:t>Password must contain an uppercase letter</w:t>
+      </w:r>
+    </w:p>
+    <w:p>
+      <w:pPr>
+        <w:pStyle w:val="ListParagraph"/>
+        <w:numPr>
+          <w:ilvl w:val="1"/>
+          <w:numId w:val="7"/>
+        </w:numPr>
+        <w:spacing w:line="278" w:lineRule="auto"/>
+      </w:pPr>
+      <w:r>
+        <w:t>Password must contain a special characte</w:t>
+      </w:r>
+      <w:r>
+        <w:t xml:space="preserve">r or </w:t>
+      </w:r>
+      <w:r>
+        <w:t>a number</w:t>
+      </w:r>
+    </w:p>
+    <w:p>
+      <w:pPr>
+        <w:spacing w:line="278" w:lineRule="auto"/>
+      </w:pPr>
+    </w:p>
+    <w:p>
+      <w:pPr>
+        <w:tabs>
+          <w:tab w:val="left" w:pos="2340"/>
+        </w:tabs>
+        <w:spacing w:line="278" w:lineRule="auto"/>
+      </w:pPr>
+      <w:r>
+        <w:t>Error messages are collected in a list.</w:t>
+      </w:r>
+    </w:p>
+    <w:p>
+      <w:pPr>
+        <w:tabs>
+          <w:tab w:val="left" w:pos="2340"/>
+        </w:tabs>
+        <w:spacing w:line="278" w:lineRule="auto"/>
+      </w:pPr>
+      <w:r>
+        <w:lastRenderedPageBreak/>
+        <w:t>Upon success it should return ‘The password is valid’</w:t>
+      </w:r>
+    </w:p>
+    <w:p>
+      <w:pPr>
+        <w:tabs>
+          <w:tab w:val="left" w:pos="2340"/>
+        </w:tabs>
+        <w:spacing w:line="278" w:lineRule="auto"/>
+      </w:pPr>
+    </w:p>
+    <w:p>
+      <w:pPr>
+        <w:tabs>
+          <w:tab w:val="left" w:pos="2340"/>
+        </w:tabs>
+        <w:spacing w:line="278" w:lineRule="auto"/>
+      </w:pPr>
+    </w:p>
+    <w:p>
+      <w:pPr>
+        <w:tabs>
+          <w:tab w:val="left" w:pos="2340"/>
+        </w:tabs>
+        <w:spacing w:line="278" w:lineRule="auto"/>
+      </w:pPr>
+    </w:p>
+    <w:p>
+      <w:pPr>
+        <w:tabs>
+          <w:tab w:val="left" w:pos="2340"/>
+        </w:tabs>
+        <w:spacing w:line="278" w:lineRule="auto"/>
+      </w:pPr>
+    </w:p>
+    <w:p>
+      <w:pPr>
+        <w:tabs>
+          <w:tab w:val="left" w:pos="2340"/>
+        </w:tabs>
+        <w:spacing w:line="278" w:lineRule="auto"/>
+      </w:pPr>
+    </w:p>
+    <w:p>
+      <w:pPr>
+        <w:tabs>
+          <w:tab w:val="left" w:pos="2340"/>
+        </w:tabs>
+        <w:spacing w:line="278" w:lineRule="auto"/>
+      </w:pPr>
+    </w:p>
+    <w:p>
+      <w:pPr>
+        <w:tabs>
+          <w:tab w:val="left" w:pos="2340"/>
+        </w:tabs>
+        <w:spacing w:line="278" w:lineRule="auto"/>
+      </w:pPr>
+    </w:p>
+    <w:p>
+      <w:pPr>
+        <w:tabs>
+          <w:tab w:val="left" w:pos="2340"/>
+        </w:tabs>
+        <w:spacing w:line="278" w:lineRule="auto"/>
+      </w:pPr>
+    </w:p>
+    <w:p>
+      <w:pPr>
+        <w:tabs>
+          <w:tab w:val="left" w:pos="2340"/>
+        </w:tabs>
+        <w:spacing w:line="278" w:lineRule="auto"/>
+      </w:pPr>
+    </w:p>
+    <w:p>
+      <w:pPr>
+        <w:tabs>
+          <w:tab w:val="left" w:pos="2340"/>
+        </w:tabs>
+        <w:spacing w:line="278" w:lineRule="auto"/>
+      </w:pPr>
+    </w:p>
+    <w:p>
+      <w:pPr>
+        <w:tabs>
+          <w:tab w:val="left" w:pos="2340"/>
+        </w:tabs>
+        <w:spacing w:line="278" w:lineRule="auto"/>
+      </w:pPr>
+    </w:p>
+    <w:p>
+      <w:pPr>
+        <w:tabs>
+          <w:tab w:val="left" w:pos="2340"/>
+        </w:tabs>
+        <w:spacing w:line="278" w:lineRule="auto"/>
+      </w:pPr>
+      <w:r>
+        <w:t xml:space="preserve">Task 7 </w:t>
+      </w:r>
+    </w:p>
+    <w:p>
+      <w:pPr>
+        <w:tabs>
+          <w:tab w:val="left" w:pos="2340"/>
+        </w:tabs>
+        <w:spacing w:line="278" w:lineRule="auto"/>
+      </w:pPr>
+      <w:proofErr w:type="spellStart"/>
+      <w:proofErr w:type="gramStart"/>
+      <w:r>
+        <w:t>def</w:t>
+      </w:r>
+      <w:proofErr w:type="spellEnd"/>
+      <w:proofErr w:type="gramEnd"/>
+      <w:r>
+        <w:t xml:space="preserve"> </w:t>
+      </w:r>
+      <w:proofErr w:type="spellStart"/>
+      <w:r>
+        <w:t>shopping_list</w:t>
+      </w:r>
+      <w:proofErr w:type="spellEnd"/>
+      <w:r>
+        <w:t>(products):</w:t>
       </w:r>
     </w:p>
     <w:p>
@@ -511,15 +1533,29 @@
           <w:ilvl w:val="0"/>
           <w:numId w:val="4"/>
         </w:numPr>
-      </w:pPr>
-      <w:r>
-        <w:t>*</w:t>
-      </w:r>
-      <w:r>
-        <w:t xml:space="preserve">Find average price of the </w:t>
-      </w:r>
-      <w:r>
-        <w:t>list of prices given*</w:t>
+        <w:tabs>
+          <w:tab w:val="left" w:pos="2340"/>
+        </w:tabs>
+        <w:spacing w:line="278" w:lineRule="auto"/>
+      </w:pPr>
+      <w:r>
+        <w:t>Takes in a list of products and renders the title of each product inside an html list using &lt;</w:t>
+      </w:r>
+      <w:proofErr w:type="spellStart"/>
+      <w:r>
+        <w:t>ul</w:t>
+      </w:r>
+      <w:proofErr w:type="spellEnd"/>
+      <w:r>
+        <w:t>&gt; &lt;/</w:t>
+      </w:r>
+      <w:proofErr w:type="spellStart"/>
+      <w:r>
+        <w:t>ul</w:t>
+      </w:r>
+      <w:proofErr w:type="spellEnd"/>
+      <w:r>
+        <w:t>&gt; tag with &lt;li&gt; elements containing the title of the product.</w:t>
       </w:r>
     </w:p>
     <w:p>
@@ -529,57 +1565,380 @@
           <w:ilvl w:val="0"/>
           <w:numId w:val="4"/>
         </w:numPr>
-      </w:pPr>
-      <w:r>
-        <w:t>*Excludes prices with none or missing values*</w:t>
-      </w:r>
-    </w:p>
-    <w:p>
-      <w:pPr>
-        <w:ind w:left="720"/>
-      </w:pPr>
-    </w:p>
-    <w:p/>
-    <w:p/>
-    <w:p/>
-    <w:p/>
-    <w:p/>
-    <w:p/>
-    <w:p/>
-    <w:p/>
-    <w:p/>
-    <w:p/>
-    <w:p/>
-    <w:p/>
-    <w:p/>
-    <w:p/>
-    <w:p/>
-    <w:p/>
-    <w:p/>
-    <w:p/>
-    <w:p/>
-    <w:p/>
-    <w:p/>
-    <w:p/>
-    <w:p/>
-    <w:p/>
-    <w:p/>
-    <w:p>
+        <w:spacing w:line="278" w:lineRule="auto"/>
+        <w:ind w:right="-705"/>
+      </w:pPr>
+      <w:r>
+        <w:t xml:space="preserve">If </w:t>
+      </w:r>
+      <w:proofErr w:type="spellStart"/>
+      <w:r>
+        <w:t>shopping_list</w:t>
+      </w:r>
+      <w:proofErr w:type="spellEnd"/>
+      <w:r>
+        <w:t xml:space="preserve"> returns an empty </w:t>
+      </w:r>
+      <w:proofErr w:type="gramStart"/>
+      <w:r>
+        <w:t>list ,</w:t>
+      </w:r>
+      <w:proofErr w:type="gramEnd"/>
+      <w:r>
+        <w:t xml:space="preserve"> the &lt;</w:t>
+      </w:r>
+      <w:proofErr w:type="spellStart"/>
+      <w:r>
+        <w:t>ul</w:t>
+      </w:r>
+      <w:proofErr w:type="spellEnd"/>
+      <w:r>
+        <w:t>&gt; will render no &lt;li &gt; elements.</w:t>
+      </w:r>
+    </w:p>
+    <w:p>
+      <w:pPr>
+        <w:pStyle w:val="ListParagraph"/>
+        <w:numPr>
+          <w:ilvl w:val="0"/>
+          <w:numId w:val="4"/>
+        </w:numPr>
+        <w:spacing w:line="278" w:lineRule="auto"/>
+        <w:ind w:right="-705"/>
+      </w:pPr>
+      <w:r>
+        <w:t xml:space="preserve">Example : </w:t>
+      </w:r>
+      <w:proofErr w:type="spellStart"/>
+      <w:r>
+        <w:t>shopping_list</w:t>
+      </w:r>
+      <w:proofErr w:type="spellEnd"/>
+      <w:r>
+        <w:t>([{"title":"</w:t>
+      </w:r>
+      <w:proofErr w:type="spellStart"/>
+      <w:r>
+        <w:t>Plátano</w:t>
+      </w:r>
+      <w:proofErr w:type="spellEnd"/>
+      <w:r>
+        <w:t>"},{"</w:t>
+      </w:r>
+      <w:proofErr w:type="spellStart"/>
+      <w:r>
+        <w:t>title":"Mango</w:t>
+      </w:r>
+      <w:proofErr w:type="spellEnd"/>
+      <w:r>
+        <w:t>”}</w:t>
+      </w:r>
+      <w:r>
+        <w:t>]</w:t>
+      </w:r>
+      <w:r>
+        <w:t>)</w:t>
+      </w:r>
+    </w:p>
+    <w:p>
+      <w:pPr>
+        <w:pStyle w:val="ListParagraph"/>
+        <w:numPr>
+          <w:ilvl w:val="0"/>
+          <w:numId w:val="4"/>
+        </w:numPr>
+        <w:spacing w:line="278" w:lineRule="auto"/>
+        <w:ind w:right="-705"/>
+      </w:pPr>
+      <w:r>
+        <w:t>Output:&lt;</w:t>
+      </w:r>
+      <w:proofErr w:type="spellStart"/>
+      <w:r>
+        <w:t>ul</w:t>
+      </w:r>
+      <w:proofErr w:type="spellEnd"/>
+      <w:r>
+        <w:t>&gt;&lt;li&gt;</w:t>
+      </w:r>
+      <w:r>
+        <w:t xml:space="preserve"> </w:t>
+      </w:r>
+      <w:proofErr w:type="spellStart"/>
+      <w:r>
+        <w:t>Plátano</w:t>
+      </w:r>
+      <w:proofErr w:type="spellEnd"/>
+      <w:r>
+        <w:t>&lt;/li&gt;</w:t>
+      </w:r>
+      <w:r>
+        <w:t>&lt;li&gt;</w:t>
+      </w:r>
+      <w:r>
+        <w:t xml:space="preserve"> </w:t>
+      </w:r>
+      <w:r>
+        <w:t>Mango</w:t>
+      </w:r>
+      <w:r>
+        <w:t>&lt;/li&gt;</w:t>
+      </w:r>
+    </w:p>
+    <w:p>
+      <w:pPr>
+        <w:spacing w:line="278" w:lineRule="auto"/>
+        <w:ind w:right="-705"/>
+      </w:pPr>
+    </w:p>
+    <w:p>
+      <w:pPr>
+        <w:spacing w:line="278" w:lineRule="auto"/>
+        <w:ind w:right="-705"/>
+      </w:pPr>
+      <w:r>
+        <w:t xml:space="preserve">Task 8 </w:t>
+      </w:r>
+    </w:p>
+    <w:p>
+      <w:pPr>
+        <w:spacing w:line="278" w:lineRule="auto"/>
+        <w:ind w:right="-705"/>
+      </w:pPr>
+      <w:proofErr w:type="spellStart"/>
+      <w:proofErr w:type="gramStart"/>
+      <w:r>
+        <w:t>def</w:t>
+      </w:r>
+      <w:proofErr w:type="spellEnd"/>
+      <w:proofErr w:type="gramEnd"/>
+      <w:r>
+        <w:t xml:space="preserve"> </w:t>
+      </w:r>
+      <w:r>
+        <w:t>slugify_manual(text,separator='-',lowercase=True,ignore=None,truncate=None)</w:t>
+      </w:r>
+      <w:r>
+        <w:t>:</w:t>
+      </w:r>
+    </w:p>
+    <w:p>
+      <w:pPr>
+        <w:spacing w:line="278" w:lineRule="auto"/>
+      </w:pPr>
+      <w:r>
+        <w:t xml:space="preserve"> </w:t>
+      </w:r>
+      <w:r>
+        <w:t xml:space="preserve">Converts any given string into a URL - friendly slug by transliterating Unicode characters into their alphanumeric </w:t>
+      </w:r>
+      <w:proofErr w:type="gramStart"/>
+      <w:r>
+        <w:t>equivalents .</w:t>
+      </w:r>
+      <w:proofErr w:type="gramEnd"/>
+      <w:r>
+        <w:t xml:space="preserve"> </w:t>
+      </w:r>
+    </w:p>
+    <w:p>
+      <w:pPr>
+        <w:spacing w:line="278" w:lineRule="auto"/>
+      </w:pPr>
+      <w:proofErr w:type="gramStart"/>
+      <w:r>
+        <w:t>text</w:t>
+      </w:r>
+      <w:proofErr w:type="gramEnd"/>
+      <w:r>
+        <w:t xml:space="preserve">: Takes in a string which needs to be </w:t>
+      </w:r>
+      <w:proofErr w:type="spellStart"/>
+      <w:r>
+        <w:t>slugified</w:t>
+      </w:r>
+      <w:proofErr w:type="spellEnd"/>
+    </w:p>
+    <w:p>
+      <w:pPr>
+        <w:spacing w:line="278" w:lineRule="auto"/>
+      </w:pPr>
+      <w:proofErr w:type="gramStart"/>
+      <w:r>
+        <w:t>separator</w:t>
+      </w:r>
+      <w:proofErr w:type="gramEnd"/>
+      <w:r>
+        <w:t xml:space="preserve">= ( binary or UTF -8 integer ): character (s) used to replace spaces between words . Default: </w:t>
+      </w:r>
+      <w:proofErr w:type="gramStart"/>
+      <w:r>
+        <w:t>‘ –</w:t>
+      </w:r>
+      <w:proofErr w:type="gramEnd"/>
+      <w:r>
+        <w:t xml:space="preserve"> ‘</w:t>
+      </w:r>
+    </w:p>
+    <w:p>
+      <w:pPr>
+        <w:spacing w:line="278" w:lineRule="auto"/>
+      </w:pPr>
+      <w:proofErr w:type="gramStart"/>
+      <w:r>
+        <w:t>lowercase</w:t>
+      </w:r>
+      <w:proofErr w:type="gramEnd"/>
+      <w:r>
+        <w:t xml:space="preserve"> ( string ) : whether to convert the result to lowercase . </w:t>
+      </w:r>
+      <w:proofErr w:type="gramStart"/>
+      <w:r>
+        <w:t>Default :</w:t>
+      </w:r>
+      <w:proofErr w:type="gramEnd"/>
+      <w:r>
+        <w:t xml:space="preserve"> true</w:t>
+      </w:r>
+    </w:p>
+    <w:p>
+      <w:pPr>
+        <w:spacing w:line="278" w:lineRule="auto"/>
+      </w:pPr>
+      <w:proofErr w:type="gramStart"/>
+      <w:r>
+        <w:t>ignore</w:t>
+      </w:r>
+      <w:proofErr w:type="gramEnd"/>
+      <w:r>
+        <w:t xml:space="preserve">: ( string or list of strings ): characters to preserve in the slug and skip during </w:t>
+      </w:r>
+      <w:proofErr w:type="spellStart"/>
+      <w:r>
+        <w:t>cleanup</w:t>
+      </w:r>
+      <w:proofErr w:type="spellEnd"/>
+      <w:r>
+        <w:t xml:space="preserve">. </w:t>
+      </w:r>
+      <w:proofErr w:type="spellStart"/>
+      <w:r>
+        <w:t>Defaullt</w:t>
+      </w:r>
+      <w:proofErr w:type="spellEnd"/>
+      <w:r>
+        <w:t>: None</w:t>
+      </w:r>
+    </w:p>
+    <w:p>
+      <w:pPr>
+        <w:spacing w:line="278" w:lineRule="auto"/>
+      </w:pPr>
+      <w:proofErr w:type="gramStart"/>
+      <w:r>
+        <w:t>truncate</w:t>
+      </w:r>
+      <w:proofErr w:type="gramEnd"/>
+      <w:r>
+        <w:t>: ( positive integer ) : maximum length of the slug , truncating without breaking words .</w:t>
+      </w:r>
+    </w:p>
+    <w:p>
+      <w:pPr>
+        <w:spacing w:line="278" w:lineRule="auto"/>
+        <w:ind w:right="-705"/>
+      </w:pPr>
+      <w:r>
+        <w:t xml:space="preserve">A </w:t>
+      </w:r>
+      <w:proofErr w:type="spellStart"/>
+      <w:r>
+        <w:t>slugified</w:t>
+      </w:r>
+      <w:proofErr w:type="spellEnd"/>
+      <w:r>
+        <w:t xml:space="preserve"> string containing only </w:t>
+      </w:r>
+      <w:proofErr w:type="spellStart"/>
+      <w:r>
+        <w:t>alphanumerics</w:t>
+      </w:r>
+      <w:proofErr w:type="spellEnd"/>
+      <w:r>
+        <w:t xml:space="preserve"> and the configured </w:t>
+      </w:r>
+      <w:proofErr w:type="gramStart"/>
+      <w:r>
+        <w:t>separator .</w:t>
+      </w:r>
+      <w:proofErr w:type="gramEnd"/>
+    </w:p>
+    <w:p>
+      <w:pPr>
+        <w:spacing w:line="278" w:lineRule="auto"/>
+        <w:ind w:right="-705"/>
+      </w:pPr>
       <w:r>
         <w:lastRenderedPageBreak/>
-        <w:t xml:space="preserve">Task </w:t>
-      </w:r>
-      <w:proofErr w:type="gramStart"/>
-      <w:r>
-        <w:t>3  get</w:t>
-      </w:r>
-      <w:proofErr w:type="gramEnd"/>
-      <w:r>
-        <w:t>_min_2_attributes()</w:t>
-      </w:r>
-    </w:p>
-    <w:p/>
-    <w:p>
+        <w:t>Returns None if no valid slug can be generated (</w:t>
+      </w:r>
+      <w:proofErr w:type="spellStart"/>
+      <w:r>
+        <w:t>e.g</w:t>
+      </w:r>
+      <w:proofErr w:type="spellEnd"/>
+      <w:r>
+        <w:t xml:space="preserve"> .input contains only invalid </w:t>
+      </w:r>
+      <w:proofErr w:type="gramStart"/>
+      <w:r>
+        <w:t>characters )</w:t>
+      </w:r>
+      <w:proofErr w:type="gramEnd"/>
+      <w:r>
+        <w:t>.</w:t>
+      </w:r>
+    </w:p>
+    <w:p>
+      <w:pPr>
+        <w:spacing w:line="278" w:lineRule="auto"/>
+        <w:ind w:right="-705"/>
+      </w:pPr>
+    </w:p>
+    <w:p>
+      <w:pPr>
+        <w:spacing w:line="278" w:lineRule="auto"/>
+        <w:ind w:right="-705"/>
+      </w:pPr>
+      <w:r>
+        <w:t>Task 9</w:t>
+      </w:r>
+    </w:p>
+    <w:p>
+      <w:pPr>
+        <w:spacing w:line="278" w:lineRule="auto"/>
+        <w:ind w:right="-705"/>
+      </w:pPr>
+      <w:r>
+        <w:t xml:space="preserve">Class </w:t>
+      </w:r>
+      <w:proofErr w:type="spellStart"/>
+      <w:r>
+        <w:t>Product_cache_get</w:t>
+      </w:r>
+      <w:proofErr w:type="spellEnd"/>
+      <w:r>
+        <w:t>:</w:t>
+      </w:r>
+    </w:p>
+    <w:p>
+      <w:pPr>
+        <w:spacing w:line="278" w:lineRule="auto"/>
+        <w:ind w:right="-705"/>
+      </w:pPr>
+      <w:r>
+        <w:t xml:space="preserve">    </w:t>
+      </w:r>
       <w:proofErr w:type="spellStart"/>
       <w:proofErr w:type="gramStart"/>
       <w:r>
@@ -588,11 +1947,19 @@
       <w:proofErr w:type="spellEnd"/>
       <w:proofErr w:type="gramEnd"/>
       <w:r>
-        <w:t xml:space="preserve"> get_min_2_attributes(</w:t>
-      </w:r>
-      <w:proofErr w:type="spellStart"/>
-      <w:r>
-        <w:t>data,dict_search</w:t>
+        <w:t xml:space="preserve"> __</w:t>
+      </w:r>
+      <w:proofErr w:type="spellStart"/>
+      <w:r>
+        <w:t>init</w:t>
+      </w:r>
+      <w:proofErr w:type="spellEnd"/>
+      <w:r>
+        <w:t>__(</w:t>
+      </w:r>
+      <w:proofErr w:type="spellStart"/>
+      <w:r>
+        <w:t>self,expiry_time</w:t>
       </w:r>
       <w:proofErr w:type="spellEnd"/>
       <w:r>
@@ -600,669 +1967,186 @@
       </w:r>
     </w:p>
     <w:p>
-      <w:r>
-        <w:t>*</w:t>
-      </w:r>
+      <w:pPr>
+        <w:spacing w:line="278" w:lineRule="auto"/>
+        <w:ind w:right="-705"/>
+      </w:pPr>
+      <w:r>
+        <w:t xml:space="preserve">    </w:t>
+      </w:r>
+      <w:proofErr w:type="spellStart"/>
+      <w:proofErr w:type="gramStart"/>
+      <w:r>
+        <w:t>def</w:t>
+      </w:r>
+      <w:proofErr w:type="spellEnd"/>
+      <w:proofErr w:type="gramEnd"/>
+      <w:r>
+        <w:t xml:space="preserve"> set(</w:t>
+      </w:r>
+      <w:proofErr w:type="spellStart"/>
+      <w:r>
+        <w:t>self,key,value,ttl</w:t>
+      </w:r>
+      <w:proofErr w:type="spellEnd"/>
+      <w:r>
+        <w:t>=None):</w:t>
+      </w:r>
+    </w:p>
+    <w:p>
+      <w:pPr>
+        <w:spacing w:line="278" w:lineRule="auto"/>
+        <w:ind w:right="-705"/>
+      </w:pPr>
+      <w:r>
+        <w:t xml:space="preserve">    </w:t>
+      </w:r>
+      <w:proofErr w:type="spellStart"/>
+      <w:proofErr w:type="gramStart"/>
+      <w:r>
+        <w:t>def</w:t>
+      </w:r>
+      <w:proofErr w:type="spellEnd"/>
+      <w:proofErr w:type="gramEnd"/>
+      <w:r>
+        <w:t xml:space="preserve"> get(</w:t>
+      </w:r>
+      <w:proofErr w:type="spellStart"/>
+      <w:r>
+        <w:t>self,key</w:t>
+      </w:r>
+      <w:proofErr w:type="spellEnd"/>
+      <w:r>
+        <w:t>):</w:t>
+      </w:r>
+    </w:p>
+    <w:p>
+      <w:pPr>
+        <w:spacing w:line="278" w:lineRule="auto"/>
+        <w:ind w:right="-705"/>
+      </w:pPr>
+      <w:r>
+        <w:t xml:space="preserve">    </w:t>
+      </w:r>
+      <w:proofErr w:type="spellStart"/>
+      <w:proofErr w:type="gramStart"/>
+      <w:r>
+        <w:t>def</w:t>
+      </w:r>
+      <w:proofErr w:type="spellEnd"/>
+      <w:proofErr w:type="gramEnd"/>
+      <w:r>
+        <w:t xml:space="preserve"> delete(</w:t>
+      </w:r>
+      <w:proofErr w:type="spellStart"/>
+      <w:r>
+        <w:t>self,key</w:t>
+      </w:r>
+      <w:proofErr w:type="spellEnd"/>
+      <w:r>
+        <w:t>):</w:t>
+      </w:r>
+    </w:p>
+    <w:p>
+      <w:pPr>
+        <w:spacing w:line="278" w:lineRule="auto"/>
+        <w:ind w:right="-705"/>
+      </w:pPr>
+      <w:r>
+        <w:t xml:space="preserve">    </w:t>
+      </w:r>
+      <w:proofErr w:type="spellStart"/>
+      <w:proofErr w:type="gramStart"/>
+      <w:r>
+        <w:t>def</w:t>
+      </w:r>
+      <w:proofErr w:type="spellEnd"/>
+      <w:proofErr w:type="gramEnd"/>
       <w:r>
         <w:t xml:space="preserve"> </w:t>
       </w:r>
-      <w:r>
-        <w:t>Calculates the minimum value of a given attribute across all products*</w:t>
-      </w:r>
-    </w:p>
-    <w:p>
-      <w:r>
-        <w:t>*</w:t>
-      </w:r>
-      <w:r>
-        <w:t xml:space="preserve"> </w:t>
-      </w:r>
-      <w:r>
-        <w:t>Data as a parameter which takes a list of dictionaries each containing various attributes*</w:t>
-      </w:r>
-    </w:p>
-    <w:p>
-      <w:pPr>
-        <w:spacing w:line="278" w:lineRule="auto"/>
-      </w:pPr>
-      <w:r>
-        <w:t>*</w:t>
-      </w:r>
-      <w:r>
-        <w:t xml:space="preserve"> </w:t>
-      </w:r>
-      <w:proofErr w:type="spellStart"/>
-      <w:r>
-        <w:t>Dict_search</w:t>
-      </w:r>
-      <w:proofErr w:type="spellEnd"/>
-      <w:r>
-        <w:t xml:space="preserve"> It represents the attribute to extract*</w:t>
-      </w:r>
-    </w:p>
-    <w:p>
-      <w:pPr>
-        <w:spacing w:line="278" w:lineRule="auto"/>
-      </w:pPr>
-      <w:r>
-        <w:t>* Ignore product if attribute is not present in a product*</w:t>
-      </w:r>
-    </w:p>
-    <w:p>
-      <w:pPr>
-        <w:tabs>
-          <w:tab w:val="left" w:pos="2340"/>
-        </w:tabs>
-        <w:spacing w:line="278" w:lineRule="auto"/>
-      </w:pPr>
-      <w:r>
-        <w:t xml:space="preserve">* Return </w:t>
-      </w:r>
-      <w:proofErr w:type="gramStart"/>
-      <w:r>
-        <w:t>None</w:t>
-      </w:r>
-      <w:proofErr w:type="gramEnd"/>
-      <w:r>
-        <w:t xml:space="preserve"> </w:t>
-      </w:r>
-      <w:r>
-        <w:t xml:space="preserve">if </w:t>
-      </w:r>
-      <w:r>
-        <w:t>data is empty*</w:t>
-      </w:r>
-    </w:p>
-    <w:p>
-      <w:pPr>
-        <w:tabs>
-          <w:tab w:val="left" w:pos="2340"/>
-        </w:tabs>
-        <w:spacing w:line="278" w:lineRule="auto"/>
-      </w:pPr>
-    </w:p>
-    <w:p>
-      <w:pPr>
-        <w:tabs>
-          <w:tab w:val="left" w:pos="2340"/>
-        </w:tabs>
-        <w:spacing w:line="278" w:lineRule="auto"/>
-      </w:pPr>
-    </w:p>
-    <w:p>
-      <w:pPr>
-        <w:tabs>
-          <w:tab w:val="left" w:pos="2340"/>
-        </w:tabs>
-        <w:spacing w:line="278" w:lineRule="auto"/>
-      </w:pPr>
-    </w:p>
-    <w:p>
-      <w:pPr>
-        <w:tabs>
-          <w:tab w:val="left" w:pos="2340"/>
-        </w:tabs>
-        <w:spacing w:line="278" w:lineRule="auto"/>
-      </w:pPr>
-      <w:r>
-        <w:t xml:space="preserve">Task 4 </w:t>
-      </w:r>
-      <w:proofErr w:type="spellStart"/>
-      <w:r>
-        <w:t>get_read_</w:t>
-      </w:r>
-      <w:proofErr w:type="gramStart"/>
-      <w:r>
-        <w:t>duration</w:t>
-      </w:r>
-      <w:proofErr w:type="spellEnd"/>
-      <w:r>
-        <w:t>()</w:t>
-      </w:r>
-      <w:proofErr w:type="gramEnd"/>
-    </w:p>
-    <w:p>
-      <w:pPr>
-        <w:tabs>
-          <w:tab w:val="left" w:pos="2340"/>
-        </w:tabs>
-        <w:spacing w:line="278" w:lineRule="auto"/>
-      </w:pPr>
-      <w:proofErr w:type="spellStart"/>
-      <w:proofErr w:type="gramStart"/>
-      <w:r>
-        <w:t>def</w:t>
-      </w:r>
-      <w:proofErr w:type="spellEnd"/>
-      <w:proofErr w:type="gramEnd"/>
-      <w:r>
-        <w:t xml:space="preserve"> </w:t>
-      </w:r>
-      <w:proofErr w:type="spellStart"/>
-      <w:r>
-        <w:t>get_read_duration</w:t>
-      </w:r>
-      <w:proofErr w:type="spellEnd"/>
-      <w:r>
-        <w:t>(text):</w:t>
-      </w:r>
-    </w:p>
-    <w:p>
-      <w:pPr>
-        <w:tabs>
-          <w:tab w:val="left" w:pos="2340"/>
-        </w:tabs>
-        <w:spacing w:line="278" w:lineRule="auto"/>
-      </w:pPr>
-      <w:r>
-        <w:t>*Estimates how many minutes it takes to read a blog post based on its body text*</w:t>
-      </w:r>
-    </w:p>
-    <w:p>
-      <w:pPr>
-        <w:tabs>
-          <w:tab w:val="left" w:pos="2340"/>
-        </w:tabs>
-        <w:spacing w:line="278" w:lineRule="auto"/>
-      </w:pPr>
-      <w:r>
-        <w:t>* Estimated reading time in minutes, rounded up (minimum of 1).*</w:t>
-      </w:r>
-    </w:p>
-    <w:p>
-      <w:pPr>
-        <w:spacing w:line="278" w:lineRule="auto"/>
-      </w:pPr>
-      <w:r>
-        <w:t>*</w:t>
-      </w:r>
-      <w:r>
-        <w:t xml:space="preserve"> </w:t>
-      </w:r>
-      <w:r>
-        <w:t xml:space="preserve">Assumes an average reading speed of 200 words per minute </w:t>
-      </w:r>
-      <w:r>
-        <w:t>*</w:t>
-      </w:r>
-    </w:p>
-    <w:p>
-      <w:pPr>
-        <w:spacing w:line="278" w:lineRule="auto"/>
-      </w:pPr>
-      <w:r>
-        <w:t>*</w:t>
-      </w:r>
-      <w:r>
-        <w:t xml:space="preserve">An empty string ("") =&gt; returns </w:t>
-      </w:r>
-      <w:r>
-        <w:t>1*</w:t>
-      </w:r>
-    </w:p>
-    <w:p>
-      <w:pPr>
-        <w:spacing w:line="278" w:lineRule="auto"/>
-      </w:pPr>
-      <w:r>
-        <w:t>*</w:t>
-      </w:r>
-      <w:r>
-        <w:t xml:space="preserve"> </w:t>
-      </w:r>
-      <w:r>
-        <w:t>Text as a parameter which takes in a body of text*</w:t>
-      </w:r>
-    </w:p>
-    <w:p>
-      <w:pPr>
-        <w:spacing w:line="278" w:lineRule="auto"/>
-      </w:pPr>
-    </w:p>
-    <w:p>
-      <w:pPr>
-        <w:tabs>
-          <w:tab w:val="left" w:pos="2340"/>
-        </w:tabs>
-        <w:spacing w:line="278" w:lineRule="auto"/>
-      </w:pPr>
-      <w:r>
-        <w:t>Task 5 Form Validation</w:t>
-      </w:r>
-    </w:p>
-    <w:p>
-      <w:pPr>
-        <w:tabs>
-          <w:tab w:val="left" w:pos="2340"/>
-        </w:tabs>
-        <w:spacing w:line="278" w:lineRule="auto"/>
-      </w:pPr>
-      <w:proofErr w:type="spellStart"/>
-      <w:proofErr w:type="gramStart"/>
-      <w:r>
-        <w:t>def</w:t>
-      </w:r>
-      <w:proofErr w:type="spellEnd"/>
-      <w:proofErr w:type="gramEnd"/>
-      <w:r>
-        <w:t xml:space="preserve"> </w:t>
-      </w:r>
-      <w:proofErr w:type="spellStart"/>
-      <w:r>
-        <w:t>validate_form</w:t>
-      </w:r>
-      <w:proofErr w:type="spellEnd"/>
-      <w:r>
-        <w:t>(</w:t>
-      </w:r>
-      <w:proofErr w:type="spellStart"/>
-      <w:r>
-        <w:t>first_name</w:t>
-      </w:r>
-      <w:proofErr w:type="spellEnd"/>
-      <w:r>
-        <w:t xml:space="preserve">, </w:t>
-      </w:r>
-      <w:proofErr w:type="spellStart"/>
-      <w:r>
-        <w:t>last_name</w:t>
-      </w:r>
-      <w:proofErr w:type="spellEnd"/>
-      <w:r>
-        <w:t>, email, subject, message, privacy):</w:t>
-      </w:r>
-    </w:p>
-    <w:p>
-      <w:pPr>
-        <w:tabs>
-          <w:tab w:val="left" w:pos="2340"/>
-        </w:tabs>
-        <w:spacing w:line="278" w:lineRule="auto"/>
-      </w:pPr>
-      <w:r>
-        <w:t>Validates contact form input for required fields, correct formatting,</w:t>
-      </w:r>
-      <w:r>
-        <w:t xml:space="preserve"> </w:t>
-      </w:r>
-      <w:r>
-        <w:t>and agreement to privacy.</w:t>
-      </w:r>
-    </w:p>
-    <w:p>
-      <w:pPr>
-        <w:tabs>
-          <w:tab w:val="left" w:pos="2340"/>
-        </w:tabs>
-        <w:spacing w:line="278" w:lineRule="auto"/>
-      </w:pPr>
-      <w:r>
-        <w:t xml:space="preserve"> If </w:t>
-      </w:r>
-      <w:proofErr w:type="spellStart"/>
-      <w:r>
-        <w:t>fi</w:t>
-      </w:r>
-      <w:r>
-        <w:t>rst_name</w:t>
-      </w:r>
-      <w:proofErr w:type="spellEnd"/>
-      <w:r>
-        <w:t xml:space="preserve"> is blank/</w:t>
-      </w:r>
-      <w:proofErr w:type="gramStart"/>
-      <w:r>
-        <w:t>missing :</w:t>
-      </w:r>
-      <w:proofErr w:type="gramEnd"/>
-      <w:r>
-        <w:t xml:space="preserve"> append "Please Type First Name"</w:t>
-      </w:r>
-    </w:p>
-    <w:p>
-      <w:pPr>
-        <w:tabs>
-          <w:tab w:val="left" w:pos="2340"/>
-        </w:tabs>
-        <w:spacing w:line="278" w:lineRule="auto"/>
-      </w:pPr>
-      <w:r>
-        <w:t xml:space="preserve"> If </w:t>
-      </w:r>
-      <w:proofErr w:type="spellStart"/>
-      <w:r>
-        <w:t>last_name</w:t>
-      </w:r>
-      <w:proofErr w:type="spellEnd"/>
-      <w:r>
-        <w:t xml:space="preserve"> is blank/</w:t>
-      </w:r>
-      <w:proofErr w:type="gramStart"/>
-      <w:r>
-        <w:t xml:space="preserve">missing </w:t>
-      </w:r>
-      <w:r>
-        <w:t>:</w:t>
-      </w:r>
-      <w:proofErr w:type="gramEnd"/>
-      <w:r>
-        <w:t xml:space="preserve"> append "Please Type Last Name"</w:t>
-      </w:r>
-    </w:p>
-    <w:p>
-      <w:pPr>
-        <w:tabs>
-          <w:tab w:val="left" w:pos="2340"/>
-        </w:tabs>
-        <w:spacing w:line="278" w:lineRule="auto"/>
-      </w:pPr>
-      <w:r>
-        <w:t xml:space="preserve"> If email is blank/</w:t>
-      </w:r>
-      <w:proofErr w:type="gramStart"/>
-      <w:r>
-        <w:t>missing :</w:t>
-      </w:r>
-      <w:r>
-        <w:t>append</w:t>
-      </w:r>
-      <w:proofErr w:type="gramEnd"/>
-      <w:r>
-        <w:t xml:space="preserve"> "Please Type </w:t>
-      </w:r>
-      <w:proofErr w:type="spellStart"/>
-      <w:r>
-        <w:t>EmailID</w:t>
-      </w:r>
-      <w:proofErr w:type="spellEnd"/>
-      <w:r>
-        <w:t>"</w:t>
-      </w:r>
-    </w:p>
-    <w:p>
-      <w:pPr>
-        <w:tabs>
-          <w:tab w:val="left" w:pos="2340"/>
-        </w:tabs>
-        <w:spacing w:line="278" w:lineRule="auto"/>
-      </w:pPr>
-      <w:proofErr w:type="gramStart"/>
-      <w:r>
-        <w:t>i</w:t>
-      </w:r>
-      <w:r>
-        <w:t>f</w:t>
-      </w:r>
-      <w:proofErr w:type="gramEnd"/>
-      <w:r>
-        <w:t xml:space="preserve"> email is non-empty but doesn't match regex ^[^\s@]+@[^\s@]+\.[^\s@]+$ </w:t>
-      </w:r>
-      <w:r>
-        <w:t xml:space="preserve"> </w:t>
-      </w:r>
-      <w:r>
-        <w:t>append "Email standards not followed"</w:t>
-      </w:r>
-    </w:p>
-    <w:p>
-      <w:pPr>
-        <w:tabs>
-          <w:tab w:val="left" w:pos="2340"/>
-        </w:tabs>
-        <w:spacing w:line="278" w:lineRule="auto"/>
-      </w:pPr>
-      <w:r>
-        <w:t xml:space="preserve"> If subject is blank/</w:t>
-      </w:r>
-      <w:proofErr w:type="gramStart"/>
-      <w:r>
-        <w:t>missing :</w:t>
-      </w:r>
-      <w:proofErr w:type="gramEnd"/>
-      <w:r>
-        <w:t xml:space="preserve"> append "Please Type Subject"</w:t>
-      </w:r>
-    </w:p>
-    <w:p>
-      <w:pPr>
-        <w:tabs>
-          <w:tab w:val="left" w:pos="2340"/>
-        </w:tabs>
-        <w:spacing w:line="278" w:lineRule="auto"/>
-      </w:pPr>
-      <w:r>
-        <w:t xml:space="preserve"> If message is blank/missing → append "Please Type Message"</w:t>
-      </w:r>
-    </w:p>
-    <w:p>
-      <w:pPr>
-        <w:tabs>
-          <w:tab w:val="left" w:pos="2340"/>
-        </w:tabs>
-        <w:spacing w:line="278" w:lineRule="auto"/>
-      </w:pPr>
-      <w:r>
-        <w:t xml:space="preserve"> If privacy is not </w:t>
-      </w:r>
-      <w:proofErr w:type="gramStart"/>
-      <w:r>
-        <w:t>True</w:t>
-      </w:r>
-      <w:proofErr w:type="gramEnd"/>
-      <w:r>
-        <w:t xml:space="preserve"> → append "Please confirm the privacy policy"</w:t>
-      </w:r>
-    </w:p>
-    <w:p>
-      <w:pPr>
-        <w:tabs>
-          <w:tab w:val="left" w:pos="2340"/>
-        </w:tabs>
-        <w:spacing w:line="278" w:lineRule="auto"/>
-      </w:pPr>
-    </w:p>
-    <w:p>
-      <w:pPr>
-        <w:tabs>
-          <w:tab w:val="left" w:pos="2340"/>
-        </w:tabs>
-        <w:spacing w:line="278" w:lineRule="auto"/>
-      </w:pPr>
-      <w:r>
-        <w:t>Error messages are collected in a list.</w:t>
-      </w:r>
-    </w:p>
-    <w:p>
-      <w:pPr>
-        <w:tabs>
-          <w:tab w:val="left" w:pos="2340"/>
-        </w:tabs>
-        <w:spacing w:line="278" w:lineRule="auto"/>
-      </w:pPr>
-      <w:r>
-        <w:t>If no errors, return a success string with the form details.</w:t>
-      </w:r>
-    </w:p>
-    <w:p>
-      <w:pPr>
-        <w:tabs>
-          <w:tab w:val="left" w:pos="2340"/>
-        </w:tabs>
-        <w:spacing w:line="278" w:lineRule="auto"/>
-      </w:pPr>
-      <w:r>
-        <w:t>If errors exist, return the list of error messages.</w:t>
-      </w:r>
-    </w:p>
-    <w:p>
-      <w:pPr>
-        <w:tabs>
-          <w:tab w:val="left" w:pos="2340"/>
-        </w:tabs>
-        <w:spacing w:line="278" w:lineRule="auto"/>
-      </w:pPr>
-    </w:p>
-    <w:p>
-      <w:pPr>
-        <w:tabs>
-          <w:tab w:val="left" w:pos="2340"/>
-        </w:tabs>
-        <w:spacing w:line="278" w:lineRule="auto"/>
-      </w:pPr>
-      <w:r>
-        <w:t xml:space="preserve">Task 6 </w:t>
-      </w:r>
-    </w:p>
-    <w:p>
-      <w:pPr>
-        <w:tabs>
-          <w:tab w:val="left" w:pos="2340"/>
-        </w:tabs>
-        <w:spacing w:line="278" w:lineRule="auto"/>
-      </w:pPr>
-      <w:proofErr w:type="spellStart"/>
-      <w:proofErr w:type="gramStart"/>
-      <w:r>
-        <w:t>def</w:t>
-      </w:r>
-      <w:proofErr w:type="spellEnd"/>
-      <w:proofErr w:type="gramEnd"/>
-      <w:r>
-        <w:t xml:space="preserve"> </w:t>
-      </w:r>
-      <w:proofErr w:type="spellStart"/>
-      <w:r>
-        <w:t>I</w:t>
-      </w:r>
-      <w:r>
-        <w:t>sValidPassword</w:t>
-      </w:r>
-      <w:proofErr w:type="spellEnd"/>
-      <w:r>
-        <w:t>(password):</w:t>
-      </w:r>
-    </w:p>
-    <w:p>
-      <w:pPr>
-        <w:spacing w:line="278" w:lineRule="auto"/>
-      </w:pPr>
-      <w:r>
-        <w:t xml:space="preserve">Validates the strength and presence of a </w:t>
-      </w:r>
-      <w:proofErr w:type="gramStart"/>
-      <w:r>
-        <w:t>user ’s</w:t>
-      </w:r>
-      <w:proofErr w:type="gramEnd"/>
-      <w:r>
-        <w:t xml:space="preserve"> password </w:t>
-      </w:r>
-      <w:r>
-        <w:t xml:space="preserve">and </w:t>
-      </w:r>
-      <w:r>
-        <w:t>Ensures the password meets length and complexity requirements</w:t>
-      </w:r>
-      <w:r>
-        <w:t xml:space="preserve"> </w:t>
-      </w:r>
-      <w:r>
-        <w:t>before account creation or update .</w:t>
-      </w:r>
-    </w:p>
-    <w:p>
-      <w:pPr>
-        <w:spacing w:line="278" w:lineRule="auto"/>
-      </w:pPr>
-      <w:r>
-        <w:t xml:space="preserve">If length of password is 0 then return </w:t>
-      </w:r>
-      <w:proofErr w:type="gramStart"/>
-      <w:r>
-        <w:t>‘ Please</w:t>
-      </w:r>
-      <w:proofErr w:type="gramEnd"/>
-      <w:r>
-        <w:t xml:space="preserve"> fill the password’</w:t>
-      </w:r>
-    </w:p>
-    <w:p>
-      <w:pPr>
-        <w:spacing w:line="278" w:lineRule="auto"/>
-      </w:pPr>
-      <w:proofErr w:type="gramStart"/>
-      <w:r>
-        <w:t xml:space="preserve">If </w:t>
-      </w:r>
-      <w:r>
-        <w:t xml:space="preserve"> password</w:t>
-      </w:r>
-      <w:proofErr w:type="gramEnd"/>
-      <w:r>
-        <w:t xml:space="preserve"> is missing , </w:t>
-      </w:r>
-      <w:r>
-        <w:t>It should return “Please fill the password”</w:t>
-      </w:r>
-    </w:p>
-    <w:p>
-      <w:pPr>
-        <w:spacing w:line="278" w:lineRule="auto"/>
-      </w:pPr>
-      <w:r>
-        <w:t xml:space="preserve">If </w:t>
-      </w:r>
-      <w:r>
-        <w:t xml:space="preserve">password is shorter than 12 or longer than 72 </w:t>
-      </w:r>
-      <w:proofErr w:type="gramStart"/>
-      <w:r>
-        <w:t>characters ,</w:t>
-      </w:r>
-      <w:proofErr w:type="gramEnd"/>
-      <w:r>
-        <w:t xml:space="preserve"> it should return  message “ </w:t>
-      </w:r>
-      <w:r>
-        <w:t>Length must be between 12 and 72 characters</w:t>
-      </w:r>
-      <w:r>
-        <w:t>”</w:t>
-      </w:r>
-    </w:p>
-    <w:p>
-      <w:pPr>
-        <w:spacing w:line="278" w:lineRule="auto"/>
-      </w:pPr>
-      <w:proofErr w:type="gramStart"/>
-      <w:r>
-        <w:t xml:space="preserve">If </w:t>
-      </w:r>
-      <w:r>
-        <w:t xml:space="preserve"> </w:t>
-      </w:r>
-      <w:r>
-        <w:t>password</w:t>
-      </w:r>
-      <w:proofErr w:type="gramEnd"/>
-      <w:r>
-        <w:t xml:space="preserve"> lacks one of the required character types ,</w:t>
-      </w:r>
-      <w:r>
-        <w:t xml:space="preserve"> appropriate message is added</w:t>
-      </w:r>
+      <w:proofErr w:type="spellStart"/>
+      <w:r>
+        <w:t>cleanup</w:t>
+      </w:r>
+      <w:proofErr w:type="spellEnd"/>
+      <w:r>
+        <w:t>(self):</w:t>
+      </w:r>
+    </w:p>
+    <w:p>
+      <w:pPr>
+        <w:pStyle w:val="ListParagraph"/>
+        <w:numPr>
+          <w:ilvl w:val="0"/>
+          <w:numId w:val="9"/>
+        </w:numPr>
+        <w:spacing w:line="278" w:lineRule="auto"/>
+      </w:pPr>
+      <w:r>
+        <w:t xml:space="preserve">Stores product data in an in - memory ETS table for fast </w:t>
+      </w:r>
+      <w:proofErr w:type="gramStart"/>
+      <w:r>
+        <w:t>retrieval .</w:t>
+      </w:r>
+      <w:proofErr w:type="gramEnd"/>
+    </w:p>
+    <w:p>
+      <w:pPr>
+        <w:pStyle w:val="ListParagraph"/>
+        <w:numPr>
+          <w:ilvl w:val="0"/>
+          <w:numId w:val="9"/>
+        </w:numPr>
+        <w:spacing w:line="278" w:lineRule="auto"/>
+      </w:pPr>
+      <w:r>
+        <w:t xml:space="preserve">For </w:t>
+      </w:r>
+      <w:proofErr w:type="spellStart"/>
+      <w:r>
+        <w:t>init</w:t>
+      </w:r>
+      <w:proofErr w:type="spellEnd"/>
     </w:p>
     <w:p>
       <w:pPr>
         <w:pStyle w:val="ListParagraph"/>
         <w:numPr>
           <w:ilvl w:val="1"/>
-          <w:numId w:val="7"/>
+          <w:numId w:val="9"/>
         </w:numPr>
         <w:spacing w:line="278" w:lineRule="auto"/>
       </w:pPr>
-      <w:r>
-        <w:t>Password must contain a lowercase letter</w:t>
+      <w:proofErr w:type="spellStart"/>
+      <w:r>
+        <w:t>Expiry_</w:t>
+      </w:r>
+      <w:proofErr w:type="gramStart"/>
+      <w:r>
+        <w:t>time</w:t>
+      </w:r>
+      <w:proofErr w:type="spellEnd"/>
+      <w:r>
+        <w:t xml:space="preserve"> :</w:t>
+      </w:r>
+      <w:proofErr w:type="gramEnd"/>
+      <w:r>
+        <w:t xml:space="preserve">  Time until when you want the value to remain.</w:t>
+      </w:r>
+    </w:p>
+    <w:p>
+      <w:pPr>
+        <w:pStyle w:val="ListParagraph"/>
+        <w:numPr>
+          <w:ilvl w:val="0"/>
+          <w:numId w:val="9"/>
+        </w:numPr>
+        <w:spacing w:line="278" w:lineRule="auto"/>
+      </w:pPr>
+      <w:r>
+        <w:t>For get</w:t>
       </w:r>
     </w:p>
     <w:p>
@@ -1270,12 +2154,28 @@
         <w:pStyle w:val="ListParagraph"/>
         <w:numPr>
           <w:ilvl w:val="1"/>
-          <w:numId w:val="7"/>
+          <w:numId w:val="9"/>
         </w:numPr>
         <w:spacing w:line="278" w:lineRule="auto"/>
       </w:pPr>
       <w:r>
-        <w:t>Password must contain an uppercase letter</w:t>
+        <w:t>Key :</w:t>
+      </w:r>
+      <w:r>
+        <w:t xml:space="preserve"> unique identifier for the cached product</w:t>
+      </w:r>
+    </w:p>
+    <w:p>
+      <w:pPr>
+        <w:pStyle w:val="ListParagraph"/>
+        <w:numPr>
+          <w:ilvl w:val="0"/>
+          <w:numId w:val="9"/>
+        </w:numPr>
+        <w:spacing w:line="278" w:lineRule="auto"/>
+      </w:pPr>
+      <w:r>
+        <w:t xml:space="preserve">For set </w:t>
       </w:r>
     </w:p>
     <w:p>
@@ -1283,56 +2183,188 @@
         <w:pStyle w:val="ListParagraph"/>
         <w:numPr>
           <w:ilvl w:val="1"/>
-          <w:numId w:val="7"/>
+          <w:numId w:val="9"/>
         </w:numPr>
         <w:spacing w:line="278" w:lineRule="auto"/>
       </w:pPr>
       <w:r>
-        <w:t>Password must contain a special characte</w:t>
-      </w:r>
-      <w:r>
-        <w:t xml:space="preserve">r or </w:t>
-      </w:r>
-      <w:r>
-        <w:t>a number</w:t>
-      </w:r>
-    </w:p>
-    <w:p>
-      <w:pPr>
-        <w:spacing w:line="278" w:lineRule="auto"/>
-      </w:pPr>
+        <w:t>Key :</w:t>
+      </w:r>
+      <w:r>
+        <w:t xml:space="preserve"> unique identifier for the product</w:t>
+      </w:r>
+    </w:p>
+    <w:p>
+      <w:pPr>
+        <w:pStyle w:val="ListParagraph"/>
+        <w:numPr>
+          <w:ilvl w:val="1"/>
+          <w:numId w:val="9"/>
+        </w:numPr>
+        <w:spacing w:line="278" w:lineRule="auto"/>
+      </w:pPr>
+      <w:r>
+        <w:t xml:space="preserve">Value : product data to be cached </w:t>
+      </w:r>
+    </w:p>
+    <w:p>
+      <w:pPr>
+        <w:pStyle w:val="ListParagraph"/>
+        <w:numPr>
+          <w:ilvl w:val="1"/>
+          <w:numId w:val="9"/>
+        </w:numPr>
+        <w:spacing w:line="278" w:lineRule="auto"/>
+      </w:pPr>
+      <w:proofErr w:type="spellStart"/>
+      <w:r>
+        <w:t>ttl</w:t>
+      </w:r>
+      <w:proofErr w:type="spellEnd"/>
+      <w:r>
+        <w:t xml:space="preserve"> (optional): custom TTL in milliseconds for this specific item</w:t>
+      </w:r>
+    </w:p>
+    <w:p>
+      <w:pPr>
+        <w:pStyle w:val="ListParagraph"/>
+        <w:numPr>
+          <w:ilvl w:val="0"/>
+          <w:numId w:val="9"/>
+        </w:numPr>
+        <w:spacing w:line="278" w:lineRule="auto"/>
+      </w:pPr>
+      <w:r>
+        <w:t>For delete</w:t>
+      </w:r>
+    </w:p>
+    <w:p>
+      <w:pPr>
+        <w:pStyle w:val="ListParagraph"/>
+        <w:numPr>
+          <w:ilvl w:val="1"/>
+          <w:numId w:val="9"/>
+        </w:numPr>
+        <w:spacing w:line="278" w:lineRule="auto"/>
+      </w:pPr>
+      <w:r>
+        <w:t>key ( term ) : unique identifier of the product to remove</w:t>
+      </w:r>
+      <w:r>
+        <w:t xml:space="preserve"> </w:t>
+      </w:r>
+      <w:r>
+        <w:t>from cache</w:t>
+      </w:r>
+    </w:p>
+    <w:p>
+      <w:pPr>
+        <w:pStyle w:val="ListParagraph"/>
+        <w:numPr>
+          <w:ilvl w:val="0"/>
+          <w:numId w:val="9"/>
+        </w:numPr>
+        <w:spacing w:line="278" w:lineRule="auto"/>
+      </w:pPr>
+      <w:r>
+        <w:t xml:space="preserve">For </w:t>
+      </w:r>
+      <w:proofErr w:type="spellStart"/>
+      <w:r>
+        <w:t>cleanup</w:t>
+      </w:r>
+      <w:proofErr w:type="spellEnd"/>
+    </w:p>
+    <w:p>
+      <w:pPr>
+        <w:pStyle w:val="ListParagraph"/>
+        <w:numPr>
+          <w:ilvl w:val="1"/>
+          <w:numId w:val="9"/>
+        </w:numPr>
+        <w:spacing w:line="278" w:lineRule="auto"/>
+      </w:pPr>
+      <w:r>
+        <w:t>No arguments</w:t>
+      </w:r>
+    </w:p>
+    <w:p>
+      <w:pPr>
+        <w:spacing w:line="278" w:lineRule="auto"/>
+        <w:ind w:right="-705"/>
+      </w:pPr>
+      <w:r>
+        <w:t xml:space="preserve">If get is called upon a </w:t>
+      </w:r>
+      <w:proofErr w:type="spellStart"/>
+      <w:r>
+        <w:t>non existent</w:t>
+      </w:r>
+      <w:proofErr w:type="spellEnd"/>
+      <w:r>
+        <w:t xml:space="preserve"> key then return </w:t>
+      </w:r>
+      <w:proofErr w:type="gramStart"/>
+      <w:r>
+        <w:t>None</w:t>
+      </w:r>
+      <w:proofErr w:type="gramEnd"/>
+    </w:p>
+    <w:p>
+      <w:pPr>
+        <w:spacing w:line="278" w:lineRule="auto"/>
+        <w:ind w:right="-705"/>
+      </w:pPr>
+      <w:r>
+        <w:t>If get is called af</w:t>
+      </w:r>
+      <w:r>
+        <w:t xml:space="preserve">ter the </w:t>
+      </w:r>
+      <w:proofErr w:type="spellStart"/>
+      <w:r>
+        <w:t>expiry_time</w:t>
+      </w:r>
+      <w:proofErr w:type="spellEnd"/>
+      <w:r>
+        <w:t xml:space="preserve"> has passed </w:t>
+      </w:r>
       <w:bookmarkStart w:id="0" w:name="_GoBack"/>
       <w:bookmarkEnd w:id="0"/>
-    </w:p>
-    <w:p>
-      <w:pPr>
-        <w:tabs>
-          <w:tab w:val="left" w:pos="2340"/>
-        </w:tabs>
-        <w:spacing w:line="278" w:lineRule="auto"/>
-      </w:pPr>
-      <w:r>
-        <w:t>Error messages are collected in a list.</w:t>
-      </w:r>
-    </w:p>
-    <w:p>
-      <w:pPr>
-        <w:tabs>
-          <w:tab w:val="left" w:pos="2340"/>
-        </w:tabs>
-        <w:spacing w:line="278" w:lineRule="auto"/>
-      </w:pPr>
-      <w:r>
-        <w:t>Upon success it should return ‘The password is valid’</w:t>
-      </w:r>
-    </w:p>
-    <w:p>
-      <w:pPr>
-        <w:tabs>
-          <w:tab w:val="left" w:pos="2340"/>
-        </w:tabs>
-        <w:spacing w:line="278" w:lineRule="auto"/>
-      </w:pPr>
+      <w:r>
+        <w:t>the cached value is no longer available and returns None.</w:t>
+      </w:r>
+    </w:p>
+    <w:p>
+      <w:pPr>
+        <w:spacing w:line="278" w:lineRule="auto"/>
+        <w:ind w:right="-705"/>
+      </w:pPr>
+      <w:r>
+        <w:t>If an entry in cache is deleted return “deleted successfully”</w:t>
+      </w:r>
+    </w:p>
+    <w:p>
+      <w:pPr>
+        <w:spacing w:line="278" w:lineRule="auto"/>
+        <w:ind w:right="-705"/>
+      </w:pPr>
+      <w:r>
+        <w:t xml:space="preserve">If </w:t>
+      </w:r>
+      <w:proofErr w:type="spellStart"/>
+      <w:proofErr w:type="gramStart"/>
+      <w:r>
+        <w:t>cleanup</w:t>
+      </w:r>
+      <w:proofErr w:type="spellEnd"/>
+      <w:r>
+        <w:t>(</w:t>
+      </w:r>
+      <w:proofErr w:type="gramEnd"/>
+      <w:r>
+        <w:t>) function is called then initiate the function and return “Cleaned successfully”</w:t>
+      </w:r>
     </w:p>
     <w:sectPr>
       <w:pgSz w:w="11906" w:h="16838"/>
@@ -1460,6 +2492,119 @@
     </w:lvl>
   </w:abstractNum>
   <w:abstractNum w:abstractNumId="1">
+    <w:nsid w:val="298220DB"/>
+    <w:multiLevelType w:val="hybridMultilevel"/>
+    <w:tmpl w:val="6714DCB0"/>
+    <w:lvl w:ilvl="0" w:tplc="04090001">
+      <w:start w:val="1"/>
+      <w:numFmt w:val="bullet"/>
+      <w:lvlText w:val=""/>
+      <w:lvlJc w:val="left"/>
+      <w:pPr>
+        <w:ind w:left="720" w:hanging="360"/>
+      </w:pPr>
+      <w:rPr>
+        <w:rFonts w:ascii="Symbol" w:hAnsi="Symbol" w:hint="default"/>
+      </w:rPr>
+    </w:lvl>
+    <w:lvl w:ilvl="1" w:tplc="04090003">
+      <w:start w:val="1"/>
+      <w:numFmt w:val="bullet"/>
+      <w:lvlText w:val="o"/>
+      <w:lvlJc w:val="left"/>
+      <w:pPr>
+        <w:ind w:left="1440" w:hanging="360"/>
+      </w:pPr>
+      <w:rPr>
+        <w:rFonts w:ascii="Courier New" w:hAnsi="Courier New" w:cs="Courier New" w:hint="default"/>
+      </w:rPr>
+    </w:lvl>
+    <w:lvl w:ilvl="2" w:tplc="04090005" w:tentative="1">
+      <w:start w:val="1"/>
+      <w:numFmt w:val="bullet"/>
+      <w:lvlText w:val=""/>
+      <w:lvlJc w:val="left"/>
+      <w:pPr>
+        <w:ind w:left="2160" w:hanging="360"/>
+      </w:pPr>
+      <w:rPr>
+        <w:rFonts w:ascii="Wingdings" w:hAnsi="Wingdings" w:hint="default"/>
+      </w:rPr>
+    </w:lvl>
+    <w:lvl w:ilvl="3" w:tplc="04090001" w:tentative="1">
+      <w:start w:val="1"/>
+      <w:numFmt w:val="bullet"/>
+      <w:lvlText w:val=""/>
+      <w:lvlJc w:val="left"/>
+      <w:pPr>
+        <w:ind w:left="2880" w:hanging="360"/>
+      </w:pPr>
+      <w:rPr>
+        <w:rFonts w:ascii="Symbol" w:hAnsi="Symbol" w:hint="default"/>
+      </w:rPr>
+    </w:lvl>
+    <w:lvl w:ilvl="4" w:tplc="04090003" w:tentative="1">
+      <w:start w:val="1"/>
+      <w:numFmt w:val="bullet"/>
+      <w:lvlText w:val="o"/>
+      <w:lvlJc w:val="left"/>
+      <w:pPr>
+        <w:ind w:left="3600" w:hanging="360"/>
+      </w:pPr>
+      <w:rPr>
+        <w:rFonts w:ascii="Courier New" w:hAnsi="Courier New" w:cs="Courier New" w:hint="default"/>
+      </w:rPr>
+    </w:lvl>
+    <w:lvl w:ilvl="5" w:tplc="04090005" w:tentative="1">
+      <w:start w:val="1"/>
+      <w:numFmt w:val="bullet"/>
+      <w:lvlText w:val=""/>
+      <w:lvlJc w:val="left"/>
+      <w:pPr>
+        <w:ind w:left="4320" w:hanging="360"/>
+      </w:pPr>
+      <w:rPr>
+        <w:rFonts w:ascii="Wingdings" w:hAnsi="Wingdings" w:hint="default"/>
+      </w:rPr>
+    </w:lvl>
+    <w:lvl w:ilvl="6" w:tplc="04090001" w:tentative="1">
+      <w:start w:val="1"/>
+      <w:numFmt w:val="bullet"/>
+      <w:lvlText w:val=""/>
+      <w:lvlJc w:val="left"/>
+      <w:pPr>
+        <w:ind w:left="5040" w:hanging="360"/>
+      </w:pPr>
+      <w:rPr>
+        <w:rFonts w:ascii="Symbol" w:hAnsi="Symbol" w:hint="default"/>
+      </w:rPr>
+    </w:lvl>
+    <w:lvl w:ilvl="7" w:tplc="04090003" w:tentative="1">
+      <w:start w:val="1"/>
+      <w:numFmt w:val="bullet"/>
+      <w:lvlText w:val="o"/>
+      <w:lvlJc w:val="left"/>
+      <w:pPr>
+        <w:ind w:left="5760" w:hanging="360"/>
+      </w:pPr>
+      <w:rPr>
+        <w:rFonts w:ascii="Courier New" w:hAnsi="Courier New" w:cs="Courier New" w:hint="default"/>
+      </w:rPr>
+    </w:lvl>
+    <w:lvl w:ilvl="8" w:tplc="04090005" w:tentative="1">
+      <w:start w:val="1"/>
+      <w:numFmt w:val="bullet"/>
+      <w:lvlText w:val=""/>
+      <w:lvlJc w:val="left"/>
+      <w:pPr>
+        <w:ind w:left="6480" w:hanging="360"/>
+      </w:pPr>
+      <w:rPr>
+        <w:rFonts w:ascii="Wingdings" w:hAnsi="Wingdings" w:hint="default"/>
+      </w:rPr>
+    </w:lvl>
+  </w:abstractNum>
+  <w:abstractNum w:abstractNumId="2">
     <w:nsid w:val="3D70381C"/>
     <w:multiLevelType w:val="hybridMultilevel"/>
     <w:tmpl w:val="9F5E76EC"/>
@@ -1572,7 +2717,7 @@
       </w:rPr>
     </w:lvl>
   </w:abstractNum>
-  <w:abstractNum w:abstractNumId="2">
+  <w:abstractNum w:abstractNumId="3">
     <w:nsid w:val="4B343EF8"/>
     <w:multiLevelType w:val="hybridMultilevel"/>
     <w:tmpl w:val="08BC95B2"/>
@@ -1685,7 +2830,7 @@
       </w:rPr>
     </w:lvl>
   </w:abstractNum>
-  <w:abstractNum w:abstractNumId="3">
+  <w:abstractNum w:abstractNumId="4">
     <w:nsid w:val="597D60FB"/>
     <w:multiLevelType w:val="hybridMultilevel"/>
     <w:tmpl w:val="385CAF14"/>
@@ -1798,7 +2943,7 @@
       </w:rPr>
     </w:lvl>
   </w:abstractNum>
-  <w:abstractNum w:abstractNumId="4">
+  <w:abstractNum w:abstractNumId="5">
     <w:nsid w:val="5BD9707F"/>
     <w:multiLevelType w:val="hybridMultilevel"/>
     <w:tmpl w:val="12EC3138"/>
@@ -1911,7 +3056,7 @@
       </w:rPr>
     </w:lvl>
   </w:abstractNum>
-  <w:abstractNum w:abstractNumId="5">
+  <w:abstractNum w:abstractNumId="6">
     <w:nsid w:val="5D9B5456"/>
     <w:multiLevelType w:val="hybridMultilevel"/>
     <w:tmpl w:val="41549ECA"/>
@@ -2024,7 +3169,7 @@
       </w:rPr>
     </w:lvl>
   </w:abstractNum>
-  <w:abstractNum w:abstractNumId="6">
+  <w:abstractNum w:abstractNumId="7">
     <w:nsid w:val="74646CD4"/>
     <w:multiLevelType w:val="hybridMultilevel"/>
     <w:tmpl w:val="C624F288"/>
@@ -2137,7 +3282,7 @@
       </w:rPr>
     </w:lvl>
   </w:abstractNum>
-  <w:abstractNum w:abstractNumId="7">
+  <w:abstractNum w:abstractNumId="8">
     <w:nsid w:val="7A014146"/>
     <w:multiLevelType w:val="hybridMultilevel"/>
     <w:tmpl w:val="CA6E5126"/>
@@ -2244,6 +3389,119 @@
       <w:lvlJc w:val="left"/>
       <w:pPr>
         <w:ind w:left="7200" w:hanging="360"/>
+      </w:pPr>
+      <w:rPr>
+        <w:rFonts w:ascii="Wingdings" w:hAnsi="Wingdings" w:hint="default"/>
+      </w:rPr>
+    </w:lvl>
+  </w:abstractNum>
+  <w:abstractNum w:abstractNumId="9">
+    <w:nsid w:val="7F5D64C2"/>
+    <w:multiLevelType w:val="hybridMultilevel"/>
+    <w:tmpl w:val="869EE0D4"/>
+    <w:lvl w:ilvl="0" w:tplc="04090001">
+      <w:start w:val="1"/>
+      <w:numFmt w:val="bullet"/>
+      <w:lvlText w:val=""/>
+      <w:lvlJc w:val="left"/>
+      <w:pPr>
+        <w:ind w:left="720" w:hanging="360"/>
+      </w:pPr>
+      <w:rPr>
+        <w:rFonts w:ascii="Symbol" w:hAnsi="Symbol" w:hint="default"/>
+      </w:rPr>
+    </w:lvl>
+    <w:lvl w:ilvl="1" w:tplc="04090003">
+      <w:start w:val="1"/>
+      <w:numFmt w:val="bullet"/>
+      <w:lvlText w:val="o"/>
+      <w:lvlJc w:val="left"/>
+      <w:pPr>
+        <w:ind w:left="1440" w:hanging="360"/>
+      </w:pPr>
+      <w:rPr>
+        <w:rFonts w:ascii="Courier New" w:hAnsi="Courier New" w:cs="Courier New" w:hint="default"/>
+      </w:rPr>
+    </w:lvl>
+    <w:lvl w:ilvl="2" w:tplc="04090005" w:tentative="1">
+      <w:start w:val="1"/>
+      <w:numFmt w:val="bullet"/>
+      <w:lvlText w:val=""/>
+      <w:lvlJc w:val="left"/>
+      <w:pPr>
+        <w:ind w:left="2160" w:hanging="360"/>
+      </w:pPr>
+      <w:rPr>
+        <w:rFonts w:ascii="Wingdings" w:hAnsi="Wingdings" w:hint="default"/>
+      </w:rPr>
+    </w:lvl>
+    <w:lvl w:ilvl="3" w:tplc="04090001" w:tentative="1">
+      <w:start w:val="1"/>
+      <w:numFmt w:val="bullet"/>
+      <w:lvlText w:val=""/>
+      <w:lvlJc w:val="left"/>
+      <w:pPr>
+        <w:ind w:left="2880" w:hanging="360"/>
+      </w:pPr>
+      <w:rPr>
+        <w:rFonts w:ascii="Symbol" w:hAnsi="Symbol" w:hint="default"/>
+      </w:rPr>
+    </w:lvl>
+    <w:lvl w:ilvl="4" w:tplc="04090003" w:tentative="1">
+      <w:start w:val="1"/>
+      <w:numFmt w:val="bullet"/>
+      <w:lvlText w:val="o"/>
+      <w:lvlJc w:val="left"/>
+      <w:pPr>
+        <w:ind w:left="3600" w:hanging="360"/>
+      </w:pPr>
+      <w:rPr>
+        <w:rFonts w:ascii="Courier New" w:hAnsi="Courier New" w:cs="Courier New" w:hint="default"/>
+      </w:rPr>
+    </w:lvl>
+    <w:lvl w:ilvl="5" w:tplc="04090005" w:tentative="1">
+      <w:start w:val="1"/>
+      <w:numFmt w:val="bullet"/>
+      <w:lvlText w:val=""/>
+      <w:lvlJc w:val="left"/>
+      <w:pPr>
+        <w:ind w:left="4320" w:hanging="360"/>
+      </w:pPr>
+      <w:rPr>
+        <w:rFonts w:ascii="Wingdings" w:hAnsi="Wingdings" w:hint="default"/>
+      </w:rPr>
+    </w:lvl>
+    <w:lvl w:ilvl="6" w:tplc="04090001" w:tentative="1">
+      <w:start w:val="1"/>
+      <w:numFmt w:val="bullet"/>
+      <w:lvlText w:val=""/>
+      <w:lvlJc w:val="left"/>
+      <w:pPr>
+        <w:ind w:left="5040" w:hanging="360"/>
+      </w:pPr>
+      <w:rPr>
+        <w:rFonts w:ascii="Symbol" w:hAnsi="Symbol" w:hint="default"/>
+      </w:rPr>
+    </w:lvl>
+    <w:lvl w:ilvl="7" w:tplc="04090003" w:tentative="1">
+      <w:start w:val="1"/>
+      <w:numFmt w:val="bullet"/>
+      <w:lvlText w:val="o"/>
+      <w:lvlJc w:val="left"/>
+      <w:pPr>
+        <w:ind w:left="5760" w:hanging="360"/>
+      </w:pPr>
+      <w:rPr>
+        <w:rFonts w:ascii="Courier New" w:hAnsi="Courier New" w:cs="Courier New" w:hint="default"/>
+      </w:rPr>
+    </w:lvl>
+    <w:lvl w:ilvl="8" w:tplc="04090005" w:tentative="1">
+      <w:start w:val="1"/>
+      <w:numFmt w:val="bullet"/>
+      <w:lvlText w:val=""/>
+      <w:lvlJc w:val="left"/>
+      <w:pPr>
+        <w:ind w:left="6480" w:hanging="360"/>
       </w:pPr>
       <w:rPr>
         <w:rFonts w:ascii="Wingdings" w:hAnsi="Wingdings" w:hint="default"/>
@@ -2254,25 +3512,31 @@
     <w:abstractNumId w:val="0"/>
   </w:num>
   <w:num w:numId="2">
-    <w:abstractNumId w:val="1"/>
+    <w:abstractNumId w:val="2"/>
   </w:num>
   <w:num w:numId="3">
+    <w:abstractNumId w:val="6"/>
+  </w:num>
+  <w:num w:numId="4">
+    <w:abstractNumId w:val="3"/>
+  </w:num>
+  <w:num w:numId="5">
+    <w:abstractNumId w:val="7"/>
+  </w:num>
+  <w:num w:numId="6">
+    <w:abstractNumId w:val="8"/>
+  </w:num>
+  <w:num w:numId="7">
     <w:abstractNumId w:val="5"/>
   </w:num>
-  <w:num w:numId="4">
-    <w:abstractNumId w:val="2"/>
-  </w:num>
-  <w:num w:numId="5">
-    <w:abstractNumId w:val="6"/>
-  </w:num>
-  <w:num w:numId="6">
-    <w:abstractNumId w:val="7"/>
-  </w:num>
-  <w:num w:numId="7">
+  <w:num w:numId="8">
     <w:abstractNumId w:val="4"/>
   </w:num>
-  <w:num w:numId="8">
-    <w:abstractNumId w:val="3"/>
+  <w:num w:numId="9">
+    <w:abstractNumId w:val="9"/>
+  </w:num>
+  <w:num w:numId="10">
+    <w:abstractNumId w:val="1"/>
   </w:num>
 </w:numbering>
 </file>
@@ -2675,6 +3939,7 @@
   <w:style w:type="character" w:default="1" w:styleId="DefaultParagraphFont">
     <w:name w:val="Default Paragraph Font"/>
     <w:uiPriority w:val="1"/>
+    <w:semiHidden/>
     <w:unhideWhenUsed/>
   </w:style>
   <w:style w:type="table" w:default="1" w:styleId="TableNormal">

--- a/Python Test Prompt.docx
+++ b/Python Test Prompt.docx
@@ -455,38 +455,421 @@
     <w:p/>
     <w:p/>
     <w:p/>
-    <w:p>
-      <w:r>
-        <w:t xml:space="preserve">Task 2 </w:t>
-      </w:r>
-      <w:proofErr w:type="spellStart"/>
-      <w:r>
-        <w:t>get_</w:t>
-      </w:r>
-      <w:proofErr w:type="gramStart"/>
-      <w:r>
-        <w:t>average</w:t>
-      </w:r>
-      <w:proofErr w:type="spellEnd"/>
-      <w:r>
-        <w:t>()</w:t>
-      </w:r>
-      <w:proofErr w:type="gramEnd"/>
-    </w:p>
-    <w:p>
-      <w:proofErr w:type="spellStart"/>
-      <w:proofErr w:type="gramStart"/>
-      <w:r>
-        <w:t>d</w:t>
-      </w:r>
-      <w:r>
-        <w:t>ef</w:t>
-      </w:r>
-      <w:proofErr w:type="spellEnd"/>
-      <w:proofErr w:type="gramEnd"/>
+    <w:p/>
+    <w:p/>
+    <w:p/>
+    <w:p/>
+    <w:p>
+      <w:r>
+        <w:t>Task 2</w:t>
+      </w:r>
       <w:r>
         <w:t xml:space="preserve"> </w:t>
       </w:r>
+    </w:p>
+    <w:p>
+      <w:r>
+        <w:t>------</w:t>
+      </w:r>
+    </w:p>
+    <w:p>
+      <w:r>
+        <w:t xml:space="preserve">Please create comprehensive </w:t>
+      </w:r>
+      <w:r>
+        <w:t xml:space="preserve">Python </w:t>
+      </w:r>
+      <w:proofErr w:type="spellStart"/>
+      <w:r>
+        <w:t>unittest</w:t>
+      </w:r>
+      <w:proofErr w:type="spellEnd"/>
+      <w:r>
+        <w:t xml:space="preserve"> </w:t>
+      </w:r>
+      <w:r>
+        <w:t xml:space="preserve">test </w:t>
+      </w:r>
+      <w:r>
+        <w:t xml:space="preserve">suite </w:t>
+      </w:r>
+      <w:r>
+        <w:rPr>
+          <w:highlight w:val="yellow"/>
+        </w:rPr>
+        <w:t xml:space="preserve">within a </w:t>
+      </w:r>
+      <w:r>
+        <w:rPr>
+          <w:highlight w:val="yellow"/>
+        </w:rPr>
+        <w:t xml:space="preserve">module </w:t>
+      </w:r>
+      <w:r>
+        <w:rPr>
+          <w:highlight w:val="yellow"/>
+        </w:rPr>
+        <w:t>a</w:t>
+      </w:r>
+      <w:r>
+        <w:t xml:space="preserve"> Python</w:t>
+      </w:r>
+      <w:r>
+        <w:t xml:space="preserve"> </w:t>
+      </w:r>
+      <w:proofErr w:type="gramStart"/>
+      <w:r>
+        <w:t>implementation .</w:t>
+      </w:r>
+      <w:proofErr w:type="gramEnd"/>
+      <w:r>
+        <w:t xml:space="preserve"> T</w:t>
+      </w:r>
+      <w:r>
+        <w:t>he implementation was created based on this specification:</w:t>
+      </w:r>
+    </w:p>
+    <w:p/>
+    <w:p>
+      <w:r>
+        <w:t xml:space="preserve"> </w:t>
+      </w:r>
+      <w:proofErr w:type="gramStart"/>
+      <w:r>
+        <w:t>SPECIFICATION :</w:t>
+      </w:r>
+      <w:proofErr w:type="gramEnd"/>
+    </w:p>
+    <w:p>
+      <w:r>
+        <w:rPr>
+          <w:highlight w:val="yellow"/>
+        </w:rPr>
+        <w:t xml:space="preserve">Module Name: </w:t>
+      </w:r>
+      <w:proofErr w:type="spellStart"/>
+      <w:r>
+        <w:rPr>
+          <w:highlight w:val="yellow"/>
+        </w:rPr>
+        <w:t>Get_Average_Price</w:t>
+      </w:r>
+      <w:proofErr w:type="spellEnd"/>
+      <w:r>
+        <w:t xml:space="preserve"> </w:t>
+      </w:r>
+    </w:p>
+    <w:p>
+      <w:proofErr w:type="spellStart"/>
+      <w:r>
+        <w:rPr>
+          <w:highlight w:val="yellow"/>
+        </w:rPr>
+        <w:t>Function_Name</w:t>
+      </w:r>
+      <w:proofErr w:type="spellEnd"/>
+      <w:r>
+        <w:rPr>
+          <w:highlight w:val="yellow"/>
+        </w:rPr>
+        <w:t>:</w:t>
+      </w:r>
+      <w:r>
+        <w:rPr>
+          <w:rFonts w:ascii="Consolas" w:eastAsia="Times New Roman" w:hAnsi="Consolas" w:cs="Times New Roman"/>
+          <w:color w:val="7AA2F7"/>
+          <w:sz w:val="21"/>
+          <w:szCs w:val="21"/>
+          <w:highlight w:val="yellow"/>
+        </w:rPr>
+        <w:t xml:space="preserve"> </w:t>
+      </w:r>
+      <w:proofErr w:type="spellStart"/>
+      <w:r>
+        <w:rPr>
+          <w:highlight w:val="yellow"/>
+        </w:rPr>
+        <w:t>get_average_</w:t>
+      </w:r>
+      <w:proofErr w:type="gramStart"/>
+      <w:r>
+        <w:rPr>
+          <w:highlight w:val="yellow"/>
+        </w:rPr>
+        <w:t>price</w:t>
+      </w:r>
+      <w:proofErr w:type="spellEnd"/>
+      <w:r>
+        <w:rPr>
+          <w:highlight w:val="yellow"/>
+        </w:rPr>
+        <w:t>(</w:t>
+      </w:r>
+      <w:proofErr w:type="gramEnd"/>
+      <w:r>
+        <w:rPr>
+          <w:highlight w:val="yellow"/>
+        </w:rPr>
+        <w:t>):</w:t>
+      </w:r>
+    </w:p>
+    <w:p>
+      <w:r>
+        <w:t>Purpose</w:t>
+      </w:r>
+    </w:p>
+    <w:p>
+      <w:pPr>
+        <w:pStyle w:val="ListParagraph"/>
+        <w:numPr>
+          <w:ilvl w:val="0"/>
+          <w:numId w:val="8"/>
+        </w:numPr>
+        <w:spacing w:line="278" w:lineRule="auto"/>
+      </w:pPr>
+      <w:r>
+        <w:t>Calculates the average of the : price field from all available products</w:t>
+      </w:r>
+    </w:p>
+    <w:p>
+      <w:pPr>
+        <w:pStyle w:val="ListParagraph"/>
+        <w:numPr>
+          <w:ilvl w:val="0"/>
+          <w:numId w:val="8"/>
+        </w:numPr>
+        <w:spacing w:line="278" w:lineRule="auto"/>
+      </w:pPr>
+      <w:r>
+        <w:t>Excludes products with missing (</w:t>
+      </w:r>
+      <w:r>
+        <w:t>None</w:t>
+      </w:r>
+      <w:r>
+        <w:t>) : price values</w:t>
+      </w:r>
+    </w:p>
+    <w:p>
+      <w:pPr>
+        <w:pStyle w:val="ListParagraph"/>
+        <w:ind w:left="1440"/>
+      </w:pPr>
+      <w:r>
+        <w:t xml:space="preserve">If no valid prices are </w:t>
+      </w:r>
+      <w:proofErr w:type="gramStart"/>
+      <w:r>
+        <w:t>found ,</w:t>
+      </w:r>
+      <w:proofErr w:type="gramEnd"/>
+      <w:r>
+        <w:t xml:space="preserve"> returns None  to indicate absence of</w:t>
+      </w:r>
+    </w:p>
+    <w:p>
+      <w:pPr>
+        <w:pStyle w:val="ListParagraph"/>
+        <w:ind w:left="1440"/>
+      </w:pPr>
+      <w:proofErr w:type="gramStart"/>
+      <w:r>
+        <w:t>usable</w:t>
+      </w:r>
+      <w:proofErr w:type="gramEnd"/>
+      <w:r>
+        <w:t xml:space="preserve"> data</w:t>
+      </w:r>
+      <w:r>
+        <w:t>.</w:t>
+      </w:r>
+      <w:r>
+        <w:cr/>
+      </w:r>
+    </w:p>
+    <w:p>
+      <w:r>
+        <w:t>Inputs</w:t>
+      </w:r>
+    </w:p>
+    <w:p>
+      <w:pPr>
+        <w:pStyle w:val="ListParagraph"/>
+        <w:numPr>
+          <w:ilvl w:val="0"/>
+          <w:numId w:val="5"/>
+        </w:numPr>
+        <w:spacing w:line="278" w:lineRule="auto"/>
+      </w:pPr>
+      <w:r>
+        <w:t>Arguments :</w:t>
+      </w:r>
+    </w:p>
+    <w:p>
+      <w:pPr>
+        <w:pStyle w:val="ListParagraph"/>
+        <w:numPr>
+          <w:ilvl w:val="1"/>
+          <w:numId w:val="5"/>
+        </w:numPr>
+        <w:spacing w:line="278" w:lineRule="auto"/>
+      </w:pPr>
+      <w:proofErr w:type="spellStart"/>
+      <w:proofErr w:type="gramStart"/>
+      <w:r>
+        <w:t>price</w:t>
+      </w:r>
+      <w:r>
+        <w:t>_list</w:t>
+      </w:r>
+      <w:proofErr w:type="spellEnd"/>
+      <w:proofErr w:type="gramEnd"/>
+      <w:r>
+        <w:t xml:space="preserve"> as a parameter taking list of dictionary of prices which has title ‘price’.</w:t>
+      </w:r>
+    </w:p>
+    <w:p>
+      <w:pPr>
+        <w:pStyle w:val="ListParagraph"/>
+        <w:numPr>
+          <w:ilvl w:val="1"/>
+          <w:numId w:val="5"/>
+        </w:numPr>
+        <w:spacing w:line="278" w:lineRule="auto"/>
+      </w:pPr>
+      <w:proofErr w:type="gramStart"/>
+      <w:r>
+        <w:t>expected</w:t>
+      </w:r>
+      <w:proofErr w:type="gramEnd"/>
+      <w:r>
+        <w:t xml:space="preserve"> to return average price from the given list of prices with price as title. </w:t>
+      </w:r>
+    </w:p>
+    <w:p>
+      <w:r>
+        <w:t>Outputs</w:t>
+      </w:r>
+    </w:p>
+    <w:p>
+      <w:pPr>
+        <w:pStyle w:val="ListParagraph"/>
+        <w:numPr>
+          <w:ilvl w:val="0"/>
+          <w:numId w:val="11"/>
+        </w:numPr>
+        <w:spacing w:line="278" w:lineRule="auto"/>
+      </w:pPr>
+      <w:r>
+        <w:t>Return Type:</w:t>
+      </w:r>
+    </w:p>
+    <w:p>
+      <w:pPr>
+        <w:pStyle w:val="ListParagraph"/>
+        <w:numPr>
+          <w:ilvl w:val="1"/>
+          <w:numId w:val="11"/>
+        </w:numPr>
+        <w:spacing w:line="278" w:lineRule="auto"/>
+      </w:pPr>
+      <w:r>
+        <w:t>None if no valid price exists.</w:t>
+      </w:r>
+    </w:p>
+    <w:p>
+      <w:pPr>
+        <w:pStyle w:val="ListParagraph"/>
+        <w:numPr>
+          <w:ilvl w:val="1"/>
+          <w:numId w:val="11"/>
+        </w:numPr>
+        <w:spacing w:line="278" w:lineRule="auto"/>
+      </w:pPr>
+      <w:r>
+        <w:t xml:space="preserve">Returns value in float with rounded to 2 </w:t>
+      </w:r>
+      <w:proofErr w:type="gramStart"/>
+      <w:r>
+        <w:t>decimals .</w:t>
+      </w:r>
+      <w:proofErr w:type="gramEnd"/>
+    </w:p>
+    <w:p>
+      <w:r>
+        <w:t>Constraints</w:t>
+      </w:r>
+    </w:p>
+    <w:p>
+      <w:pPr>
+        <w:pStyle w:val="ListParagraph"/>
+        <w:numPr>
+          <w:ilvl w:val="0"/>
+          <w:numId w:val="6"/>
+        </w:numPr>
+        <w:spacing w:line="278" w:lineRule="auto"/>
+      </w:pPr>
+      <w:r>
+        <w:t xml:space="preserve">Only products with </w:t>
+      </w:r>
+      <w:proofErr w:type="spellStart"/>
+      <w:r>
+        <w:t>non empty</w:t>
+      </w:r>
+      <w:proofErr w:type="spellEnd"/>
+      <w:r>
+        <w:t xml:space="preserve"> values </w:t>
+      </w:r>
+      <w:r>
+        <w:t>: price are considered</w:t>
+      </w:r>
+      <w:r>
+        <w:t xml:space="preserve">   </w:t>
+      </w:r>
+    </w:p>
+    <w:p>
+      <w:pPr>
+        <w:pStyle w:val="ListParagraph"/>
+        <w:numPr>
+          <w:ilvl w:val="0"/>
+          <w:numId w:val="6"/>
+        </w:numPr>
+        <w:spacing w:line="278" w:lineRule="auto"/>
+      </w:pPr>
+      <w:r>
+        <w:t>The average is calculated as sum of valid prices divided by the number of valid prices</w:t>
+      </w:r>
+    </w:p>
+    <w:p>
+      <w:pPr>
+        <w:pStyle w:val="ListParagraph"/>
+        <w:numPr>
+          <w:ilvl w:val="0"/>
+          <w:numId w:val="6"/>
+        </w:numPr>
+        <w:spacing w:line="278" w:lineRule="auto"/>
+      </w:pPr>
+      <w:r>
+        <w:t xml:space="preserve">No external libraries are used  </w:t>
+      </w:r>
+    </w:p>
+    <w:p>
+      <w:r>
+        <w:t>Known Edge cases</w:t>
+      </w:r>
+    </w:p>
+    <w:p>
+      <w:pPr>
+        <w:pStyle w:val="ListParagraph"/>
+        <w:numPr>
+          <w:ilvl w:val="0"/>
+          <w:numId w:val="7"/>
+        </w:numPr>
+        <w:spacing w:line="278" w:lineRule="auto"/>
+      </w:pPr>
+      <w:r>
+        <w:t xml:space="preserve">If </w:t>
+      </w:r>
       <w:proofErr w:type="spellStart"/>
       <w:r>
         <w:t>get_average_price</w:t>
@@ -495,158 +878,336 @@
       <w:r>
         <w:t>(</w:t>
       </w:r>
+      <w:r>
+        <w:t>)</w:t>
+      </w:r>
+      <w:r>
+        <w:t>returns [] , return</w:t>
+      </w:r>
+      <w:r>
+        <w:t xml:space="preserve"> None</w:t>
+      </w:r>
+    </w:p>
+    <w:p>
+      <w:pPr>
+        <w:pStyle w:val="ListParagraph"/>
+        <w:numPr>
+          <w:ilvl w:val="0"/>
+          <w:numId w:val="7"/>
+        </w:numPr>
+        <w:spacing w:line="278" w:lineRule="auto"/>
+      </w:pPr>
+      <w:r>
+        <w:lastRenderedPageBreak/>
+        <w:t xml:space="preserve">If all products have price : </w:t>
+      </w:r>
+      <w:r>
+        <w:t>None</w:t>
+      </w:r>
+      <w:r>
+        <w:t xml:space="preserve"> , returns </w:t>
+      </w:r>
+      <w:r>
+        <w:t>None</w:t>
+      </w:r>
+    </w:p>
+    <w:p>
+      <w:pPr>
+        <w:pStyle w:val="ListParagraph"/>
+        <w:numPr>
+          <w:ilvl w:val="0"/>
+          <w:numId w:val="7"/>
+        </w:numPr>
+        <w:spacing w:line="278" w:lineRule="auto"/>
+      </w:pPr>
+      <w:r>
+        <w:t>If only one product has a price , returns that price as a float</w:t>
+      </w:r>
+      <w:r>
+        <w:cr/>
+      </w:r>
+      <w:r>
+        <w:t xml:space="preserve"> </w:t>
+      </w:r>
+    </w:p>
+    <w:p>
+      <w:r>
+        <w:t>Example Calls &amp; Expected Outputs</w:t>
+      </w:r>
+    </w:p>
+    <w:p>
+      <w:pPr>
+        <w:pStyle w:val="ListParagraph"/>
+        <w:ind w:left="1080"/>
+      </w:pPr>
+      <w:r>
+        <w:t>1. Normal case with valid brands</w:t>
+      </w:r>
+    </w:p>
+    <w:p>
+      <w:pPr>
+        <w:pStyle w:val="ListParagraph"/>
+        <w:ind w:left="1440"/>
+      </w:pPr>
       <w:proofErr w:type="spellStart"/>
       <w:r>
         <w:t>price_list</w:t>
       </w:r>
       <w:proofErr w:type="spellEnd"/>
-      <w:r>
-        <w:t>):</w:t>
-      </w:r>
-    </w:p>
-    <w:p>
-      <w:pPr>
-        <w:spacing w:line="278" w:lineRule="auto"/>
-      </w:pPr>
-      <w:r>
-        <w:t xml:space="preserve">Calculates the average of </w:t>
-      </w:r>
-      <w:proofErr w:type="gramStart"/>
-      <w:r>
-        <w:t>the :</w:t>
-      </w:r>
-      <w:proofErr w:type="gramEnd"/>
-      <w:r>
-        <w:t xml:space="preserve"> price field from all available products</w:t>
-      </w:r>
-    </w:p>
-    <w:p>
-      <w:pPr>
-        <w:spacing w:line="278" w:lineRule="auto"/>
-      </w:pPr>
-      <w:r>
-        <w:t>Excludes products with missing (</w:t>
-      </w:r>
-      <w:r>
+      <w:proofErr w:type="gramStart"/>
+      <w:r>
+        <w:t>=[</w:t>
+      </w:r>
+      <w:proofErr w:type="gramEnd"/>
+      <w:r>
+        <w:t>{‘price’:100},{</w:t>
+      </w:r>
+      <w:r>
+        <w:t xml:space="preserve"> </w:t>
+      </w:r>
+      <w:r>
+        <w:t>‘price’:200},{’</w:t>
+      </w:r>
+      <w:proofErr w:type="spellStart"/>
+      <w:r>
+        <w:t>price’:None</w:t>
+      </w:r>
+      <w:proofErr w:type="spellEnd"/>
+      <w:r>
+        <w:t>},</w:t>
+      </w:r>
+      <w:r>
+        <w:t xml:space="preserve"> </w:t>
+      </w:r>
+      <w:r>
+        <w:t>{‘price’:300} ]</w:t>
+      </w:r>
+    </w:p>
+    <w:p>
+      <w:pPr>
+        <w:pStyle w:val="ListParagraph"/>
+        <w:ind w:left="1440"/>
+      </w:pPr>
+      <w:r>
+        <w:t xml:space="preserve">Valid </w:t>
+      </w:r>
+      <w:proofErr w:type="gramStart"/>
+      <w:r>
+        <w:t>prices :</w:t>
+      </w:r>
+      <w:proofErr w:type="gramEnd"/>
+      <w:r>
+        <w:t xml:space="preserve"> [100 , 200 , 300]</w:t>
+      </w:r>
+    </w:p>
+    <w:p>
+      <w:pPr>
+        <w:pStyle w:val="ListParagraph"/>
+        <w:ind w:left="1440"/>
+      </w:pPr>
+      <w:r>
+        <w:t>Average = 600 / 3 = 200.0</w:t>
+      </w:r>
+    </w:p>
+    <w:p>
+      <w:pPr>
+        <w:pStyle w:val="ListParagraph"/>
+        <w:ind w:left="1440"/>
+      </w:pPr>
+      <w:proofErr w:type="spellStart"/>
+      <w:r>
+        <w:t>get_average_</w:t>
+      </w:r>
+      <w:proofErr w:type="gramStart"/>
+      <w:r>
+        <w:t>price</w:t>
+      </w:r>
+      <w:proofErr w:type="spellEnd"/>
+      <w:r>
+        <w:t>(</w:t>
+      </w:r>
+      <w:proofErr w:type="spellStart"/>
+      <w:proofErr w:type="gramEnd"/>
+      <w:r>
+        <w:t>price_list</w:t>
+      </w:r>
+      <w:proofErr w:type="spellEnd"/>
+      <w:r>
+        <w:t>)  #=&gt; 200.0</w:t>
+      </w:r>
+      <w:r>
+        <w:cr/>
+      </w:r>
+    </w:p>
+    <w:p>
+      <w:r>
+        <w:tab/>
+        <w:t xml:space="preserve">2. </w:t>
+      </w:r>
+      <w:proofErr w:type="gramStart"/>
+      <w:r>
+        <w:t>With</w:t>
+      </w:r>
+      <w:proofErr w:type="gramEnd"/>
+      <w:r>
+        <w:t xml:space="preserve"> all products missing price:</w:t>
+      </w:r>
+    </w:p>
+    <w:p>
+      <w:proofErr w:type="spellStart"/>
+      <w:r>
+        <w:t>price_list</w:t>
+      </w:r>
+      <w:proofErr w:type="spellEnd"/>
+      <w:proofErr w:type="gramStart"/>
+      <w:r>
+        <w:t>=[</w:t>
+      </w:r>
+      <w:proofErr w:type="gramEnd"/>
+      <w:r>
+        <w:t>{‘</w:t>
+      </w:r>
+      <w:proofErr w:type="spellStart"/>
+      <w:r>
+        <w:t>price’:None</w:t>
+      </w:r>
+      <w:proofErr w:type="spellEnd"/>
+      <w:r>
+        <w:t>},{‘</w:t>
+      </w:r>
+      <w:proofErr w:type="spellStart"/>
+      <w:r>
+        <w:t>price’:None</w:t>
+      </w:r>
+      <w:proofErr w:type="spellEnd"/>
+      <w:r>
+        <w:t>}]</w:t>
+      </w:r>
+    </w:p>
+    <w:p>
+      <w:pPr>
+        <w:pStyle w:val="ListParagraph"/>
+        <w:ind w:left="1440"/>
+      </w:pPr>
+    </w:p>
+    <w:p>
+      <w:pPr>
+        <w:pStyle w:val="ListParagraph"/>
+        <w:ind w:left="1440"/>
+      </w:pPr>
+      <w:r>
+        <w:t xml:space="preserve"> </w:t>
+      </w:r>
+    </w:p>
+    <w:p>
+      <w:pPr>
+        <w:pStyle w:val="ListParagraph"/>
+        <w:ind w:left="1080"/>
+      </w:pPr>
+      <w:r>
+        <w:t xml:space="preserve">3. </w:t>
+      </w:r>
+      <w:proofErr w:type="gramStart"/>
+      <w:r>
+        <w:t>With</w:t>
+      </w:r>
+      <w:proofErr w:type="gramEnd"/>
+      <w:r>
+        <w:t xml:space="preserve"> no products</w:t>
+      </w:r>
+      <w:r>
+        <w:t>:</w:t>
+      </w:r>
+    </w:p>
+    <w:p>
+      <w:pPr>
+        <w:pStyle w:val="ListParagraph"/>
+        <w:ind w:left="1080"/>
+      </w:pPr>
+      <w:r>
+        <w:tab/>
+      </w:r>
+      <w:proofErr w:type="spellStart"/>
+      <w:r>
+        <w:t>prices_list</w:t>
+      </w:r>
+      <w:proofErr w:type="spellEnd"/>
+      <w:proofErr w:type="gramStart"/>
+      <w:r>
+        <w:t>=[]</w:t>
+      </w:r>
+      <w:bookmarkStart w:id="0" w:name="_GoBack"/>
+      <w:bookmarkEnd w:id="0"/>
+      <w:proofErr w:type="gramEnd"/>
+    </w:p>
+    <w:p>
+      <w:pPr>
+        <w:pStyle w:val="ListParagraph"/>
+        <w:ind w:left="1080"/>
+      </w:pPr>
+      <w:r>
+        <w:tab/>
         <w:t>None</w:t>
       </w:r>
-      <w:proofErr w:type="gramStart"/>
-      <w:r>
-        <w:t>) :</w:t>
-      </w:r>
-      <w:proofErr w:type="gramEnd"/>
-      <w:r>
-        <w:t xml:space="preserve"> price values</w:t>
-      </w:r>
-    </w:p>
-    <w:p>
-      <w:r>
-        <w:t>If no v</w:t>
-      </w:r>
-      <w:r>
-        <w:t xml:space="preserve">alid prices are </w:t>
-      </w:r>
-      <w:proofErr w:type="gramStart"/>
-      <w:r>
-        <w:t>found ,</w:t>
-      </w:r>
-      <w:proofErr w:type="gramEnd"/>
-      <w:r>
-        <w:t xml:space="preserve"> return None</w:t>
-      </w:r>
-      <w:r>
+    </w:p>
+    <w:p>
+      <w:r>
+        <w:t>Fol</w:t>
+      </w:r>
+      <w:r>
+        <w:t>lo</w:t>
+      </w:r>
+      <w:r>
+        <w:t>w the r</w:t>
+      </w:r>
+      <w:r>
+        <w:t xml:space="preserve">ules set with </w:t>
+      </w:r>
+      <w:r>
+        <w:rPr>
+          <w:highlight w:val="yellow"/>
+        </w:rPr>
+        <w:t>the system prompt</w:t>
+      </w:r>
+      <w:r>
+        <w:rPr>
+          <w:highlight w:val="yellow"/>
+        </w:rPr>
         <w:t>.</w:t>
       </w:r>
     </w:p>
     <w:p>
-      <w:pPr>
-        <w:spacing w:line="278" w:lineRule="auto"/>
-      </w:pPr>
-      <w:proofErr w:type="gramStart"/>
-      <w:r>
-        <w:t>expected</w:t>
-      </w:r>
-      <w:proofErr w:type="gramEnd"/>
-      <w:r>
-        <w:t xml:space="preserve"> to return average price from the given list of prices with price as title. </w:t>
-      </w:r>
-    </w:p>
-    <w:p>
-      <w:pPr>
-        <w:spacing w:line="278" w:lineRule="auto"/>
-      </w:pPr>
-      <w:r>
-        <w:t xml:space="preserve"> </w:t>
-      </w:r>
-      <w:r>
-        <w:t>The average is calculated as sum of valid prices divided by the number of valid prices</w:t>
-      </w:r>
-    </w:p>
-    <w:p>
-      <w:pPr>
-        <w:spacing w:line="278" w:lineRule="auto"/>
-      </w:pPr>
-      <w:r>
-        <w:t xml:space="preserve">If </w:t>
-      </w:r>
-      <w:proofErr w:type="spellStart"/>
-      <w:r>
-        <w:t>get_average_</w:t>
-      </w:r>
-      <w:proofErr w:type="gramStart"/>
-      <w:r>
-        <w:t>price</w:t>
-      </w:r>
-      <w:proofErr w:type="spellEnd"/>
-      <w:r>
-        <w:t>(</w:t>
-      </w:r>
-      <w:proofErr w:type="gramEnd"/>
-      <w:r>
-        <w:t>)</w:t>
-      </w:r>
-      <w:r>
-        <w:t>returns [] , return</w:t>
-      </w:r>
-      <w:r>
-        <w:t xml:space="preserve"> None</w:t>
-      </w:r>
-    </w:p>
-    <w:p>
-      <w:pPr>
-        <w:spacing w:line="278" w:lineRule="auto"/>
-      </w:pPr>
-      <w:r>
-        <w:t xml:space="preserve">If all products have </w:t>
-      </w:r>
-      <w:proofErr w:type="gramStart"/>
-      <w:r>
-        <w:t>price :</w:t>
-      </w:r>
-      <w:proofErr w:type="gramEnd"/>
-      <w:r>
-        <w:t xml:space="preserve"> nil , returns nil</w:t>
-      </w:r>
-    </w:p>
-    <w:p>
-      <w:pPr>
-        <w:spacing w:line="278" w:lineRule="auto"/>
-      </w:pPr>
-      <w:r>
-        <w:t xml:space="preserve">If only one product has a </w:t>
-      </w:r>
-      <w:proofErr w:type="gramStart"/>
-      <w:r>
-        <w:t>price ,</w:t>
-      </w:r>
-      <w:proofErr w:type="gramEnd"/>
-      <w:r>
-        <w:t xml:space="preserve"> returns that price as a float</w:t>
-      </w:r>
-      <w:r>
-        <w:cr/>
-      </w:r>
-    </w:p>
+      <w:r>
+        <w:t>The response should only c</w:t>
+      </w:r>
+      <w:r>
+        <w:t xml:space="preserve">ontain valid Python </w:t>
+      </w:r>
+      <w:proofErr w:type="spellStart"/>
+      <w:r>
+        <w:t>unittest</w:t>
+      </w:r>
+      <w:proofErr w:type="spellEnd"/>
+      <w:r>
+        <w:t xml:space="preserve"> test code, </w:t>
+      </w:r>
+      <w:r>
+        <w:t xml:space="preserve">without any </w:t>
+      </w:r>
+      <w:r>
+        <w:t>additional text or explanations</w:t>
+      </w:r>
+      <w:r>
+        <w:t>.</w:t>
+      </w:r>
+    </w:p>
+    <w:p>
+      <w:r>
+        <w:t>--------</w:t>
+      </w:r>
+    </w:p>
+    <w:p/>
+    <w:p/>
     <w:p>
       <w:r>
         <w:t xml:space="preserve">Task </w:t>
@@ -813,6 +1374,7 @@
       <w:proofErr w:type="spellStart"/>
       <w:proofErr w:type="gramStart"/>
       <w:r>
+        <w:lastRenderedPageBreak/>
         <w:t>def</w:t>
       </w:r>
       <w:proofErr w:type="spellEnd"/>
@@ -1312,6 +1874,7 @@
       </w:pPr>
       <w:proofErr w:type="gramStart"/>
       <w:r>
+        <w:lastRenderedPageBreak/>
         <w:t xml:space="preserve">If </w:t>
       </w:r>
       <w:r>
@@ -1397,7 +1960,6 @@
         <w:spacing w:line="278" w:lineRule="auto"/>
       </w:pPr>
       <w:r>
-        <w:lastRenderedPageBreak/>
         <w:t>Upon success it should return ‘The password is valid’</w:t>
       </w:r>
     </w:p>
@@ -1670,19 +2232,13 @@
       </w:r>
       <w:proofErr w:type="spellEnd"/>
       <w:r>
-        <w:t>&lt;/li&gt;</w:t>
-      </w:r>
-      <w:r>
-        <w:t>&lt;li&gt;</w:t>
+        <w:t>&lt;/li&gt;&lt;li&gt;</w:t>
       </w:r>
       <w:r>
         <w:t xml:space="preserve"> </w:t>
       </w:r>
       <w:r>
-        <w:t>Mango</w:t>
-      </w:r>
-      <w:r>
-        <w:t>&lt;/li&gt;</w:t>
+        <w:t>Mango&lt;/li&gt;</w:t>
       </w:r>
     </w:p>
     <w:p>
@@ -1765,6 +2321,7 @@
       </w:pPr>
       <w:proofErr w:type="gramStart"/>
       <w:r>
+        <w:lastRenderedPageBreak/>
         <w:t>separator</w:t>
       </w:r>
       <w:proofErr w:type="gramEnd"/>
@@ -1879,7 +2436,6 @@
         <w:ind w:right="-705"/>
       </w:pPr>
       <w:r>
-        <w:lastRenderedPageBreak/>
         <w:t>Returns None if no valid slug can be generated (</w:t>
       </w:r>
       <w:proofErr w:type="spellStart"/>
@@ -2329,8 +2885,6 @@
       <w:r>
         <w:t xml:space="preserve"> has passed </w:t>
       </w:r>
-      <w:bookmarkStart w:id="0" w:name="_GoBack"/>
-      <w:bookmarkEnd w:id="0"/>
       <w:r>
         <w:t>the cached value is no longer available and returns None.</w:t>
       </w:r>
@@ -2831,6 +3385,119 @@
     </w:lvl>
   </w:abstractNum>
   <w:abstractNum w:abstractNumId="4">
+    <w:nsid w:val="53A517C9"/>
+    <w:multiLevelType w:val="hybridMultilevel"/>
+    <w:tmpl w:val="84EE2A02"/>
+    <w:lvl w:ilvl="0" w:tplc="04090003">
+      <w:start w:val="1"/>
+      <w:numFmt w:val="bullet"/>
+      <w:lvlText w:val="o"/>
+      <w:lvlJc w:val="left"/>
+      <w:pPr>
+        <w:ind w:left="1440" w:hanging="360"/>
+      </w:pPr>
+      <w:rPr>
+        <w:rFonts w:ascii="Courier New" w:hAnsi="Courier New" w:cs="Courier New" w:hint="default"/>
+      </w:rPr>
+    </w:lvl>
+    <w:lvl w:ilvl="1" w:tplc="04090003">
+      <w:start w:val="1"/>
+      <w:numFmt w:val="bullet"/>
+      <w:lvlText w:val="o"/>
+      <w:lvlJc w:val="left"/>
+      <w:pPr>
+        <w:ind w:left="2160" w:hanging="360"/>
+      </w:pPr>
+      <w:rPr>
+        <w:rFonts w:ascii="Courier New" w:hAnsi="Courier New" w:cs="Courier New" w:hint="default"/>
+      </w:rPr>
+    </w:lvl>
+    <w:lvl w:ilvl="2" w:tplc="04090005">
+      <w:start w:val="1"/>
+      <w:numFmt w:val="bullet"/>
+      <w:lvlText w:val=""/>
+      <w:lvlJc w:val="left"/>
+      <w:pPr>
+        <w:ind w:left="2880" w:hanging="360"/>
+      </w:pPr>
+      <w:rPr>
+        <w:rFonts w:ascii="Wingdings" w:hAnsi="Wingdings" w:hint="default"/>
+      </w:rPr>
+    </w:lvl>
+    <w:lvl w:ilvl="3" w:tplc="04090001" w:tentative="1">
+      <w:start w:val="1"/>
+      <w:numFmt w:val="bullet"/>
+      <w:lvlText w:val=""/>
+      <w:lvlJc w:val="left"/>
+      <w:pPr>
+        <w:ind w:left="3600" w:hanging="360"/>
+      </w:pPr>
+      <w:rPr>
+        <w:rFonts w:ascii="Symbol" w:hAnsi="Symbol" w:hint="default"/>
+      </w:rPr>
+    </w:lvl>
+    <w:lvl w:ilvl="4" w:tplc="04090003" w:tentative="1">
+      <w:start w:val="1"/>
+      <w:numFmt w:val="bullet"/>
+      <w:lvlText w:val="o"/>
+      <w:lvlJc w:val="left"/>
+      <w:pPr>
+        <w:ind w:left="4320" w:hanging="360"/>
+      </w:pPr>
+      <w:rPr>
+        <w:rFonts w:ascii="Courier New" w:hAnsi="Courier New" w:cs="Courier New" w:hint="default"/>
+      </w:rPr>
+    </w:lvl>
+    <w:lvl w:ilvl="5" w:tplc="04090005" w:tentative="1">
+      <w:start w:val="1"/>
+      <w:numFmt w:val="bullet"/>
+      <w:lvlText w:val=""/>
+      <w:lvlJc w:val="left"/>
+      <w:pPr>
+        <w:ind w:left="5040" w:hanging="360"/>
+      </w:pPr>
+      <w:rPr>
+        <w:rFonts w:ascii="Wingdings" w:hAnsi="Wingdings" w:hint="default"/>
+      </w:rPr>
+    </w:lvl>
+    <w:lvl w:ilvl="6" w:tplc="04090001" w:tentative="1">
+      <w:start w:val="1"/>
+      <w:numFmt w:val="bullet"/>
+      <w:lvlText w:val=""/>
+      <w:lvlJc w:val="left"/>
+      <w:pPr>
+        <w:ind w:left="5760" w:hanging="360"/>
+      </w:pPr>
+      <w:rPr>
+        <w:rFonts w:ascii="Symbol" w:hAnsi="Symbol" w:hint="default"/>
+      </w:rPr>
+    </w:lvl>
+    <w:lvl w:ilvl="7" w:tplc="04090003" w:tentative="1">
+      <w:start w:val="1"/>
+      <w:numFmt w:val="bullet"/>
+      <w:lvlText w:val="o"/>
+      <w:lvlJc w:val="left"/>
+      <w:pPr>
+        <w:ind w:left="6480" w:hanging="360"/>
+      </w:pPr>
+      <w:rPr>
+        <w:rFonts w:ascii="Courier New" w:hAnsi="Courier New" w:cs="Courier New" w:hint="default"/>
+      </w:rPr>
+    </w:lvl>
+    <w:lvl w:ilvl="8" w:tplc="04090005" w:tentative="1">
+      <w:start w:val="1"/>
+      <w:numFmt w:val="bullet"/>
+      <w:lvlText w:val=""/>
+      <w:lvlJc w:val="left"/>
+      <w:pPr>
+        <w:ind w:left="7200" w:hanging="360"/>
+      </w:pPr>
+      <w:rPr>
+        <w:rFonts w:ascii="Wingdings" w:hAnsi="Wingdings" w:hint="default"/>
+      </w:rPr>
+    </w:lvl>
+  </w:abstractNum>
+  <w:abstractNum w:abstractNumId="5">
     <w:nsid w:val="597D60FB"/>
     <w:multiLevelType w:val="hybridMultilevel"/>
     <w:tmpl w:val="385CAF14"/>
@@ -2943,7 +3610,7 @@
       </w:rPr>
     </w:lvl>
   </w:abstractNum>
-  <w:abstractNum w:abstractNumId="5">
+  <w:abstractNum w:abstractNumId="6">
     <w:nsid w:val="5BD9707F"/>
     <w:multiLevelType w:val="hybridMultilevel"/>
     <w:tmpl w:val="12EC3138"/>
@@ -3056,7 +3723,7 @@
       </w:rPr>
     </w:lvl>
   </w:abstractNum>
-  <w:abstractNum w:abstractNumId="6">
+  <w:abstractNum w:abstractNumId="7">
     <w:nsid w:val="5D9B5456"/>
     <w:multiLevelType w:val="hybridMultilevel"/>
     <w:tmpl w:val="41549ECA"/>
@@ -3169,7 +3836,7 @@
       </w:rPr>
     </w:lvl>
   </w:abstractNum>
-  <w:abstractNum w:abstractNumId="7">
+  <w:abstractNum w:abstractNumId="8">
     <w:nsid w:val="74646CD4"/>
     <w:multiLevelType w:val="hybridMultilevel"/>
     <w:tmpl w:val="C624F288"/>
@@ -3282,7 +3949,7 @@
       </w:rPr>
     </w:lvl>
   </w:abstractNum>
-  <w:abstractNum w:abstractNumId="8">
+  <w:abstractNum w:abstractNumId="9">
     <w:nsid w:val="7A014146"/>
     <w:multiLevelType w:val="hybridMultilevel"/>
     <w:tmpl w:val="CA6E5126"/>
@@ -3395,7 +4062,7 @@
       </w:rPr>
     </w:lvl>
   </w:abstractNum>
-  <w:abstractNum w:abstractNumId="9">
+  <w:abstractNum w:abstractNumId="10">
     <w:nsid w:val="7F5D64C2"/>
     <w:multiLevelType w:val="hybridMultilevel"/>
     <w:tmpl w:val="869EE0D4"/>
@@ -3515,28 +4182,31 @@
     <w:abstractNumId w:val="2"/>
   </w:num>
   <w:num w:numId="3">
-    <w:abstractNumId w:val="6"/>
+    <w:abstractNumId w:val="7"/>
   </w:num>
   <w:num w:numId="4">
     <w:abstractNumId w:val="3"/>
   </w:num>
   <w:num w:numId="5">
-    <w:abstractNumId w:val="7"/>
+    <w:abstractNumId w:val="8"/>
   </w:num>
   <w:num w:numId="6">
-    <w:abstractNumId w:val="8"/>
+    <w:abstractNumId w:val="9"/>
   </w:num>
   <w:num w:numId="7">
+    <w:abstractNumId w:val="6"/>
+  </w:num>
+  <w:num w:numId="8">
     <w:abstractNumId w:val="5"/>
   </w:num>
-  <w:num w:numId="8">
-    <w:abstractNumId w:val="4"/>
-  </w:num>
   <w:num w:numId="9">
-    <w:abstractNumId w:val="9"/>
+    <w:abstractNumId w:val="10"/>
   </w:num>
   <w:num w:numId="10">
     <w:abstractNumId w:val="1"/>
+  </w:num>
+  <w:num w:numId="11">
+    <w:abstractNumId w:val="4"/>
   </w:num>
 </w:numbering>
 </file>

--- a/Python Test Prompt.docx
+++ b/Python Test Prompt.docx
@@ -383,73 +383,6 @@
     <w:p>
       <w:r>
         <w:tab/>
-      </w:r>
-    </w:p>
-    <w:p/>
-    <w:p/>
-    <w:p/>
-    <w:p>
-      <w:r>
-        <w:t xml:space="preserve">Task </w:t>
-      </w:r>
-      <w:proofErr w:type="gramStart"/>
-      <w:r>
-        <w:t xml:space="preserve">1  </w:t>
-      </w:r>
-      <w:proofErr w:type="spellStart"/>
-      <w:r>
-        <w:t>get</w:t>
-      </w:r>
-      <w:proofErr w:type="gramEnd"/>
-      <w:r>
-        <w:t>_unique</w:t>
-      </w:r>
-      <w:proofErr w:type="spellEnd"/>
-      <w:r>
-        <w:t>()</w:t>
-      </w:r>
-    </w:p>
-    <w:p>
-      <w:proofErr w:type="spellStart"/>
-      <w:r>
-        <w:t>def</w:t>
-      </w:r>
-      <w:proofErr w:type="spellEnd"/>
-      <w:r>
-        <w:t xml:space="preserve"> </w:t>
-      </w:r>
-      <w:proofErr w:type="spellStart"/>
-      <w:r>
-        <w:t>get_unique</w:t>
-      </w:r>
-      <w:proofErr w:type="spellEnd"/>
-      <w:r>
-        <w:t>(</w:t>
-      </w:r>
-      <w:r>
-        <w:t>data</w:t>
-      </w:r>
-      <w:r>
-        <w:t>):</w:t>
-      </w:r>
-      <w:r>
-        <w:br/>
-      </w:r>
-      <w:r>
-        <w:tab/>
-        <w:t>*Loops through every item in the list*</w:t>
-      </w:r>
-    </w:p>
-    <w:p>
-      <w:r>
-        <w:tab/>
-        <w:t>*Removes duplicate or any null values from the list*</w:t>
-      </w:r>
-    </w:p>
-    <w:p>
-      <w:r>
-        <w:tab/>
-        <w:t>*Fetches the unique item from the list*</w:t>
       </w:r>
     </w:p>
     <w:p/>
@@ -459,25 +392,34 @@
     <w:p/>
     <w:p/>
     <w:p/>
-    <w:p>
-      <w:r>
-        <w:t>Task 2</w:t>
-      </w:r>
-      <w:r>
-        <w:t xml:space="preserve"> </w:t>
-      </w:r>
-    </w:p>
-    <w:p>
-      <w:r>
-        <w:t>------</w:t>
-      </w:r>
-    </w:p>
-    <w:p>
-      <w:r>
-        <w:t xml:space="preserve">Please create comprehensive </w:t>
-      </w:r>
-      <w:r>
-        <w:t xml:space="preserve">Python </w:t>
+    <w:p/>
+    <w:p/>
+    <w:p/>
+    <w:p>
+      <w:r>
+        <w:lastRenderedPageBreak/>
+        <w:t xml:space="preserve">Task </w:t>
+      </w:r>
+      <w:proofErr w:type="gramStart"/>
+      <w:r>
+        <w:t xml:space="preserve">1  </w:t>
+      </w:r>
+      <w:proofErr w:type="spellStart"/>
+      <w:r>
+        <w:t>get</w:t>
+      </w:r>
+      <w:proofErr w:type="gramEnd"/>
+      <w:r>
+        <w:t>_unique</w:t>
+      </w:r>
+      <w:proofErr w:type="spellEnd"/>
+      <w:r>
+        <w:t>()</w:t>
+      </w:r>
+    </w:p>
+    <w:p>
+      <w:r>
+        <w:t xml:space="preserve">Please create comprehensive Python </w:t>
       </w:r>
       <w:proofErr w:type="spellStart"/>
       <w:r>
@@ -485,37 +427,741 @@
       </w:r>
       <w:proofErr w:type="spellEnd"/>
       <w:r>
-        <w:t xml:space="preserve"> </w:t>
-      </w:r>
-      <w:r>
-        <w:t xml:space="preserve">test </w:t>
-      </w:r>
-      <w:r>
-        <w:t xml:space="preserve">suite </w:t>
+        <w:t xml:space="preserve"> test suite </w:t>
       </w:r>
       <w:r>
         <w:rPr>
           <w:highlight w:val="yellow"/>
         </w:rPr>
-        <w:t xml:space="preserve">within a </w:t>
+        <w:t>within a module a</w:t>
+      </w:r>
+      <w:r>
+        <w:t xml:space="preserve"> Python </w:t>
+      </w:r>
+      <w:proofErr w:type="gramStart"/>
+      <w:r>
+        <w:t>implementation .</w:t>
+      </w:r>
+      <w:proofErr w:type="gramEnd"/>
+      <w:r>
+        <w:t xml:space="preserve"> The implementation was created based on this specification:</w:t>
+      </w:r>
+    </w:p>
+    <w:p/>
+    <w:p>
+      <w:r>
+        <w:t xml:space="preserve"> </w:t>
+      </w:r>
+      <w:proofErr w:type="gramStart"/>
+      <w:r>
+        <w:t>SPECIFICATION :</w:t>
+      </w:r>
+      <w:proofErr w:type="gramEnd"/>
+    </w:p>
+    <w:p>
+      <w:r>
+        <w:t xml:space="preserve">Module Name: </w:t>
+      </w:r>
+      <w:proofErr w:type="spellStart"/>
+      <w:r>
+        <w:t>Unique_Brands</w:t>
+      </w:r>
+      <w:proofErr w:type="spellEnd"/>
+    </w:p>
+    <w:p>
+      <w:proofErr w:type="spellStart"/>
+      <w:r>
+        <w:t>Function_Name</w:t>
+      </w:r>
+      <w:proofErr w:type="spellEnd"/>
+      <w:r>
+        <w:t>:</w:t>
+      </w:r>
+      <w:r>
+        <w:rPr>
+          <w:rFonts w:ascii="Consolas" w:eastAsia="Times New Roman" w:hAnsi="Consolas" w:cs="Times New Roman"/>
+          <w:color w:val="7AA2F7"/>
+          <w:sz w:val="21"/>
+          <w:szCs w:val="21"/>
+        </w:rPr>
+        <w:t xml:space="preserve"> </w:t>
+      </w:r>
+      <w:proofErr w:type="spellStart"/>
+      <w:r>
+        <w:t>get_unique</w:t>
+      </w:r>
+      <w:proofErr w:type="spellEnd"/>
+    </w:p>
+    <w:p>
+      <w:r>
+        <w:t>Purpose</w:t>
+      </w:r>
+    </w:p>
+    <w:p>
+      <w:pPr>
+        <w:pStyle w:val="ListParagraph"/>
+        <w:numPr>
+          <w:ilvl w:val="0"/>
+          <w:numId w:val="8"/>
+        </w:numPr>
+        <w:spacing w:line="278" w:lineRule="auto"/>
+      </w:pPr>
+      <w:r>
+        <w:t>Returns a unique , filtered list of all valid brand names from the</w:t>
+      </w:r>
+    </w:p>
+    <w:p>
+      <w:pPr>
+        <w:pStyle w:val="ListParagraph"/>
+        <w:ind w:left="1440"/>
+      </w:pPr>
+      <w:proofErr w:type="gramStart"/>
+      <w:r>
+        <w:t>available</w:t>
+      </w:r>
+      <w:proofErr w:type="gramEnd"/>
+      <w:r>
+        <w:t xml:space="preserve"> product dataset  in list format.</w:t>
+      </w:r>
+    </w:p>
+    <w:p>
+      <w:pPr>
+        <w:pStyle w:val="ListParagraph"/>
+        <w:numPr>
+          <w:ilvl w:val="0"/>
+          <w:numId w:val="8"/>
+        </w:numPr>
+        <w:spacing w:line="278" w:lineRule="auto"/>
+      </w:pPr>
+      <w:r>
+        <w:t>Eliminates duplicates and removes any None or empty string values</w:t>
+      </w:r>
+    </w:p>
+    <w:p>
+      <w:pPr>
+        <w:pStyle w:val="ListParagraph"/>
+        <w:numPr>
+          <w:ilvl w:val="0"/>
+          <w:numId w:val="8"/>
+        </w:numPr>
+        <w:spacing w:line="278" w:lineRule="auto"/>
+      </w:pPr>
+      <w:r>
+        <w:t>Addresses the need to extract meaningful brand information from</w:t>
+      </w:r>
+    </w:p>
+    <w:p>
+      <w:pPr>
+        <w:pStyle w:val="ListParagraph"/>
+        <w:ind w:left="1440"/>
+      </w:pPr>
+      <w:proofErr w:type="gramStart"/>
+      <w:r>
+        <w:t>raw</w:t>
+      </w:r>
+      <w:proofErr w:type="gramEnd"/>
+      <w:r>
+        <w:t xml:space="preserve"> product data for display or filtering purposes .</w:t>
+      </w:r>
+      <w:r>
+        <w:cr/>
+      </w:r>
+    </w:p>
+    <w:p>
+      <w:r>
+        <w:t>Inputs</w:t>
+      </w:r>
+    </w:p>
+    <w:p>
+      <w:pPr>
+        <w:pStyle w:val="ListParagraph"/>
+        <w:numPr>
+          <w:ilvl w:val="0"/>
+          <w:numId w:val="5"/>
+        </w:numPr>
+        <w:spacing w:line="278" w:lineRule="auto"/>
+      </w:pPr>
+      <w:r>
+        <w:t>Arguments :</w:t>
+      </w:r>
+    </w:p>
+    <w:p>
+      <w:pPr>
+        <w:pStyle w:val="ListParagraph"/>
+        <w:numPr>
+          <w:ilvl w:val="1"/>
+          <w:numId w:val="5"/>
+        </w:numPr>
+        <w:spacing w:line="278" w:lineRule="auto"/>
+      </w:pPr>
+      <w:proofErr w:type="spellStart"/>
+      <w:r>
+        <w:t>brand_list</w:t>
+      </w:r>
+      <w:proofErr w:type="spellEnd"/>
+      <w:r>
+        <w:t xml:space="preserve"> as a parameter taking multiples names of brands</w:t>
+      </w:r>
+    </w:p>
+    <w:p>
+      <w:r>
+        <w:t>Outputs</w:t>
+      </w:r>
+    </w:p>
+    <w:p>
+      <w:pPr>
+        <w:pStyle w:val="ListParagraph"/>
+        <w:numPr>
+          <w:ilvl w:val="0"/>
+          <w:numId w:val="11"/>
+        </w:numPr>
+        <w:spacing w:line="278" w:lineRule="auto"/>
+      </w:pPr>
+      <w:r>
+        <w:t>Return Type:</w:t>
+      </w:r>
+    </w:p>
+    <w:p>
+      <w:pPr>
+        <w:pStyle w:val="ListParagraph"/>
+        <w:numPr>
+          <w:ilvl w:val="1"/>
+          <w:numId w:val="11"/>
+        </w:numPr>
+        <w:spacing w:line="278" w:lineRule="auto"/>
+      </w:pPr>
+      <w:r>
+        <w:t>List of Strings list[‘string’ ]</w:t>
+      </w:r>
+    </w:p>
+    <w:p>
+      <w:pPr>
+        <w:pStyle w:val="ListParagraph"/>
+        <w:numPr>
+          <w:ilvl w:val="0"/>
+          <w:numId w:val="11"/>
+        </w:numPr>
+        <w:spacing w:line="278" w:lineRule="auto"/>
+      </w:pPr>
+      <w:r>
+        <w:t>Structure :</w:t>
+      </w:r>
+    </w:p>
+    <w:p>
+      <w:pPr>
+        <w:pStyle w:val="ListParagraph"/>
+        <w:numPr>
+          <w:ilvl w:val="1"/>
+          <w:numId w:val="11"/>
+        </w:numPr>
+        <w:spacing w:line="278" w:lineRule="auto"/>
+      </w:pPr>
+      <w:r>
+        <w:t xml:space="preserve"> A </w:t>
+      </w:r>
+      <w:proofErr w:type="spellStart"/>
+      <w:r>
+        <w:t>deduplicated</w:t>
+      </w:r>
+      <w:proofErr w:type="spellEnd"/>
+      <w:r>
+        <w:t xml:space="preserve"> list of non-empty, non-None/non-Null strings from the 'brand' field.</w:t>
+      </w:r>
+    </w:p>
+    <w:p>
+      <w:pPr>
+        <w:pStyle w:val="ListParagraph"/>
+        <w:numPr>
+          <w:ilvl w:val="1"/>
+          <w:numId w:val="11"/>
+        </w:numPr>
+        <w:spacing w:line="278" w:lineRule="auto"/>
+      </w:pPr>
+      <w:r>
+        <w:t xml:space="preserve">Returns </w:t>
+      </w:r>
+      <w:proofErr w:type="gramStart"/>
+      <w:r>
+        <w:t>None</w:t>
+      </w:r>
+      <w:proofErr w:type="gramEnd"/>
+      <w:r>
+        <w:t xml:space="preserve"> if no valid brand values exist.</w:t>
+      </w:r>
+    </w:p>
+    <w:p>
+      <w:r>
+        <w:t>Constraints</w:t>
+      </w:r>
+    </w:p>
+    <w:p>
+      <w:pPr>
+        <w:pStyle w:val="ListParagraph"/>
+        <w:numPr>
+          <w:ilvl w:val="0"/>
+          <w:numId w:val="6"/>
+        </w:numPr>
+        <w:spacing w:line="278" w:lineRule="auto"/>
+      </w:pPr>
+      <w:r>
+        <w:t>Assumes each product dictionary contains a brand key</w:t>
+      </w:r>
+    </w:p>
+    <w:p>
+      <w:pPr>
+        <w:pStyle w:val="ListParagraph"/>
+        <w:numPr>
+          <w:ilvl w:val="0"/>
+          <w:numId w:val="6"/>
+        </w:numPr>
+        <w:spacing w:line="278" w:lineRule="auto"/>
+      </w:pPr>
+      <w:r>
+        <w:t>Brand values must be strings ; None and empty strings are filtered out</w:t>
+      </w:r>
+    </w:p>
+    <w:p>
+      <w:pPr>
+        <w:pStyle w:val="ListParagraph"/>
+        <w:numPr>
+          <w:ilvl w:val="0"/>
+          <w:numId w:val="6"/>
+        </w:numPr>
+        <w:spacing w:line="278" w:lineRule="auto"/>
+      </w:pPr>
+      <w:r>
+        <w:t>The function should ensure case - insensitivity in brand names and normalize them to a capitalized format (</w:t>
+      </w:r>
+      <w:proofErr w:type="spellStart"/>
+      <w:proofErr w:type="gramStart"/>
+      <w:r>
+        <w:t>e.g</w:t>
+      </w:r>
+      <w:proofErr w:type="spellEnd"/>
+      <w:r>
+        <w:t xml:space="preserve"> .</w:t>
+      </w:r>
+      <w:proofErr w:type="gramEnd"/>
+      <w:r>
+        <w:t xml:space="preserve">, " </w:t>
+      </w:r>
+      <w:proofErr w:type="spellStart"/>
+      <w:r>
+        <w:t>Brandname</w:t>
+      </w:r>
+      <w:proofErr w:type="spellEnd"/>
+      <w:r>
+        <w:t xml:space="preserve"> " instead of " </w:t>
+      </w:r>
+      <w:proofErr w:type="spellStart"/>
+      <w:r>
+        <w:t>brandname</w:t>
+      </w:r>
+      <w:proofErr w:type="spellEnd"/>
+      <w:r>
+        <w:t xml:space="preserve"> ", " BRANDNAME " , </w:t>
+      </w:r>
+      <w:proofErr w:type="spellStart"/>
+      <w:r>
+        <w:t>etc</w:t>
+      </w:r>
+      <w:proofErr w:type="spellEnd"/>
+      <w:r>
+        <w:t xml:space="preserve"> .)</w:t>
+      </w:r>
+    </w:p>
+    <w:p>
+      <w:pPr>
+        <w:pStyle w:val="ListParagraph"/>
+        <w:numPr>
+          <w:ilvl w:val="0"/>
+          <w:numId w:val="6"/>
+        </w:numPr>
+        <w:spacing w:line="278" w:lineRule="auto"/>
+      </w:pPr>
+      <w:r>
+        <w:t xml:space="preserve">No external libraries may be used for </w:t>
+      </w:r>
+      <w:proofErr w:type="spellStart"/>
+      <w:r>
+        <w:t>deduplication</w:t>
+      </w:r>
+      <w:proofErr w:type="spellEnd"/>
+      <w:r>
+        <w:t xml:space="preserve"> or filtering</w:t>
+      </w:r>
+    </w:p>
+    <w:p>
+      <w:pPr>
+        <w:pStyle w:val="ListParagraph"/>
+        <w:numPr>
+          <w:ilvl w:val="0"/>
+          <w:numId w:val="6"/>
+        </w:numPr>
+        <w:spacing w:line="278" w:lineRule="auto"/>
+      </w:pPr>
+      <w:r>
+        <w:t xml:space="preserve">Do not use sets for </w:t>
+      </w:r>
+      <w:proofErr w:type="spellStart"/>
+      <w:r>
+        <w:t>deduplication</w:t>
+      </w:r>
+      <w:proofErr w:type="spellEnd"/>
+      <w:r>
+        <w:t>.</w:t>
+      </w:r>
+    </w:p>
+    <w:p>
+      <w:pPr>
+        <w:pStyle w:val="ListParagraph"/>
+        <w:numPr>
+          <w:ilvl w:val="0"/>
+          <w:numId w:val="6"/>
+        </w:numPr>
+        <w:spacing w:line="278" w:lineRule="auto"/>
+      </w:pPr>
+      <w:r>
+        <w:t>Use only dictionaries and/or lists.</w:t>
+      </w:r>
+    </w:p>
+    <w:p>
+      <w:pPr>
+        <w:pStyle w:val="ListParagraph"/>
+        <w:numPr>
+          <w:ilvl w:val="0"/>
+          <w:numId w:val="6"/>
+        </w:numPr>
+        <w:spacing w:line="278" w:lineRule="auto"/>
+      </w:pPr>
+      <w:r>
+        <w:t>Do not sort the final output list.</w:t>
+      </w:r>
+    </w:p>
+    <w:p>
+      <w:r>
+        <w:t>Known Edge cases</w:t>
+      </w:r>
+    </w:p>
+    <w:p>
+      <w:pPr>
+        <w:pStyle w:val="ListParagraph"/>
+        <w:numPr>
+          <w:ilvl w:val="0"/>
+          <w:numId w:val="7"/>
+        </w:numPr>
+        <w:spacing w:line="278" w:lineRule="auto"/>
+      </w:pPr>
+      <w:r>
+        <w:t xml:space="preserve">If all brand values are </w:t>
+      </w:r>
+      <w:r>
+        <w:t>None or "" , the result is None</w:t>
+      </w:r>
+    </w:p>
+    <w:p>
+      <w:pPr>
+        <w:pStyle w:val="ListParagraph"/>
+        <w:numPr>
+          <w:ilvl w:val="0"/>
+          <w:numId w:val="7"/>
+        </w:numPr>
+        <w:spacing w:line="278" w:lineRule="auto"/>
+      </w:pPr>
+      <w:r>
+        <w:t xml:space="preserve">If </w:t>
+      </w:r>
+      <w:proofErr w:type="spellStart"/>
+      <w:r>
+        <w:t>get_all_products</w:t>
+      </w:r>
+      <w:proofErr w:type="spellEnd"/>
+      <w:r>
+        <w:t xml:space="preserve"> /0 re</w:t>
+      </w:r>
+      <w:r>
+        <w:t>turns [] , the result is also None</w:t>
+      </w:r>
+    </w:p>
+    <w:p/>
+    <w:p>
+      <w:pPr>
+        <w:pStyle w:val="ListParagraph"/>
+        <w:numPr>
+          <w:ilvl w:val="0"/>
+          <w:numId w:val="7"/>
+        </w:numPr>
+        <w:spacing w:line="278" w:lineRule="auto"/>
+      </w:pPr>
+      <w:r>
+        <w:t>If the same brand appears in lower and upper case , it is</w:t>
+      </w:r>
+      <w:r>
+        <w:t xml:space="preserve"> </w:t>
+      </w:r>
+      <w:r>
+        <w:t>treated as the same brand ( case - insensitive )</w:t>
+      </w:r>
+      <w:r>
+        <w:cr/>
+      </w:r>
+    </w:p>
+    <w:p>
+      <w:pPr>
+        <w:pStyle w:val="ListParagraph"/>
+        <w:ind w:left="1080"/>
+      </w:pPr>
+    </w:p>
+    <w:p>
+      <w:r>
+        <w:t>Example Calls &amp; Expected Outputs</w:t>
+      </w:r>
+    </w:p>
+    <w:p>
+      <w:pPr>
+        <w:pStyle w:val="ListParagraph"/>
+        <w:ind w:left="1080"/>
+      </w:pPr>
+      <w:r>
+        <w:t>1. Normal case with valid brands</w:t>
+      </w:r>
+    </w:p>
+    <w:p>
+      <w:pPr>
+        <w:pStyle w:val="ListParagraph"/>
+        <w:ind w:left="1080"/>
+      </w:pPr>
+      <w:r>
+        <w:t xml:space="preserve"> get_</w:t>
+      </w:r>
+      <w:proofErr w:type="gramStart"/>
+      <w:r>
+        <w:t>unique(</w:t>
+      </w:r>
+      <w:proofErr w:type="gramEnd"/>
+      <w:r>
+        <w:t>{‘brand’:’Brandname1’},{‘brand’:’Brandname2’},{‘brand’:’Brandname3’})</w:t>
+      </w:r>
+    </w:p>
+    <w:p>
+      <w:pPr>
+        <w:pStyle w:val="ListParagraph"/>
+        <w:ind w:left="1080"/>
+      </w:pPr>
+      <w:r>
+        <w:t>[‘Brandname1’,’Brandname2’,’Brandname3’]</w:t>
+      </w:r>
+    </w:p>
+    <w:p>
+      <w:pPr>
+        <w:pStyle w:val="ListParagraph"/>
+        <w:ind w:left="1080"/>
+      </w:pPr>
+      <w:r>
+        <w:t xml:space="preserve"> </w:t>
+      </w:r>
+    </w:p>
+    <w:p>
+      <w:pPr>
+        <w:pStyle w:val="ListParagraph"/>
+        <w:ind w:left="1080"/>
+      </w:pPr>
+      <w:r>
+        <w:t>2. Only invalid or missing brands</w:t>
+      </w:r>
+    </w:p>
+    <w:p>
+      <w:r>
+        <w:tab/>
+        <w:t xml:space="preserve">      </w:t>
+      </w:r>
+      <w:proofErr w:type="spellStart"/>
+      <w:r>
+        <w:t>get_</w:t>
+      </w:r>
+      <w:proofErr w:type="gramStart"/>
+      <w:r>
+        <w:t>unique</w:t>
+      </w:r>
+      <w:proofErr w:type="spellEnd"/>
+      <w:r>
+        <w:t>(</w:t>
+      </w:r>
+      <w:proofErr w:type="gramEnd"/>
+      <w:r>
+        <w:t xml:space="preserve">[]) </w:t>
+      </w:r>
+    </w:p>
+    <w:p>
+      <w:r>
+        <w:t xml:space="preserve">                   #=&gt; None</w:t>
+      </w:r>
+    </w:p>
+    <w:p>
+      <w:r>
+        <w:tab/>
+        <w:t xml:space="preserve">      3. Mixed with duplicates and blanks:</w:t>
+      </w:r>
+    </w:p>
+    <w:p>
+      <w:pPr>
+        <w:ind w:left="720"/>
+      </w:pPr>
+      <w:proofErr w:type="spellStart"/>
+      <w:r>
+        <w:t>get_</w:t>
+      </w:r>
+      <w:proofErr w:type="gramStart"/>
+      <w:r>
+        <w:t>unique</w:t>
+      </w:r>
+      <w:proofErr w:type="spellEnd"/>
+      <w:r>
+        <w:t>(</w:t>
+      </w:r>
+      <w:proofErr w:type="gramEnd"/>
+      <w:r>
+        <w:t>[{'brand':'</w:t>
+      </w:r>
+      <w:proofErr w:type="spellStart"/>
+      <w:r>
+        <w:t>Brandname</w:t>
+      </w:r>
+      <w:proofErr w:type="spellEnd"/>
+      <w:r>
+        <w:t>'}, {'brand':'</w:t>
+      </w:r>
+      <w:proofErr w:type="spellStart"/>
+      <w:r>
+        <w:t>BrAnDNAme</w:t>
+      </w:r>
+      <w:proofErr w:type="spellEnd"/>
+      <w:r>
+        <w:t>'}, {'</w:t>
+      </w:r>
+      <w:proofErr w:type="spellStart"/>
+      <w:r>
+        <w:t>brand':'BRANDNAME</w:t>
+      </w:r>
+      <w:proofErr w:type="spellEnd"/>
+      <w:r>
+        <w:t>'}, {'brand':'</w:t>
+      </w:r>
+      <w:proofErr w:type="spellStart"/>
+      <w:r>
+        <w:t>brandname</w:t>
+      </w:r>
+      <w:proofErr w:type="spellEnd"/>
+      <w:r>
+        <w:t>'},{'</w:t>
+      </w:r>
+      <w:proofErr w:type="spellStart"/>
+      <w:r>
+        <w:t>brand':None</w:t>
+      </w:r>
+      <w:proofErr w:type="spellEnd"/>
+      <w:r>
+        <w:t>}, {'brand': ' '}])</w:t>
+      </w:r>
+    </w:p>
+    <w:p>
+      <w:pPr>
+        <w:ind w:left="720"/>
+      </w:pPr>
+      <w:r>
+        <w:t># =&gt; ['</w:t>
+      </w:r>
+      <w:proofErr w:type="spellStart"/>
+      <w:r>
+        <w:t>Brandname</w:t>
+      </w:r>
+      <w:proofErr w:type="spellEnd"/>
+      <w:r>
+        <w:t xml:space="preserve">']      </w:t>
+      </w:r>
+    </w:p>
+    <w:p/>
+    <w:p>
+      <w:r>
+        <w:t xml:space="preserve">Follow the rules set with </w:t>
       </w:r>
       <w:r>
         <w:rPr>
           <w:highlight w:val="yellow"/>
         </w:rPr>
-        <w:t xml:space="preserve">module </w:t>
+        <w:t>the system prompt.</w:t>
+      </w:r>
+    </w:p>
+    <w:p>
+      <w:r>
+        <w:t xml:space="preserve">The response should only contain valid Python </w:t>
+      </w:r>
+      <w:proofErr w:type="spellStart"/>
+      <w:r>
+        <w:t>unittest</w:t>
+      </w:r>
+      <w:proofErr w:type="spellEnd"/>
+      <w:r>
+        <w:t xml:space="preserve"> test code, without any additional text or explanations.</w:t>
+      </w:r>
+    </w:p>
+    <w:p>
+      <w:r>
+        <w:t>--------</w:t>
+      </w:r>
+    </w:p>
+    <w:p/>
+    <w:p/>
+    <w:p/>
+    <w:p/>
+    <w:p/>
+    <w:p/>
+    <w:p/>
+    <w:p/>
+    <w:p/>
+    <w:p/>
+    <w:p/>
+    <w:p/>
+    <w:p/>
+    <w:p/>
+    <w:p/>
+    <w:p/>
+    <w:p/>
+    <w:p/>
+    <w:p/>
+    <w:p>
+      <w:r>
+        <w:t>Task 2</w:t>
+      </w:r>
+      <w:r>
+        <w:t xml:space="preserve"> </w:t>
+      </w:r>
+    </w:p>
+    <w:p>
+      <w:r>
+        <w:t>------</w:t>
+      </w:r>
+    </w:p>
+    <w:p>
+      <w:r>
+        <w:t xml:space="preserve">Please create comprehensive Python </w:t>
+      </w:r>
+      <w:proofErr w:type="spellStart"/>
+      <w:r>
+        <w:t>unittest</w:t>
+      </w:r>
+      <w:proofErr w:type="spellEnd"/>
+      <w:r>
+        <w:t xml:space="preserve"> test suite </w:t>
       </w:r>
       <w:r>
         <w:rPr>
           <w:highlight w:val="yellow"/>
         </w:rPr>
-        <w:t>a</w:t>
-      </w:r>
-      <w:r>
-        <w:t xml:space="preserve"> Python</w:t>
-      </w:r>
-      <w:r>
-        <w:t xml:space="preserve"> </w:t>
+        <w:t>within a module a</w:t>
+      </w:r>
+      <w:r>
+        <w:t xml:space="preserve"> Python </w:t>
       </w:r>
       <w:proofErr w:type="gramStart"/>
       <w:r>
@@ -523,10 +1169,7 @@
       </w:r>
       <w:proofErr w:type="gramEnd"/>
       <w:r>
-        <w:t xml:space="preserve"> T</w:t>
-      </w:r>
-      <w:r>
-        <w:t>he implementation was created based on this specification:</w:t>
+        <w:t xml:space="preserve"> The implementation was created based on this specification:</w:t>
       </w:r>
     </w:p>
     <w:p/>
@@ -855,6 +1498,7 @@
     </w:p>
     <w:p>
       <w:r>
+        <w:lastRenderedPageBreak/>
         <w:t>Known Edge cases</w:t>
       </w:r>
     </w:p>
@@ -898,7 +1542,6 @@
         <w:spacing w:line="278" w:lineRule="auto"/>
       </w:pPr>
       <w:r>
-        <w:lastRenderedPageBreak/>
         <w:t xml:space="preserve">If all products have price : </w:t>
       </w:r>
       <w:r>
@@ -1136,8 +1779,6 @@
       <w:r>
         <w:t>=[]</w:t>
       </w:r>
-      <w:bookmarkStart w:id="0" w:name="_GoBack"/>
-      <w:bookmarkEnd w:id="0"/>
       <w:proofErr w:type="gramEnd"/>
     </w:p>
     <w:p>
@@ -1152,36 +1793,904 @@
     </w:p>
     <w:p>
       <w:r>
-        <w:t>Fol</w:t>
-      </w:r>
-      <w:r>
-        <w:t>lo</w:t>
-      </w:r>
-      <w:r>
-        <w:t>w the r</w:t>
-      </w:r>
-      <w:r>
-        <w:t xml:space="preserve">ules set with </w:t>
+        <w:t xml:space="preserve">Follow the rules set with </w:t>
       </w:r>
       <w:r>
         <w:rPr>
           <w:highlight w:val="yellow"/>
         </w:rPr>
-        <w:t>the system prompt</w:t>
+        <w:t>the system prompt.</w:t>
+      </w:r>
+    </w:p>
+    <w:p>
+      <w:r>
+        <w:t xml:space="preserve">The response should only contain valid Python </w:t>
+      </w:r>
+      <w:proofErr w:type="spellStart"/>
+      <w:r>
+        <w:t>unittest</w:t>
+      </w:r>
+      <w:proofErr w:type="spellEnd"/>
+      <w:r>
+        <w:t xml:space="preserve"> test code, without any additional text or explanations.</w:t>
+      </w:r>
+    </w:p>
+    <w:p>
+      <w:r>
+        <w:t>--------</w:t>
+      </w:r>
+    </w:p>
+    <w:p/>
+    <w:p/>
+    <w:p/>
+    <w:p/>
+    <w:p/>
+    <w:p/>
+    <w:p/>
+    <w:p/>
+    <w:p/>
+    <w:p/>
+    <w:p/>
+    <w:p/>
+    <w:p>
+      <w:r>
+        <w:lastRenderedPageBreak/>
+        <w:t xml:space="preserve">Task </w:t>
+      </w:r>
+      <w:proofErr w:type="gramStart"/>
+      <w:r>
+        <w:t>3  get</w:t>
+      </w:r>
+      <w:proofErr w:type="gramEnd"/>
+      <w:r>
+        <w:t>_min_2_attributes()</w:t>
+      </w:r>
+    </w:p>
+    <w:p>
+      <w:r>
+        <w:t xml:space="preserve">Please create comprehensive Python </w:t>
+      </w:r>
+      <w:proofErr w:type="spellStart"/>
+      <w:r>
+        <w:t>unittest</w:t>
+      </w:r>
+      <w:proofErr w:type="spellEnd"/>
+      <w:r>
+        <w:t xml:space="preserve"> test suite </w:t>
       </w:r>
       <w:r>
         <w:rPr>
           <w:highlight w:val="yellow"/>
         </w:rPr>
-        <w:t>.</w:t>
-      </w:r>
-    </w:p>
-    <w:p>
-      <w:r>
-        <w:t>The response should only c</w:t>
-      </w:r>
-      <w:r>
-        <w:t xml:space="preserve">ontain valid Python </w:t>
+        <w:t>within a module a</w:t>
+      </w:r>
+      <w:r>
+        <w:t xml:space="preserve"> Python </w:t>
+      </w:r>
+      <w:proofErr w:type="gramStart"/>
+      <w:r>
+        <w:t>implementation .</w:t>
+      </w:r>
+      <w:proofErr w:type="gramEnd"/>
+      <w:r>
+        <w:t xml:space="preserve"> The implementation was created based on this specification:</w:t>
+      </w:r>
+    </w:p>
+    <w:p/>
+    <w:p>
+      <w:r>
+        <w:t xml:space="preserve"> </w:t>
+      </w:r>
+      <w:proofErr w:type="gramStart"/>
+      <w:r>
+        <w:t>SPECIFICATION :</w:t>
+      </w:r>
+      <w:proofErr w:type="gramEnd"/>
+    </w:p>
+    <w:p>
+      <w:r>
+        <w:t xml:space="preserve">Module Name: </w:t>
+      </w:r>
+      <w:proofErr w:type="spellStart"/>
+      <w:r>
+        <w:t>Get_min_attribute</w:t>
+      </w:r>
+      <w:proofErr w:type="spellEnd"/>
+    </w:p>
+    <w:p>
+      <w:proofErr w:type="spellStart"/>
+      <w:r>
+        <w:t>Function_Name</w:t>
+      </w:r>
+      <w:proofErr w:type="spellEnd"/>
+      <w:r>
+        <w:t>:</w:t>
+      </w:r>
+      <w:r>
+        <w:rPr>
+          <w:rFonts w:ascii="Consolas" w:eastAsia="Times New Roman" w:hAnsi="Consolas" w:cs="Times New Roman"/>
+          <w:color w:val="7AA2F7"/>
+          <w:sz w:val="21"/>
+          <w:szCs w:val="21"/>
+        </w:rPr>
+        <w:t xml:space="preserve"> </w:t>
+      </w:r>
+      <w:r>
+        <w:t>get_min_2_attributes</w:t>
+      </w:r>
+    </w:p>
+    <w:p>
+      <w:r>
+        <w:t>Purpose</w:t>
+      </w:r>
+    </w:p>
+    <w:p>
+      <w:pPr>
+        <w:pStyle w:val="ListParagraph"/>
+        <w:numPr>
+          <w:ilvl w:val="0"/>
+          <w:numId w:val="8"/>
+        </w:numPr>
+        <w:spacing w:line="278" w:lineRule="auto"/>
+      </w:pPr>
+      <w:r>
+        <w:t xml:space="preserve">Calculates the minimum value of a given attribute across all </w:t>
+      </w:r>
+      <w:proofErr w:type="gramStart"/>
+      <w:r>
+        <w:t>products .</w:t>
+      </w:r>
+      <w:proofErr w:type="gramEnd"/>
+    </w:p>
+    <w:p>
+      <w:pPr>
+        <w:pStyle w:val="ListParagraph"/>
+        <w:ind w:left="1440"/>
+      </w:pPr>
+      <w:r>
+        <w:t xml:space="preserve">Useful for </w:t>
+      </w:r>
+      <w:proofErr w:type="gramStart"/>
+      <w:r>
+        <w:t>analysis ,</w:t>
+      </w:r>
+      <w:proofErr w:type="gramEnd"/>
+      <w:r>
+        <w:t xml:space="preserve"> filtering (e .g., minimum price , minimum weight ).</w:t>
+      </w:r>
+      <w:r>
+        <w:cr/>
+      </w:r>
+    </w:p>
+    <w:p>
+      <w:r>
+        <w:t>Inputs</w:t>
+      </w:r>
+    </w:p>
+    <w:p>
+      <w:pPr>
+        <w:pStyle w:val="ListParagraph"/>
+        <w:numPr>
+          <w:ilvl w:val="0"/>
+          <w:numId w:val="5"/>
+        </w:numPr>
+        <w:spacing w:line="278" w:lineRule="auto"/>
+      </w:pPr>
+      <w:r>
+        <w:t>Arguments :</w:t>
+      </w:r>
+    </w:p>
+    <w:p>
+      <w:pPr>
+        <w:pStyle w:val="ListParagraph"/>
+        <w:numPr>
+          <w:ilvl w:val="1"/>
+          <w:numId w:val="5"/>
+        </w:numPr>
+        <w:spacing w:line="278" w:lineRule="auto"/>
+      </w:pPr>
+      <w:proofErr w:type="spellStart"/>
+      <w:r>
+        <w:t>Dict_search</w:t>
+      </w:r>
+      <w:proofErr w:type="spellEnd"/>
+    </w:p>
+    <w:p>
+      <w:pPr>
+        <w:pStyle w:val="ListParagraph"/>
+        <w:numPr>
+          <w:ilvl w:val="2"/>
+          <w:numId w:val="5"/>
+        </w:numPr>
+        <w:spacing w:line="278" w:lineRule="auto"/>
+      </w:pPr>
+      <w:r>
+        <w:t xml:space="preserve">It represents the attribute to extract </w:t>
+      </w:r>
+      <w:proofErr w:type="gramStart"/>
+      <w:r>
+        <w:t>( e.g</w:t>
+      </w:r>
+      <w:proofErr w:type="gramEnd"/>
+      <w:r>
+        <w:t xml:space="preserve">.:  </w:t>
+      </w:r>
+      <w:proofErr w:type="spellStart"/>
+      <w:r>
+        <w:t>pricemin</w:t>
+      </w:r>
+      <w:proofErr w:type="spellEnd"/>
+      <w:r>
+        <w:t xml:space="preserve">, : </w:t>
+      </w:r>
+      <w:proofErr w:type="spellStart"/>
+      <w:r>
+        <w:t>battery_life</w:t>
+      </w:r>
+      <w:proofErr w:type="spellEnd"/>
+      <w:r>
+        <w:t>, etc.).</w:t>
+      </w:r>
+    </w:p>
+    <w:p>
+      <w:pPr>
+        <w:pStyle w:val="ListParagraph"/>
+        <w:numPr>
+          <w:ilvl w:val="1"/>
+          <w:numId w:val="5"/>
+        </w:numPr>
+        <w:spacing w:line="278" w:lineRule="auto"/>
+      </w:pPr>
+      <w:r>
+        <w:t>List[{data}]</w:t>
+      </w:r>
+    </w:p>
+    <w:p>
+      <w:pPr>
+        <w:pStyle w:val="ListParagraph"/>
+        <w:numPr>
+          <w:ilvl w:val="2"/>
+          <w:numId w:val="5"/>
+        </w:numPr>
+        <w:spacing w:line="278" w:lineRule="auto"/>
+      </w:pPr>
+      <w:r>
+        <w:t>Data as a parameter which takes a list of dictionaries each containing various attributes.</w:t>
+      </w:r>
+    </w:p>
+    <w:p>
+      <w:pPr>
+        <w:pStyle w:val="ListParagraph"/>
+        <w:numPr>
+          <w:ilvl w:val="2"/>
+          <w:numId w:val="5"/>
+        </w:numPr>
+        <w:spacing w:line="278" w:lineRule="auto"/>
+      </w:pPr>
+      <w:r>
+        <w:t xml:space="preserve">Each dictionary must have the attribute specified by </w:t>
+      </w:r>
+      <w:proofErr w:type="spellStart"/>
+      <w:r>
+        <w:t>dict_search</w:t>
+      </w:r>
+      <w:proofErr w:type="spellEnd"/>
+      <w:r>
+        <w:t xml:space="preserve"> for the function to work correctly.</w:t>
+      </w:r>
+    </w:p>
+    <w:p>
+      <w:pPr>
+        <w:pStyle w:val="ListParagraph"/>
+        <w:numPr>
+          <w:ilvl w:val="2"/>
+          <w:numId w:val="5"/>
+        </w:numPr>
+        <w:spacing w:line="278" w:lineRule="auto"/>
+      </w:pPr>
+      <w:r>
+        <w:t>If the attribute is not present in a product, that product is ignored in the calculation.</w:t>
+      </w:r>
+    </w:p>
+    <w:p>
+      <w:r>
+        <w:t>Output</w:t>
+      </w:r>
+    </w:p>
+    <w:p>
+      <w:pPr>
+        <w:ind w:firstLine="720"/>
+      </w:pPr>
+      <w:r>
+        <w:t>Return Type:</w:t>
+      </w:r>
+    </w:p>
+    <w:p>
+      <w:r>
+        <w:tab/>
+      </w:r>
+      <w:proofErr w:type="gramStart"/>
+      <w:r>
+        <w:t>o</w:t>
+      </w:r>
+      <w:proofErr w:type="gramEnd"/>
+      <w:r>
+        <w:tab/>
+        <w:t>The minimum non - None value of the given attribute across</w:t>
+      </w:r>
+    </w:p>
+    <w:p>
+      <w:pPr>
+        <w:ind w:firstLine="720"/>
+      </w:pPr>
+      <w:proofErr w:type="gramStart"/>
+      <w:r>
+        <w:t>o</w:t>
+      </w:r>
+      <w:proofErr w:type="gramEnd"/>
+      <w:r>
+        <w:tab/>
+        <w:t>Returns None if no products contain a valid value for that attribute .</w:t>
+      </w:r>
+    </w:p>
+    <w:p>
+      <w:pPr>
+        <w:ind w:firstLine="720"/>
+      </w:pPr>
+      <w:proofErr w:type="gramStart"/>
+      <w:r>
+        <w:t>o</w:t>
+      </w:r>
+      <w:proofErr w:type="gramEnd"/>
+      <w:r>
+        <w:tab/>
+        <w:t>Returns value in float with rounded to 2 decimals .</w:t>
+      </w:r>
+    </w:p>
+    <w:p/>
+    <w:p>
+      <w:r>
+        <w:t>Constraints</w:t>
+      </w:r>
+    </w:p>
+    <w:p>
+      <w:pPr>
+        <w:pStyle w:val="ListParagraph"/>
+        <w:numPr>
+          <w:ilvl w:val="0"/>
+          <w:numId w:val="6"/>
+        </w:numPr>
+        <w:spacing w:line="278" w:lineRule="auto"/>
+      </w:pPr>
+      <w:r>
+        <w:t>Only products where get_min_2_</w:t>
+      </w:r>
+      <w:proofErr w:type="gramStart"/>
+      <w:r>
+        <w:t>attributes(</w:t>
+      </w:r>
+      <w:proofErr w:type="gramEnd"/>
+      <w:r>
+        <w:t xml:space="preserve"> data, </w:t>
+      </w:r>
+      <w:proofErr w:type="spellStart"/>
+      <w:r>
+        <w:t>dict_search</w:t>
+      </w:r>
+      <w:proofErr w:type="spellEnd"/>
+      <w:r>
+        <w:t>) is not None are considered .</w:t>
+      </w:r>
+    </w:p>
+    <w:p>
+      <w:pPr>
+        <w:pStyle w:val="ListParagraph"/>
+        <w:numPr>
+          <w:ilvl w:val="0"/>
+          <w:numId w:val="6"/>
+        </w:numPr>
+        <w:spacing w:line="278" w:lineRule="auto"/>
+      </w:pPr>
+      <w:r>
+        <w:t xml:space="preserve">The attribute must be numeric </w:t>
+      </w:r>
+      <w:proofErr w:type="gramStart"/>
+      <w:r>
+        <w:t>( integer</w:t>
+      </w:r>
+      <w:proofErr w:type="gramEnd"/>
+      <w:r>
+        <w:t xml:space="preserve"> or float ).</w:t>
+      </w:r>
+    </w:p>
+    <w:p>
+      <w:pPr>
+        <w:pStyle w:val="ListParagraph"/>
+        <w:numPr>
+          <w:ilvl w:val="0"/>
+          <w:numId w:val="6"/>
+        </w:numPr>
+        <w:spacing w:line="278" w:lineRule="auto"/>
+      </w:pPr>
+      <w:r>
+        <w:t xml:space="preserve">Values must be comparable using </w:t>
+      </w:r>
+      <w:proofErr w:type="spellStart"/>
+      <w:proofErr w:type="gramStart"/>
+      <w:r>
+        <w:t>Enum</w:t>
+      </w:r>
+      <w:proofErr w:type="spellEnd"/>
+      <w:r>
+        <w:t xml:space="preserve"> .</w:t>
+      </w:r>
+      <w:proofErr w:type="gramEnd"/>
+      <w:r>
+        <w:t xml:space="preserve"> </w:t>
+      </w:r>
+      <w:proofErr w:type="gramStart"/>
+      <w:r>
+        <w:t>min</w:t>
+      </w:r>
+      <w:proofErr w:type="gramEnd"/>
+      <w:r>
+        <w:t xml:space="preserve"> /1.</w:t>
+      </w:r>
+      <w:r>
+        <w:cr/>
+      </w:r>
+      <w:r>
+        <w:cr/>
+      </w:r>
+      <w:r>
+        <w:t xml:space="preserve">   </w:t>
+      </w:r>
+    </w:p>
+    <w:p>
+      <w:r>
+        <w:lastRenderedPageBreak/>
+        <w:t>Known Edge cases</w:t>
+      </w:r>
+    </w:p>
+    <w:p>
+      <w:pPr>
+        <w:pStyle w:val="ListParagraph"/>
+        <w:numPr>
+          <w:ilvl w:val="0"/>
+          <w:numId w:val="7"/>
+        </w:numPr>
+        <w:spacing w:line="278" w:lineRule="auto"/>
+      </w:pPr>
+      <w:r>
+        <w:t xml:space="preserve">If all values for the given attribute are </w:t>
+      </w:r>
+      <w:proofErr w:type="gramStart"/>
+      <w:r>
+        <w:t>None ,</w:t>
+      </w:r>
+      <w:proofErr w:type="gramEnd"/>
+      <w:r>
+        <w:t xml:space="preserve"> the function returns None.</w:t>
+      </w:r>
+    </w:p>
+    <w:p>
+      <w:pPr>
+        <w:pStyle w:val="ListParagraph"/>
+        <w:numPr>
+          <w:ilvl w:val="0"/>
+          <w:numId w:val="7"/>
+        </w:numPr>
+        <w:spacing w:line="278" w:lineRule="auto"/>
+      </w:pPr>
+      <w:r>
+        <w:t xml:space="preserve">If products is an empty </w:t>
+      </w:r>
+      <w:proofErr w:type="gramStart"/>
+      <w:r>
+        <w:t>list ,</w:t>
+      </w:r>
+      <w:proofErr w:type="gramEnd"/>
+      <w:r>
+        <w:t xml:space="preserve"> the result is also </w:t>
+      </w:r>
+      <w:r>
+        <w:t>None</w:t>
+      </w:r>
+      <w:r>
+        <w:t xml:space="preserve"> .</w:t>
+      </w:r>
+      <w:r>
+        <w:cr/>
+      </w:r>
+    </w:p>
+    <w:p>
+      <w:pPr>
+        <w:pStyle w:val="ListParagraph"/>
+        <w:ind w:left="1440"/>
+      </w:pPr>
+    </w:p>
+    <w:p>
+      <w:r>
+        <w:t>Example Calls &amp; Expected Outputs</w:t>
+      </w:r>
+    </w:p>
+    <w:p/>
+    <w:p>
+      <w:r>
+        <w:t xml:space="preserve"> </w:t>
+      </w:r>
+      <w:r>
+        <w:t>get_min_2_</w:t>
+      </w:r>
+      <w:proofErr w:type="gramStart"/>
+      <w:r>
+        <w:t>attributes(</w:t>
+      </w:r>
+      <w:proofErr w:type="gramEnd"/>
+      <w:r>
+        <w:t>data = [</w:t>
+      </w:r>
+    </w:p>
+    <w:p>
+      <w:r>
+        <w:t>    {"price": 49.99, "</w:t>
+      </w:r>
+      <w:proofErr w:type="spellStart"/>
+      <w:r>
+        <w:t>battery_life</w:t>
+      </w:r>
+      <w:proofErr w:type="spellEnd"/>
+      <w:r>
+        <w:t>": 4.0},</w:t>
+      </w:r>
+    </w:p>
+    <w:p>
+      <w:r>
+        <w:t>    {"price": 29.99, "</w:t>
+      </w:r>
+      <w:proofErr w:type="spellStart"/>
+      <w:r>
+        <w:t>battery_life</w:t>
+      </w:r>
+      <w:proofErr w:type="spellEnd"/>
+      <w:r>
+        <w:t>": 3.5},</w:t>
+      </w:r>
+    </w:p>
+    <w:p>
+      <w:r>
+        <w:t>    {"price": None, "</w:t>
+      </w:r>
+      <w:proofErr w:type="spellStart"/>
+      <w:r>
+        <w:t>battery_life</w:t>
+      </w:r>
+      <w:proofErr w:type="spellEnd"/>
+      <w:r>
+        <w:t>": 5.0},  </w:t>
+      </w:r>
+    </w:p>
+    <w:p>
+      <w:r>
+        <w:t>    {"</w:t>
+      </w:r>
+      <w:proofErr w:type="spellStart"/>
+      <w:r>
+        <w:t>battery_life</w:t>
+      </w:r>
+      <w:proofErr w:type="spellEnd"/>
+      <w:r>
+        <w:t xml:space="preserve">": 2.0}                   </w:t>
+      </w:r>
+    </w:p>
+    <w:p>
+      <w:r>
+        <w:t>], "price")</w:t>
+      </w:r>
+    </w:p>
+    <w:p>
+      <w:r>
+        <w:t># =&gt; 29.99</w:t>
+      </w:r>
+    </w:p>
+    <w:p/>
+    <w:p>
+      <w:r>
+        <w:t>get_min_2_</w:t>
+      </w:r>
+      <w:proofErr w:type="gramStart"/>
+      <w:r>
+        <w:t>attributes(</w:t>
+      </w:r>
+      <w:proofErr w:type="gramEnd"/>
+      <w:r>
+        <w:t>data = [</w:t>
+      </w:r>
+    </w:p>
+    <w:p>
+      <w:r>
+        <w:t>    {"price": 49.99, "</w:t>
+      </w:r>
+      <w:proofErr w:type="spellStart"/>
+      <w:r>
+        <w:t>battery_life</w:t>
+      </w:r>
+      <w:proofErr w:type="spellEnd"/>
+      <w:r>
+        <w:t>": 4.0},</w:t>
+      </w:r>
+    </w:p>
+    <w:p>
+      <w:r>
+        <w:t>    {"price": 29.99, "</w:t>
+      </w:r>
+      <w:proofErr w:type="spellStart"/>
+      <w:r>
+        <w:t>battery_life</w:t>
+      </w:r>
+      <w:proofErr w:type="spellEnd"/>
+      <w:r>
+        <w:t>": 3.5},</w:t>
+      </w:r>
+    </w:p>
+    <w:p>
+      <w:r>
+        <w:t>    {"price": None, "</w:t>
+      </w:r>
+      <w:proofErr w:type="spellStart"/>
+      <w:r>
+        <w:t>battery_life</w:t>
+      </w:r>
+      <w:proofErr w:type="spellEnd"/>
+      <w:r>
+        <w:t>": 5.0},  </w:t>
+      </w:r>
+    </w:p>
+    <w:p>
+      <w:r>
+        <w:t>    {"</w:t>
+      </w:r>
+      <w:proofErr w:type="spellStart"/>
+      <w:r>
+        <w:t>battery_life</w:t>
+      </w:r>
+      <w:proofErr w:type="spellEnd"/>
+      <w:r>
+        <w:t xml:space="preserve">": 2.0}                   </w:t>
+      </w:r>
+    </w:p>
+    <w:p>
+      <w:r>
+        <w:t>], "</w:t>
+      </w:r>
+      <w:proofErr w:type="spellStart"/>
+      <w:r>
+        <w:t>battery_life</w:t>
+      </w:r>
+      <w:proofErr w:type="spellEnd"/>
+      <w:r>
+        <w:t>")</w:t>
+      </w:r>
+    </w:p>
+    <w:p>
+      <w:r>
+        <w:t># =&gt; 2.0</w:t>
+      </w:r>
+    </w:p>
+    <w:p/>
+    <w:p>
+      <w:r>
+        <w:t>get_min_2_</w:t>
+      </w:r>
+      <w:proofErr w:type="gramStart"/>
+      <w:r>
+        <w:t>attributes(</w:t>
+      </w:r>
+      <w:proofErr w:type="gramEnd"/>
+      <w:r>
+        <w:t>data = [</w:t>
+      </w:r>
+    </w:p>
+    <w:p>
+      <w:r>
+        <w:t>    {"price": 49.99, "</w:t>
+      </w:r>
+      <w:proofErr w:type="spellStart"/>
+      <w:r>
+        <w:t>battery_life</w:t>
+      </w:r>
+      <w:proofErr w:type="spellEnd"/>
+      <w:r>
+        <w:t>": 4.0},</w:t>
+      </w:r>
+    </w:p>
+    <w:p>
+      <w:r>
+        <w:t>    {"price": 29.99, "</w:t>
+      </w:r>
+      <w:proofErr w:type="spellStart"/>
+      <w:r>
+        <w:t>battery_life</w:t>
+      </w:r>
+      <w:proofErr w:type="spellEnd"/>
+      <w:r>
+        <w:t>": 3.5},</w:t>
+      </w:r>
+    </w:p>
+    <w:p>
+      <w:r>
+        <w:t>    {"price": None, "</w:t>
+      </w:r>
+      <w:proofErr w:type="spellStart"/>
+      <w:r>
+        <w:t>battery_life</w:t>
+      </w:r>
+      <w:proofErr w:type="spellEnd"/>
+      <w:r>
+        <w:t>": 5.0},  </w:t>
+      </w:r>
+    </w:p>
+    <w:p>
+      <w:r>
+        <w:t>    {"</w:t>
+      </w:r>
+      <w:proofErr w:type="spellStart"/>
+      <w:r>
+        <w:t>battery_life</w:t>
+      </w:r>
+      <w:proofErr w:type="spellEnd"/>
+      <w:r>
+        <w:t xml:space="preserve">": 2.0}                   </w:t>
+      </w:r>
+    </w:p>
+    <w:p>
+      <w:r>
+        <w:t>], "</w:t>
+      </w:r>
+      <w:proofErr w:type="spellStart"/>
+      <w:r>
+        <w:t>non_existent_field</w:t>
+      </w:r>
+      <w:proofErr w:type="spellEnd"/>
+      <w:r>
+        <w:t>")</w:t>
+      </w:r>
+    </w:p>
+    <w:p>
+      <w:r>
+        <w:t># =&gt; None</w:t>
+      </w:r>
+    </w:p>
+    <w:p/>
+    <w:p>
+      <w:r>
+        <w:t>get_min_2_</w:t>
+      </w:r>
+      <w:proofErr w:type="gramStart"/>
+      <w:r>
+        <w:t>attributes(</w:t>
+      </w:r>
+      <w:proofErr w:type="gramEnd"/>
+      <w:r>
+        <w:t>data = [</w:t>
+      </w:r>
+    </w:p>
+    <w:p>
+      <w:r>
+        <w:lastRenderedPageBreak/>
+        <w:t>    {</w:t>
+      </w:r>
+      <w:r>
+        <w:t>“</w:t>
+      </w:r>
+      <w:proofErr w:type="spellStart"/>
+      <w:r>
+        <w:t>title”:”A</w:t>
+      </w:r>
+      <w:proofErr w:type="spellEnd"/>
+      <w:r>
+        <w:t>”</w:t>
+      </w:r>
+      <w:r>
+        <w:t>},</w:t>
+      </w:r>
+    </w:p>
+    <w:p>
+      <w:r>
+        <w:t>    {</w:t>
+      </w:r>
+      <w:r>
+        <w:t xml:space="preserve"> </w:t>
+      </w:r>
+      <w:r>
+        <w:t>“</w:t>
+      </w:r>
+      <w:proofErr w:type="spellStart"/>
+      <w:r>
+        <w:t>title”:”B</w:t>
+      </w:r>
+      <w:proofErr w:type="spellEnd"/>
+      <w:r>
+        <w:t>”</w:t>
+      </w:r>
+      <w:r>
+        <w:t>},</w:t>
+      </w:r>
+    </w:p>
+    <w:p>
+      <w:r>
+        <w:t>    {</w:t>
+      </w:r>
+      <w:proofErr w:type="gramStart"/>
+      <w:r>
+        <w:t>“</w:t>
+      </w:r>
+      <w:r>
+        <w:t xml:space="preserve"> </w:t>
+      </w:r>
+      <w:proofErr w:type="spellStart"/>
+      <w:r>
+        <w:t>title</w:t>
+      </w:r>
+      <w:proofErr w:type="gramEnd"/>
+      <w:r>
+        <w:t>”:”C</w:t>
+      </w:r>
+      <w:proofErr w:type="spellEnd"/>
+      <w:r>
+        <w:t>”</w:t>
+      </w:r>
+      <w:r>
+        <w:t xml:space="preserve"> },  </w:t>
+      </w:r>
+    </w:p>
+    <w:p>
+      <w:r>
+        <w:t>    {"</w:t>
+      </w:r>
+      <w:proofErr w:type="spellStart"/>
+      <w:r>
+        <w:t>title”:”None</w:t>
+      </w:r>
+      <w:proofErr w:type="spellEnd"/>
+      <w:r>
+        <w:t>”</w:t>
+      </w:r>
+      <w:r>
+        <w:t>}</w:t>
+      </w:r>
+      <w:r>
+        <w:t>, ‘title’</w:t>
+      </w:r>
+      <w:r>
+        <w:t xml:space="preserve">                   </w:t>
+      </w:r>
+    </w:p>
+    <w:p>
+      <w:r>
+        <w:t>])</w:t>
+      </w:r>
+    </w:p>
+    <w:p>
+      <w:r>
+        <w:t># =&gt; None</w:t>
+      </w:r>
+    </w:p>
+    <w:p/>
+    <w:p>
+      <w:r>
+        <w:t xml:space="preserve">Follow the rules set with </w:t>
+      </w:r>
+      <w:r>
+        <w:rPr>
+          <w:highlight w:val="yellow"/>
+        </w:rPr>
+        <w:t>the system prompt.</w:t>
+      </w:r>
+    </w:p>
+    <w:p>
+      <w:r>
+        <w:t xml:space="preserve">The response should only contain valid Python </w:t>
       </w:r>
       <w:proofErr w:type="spellStart"/>
       <w:r>
@@ -1189,16 +2698,7 @@
       </w:r>
       <w:proofErr w:type="spellEnd"/>
       <w:r>
-        <w:t xml:space="preserve"> test code, </w:t>
-      </w:r>
-      <w:r>
-        <w:t xml:space="preserve">without any </w:t>
-      </w:r>
-      <w:r>
-        <w:t>additional text or explanations</w:t>
-      </w:r>
-      <w:r>
-        <w:t>.</w:t>
+        <w:t xml:space="preserve"> test code, without any additional text or explanations.</w:t>
       </w:r>
     </w:p>
     <w:p>
@@ -1207,90 +2707,6 @@
       </w:r>
     </w:p>
     <w:p/>
-    <w:p/>
-    <w:p>
-      <w:r>
-        <w:t xml:space="preserve">Task </w:t>
-      </w:r>
-      <w:proofErr w:type="gramStart"/>
-      <w:r>
-        <w:t>3  get</w:t>
-      </w:r>
-      <w:proofErr w:type="gramEnd"/>
-      <w:r>
-        <w:t>_min_2_attributes()</w:t>
-      </w:r>
-    </w:p>
-    <w:p/>
-    <w:p>
-      <w:proofErr w:type="spellStart"/>
-      <w:proofErr w:type="gramStart"/>
-      <w:r>
-        <w:t>def</w:t>
-      </w:r>
-      <w:proofErr w:type="spellEnd"/>
-      <w:proofErr w:type="gramEnd"/>
-      <w:r>
-        <w:t xml:space="preserve"> get_min_2_attributes(</w:t>
-      </w:r>
-      <w:proofErr w:type="spellStart"/>
-      <w:r>
-        <w:t>data,dict_search</w:t>
-      </w:r>
-      <w:proofErr w:type="spellEnd"/>
-      <w:r>
-        <w:t>):</w:t>
-      </w:r>
-    </w:p>
-    <w:p>
-      <w:r>
-        <w:t>*</w:t>
-      </w:r>
-      <w:r>
-        <w:t xml:space="preserve"> </w:t>
-      </w:r>
-      <w:r>
-        <w:t>Calculates the minimum value of a given attribute across all products*</w:t>
-      </w:r>
-    </w:p>
-    <w:p>
-      <w:r>
-        <w:t>*</w:t>
-      </w:r>
-      <w:r>
-        <w:t xml:space="preserve"> </w:t>
-      </w:r>
-      <w:r>
-        <w:t>Data as a parameter which takes a list of dictionaries each containing various attributes*</w:t>
-      </w:r>
-    </w:p>
-    <w:p>
-      <w:pPr>
-        <w:spacing w:line="278" w:lineRule="auto"/>
-      </w:pPr>
-      <w:r>
-        <w:t>*</w:t>
-      </w:r>
-      <w:r>
-        <w:t xml:space="preserve"> </w:t>
-      </w:r>
-      <w:proofErr w:type="spellStart"/>
-      <w:r>
-        <w:t>Dict_search</w:t>
-      </w:r>
-      <w:proofErr w:type="spellEnd"/>
-      <w:r>
-        <w:t xml:space="preserve"> It represents the attribute to extract*</w:t>
-      </w:r>
-    </w:p>
-    <w:p>
-      <w:pPr>
-        <w:spacing w:line="278" w:lineRule="auto"/>
-      </w:pPr>
-      <w:r>
-        <w:t>* Ignore product if attribute is not present in a product*</w:t>
-      </w:r>
-    </w:p>
     <w:p>
       <w:pPr>
         <w:tabs>
@@ -1298,23 +2714,6 @@
         </w:tabs>
         <w:spacing w:line="278" w:lineRule="auto"/>
       </w:pPr>
-      <w:r>
-        <w:t xml:space="preserve">* Return </w:t>
-      </w:r>
-      <w:proofErr w:type="gramStart"/>
-      <w:r>
-        <w:t>None</w:t>
-      </w:r>
-      <w:proofErr w:type="gramEnd"/>
-      <w:r>
-        <w:t xml:space="preserve"> </w:t>
-      </w:r>
-      <w:r>
-        <w:t xml:space="preserve">if </w:t>
-      </w:r>
-      <w:r>
-        <w:t>data is empty*</w:t>
-      </w:r>
     </w:p>
     <w:p>
       <w:pPr>
@@ -1347,22 +2746,6 @@
         </w:tabs>
         <w:spacing w:line="278" w:lineRule="auto"/>
       </w:pPr>
-      <w:r>
-        <w:t xml:space="preserve">Task 4 </w:t>
-      </w:r>
-      <w:proofErr w:type="spellStart"/>
-      <w:r>
-        <w:t>get_read_</w:t>
-      </w:r>
-      <w:proofErr w:type="gramStart"/>
-      <w:r>
-        <w:t>duration</w:t>
-      </w:r>
-      <w:proofErr w:type="spellEnd"/>
-      <w:r>
-        <w:t>()</w:t>
-      </w:r>
-      <w:proofErr w:type="gramEnd"/>
     </w:p>
     <w:p>
       <w:pPr>
@@ -1371,25 +2754,6 @@
         </w:tabs>
         <w:spacing w:line="278" w:lineRule="auto"/>
       </w:pPr>
-      <w:proofErr w:type="spellStart"/>
-      <w:proofErr w:type="gramStart"/>
-      <w:r>
-        <w:lastRenderedPageBreak/>
-        <w:t>def</w:t>
-      </w:r>
-      <w:proofErr w:type="spellEnd"/>
-      <w:proofErr w:type="gramEnd"/>
-      <w:r>
-        <w:t xml:space="preserve"> </w:t>
-      </w:r>
-      <w:proofErr w:type="spellStart"/>
-      <w:r>
-        <w:t>get_read_duration</w:t>
-      </w:r>
-      <w:proofErr w:type="spellEnd"/>
-      <w:r>
-        <w:t>(text):</w:t>
-      </w:r>
     </w:p>
     <w:p>
       <w:pPr>
@@ -1398,9 +2762,6 @@
         </w:tabs>
         <w:spacing w:line="278" w:lineRule="auto"/>
       </w:pPr>
-      <w:r>
-        <w:t>*Estimates how many minutes it takes to read a blog post based on its body text*</w:t>
-      </w:r>
     </w:p>
     <w:p>
       <w:pPr>
@@ -1409,59 +2770,6 @@
         </w:tabs>
         <w:spacing w:line="278" w:lineRule="auto"/>
       </w:pPr>
-      <w:r>
-        <w:t>* Estimated reading time in minutes, rounded up (minimum of 1).*</w:t>
-      </w:r>
-    </w:p>
-    <w:p>
-      <w:pPr>
-        <w:spacing w:line="278" w:lineRule="auto"/>
-      </w:pPr>
-      <w:r>
-        <w:t>*</w:t>
-      </w:r>
-      <w:r>
-        <w:t xml:space="preserve"> </w:t>
-      </w:r>
-      <w:r>
-        <w:t xml:space="preserve">Assumes an average reading speed of 200 words per minute </w:t>
-      </w:r>
-      <w:r>
-        <w:t>*</w:t>
-      </w:r>
-    </w:p>
-    <w:p>
-      <w:pPr>
-        <w:spacing w:line="278" w:lineRule="auto"/>
-      </w:pPr>
-      <w:r>
-        <w:t>*</w:t>
-      </w:r>
-      <w:r>
-        <w:t xml:space="preserve">An empty string ("") =&gt; returns </w:t>
-      </w:r>
-      <w:r>
-        <w:t>1*</w:t>
-      </w:r>
-    </w:p>
-    <w:p>
-      <w:pPr>
-        <w:spacing w:line="278" w:lineRule="auto"/>
-      </w:pPr>
-      <w:r>
-        <w:t>*</w:t>
-      </w:r>
-      <w:r>
-        <w:t xml:space="preserve"> </w:t>
-      </w:r>
-      <w:r>
-        <w:t>Text as a parameter which takes in a body of text*</w:t>
-      </w:r>
-    </w:p>
-    <w:p>
-      <w:pPr>
-        <w:spacing w:line="278" w:lineRule="auto"/>
-      </w:pPr>
     </w:p>
     <w:p>
       <w:pPr>
@@ -1470,9 +2778,6 @@
         </w:tabs>
         <w:spacing w:line="278" w:lineRule="auto"/>
       </w:pPr>
-      <w:r>
-        <w:t>Task 5 Form Validation</w:t>
-      </w:r>
     </w:p>
     <w:p>
       <w:pPr>
@@ -1481,40 +2786,6 @@
         </w:tabs>
         <w:spacing w:line="278" w:lineRule="auto"/>
       </w:pPr>
-      <w:proofErr w:type="spellStart"/>
-      <w:proofErr w:type="gramStart"/>
-      <w:r>
-        <w:t>def</w:t>
-      </w:r>
-      <w:proofErr w:type="spellEnd"/>
-      <w:proofErr w:type="gramEnd"/>
-      <w:r>
-        <w:t xml:space="preserve"> </w:t>
-      </w:r>
-      <w:proofErr w:type="spellStart"/>
-      <w:r>
-        <w:t>validate_form</w:t>
-      </w:r>
-      <w:proofErr w:type="spellEnd"/>
-      <w:r>
-        <w:t>(</w:t>
-      </w:r>
-      <w:proofErr w:type="spellStart"/>
-      <w:r>
-        <w:t>first_name</w:t>
-      </w:r>
-      <w:proofErr w:type="spellEnd"/>
-      <w:r>
-        <w:t xml:space="preserve">, </w:t>
-      </w:r>
-      <w:proofErr w:type="spellStart"/>
-      <w:r>
-        <w:t>last_name</w:t>
-      </w:r>
-      <w:proofErr w:type="spellEnd"/>
-      <w:r>
-        <w:t>, email, subject, message, privacy):</w:t>
-      </w:r>
     </w:p>
     <w:p>
       <w:pPr>
@@ -1523,12 +2794,6 @@
         </w:tabs>
         <w:spacing w:line="278" w:lineRule="auto"/>
       </w:pPr>
-      <w:r>
-        <w:t xml:space="preserve">Validates contact form input for required fields, correct formatting, </w:t>
-      </w:r>
-      <w:r>
-        <w:t>and agreement to privacy.</w:t>
-      </w:r>
     </w:p>
     <w:p>
       <w:pPr>
@@ -1537,28 +2802,6 @@
         </w:tabs>
         <w:spacing w:line="278" w:lineRule="auto"/>
       </w:pPr>
-      <w:r>
-        <w:t xml:space="preserve"> If </w:t>
-      </w:r>
-      <w:proofErr w:type="spellStart"/>
-      <w:r>
-        <w:t>fi</w:t>
-      </w:r>
-      <w:r>
-        <w:t>rst_name</w:t>
-      </w:r>
-      <w:proofErr w:type="spellEnd"/>
-      <w:r>
-        <w:t xml:space="preserve"> is blank/</w:t>
-      </w:r>
-      <w:proofErr w:type="gramStart"/>
-      <w:r>
-        <w:t>missing :</w:t>
-      </w:r>
-      <w:proofErr w:type="gramEnd"/>
-      <w:r>
-        <w:t xml:space="preserve"> append "Please Type First Name"</w:t>
-      </w:r>
     </w:p>
     <w:p>
       <w:pPr>
@@ -1567,28 +2810,6 @@
         </w:tabs>
         <w:spacing w:line="278" w:lineRule="auto"/>
       </w:pPr>
-      <w:r>
-        <w:t xml:space="preserve"> If </w:t>
-      </w:r>
-      <w:proofErr w:type="spellStart"/>
-      <w:r>
-        <w:t>last_name</w:t>
-      </w:r>
-      <w:proofErr w:type="spellEnd"/>
-      <w:r>
-        <w:t xml:space="preserve"> is blank/</w:t>
-      </w:r>
-      <w:proofErr w:type="gramStart"/>
-      <w:r>
-        <w:t xml:space="preserve">missing </w:t>
-      </w:r>
-      <w:r>
-        <w:t>:</w:t>
-      </w:r>
-      <w:proofErr w:type="gramEnd"/>
-      <w:r>
-        <w:t xml:space="preserve"> append "Please Type Last Name"</w:t>
-      </w:r>
     </w:p>
     <w:p>
       <w:pPr>
@@ -1597,28 +2818,6 @@
         </w:tabs>
         <w:spacing w:line="278" w:lineRule="auto"/>
       </w:pPr>
-      <w:r>
-        <w:t xml:space="preserve"> If email is blank/</w:t>
-      </w:r>
-      <w:proofErr w:type="gramStart"/>
-      <w:r>
-        <w:t>missing :</w:t>
-      </w:r>
-      <w:r>
-        <w:t>append</w:t>
-      </w:r>
-      <w:proofErr w:type="gramEnd"/>
-      <w:r>
-        <w:t xml:space="preserve"> "Please Type </w:t>
-      </w:r>
-      <w:proofErr w:type="spellStart"/>
-      <w:r>
-        <w:t>EmailID</w:t>
-      </w:r>
-      <w:proofErr w:type="spellEnd"/>
-      <w:r>
-        <w:t>"</w:t>
-      </w:r>
     </w:p>
     <w:p>
       <w:pPr>
@@ -1627,23 +2826,6 @@
         </w:tabs>
         <w:spacing w:line="278" w:lineRule="auto"/>
       </w:pPr>
-      <w:proofErr w:type="gramStart"/>
-      <w:r>
-        <w:t>i</w:t>
-      </w:r>
-      <w:r>
-        <w:t>f</w:t>
-      </w:r>
-      <w:proofErr w:type="gramEnd"/>
-      <w:r>
-        <w:t xml:space="preserve"> email is non-empty but doesn't match regex ^[^\s@]+@[^\s@]+\.[^\s@]+$ </w:t>
-      </w:r>
-      <w:r>
-        <w:t xml:space="preserve"> </w:t>
-      </w:r>
-      <w:r>
-        <w:t>append "Email standards not followed"</w:t>
-      </w:r>
     </w:p>
     <w:p>
       <w:pPr>
@@ -1652,17 +2834,6 @@
         </w:tabs>
         <w:spacing w:line="278" w:lineRule="auto"/>
       </w:pPr>
-      <w:r>
-        <w:t xml:space="preserve"> If subject is blank/</w:t>
-      </w:r>
-      <w:proofErr w:type="gramStart"/>
-      <w:r>
-        <w:t>missing :</w:t>
-      </w:r>
-      <w:proofErr w:type="gramEnd"/>
-      <w:r>
-        <w:t xml:space="preserve"> append "Please Type Subject"</w:t>
-      </w:r>
     </w:p>
     <w:p>
       <w:pPr>
@@ -1671,9 +2842,6 @@
         </w:tabs>
         <w:spacing w:line="278" w:lineRule="auto"/>
       </w:pPr>
-      <w:r>
-        <w:t xml:space="preserve"> If message is blank/missing → append "Please Type Message"</w:t>
-      </w:r>
     </w:p>
     <w:p>
       <w:pPr>
@@ -1682,17 +2850,6 @@
         </w:tabs>
         <w:spacing w:line="278" w:lineRule="auto"/>
       </w:pPr>
-      <w:r>
-        <w:t xml:space="preserve"> If privacy is not </w:t>
-      </w:r>
-      <w:proofErr w:type="gramStart"/>
-      <w:r>
-        <w:t>True</w:t>
-      </w:r>
-      <w:proofErr w:type="gramEnd"/>
-      <w:r>
-        <w:t xml:space="preserve"> → append "Please confirm the privacy policy"</w:t>
-      </w:r>
     </w:p>
     <w:p>
       <w:pPr>
@@ -1701,6 +2858,648 @@
         </w:tabs>
         <w:spacing w:line="278" w:lineRule="auto"/>
       </w:pPr>
+      <w:r>
+        <w:lastRenderedPageBreak/>
+        <w:t xml:space="preserve">Task 4 </w:t>
+      </w:r>
+      <w:proofErr w:type="spellStart"/>
+      <w:r>
+        <w:t>get_read_</w:t>
+      </w:r>
+      <w:proofErr w:type="gramStart"/>
+      <w:r>
+        <w:t>duration</w:t>
+      </w:r>
+      <w:proofErr w:type="spellEnd"/>
+      <w:r>
+        <w:t>()</w:t>
+      </w:r>
+      <w:proofErr w:type="gramEnd"/>
+    </w:p>
+    <w:p>
+      <w:r>
+        <w:t xml:space="preserve"> </w:t>
+      </w:r>
+      <w:r>
+        <w:t xml:space="preserve">Please create comprehensive Python </w:t>
+      </w:r>
+      <w:proofErr w:type="spellStart"/>
+      <w:r>
+        <w:t>unittest</w:t>
+      </w:r>
+      <w:proofErr w:type="spellEnd"/>
+      <w:r>
+        <w:t xml:space="preserve"> test suite </w:t>
+      </w:r>
+      <w:r>
+        <w:rPr>
+          <w:highlight w:val="yellow"/>
+        </w:rPr>
+        <w:t>within a module a</w:t>
+      </w:r>
+      <w:r>
+        <w:t xml:space="preserve"> Python </w:t>
+      </w:r>
+      <w:proofErr w:type="gramStart"/>
+      <w:r>
+        <w:t>implementation .</w:t>
+      </w:r>
+      <w:proofErr w:type="gramEnd"/>
+      <w:r>
+        <w:t xml:space="preserve"> The implementation was created based on this specification:</w:t>
+      </w:r>
+    </w:p>
+    <w:p/>
+    <w:p>
+      <w:r>
+        <w:t xml:space="preserve"> </w:t>
+      </w:r>
+      <w:proofErr w:type="gramStart"/>
+      <w:r>
+        <w:t>SPECIFICATION :</w:t>
+      </w:r>
+      <w:proofErr w:type="gramEnd"/>
+    </w:p>
+    <w:p>
+      <w:r>
+        <w:t xml:space="preserve">Module Name: </w:t>
+      </w:r>
+      <w:proofErr w:type="spellStart"/>
+      <w:r>
+        <w:t>get_read_duration</w:t>
+      </w:r>
+      <w:proofErr w:type="spellEnd"/>
+    </w:p>
+    <w:p>
+      <w:proofErr w:type="spellStart"/>
+      <w:r>
+        <w:t>Function_Name</w:t>
+      </w:r>
+      <w:proofErr w:type="spellEnd"/>
+      <w:r>
+        <w:t>:</w:t>
+      </w:r>
+      <w:r>
+        <w:rPr>
+          <w:rFonts w:ascii="Consolas" w:eastAsia="Times New Roman" w:hAnsi="Consolas" w:cs="Times New Roman"/>
+          <w:color w:val="7AA2F7"/>
+          <w:sz w:val="21"/>
+          <w:szCs w:val="21"/>
+        </w:rPr>
+        <w:t xml:space="preserve"> </w:t>
+      </w:r>
+      <w:proofErr w:type="spellStart"/>
+      <w:r>
+        <w:t>get_read_duration</w:t>
+      </w:r>
+      <w:proofErr w:type="spellEnd"/>
+    </w:p>
+    <w:p>
+      <w:r>
+        <w:t>Purpose</w:t>
+      </w:r>
+    </w:p>
+    <w:p>
+      <w:pPr>
+        <w:pStyle w:val="ListParagraph"/>
+        <w:numPr>
+          <w:ilvl w:val="0"/>
+          <w:numId w:val="8"/>
+        </w:numPr>
+        <w:spacing w:line="278" w:lineRule="auto"/>
+      </w:pPr>
+      <w:r>
+        <w:t xml:space="preserve">Estimates how many minutes it takes to read a blog post based on its body </w:t>
+      </w:r>
+      <w:proofErr w:type="gramStart"/>
+      <w:r>
+        <w:t>text .</w:t>
+      </w:r>
+      <w:proofErr w:type="gramEnd"/>
+    </w:p>
+    <w:p>
+      <w:r>
+        <w:t>Inputs</w:t>
+      </w:r>
+    </w:p>
+    <w:p>
+      <w:pPr>
+        <w:pStyle w:val="ListParagraph"/>
+        <w:numPr>
+          <w:ilvl w:val="0"/>
+          <w:numId w:val="5"/>
+        </w:numPr>
+        <w:spacing w:line="278" w:lineRule="auto"/>
+      </w:pPr>
+      <w:r>
+        <w:t>Arguments :</w:t>
+      </w:r>
+    </w:p>
+    <w:p>
+      <w:pPr>
+        <w:pStyle w:val="ListParagraph"/>
+        <w:numPr>
+          <w:ilvl w:val="1"/>
+          <w:numId w:val="5"/>
+        </w:numPr>
+        <w:spacing w:line="278" w:lineRule="auto"/>
+      </w:pPr>
+      <w:r>
+        <w:t>Text as a parameter which takes in a body of text.</w:t>
+      </w:r>
+    </w:p>
+    <w:p>
+      <w:pPr>
+        <w:pStyle w:val="ListParagraph"/>
+        <w:numPr>
+          <w:ilvl w:val="1"/>
+          <w:numId w:val="5"/>
+        </w:numPr>
+        <w:spacing w:line="278" w:lineRule="auto"/>
+      </w:pPr>
+      <w:r>
+        <w:t xml:space="preserve">The full content of the blog post as a single </w:t>
+      </w:r>
+      <w:proofErr w:type="gramStart"/>
+      <w:r>
+        <w:t>string .</w:t>
+      </w:r>
+      <w:proofErr w:type="gramEnd"/>
+      <w:r>
+        <w:cr/>
+      </w:r>
+      <w:r>
+        <w:t xml:space="preserve"> </w:t>
+      </w:r>
+    </w:p>
+    <w:p>
+      <w:r>
+        <w:t>Outputs</w:t>
+      </w:r>
+    </w:p>
+    <w:p>
+      <w:pPr>
+        <w:pStyle w:val="ListParagraph"/>
+        <w:numPr>
+          <w:ilvl w:val="0"/>
+          <w:numId w:val="11"/>
+        </w:numPr>
+        <w:spacing w:line="278" w:lineRule="auto"/>
+      </w:pPr>
+      <w:r>
+        <w:t>Type: integer</w:t>
+      </w:r>
+    </w:p>
+    <w:p>
+      <w:pPr>
+        <w:pStyle w:val="ListParagraph"/>
+        <w:numPr>
+          <w:ilvl w:val="0"/>
+          <w:numId w:val="11"/>
+        </w:numPr>
+        <w:spacing w:line="278" w:lineRule="auto"/>
+      </w:pPr>
+      <w:r>
+        <w:t>Return Type:</w:t>
+      </w:r>
+    </w:p>
+    <w:p>
+      <w:pPr>
+        <w:pStyle w:val="ListParagraph"/>
+        <w:numPr>
+          <w:ilvl w:val="1"/>
+          <w:numId w:val="11"/>
+        </w:numPr>
+        <w:spacing w:line="278" w:lineRule="auto"/>
+      </w:pPr>
+      <w:r>
+        <w:t xml:space="preserve">Estimated read time in </w:t>
+      </w:r>
+      <w:proofErr w:type="gramStart"/>
+      <w:r>
+        <w:t>minutes ,</w:t>
+      </w:r>
+      <w:proofErr w:type="gramEnd"/>
+      <w:r>
+        <w:t xml:space="preserve"> rounded up ( minimum of 1) .</w:t>
+      </w:r>
+    </w:p>
+    <w:p>
+      <w:r>
+        <w:t>Constraints</w:t>
+      </w:r>
+    </w:p>
+    <w:p>
+      <w:pPr>
+        <w:pStyle w:val="ListParagraph"/>
+        <w:numPr>
+          <w:ilvl w:val="0"/>
+          <w:numId w:val="6"/>
+        </w:numPr>
+        <w:spacing w:line="278" w:lineRule="auto"/>
+      </w:pPr>
+      <w:r>
+        <w:t xml:space="preserve">Assumes an average </w:t>
+      </w:r>
+      <w:r>
+        <w:t>read</w:t>
+      </w:r>
+      <w:r>
+        <w:t xml:space="preserve"> speed of 200 words per minute </w:t>
+      </w:r>
+    </w:p>
+    <w:p>
+      <w:pPr>
+        <w:pStyle w:val="ListParagraph"/>
+        <w:numPr>
+          <w:ilvl w:val="0"/>
+          <w:numId w:val="6"/>
+        </w:numPr>
+        <w:spacing w:line="278" w:lineRule="auto"/>
+      </w:pPr>
+      <w:r>
+        <w:t xml:space="preserve">Whitespace - separated tokens are considered </w:t>
+      </w:r>
+      <w:proofErr w:type="gramStart"/>
+      <w:r>
+        <w:t>" words</w:t>
+      </w:r>
+      <w:proofErr w:type="gramEnd"/>
+      <w:r>
+        <w:t xml:space="preserve"> ".</w:t>
+      </w:r>
+    </w:p>
+    <w:p>
+      <w:pPr>
+        <w:pStyle w:val="ListParagraph"/>
+        <w:numPr>
+          <w:ilvl w:val="0"/>
+          <w:numId w:val="6"/>
+        </w:numPr>
+        <w:spacing w:line="278" w:lineRule="auto"/>
+      </w:pPr>
+      <w:r>
+        <w:t xml:space="preserve">Always returns at least 1 </w:t>
+      </w:r>
+      <w:proofErr w:type="gramStart"/>
+      <w:r>
+        <w:t>minute ,</w:t>
+      </w:r>
+      <w:proofErr w:type="gramEnd"/>
+      <w:r>
+        <w:t xml:space="preserve"> even for short or empty inputs . </w:t>
+      </w:r>
+      <w:r>
+        <w:cr/>
+      </w:r>
+      <w:r>
+        <w:t xml:space="preserve"> </w:t>
+      </w:r>
+    </w:p>
+    <w:p>
+      <w:r>
+        <w:t>Known Edge cases</w:t>
+      </w:r>
+    </w:p>
+    <w:p>
+      <w:pPr>
+        <w:pStyle w:val="ListParagraph"/>
+        <w:numPr>
+          <w:ilvl w:val="0"/>
+          <w:numId w:val="7"/>
+        </w:numPr>
+        <w:spacing w:line="278" w:lineRule="auto"/>
+      </w:pPr>
+      <w:r>
+        <w:t xml:space="preserve">An empty string ("") =&gt; returns </w:t>
+      </w:r>
+      <w:r>
+        <w:t>1</w:t>
+      </w:r>
+    </w:p>
+    <w:p>
+      <w:pPr>
+        <w:pStyle w:val="ListParagraph"/>
+        <w:numPr>
+          <w:ilvl w:val="0"/>
+          <w:numId w:val="7"/>
+        </w:numPr>
+        <w:spacing w:line="278" w:lineRule="auto"/>
+      </w:pPr>
+      <w:r>
+        <w:t>Strings with excessive whitespace (e.g. " ") =&gt; returns 1</w:t>
+      </w:r>
+    </w:p>
+    <w:p>
+      <w:pPr>
+        <w:pStyle w:val="ListParagraph"/>
+        <w:numPr>
+          <w:ilvl w:val="0"/>
+          <w:numId w:val="7"/>
+        </w:numPr>
+        <w:spacing w:line="278" w:lineRule="auto"/>
+      </w:pPr>
+      <w:r>
+        <w:t xml:space="preserve">Non - </w:t>
+      </w:r>
+      <w:proofErr w:type="spellStart"/>
+      <w:r>
+        <w:t>latin</w:t>
+      </w:r>
+      <w:proofErr w:type="spellEnd"/>
+      <w:r>
+        <w:t xml:space="preserve"> characters (e .g. Chinese </w:t>
+      </w:r>
+      <w:proofErr w:type="gramStart"/>
+      <w:r>
+        <w:t>text )</w:t>
+      </w:r>
+      <w:proofErr w:type="gramEnd"/>
+      <w:r>
+        <w:t xml:space="preserve"> may affect word counting accuracy due to the use of whitespace splitting .</w:t>
+      </w:r>
+    </w:p>
+    <w:p>
+      <w:pPr>
+        <w:pStyle w:val="ListParagraph"/>
+        <w:ind w:left="1440"/>
+      </w:pPr>
+    </w:p>
+    <w:p>
+      <w:r>
+        <w:t>Example Calls &amp; Expected Outputs</w:t>
+      </w:r>
+    </w:p>
+    <w:p>
+      <w:pPr>
+        <w:pStyle w:val="ListParagraph"/>
+        <w:ind w:left="1080"/>
+      </w:pPr>
+      <w:r>
+        <w:t xml:space="preserve">1. </w:t>
+      </w:r>
+      <w:r>
+        <w:t>Normal paragraph</w:t>
+      </w:r>
+      <w:r>
+        <w:cr/>
+      </w:r>
+      <w:proofErr w:type="spellStart"/>
+      <w:r>
+        <w:t>get_read_duration</w:t>
+      </w:r>
+      <w:proofErr w:type="spellEnd"/>
+      <w:r>
+        <w:t xml:space="preserve"> (" This is a simple blog post with about fifty words total ...")</w:t>
+      </w:r>
+      <w:r>
+        <w:cr/>
+        <w:t># =&gt; 1</w:t>
+      </w:r>
+    </w:p>
+    <w:p>
+      <w:pPr>
+        <w:pStyle w:val="ListParagraph"/>
+        <w:ind w:left="1080"/>
+      </w:pPr>
+      <w:r>
+        <w:t>2. Long Post</w:t>
+      </w:r>
+    </w:p>
+    <w:p>
+      <w:pPr>
+        <w:pStyle w:val="ListParagraph"/>
+        <w:ind w:left="1080"/>
+      </w:pPr>
+      <w:proofErr w:type="spellStart"/>
+      <w:r>
+        <w:t>get_</w:t>
+      </w:r>
+      <w:r>
+        <w:t>read</w:t>
+      </w:r>
+      <w:r>
+        <w:t>_duration</w:t>
+      </w:r>
+      <w:proofErr w:type="spellEnd"/>
+      <w:r>
+        <w:t xml:space="preserve"> </w:t>
+      </w:r>
+      <w:proofErr w:type="gramStart"/>
+      <w:r>
+        <w:t>( String</w:t>
+      </w:r>
+      <w:proofErr w:type="gramEnd"/>
+      <w:r>
+        <w:t xml:space="preserve"> . duplicate (" word ", 450) )</w:t>
+      </w:r>
+    </w:p>
+    <w:p>
+      <w:pPr>
+        <w:pStyle w:val="ListParagraph"/>
+        <w:ind w:left="1080"/>
+      </w:pPr>
+      <w:r>
+        <w:t># =&gt; 3</w:t>
+      </w:r>
+    </w:p>
+    <w:p>
+      <w:pPr>
+        <w:pStyle w:val="ListParagraph"/>
+        <w:ind w:left="1080"/>
+      </w:pPr>
+      <w:r>
+        <w:t>3. Empty body</w:t>
+      </w:r>
+    </w:p>
+    <w:p>
+      <w:pPr>
+        <w:pStyle w:val="ListParagraph"/>
+        <w:ind w:left="1080"/>
+      </w:pPr>
+      <w:proofErr w:type="spellStart"/>
+      <w:r>
+        <w:lastRenderedPageBreak/>
+        <w:t>get_read_duration</w:t>
+      </w:r>
+      <w:proofErr w:type="spellEnd"/>
+      <w:r>
+        <w:t xml:space="preserve"> ("")</w:t>
+      </w:r>
+    </w:p>
+    <w:p>
+      <w:pPr>
+        <w:pStyle w:val="ListParagraph"/>
+        <w:ind w:left="1080"/>
+      </w:pPr>
+      <w:r>
+        <w:t># =&gt; 1</w:t>
+      </w:r>
+      <w:r>
+        <w:cr/>
+      </w:r>
+    </w:p>
+    <w:p>
+      <w:r>
+        <w:t xml:space="preserve">Follow the rules set with </w:t>
+      </w:r>
+      <w:r>
+        <w:rPr>
+          <w:highlight w:val="yellow"/>
+        </w:rPr>
+        <w:t>the system prompt.</w:t>
+      </w:r>
+    </w:p>
+    <w:p>
+      <w:r>
+        <w:t xml:space="preserve">The response should only contain valid Python </w:t>
+      </w:r>
+      <w:proofErr w:type="spellStart"/>
+      <w:r>
+        <w:t>unittest</w:t>
+      </w:r>
+      <w:proofErr w:type="spellEnd"/>
+      <w:r>
+        <w:t xml:space="preserve"> test code, without any additional text or explanations.</w:t>
+      </w:r>
+    </w:p>
+    <w:p>
+      <w:r>
+        <w:t>--------</w:t>
+      </w:r>
+    </w:p>
+    <w:p>
+      <w:pPr>
+        <w:pStyle w:val="ListParagraph"/>
+        <w:ind w:left="1080"/>
+      </w:pPr>
+    </w:p>
+    <w:p>
+      <w:pPr>
+        <w:pStyle w:val="ListParagraph"/>
+        <w:ind w:left="1080"/>
+      </w:pPr>
+    </w:p>
+    <w:p>
+      <w:pPr>
+        <w:pStyle w:val="ListParagraph"/>
+        <w:ind w:left="1080"/>
+      </w:pPr>
+    </w:p>
+    <w:p>
+      <w:pPr>
+        <w:spacing w:line="278" w:lineRule="auto"/>
+      </w:pPr>
+    </w:p>
+    <w:p>
+      <w:pPr>
+        <w:spacing w:line="278" w:lineRule="auto"/>
+      </w:pPr>
+    </w:p>
+    <w:p>
+      <w:pPr>
+        <w:spacing w:line="278" w:lineRule="auto"/>
+      </w:pPr>
+    </w:p>
+    <w:p>
+      <w:pPr>
+        <w:spacing w:line="278" w:lineRule="auto"/>
+      </w:pPr>
+    </w:p>
+    <w:p>
+      <w:pPr>
+        <w:spacing w:line="278" w:lineRule="auto"/>
+      </w:pPr>
+    </w:p>
+    <w:p>
+      <w:pPr>
+        <w:spacing w:line="278" w:lineRule="auto"/>
+      </w:pPr>
+    </w:p>
+    <w:p>
+      <w:pPr>
+        <w:spacing w:line="278" w:lineRule="auto"/>
+      </w:pPr>
+    </w:p>
+    <w:p>
+      <w:pPr>
+        <w:spacing w:line="278" w:lineRule="auto"/>
+      </w:pPr>
+    </w:p>
+    <w:p>
+      <w:pPr>
+        <w:spacing w:line="278" w:lineRule="auto"/>
+      </w:pPr>
+    </w:p>
+    <w:p>
+      <w:pPr>
+        <w:spacing w:line="278" w:lineRule="auto"/>
+      </w:pPr>
+    </w:p>
+    <w:p>
+      <w:pPr>
+        <w:spacing w:line="278" w:lineRule="auto"/>
+      </w:pPr>
+    </w:p>
+    <w:p>
+      <w:pPr>
+        <w:spacing w:line="278" w:lineRule="auto"/>
+      </w:pPr>
+    </w:p>
+    <w:p>
+      <w:pPr>
+        <w:spacing w:line="278" w:lineRule="auto"/>
+      </w:pPr>
+    </w:p>
+    <w:p>
+      <w:pPr>
+        <w:spacing w:line="278" w:lineRule="auto"/>
+      </w:pPr>
+    </w:p>
+    <w:p>
+      <w:pPr>
+        <w:spacing w:line="278" w:lineRule="auto"/>
+      </w:pPr>
+    </w:p>
+    <w:p>
+      <w:pPr>
+        <w:spacing w:line="278" w:lineRule="auto"/>
+      </w:pPr>
+    </w:p>
+    <w:p>
+      <w:pPr>
+        <w:spacing w:line="278" w:lineRule="auto"/>
+      </w:pPr>
+    </w:p>
+    <w:p>
+      <w:pPr>
+        <w:spacing w:line="278" w:lineRule="auto"/>
+      </w:pPr>
+    </w:p>
+    <w:p>
+      <w:pPr>
+        <w:spacing w:line="278" w:lineRule="auto"/>
+      </w:pPr>
+    </w:p>
+    <w:p>
+      <w:pPr>
+        <w:spacing w:line="278" w:lineRule="auto"/>
+      </w:pPr>
+    </w:p>
+    <w:p>
+      <w:pPr>
+        <w:spacing w:line="278" w:lineRule="auto"/>
+      </w:pPr>
+    </w:p>
+    <w:p>
+      <w:pPr>
+        <w:spacing w:line="278" w:lineRule="auto"/>
+      </w:pPr>
+    </w:p>
+    <w:p>
+      <w:pPr>
+        <w:spacing w:line="278" w:lineRule="auto"/>
+      </w:pPr>
     </w:p>
     <w:p>
       <w:pPr>
@@ -1710,7 +3509,1031 @@
         <w:spacing w:line="278" w:lineRule="auto"/>
       </w:pPr>
       <w:r>
-        <w:t>Error messages are collected in a list.</w:t>
+        <w:t>Task 5 Form Validation</w:t>
+      </w:r>
+    </w:p>
+    <w:p>
+      <w:r>
+        <w:t xml:space="preserve">Please create comprehensive Python </w:t>
+      </w:r>
+      <w:proofErr w:type="spellStart"/>
+      <w:r>
+        <w:t>unittest</w:t>
+      </w:r>
+      <w:proofErr w:type="spellEnd"/>
+      <w:r>
+        <w:t xml:space="preserve"> test suite </w:t>
+      </w:r>
+      <w:r>
+        <w:rPr>
+          <w:highlight w:val="yellow"/>
+        </w:rPr>
+        <w:t>within a module a</w:t>
+      </w:r>
+      <w:r>
+        <w:t xml:space="preserve"> Python </w:t>
+      </w:r>
+      <w:proofErr w:type="gramStart"/>
+      <w:r>
+        <w:t>implementation .</w:t>
+      </w:r>
+      <w:proofErr w:type="gramEnd"/>
+      <w:r>
+        <w:t xml:space="preserve"> The implementation was created based on this specification:</w:t>
+      </w:r>
+    </w:p>
+    <w:p/>
+    <w:p>
+      <w:r>
+        <w:t xml:space="preserve"> </w:t>
+      </w:r>
+      <w:proofErr w:type="gramStart"/>
+      <w:r>
+        <w:t>SPECIFICATION :</w:t>
+      </w:r>
+      <w:proofErr w:type="gramEnd"/>
+    </w:p>
+    <w:p>
+      <w:r>
+        <w:t>Module Name: Form Validation</w:t>
+      </w:r>
+    </w:p>
+    <w:p>
+      <w:proofErr w:type="spellStart"/>
+      <w:r>
+        <w:t>Function_Name</w:t>
+      </w:r>
+      <w:proofErr w:type="spellEnd"/>
+      <w:r>
+        <w:t>:</w:t>
+      </w:r>
+      <w:r>
+        <w:rPr>
+          <w:rFonts w:ascii="Consolas" w:eastAsia="Times New Roman" w:hAnsi="Consolas" w:cs="Times New Roman"/>
+          <w:color w:val="7AA2F7"/>
+          <w:sz w:val="21"/>
+          <w:szCs w:val="21"/>
+        </w:rPr>
+        <w:t xml:space="preserve"> </w:t>
+      </w:r>
+      <w:proofErr w:type="spellStart"/>
+      <w:r>
+        <w:t>Validate_form</w:t>
+      </w:r>
+      <w:proofErr w:type="spellEnd"/>
+    </w:p>
+    <w:p>
+      <w:r>
+        <w:t>Purpose</w:t>
+      </w:r>
+    </w:p>
+    <w:p>
+      <w:pPr>
+        <w:pStyle w:val="ListParagraph"/>
+        <w:numPr>
+          <w:ilvl w:val="0"/>
+          <w:numId w:val="8"/>
+        </w:numPr>
+        <w:spacing w:line="278" w:lineRule="auto"/>
+      </w:pPr>
+      <w:r>
+        <w:t xml:space="preserve">Validates contact form input for required </w:t>
+      </w:r>
+      <w:proofErr w:type="gramStart"/>
+      <w:r>
+        <w:t>fields ,</w:t>
+      </w:r>
+      <w:proofErr w:type="gramEnd"/>
+      <w:r>
+        <w:t xml:space="preserve"> correct formatting , and agreement to privacy .</w:t>
+      </w:r>
+    </w:p>
+    <w:p>
+      <w:r>
+        <w:t>Inputs</w:t>
+      </w:r>
+    </w:p>
+    <w:p>
+      <w:pPr>
+        <w:pStyle w:val="ListParagraph"/>
+        <w:numPr>
+          <w:ilvl w:val="1"/>
+          <w:numId w:val="5"/>
+        </w:numPr>
+        <w:spacing w:line="278" w:lineRule="auto"/>
+      </w:pPr>
+      <w:r>
+        <w:t>Expected Inputs:</w:t>
+      </w:r>
+    </w:p>
+    <w:p>
+      <w:pPr>
+        <w:pStyle w:val="ListParagraph"/>
+        <w:numPr>
+          <w:ilvl w:val="2"/>
+          <w:numId w:val="5"/>
+        </w:numPr>
+        <w:spacing w:line="278" w:lineRule="auto"/>
+      </w:pPr>
+      <w:proofErr w:type="spellStart"/>
+      <w:r>
+        <w:t>First_Name</w:t>
+      </w:r>
+      <w:proofErr w:type="spellEnd"/>
+    </w:p>
+    <w:p>
+      <w:pPr>
+        <w:pStyle w:val="ListParagraph"/>
+        <w:numPr>
+          <w:ilvl w:val="2"/>
+          <w:numId w:val="5"/>
+        </w:numPr>
+        <w:spacing w:line="278" w:lineRule="auto"/>
+      </w:pPr>
+      <w:proofErr w:type="spellStart"/>
+      <w:r>
+        <w:t>Last_Name</w:t>
+      </w:r>
+      <w:proofErr w:type="spellEnd"/>
+    </w:p>
+    <w:p>
+      <w:pPr>
+        <w:pStyle w:val="ListParagraph"/>
+        <w:numPr>
+          <w:ilvl w:val="2"/>
+          <w:numId w:val="5"/>
+        </w:numPr>
+        <w:spacing w:line="278" w:lineRule="auto"/>
+      </w:pPr>
+      <w:r>
+        <w:t>Email</w:t>
+      </w:r>
+    </w:p>
+    <w:p>
+      <w:pPr>
+        <w:pStyle w:val="ListParagraph"/>
+        <w:numPr>
+          <w:ilvl w:val="2"/>
+          <w:numId w:val="5"/>
+        </w:numPr>
+        <w:spacing w:line="278" w:lineRule="auto"/>
+      </w:pPr>
+      <w:r>
+        <w:t>Subject</w:t>
+      </w:r>
+    </w:p>
+    <w:p>
+      <w:pPr>
+        <w:pStyle w:val="ListParagraph"/>
+        <w:numPr>
+          <w:ilvl w:val="2"/>
+          <w:numId w:val="5"/>
+        </w:numPr>
+        <w:spacing w:line="278" w:lineRule="auto"/>
+      </w:pPr>
+      <w:r>
+        <w:t>Message</w:t>
+      </w:r>
+    </w:p>
+    <w:p>
+      <w:pPr>
+        <w:pStyle w:val="ListParagraph"/>
+        <w:numPr>
+          <w:ilvl w:val="2"/>
+          <w:numId w:val="5"/>
+        </w:numPr>
+        <w:spacing w:line="278" w:lineRule="auto"/>
+      </w:pPr>
+      <w:r>
+        <w:t>P</w:t>
+      </w:r>
+      <w:r>
+        <w:t>rivacy</w:t>
+      </w:r>
+    </w:p>
+    <w:p>
+      <w:pPr>
+        <w:pStyle w:val="ListParagraph"/>
+        <w:numPr>
+          <w:ilvl w:val="1"/>
+          <w:numId w:val="5"/>
+        </w:numPr>
+        <w:spacing w:line="278" w:lineRule="auto"/>
+      </w:pPr>
+      <w:r>
+        <w:t>Example</w:t>
+      </w:r>
+    </w:p>
+    <w:p>
+      <w:pPr>
+        <w:pStyle w:val="ListParagraph"/>
+        <w:numPr>
+          <w:ilvl w:val="2"/>
+          <w:numId w:val="5"/>
+        </w:numPr>
+        <w:spacing w:line="278" w:lineRule="auto"/>
+      </w:pPr>
+      <w:proofErr w:type="spellStart"/>
+      <w:r>
+        <w:t>First_Name</w:t>
+      </w:r>
+      <w:proofErr w:type="spellEnd"/>
+      <w:r>
+        <w:t xml:space="preserve"> =&gt; John</w:t>
+      </w:r>
+    </w:p>
+    <w:p>
+      <w:pPr>
+        <w:pStyle w:val="ListParagraph"/>
+        <w:numPr>
+          <w:ilvl w:val="2"/>
+          <w:numId w:val="5"/>
+        </w:numPr>
+        <w:spacing w:line="278" w:lineRule="auto"/>
+      </w:pPr>
+      <w:proofErr w:type="spellStart"/>
+      <w:r>
+        <w:t>Last_Name</w:t>
+      </w:r>
+      <w:proofErr w:type="spellEnd"/>
+      <w:r>
+        <w:t xml:space="preserve"> =&gt; Marston</w:t>
+      </w:r>
+    </w:p>
+    <w:p>
+      <w:pPr>
+        <w:pStyle w:val="ListParagraph"/>
+        <w:numPr>
+          <w:ilvl w:val="2"/>
+          <w:numId w:val="5"/>
+        </w:numPr>
+        <w:spacing w:line="278" w:lineRule="auto"/>
+      </w:pPr>
+      <w:r>
+        <w:t xml:space="preserve">Email=&gt; </w:t>
+      </w:r>
+      <w:hyperlink r:id="rId5" w:history="1">
+        <w:r>
+          <w:rPr>
+            <w:rStyle w:val="Hyperlink"/>
+          </w:rPr>
+          <w:t>john@example.com</w:t>
+        </w:r>
+      </w:hyperlink>
+    </w:p>
+    <w:p>
+      <w:pPr>
+        <w:pStyle w:val="ListParagraph"/>
+        <w:numPr>
+          <w:ilvl w:val="2"/>
+          <w:numId w:val="5"/>
+        </w:numPr>
+        <w:spacing w:line="278" w:lineRule="auto"/>
+      </w:pPr>
+      <w:r>
+        <w:t>Subject</w:t>
+      </w:r>
+      <w:r>
+        <w:t>=&gt;</w:t>
+      </w:r>
+      <w:r>
+        <w:t xml:space="preserve"> </w:t>
+      </w:r>
+      <w:proofErr w:type="spellStart"/>
+      <w:r>
+        <w:t>Frage</w:t>
+      </w:r>
+      <w:proofErr w:type="spellEnd"/>
+    </w:p>
+    <w:p>
+      <w:pPr>
+        <w:pStyle w:val="ListParagraph"/>
+        <w:numPr>
+          <w:ilvl w:val="2"/>
+          <w:numId w:val="5"/>
+        </w:numPr>
+        <w:spacing w:line="278" w:lineRule="auto"/>
+      </w:pPr>
+      <w:r>
+        <w:t>Message</w:t>
+      </w:r>
+      <w:r>
+        <w:t>=&gt;</w:t>
+      </w:r>
+      <w:r>
+        <w:t xml:space="preserve"> Hallo</w:t>
+      </w:r>
+      <w:r>
+        <w:t>!</w:t>
+      </w:r>
+    </w:p>
+    <w:p>
+      <w:pPr>
+        <w:pStyle w:val="ListParagraph"/>
+        <w:numPr>
+          <w:ilvl w:val="2"/>
+          <w:numId w:val="5"/>
+        </w:numPr>
+        <w:spacing w:line="278" w:lineRule="auto"/>
+      </w:pPr>
+      <w:r>
+        <w:t>P</w:t>
+      </w:r>
+      <w:r>
+        <w:t>rivacy</w:t>
+      </w:r>
+      <w:r>
+        <w:t>=&gt; T</w:t>
+      </w:r>
+      <w:r>
+        <w:t>rue</w:t>
+      </w:r>
+    </w:p>
+    <w:p>
+      <w:r>
+        <w:t>Outputs</w:t>
+      </w:r>
+    </w:p>
+    <w:p>
+      <w:pPr>
+        <w:pStyle w:val="ListParagraph"/>
+        <w:numPr>
+          <w:ilvl w:val="0"/>
+          <w:numId w:val="11"/>
+        </w:numPr>
+        <w:spacing w:line="278" w:lineRule="auto"/>
+      </w:pPr>
+      <w:r>
+        <w:t>Success:</w:t>
+      </w:r>
+    </w:p>
+    <w:p>
+      <w:pPr>
+        <w:pStyle w:val="ListParagraph"/>
+        <w:numPr>
+          <w:ilvl w:val="1"/>
+          <w:numId w:val="11"/>
+        </w:numPr>
+        <w:spacing w:line="278" w:lineRule="auto"/>
+        <w:ind w:right="-563"/>
+      </w:pPr>
+      <w:r>
+        <w:t>Should return:</w:t>
+      </w:r>
+    </w:p>
+    <w:p>
+      <w:pPr>
+        <w:pStyle w:val="ListParagraph"/>
+        <w:ind w:left="2160" w:right="-563"/>
+      </w:pPr>
+      <w:r>
+        <w:t xml:space="preserve">Form is valid. </w:t>
+      </w:r>
+      <w:proofErr w:type="gramStart"/>
+      <w:r>
+        <w:t>Details:</w:t>
+      </w:r>
+      <w:proofErr w:type="gramEnd"/>
+      <w:r>
+        <w:t>{first_name},{last_name},{email},{subject},{message},{privacy</w:t>
+      </w:r>
+      <w:r>
+        <w:t>}</w:t>
+      </w:r>
+    </w:p>
+    <w:p>
+      <w:pPr>
+        <w:pStyle w:val="ListParagraph"/>
+        <w:numPr>
+          <w:ilvl w:val="0"/>
+          <w:numId w:val="11"/>
+        </w:numPr>
+        <w:spacing w:line="278" w:lineRule="auto"/>
+      </w:pPr>
+      <w:r>
+        <w:t>Failure:</w:t>
+      </w:r>
+    </w:p>
+    <w:p>
+      <w:pPr>
+        <w:pStyle w:val="ListParagraph"/>
+        <w:numPr>
+          <w:ilvl w:val="0"/>
+          <w:numId w:val="11"/>
+        </w:numPr>
+        <w:spacing w:line="278" w:lineRule="auto"/>
+      </w:pPr>
+      <w:r>
+        <w:t xml:space="preserve">On failure always return a list of error </w:t>
+      </w:r>
+      <w:proofErr w:type="gramStart"/>
+      <w:r>
+        <w:t>messages ,</w:t>
+      </w:r>
+      <w:proofErr w:type="gramEnd"/>
+      <w:r>
+        <w:t xml:space="preserve"> even if there is only one error.</w:t>
+      </w:r>
+    </w:p>
+    <w:p>
+      <w:pPr>
+        <w:pStyle w:val="ListParagraph"/>
+        <w:numPr>
+          <w:ilvl w:val="1"/>
+          <w:numId w:val="11"/>
+        </w:numPr>
+        <w:spacing w:line="278" w:lineRule="auto"/>
+      </w:pPr>
+      <w:r>
+        <w:t xml:space="preserve">Please Type First </w:t>
+      </w:r>
+      <w:r>
+        <w:t xml:space="preserve">Name </w:t>
+      </w:r>
+    </w:p>
+    <w:p>
+      <w:pPr>
+        <w:pStyle w:val="ListParagraph"/>
+        <w:numPr>
+          <w:ilvl w:val="1"/>
+          <w:numId w:val="11"/>
+        </w:numPr>
+        <w:spacing w:line="278" w:lineRule="auto"/>
+      </w:pPr>
+      <w:r>
+        <w:t xml:space="preserve">Please Type Last </w:t>
+      </w:r>
+      <w:r>
+        <w:t xml:space="preserve">Name </w:t>
+      </w:r>
+    </w:p>
+    <w:p>
+      <w:pPr>
+        <w:pStyle w:val="ListParagraph"/>
+        <w:numPr>
+          <w:ilvl w:val="1"/>
+          <w:numId w:val="11"/>
+        </w:numPr>
+        <w:spacing w:line="278" w:lineRule="auto"/>
+      </w:pPr>
+      <w:r>
+        <w:t xml:space="preserve">Please Type </w:t>
+      </w:r>
+      <w:proofErr w:type="spellStart"/>
+      <w:r>
+        <w:t>EmailID</w:t>
+      </w:r>
+      <w:proofErr w:type="spellEnd"/>
+    </w:p>
+    <w:p>
+      <w:pPr>
+        <w:pStyle w:val="ListParagraph"/>
+        <w:numPr>
+          <w:ilvl w:val="1"/>
+          <w:numId w:val="11"/>
+        </w:numPr>
+        <w:spacing w:line="278" w:lineRule="auto"/>
+      </w:pPr>
+      <w:r>
+        <w:t>Email standards not followed</w:t>
+      </w:r>
+    </w:p>
+    <w:p>
+      <w:pPr>
+        <w:pStyle w:val="ListParagraph"/>
+        <w:numPr>
+          <w:ilvl w:val="1"/>
+          <w:numId w:val="11"/>
+        </w:numPr>
+        <w:spacing w:line="278" w:lineRule="auto"/>
+      </w:pPr>
+      <w:r>
+        <w:t>Please Type Subject</w:t>
+      </w:r>
+    </w:p>
+    <w:p>
+      <w:pPr>
+        <w:pStyle w:val="ListParagraph"/>
+        <w:numPr>
+          <w:ilvl w:val="1"/>
+          <w:numId w:val="11"/>
+        </w:numPr>
+        <w:spacing w:line="278" w:lineRule="auto"/>
+      </w:pPr>
+      <w:r>
+        <w:t>Please Type Message</w:t>
+      </w:r>
+    </w:p>
+    <w:p>
+      <w:pPr>
+        <w:pStyle w:val="ListParagraph"/>
+        <w:numPr>
+          <w:ilvl w:val="1"/>
+          <w:numId w:val="11"/>
+        </w:numPr>
+        <w:spacing w:line="278" w:lineRule="auto"/>
+      </w:pPr>
+      <w:r>
+        <w:lastRenderedPageBreak/>
+        <w:t>Please confirm the privacy policy</w:t>
+      </w:r>
+    </w:p>
+    <w:p/>
+    <w:p>
+      <w:r>
+        <w:t>Constraints</w:t>
+      </w:r>
+    </w:p>
+    <w:p>
+      <w:pPr>
+        <w:pStyle w:val="ListParagraph"/>
+        <w:numPr>
+          <w:ilvl w:val="1"/>
+          <w:numId w:val="11"/>
+        </w:numPr>
+        <w:spacing w:line="278" w:lineRule="auto"/>
+      </w:pPr>
+      <w:r>
+        <w:t>“first_name”,"</w:t>
+      </w:r>
+      <w:proofErr w:type="spellStart"/>
+      <w:r>
+        <w:t>last_</w:t>
+      </w:r>
+      <w:proofErr w:type="gramStart"/>
+      <w:r>
+        <w:t>name</w:t>
+      </w:r>
+      <w:proofErr w:type="spellEnd"/>
+      <w:r>
+        <w:t xml:space="preserve"> "</w:t>
+      </w:r>
+      <w:proofErr w:type="gramEnd"/>
+      <w:r>
+        <w:t xml:space="preserve"> , " email ", " subject " , " message " must be non - empty after trimming whitespace. After trimming email and it turns out to be empty then return ”</w:t>
+      </w:r>
+      <w:r>
+        <w:t xml:space="preserve">Please Type </w:t>
+      </w:r>
+      <w:proofErr w:type="spellStart"/>
+      <w:r>
+        <w:t>EmailID</w:t>
+      </w:r>
+      <w:proofErr w:type="spellEnd"/>
+      <w:r>
+        <w:t>”</w:t>
+      </w:r>
+    </w:p>
+    <w:p>
+      <w:pPr>
+        <w:pStyle w:val="ListParagraph"/>
+        <w:numPr>
+          <w:ilvl w:val="0"/>
+          <w:numId w:val="6"/>
+        </w:numPr>
+        <w:spacing w:line="278" w:lineRule="auto"/>
+      </w:pPr>
+      <w:proofErr w:type="gramStart"/>
+      <w:r>
+        <w:t>" email</w:t>
+      </w:r>
+      <w:proofErr w:type="gramEnd"/>
+      <w:r>
+        <w:t xml:space="preserve"> " must match the regex ~r /^[^\ s@ ]+ @ [^\ s@ ]+\.[^\ s@ ]+ $/</w:t>
+      </w:r>
+      <w:r>
+        <w:t xml:space="preserve"> and should verify it only after trimming whitespaces</w:t>
+      </w:r>
+      <w:r>
+        <w:t>.</w:t>
+      </w:r>
+    </w:p>
+    <w:p>
+      <w:pPr>
+        <w:pStyle w:val="ListParagraph"/>
+        <w:numPr>
+          <w:ilvl w:val="0"/>
+          <w:numId w:val="6"/>
+        </w:numPr>
+        <w:spacing w:line="278" w:lineRule="auto"/>
+      </w:pPr>
+      <w:r>
+        <w:t>error message for invalid ( non - empty ) email</w:t>
+      </w:r>
+      <w:r>
+        <w:t xml:space="preserve"> : </w:t>
+      </w:r>
+      <w:r>
+        <w:t>Email standards not followed</w:t>
+      </w:r>
+    </w:p>
+    <w:p>
+      <w:pPr>
+        <w:pStyle w:val="ListParagraph"/>
+        <w:numPr>
+          <w:ilvl w:val="0"/>
+          <w:numId w:val="6"/>
+        </w:numPr>
+        <w:spacing w:line="278" w:lineRule="auto"/>
+      </w:pPr>
+      <w:r>
+        <w:t>error message for missing or invalid privacy : Please confirm the privacy policy</w:t>
+      </w:r>
+    </w:p>
+    <w:p>
+      <w:pPr>
+        <w:pStyle w:val="ListParagraph"/>
+        <w:numPr>
+          <w:ilvl w:val="0"/>
+          <w:numId w:val="6"/>
+        </w:numPr>
+        <w:spacing w:line="278" w:lineRule="auto"/>
+      </w:pPr>
+      <w:r>
+        <w:t>Error messages are collected as a list and multiple error messages are appended into that list.</w:t>
+      </w:r>
+    </w:p>
+    <w:p>
+      <w:pPr>
+        <w:pStyle w:val="ListParagraph"/>
+        <w:numPr>
+          <w:ilvl w:val="0"/>
+          <w:numId w:val="6"/>
+        </w:numPr>
+        <w:spacing w:line="278" w:lineRule="auto"/>
+      </w:pPr>
+      <w:proofErr w:type="gramStart"/>
+      <w:r>
+        <w:t>" privacy</w:t>
+      </w:r>
+      <w:proofErr w:type="gramEnd"/>
+      <w:r>
+        <w:t xml:space="preserve"> " must be </w:t>
+      </w:r>
+      <w:r>
+        <w:t>True</w:t>
+      </w:r>
+      <w:r>
+        <w:t>.</w:t>
+      </w:r>
+      <w:r>
+        <w:t xml:space="preserve"> </w:t>
+      </w:r>
+      <w:r>
+        <w:t xml:space="preserve">Error message for privacy not being True: </w:t>
+      </w:r>
+      <w:r>
+        <w:t>Please confirm the privacy policy</w:t>
+      </w:r>
+    </w:p>
+    <w:p>
+      <w:pPr>
+        <w:pStyle w:val="ListParagraph"/>
+        <w:numPr>
+          <w:ilvl w:val="0"/>
+          <w:numId w:val="6"/>
+        </w:numPr>
+        <w:spacing w:line="278" w:lineRule="auto"/>
+      </w:pPr>
+      <w:r>
+        <w:t xml:space="preserve">Validations are performed in the exact order: </w:t>
+      </w:r>
+      <w:proofErr w:type="spellStart"/>
+      <w:r>
+        <w:t>First_Name</w:t>
+      </w:r>
+      <w:proofErr w:type="spellEnd"/>
+      <w:r>
+        <w:t xml:space="preserve">, </w:t>
+      </w:r>
+      <w:proofErr w:type="spellStart"/>
+      <w:r>
+        <w:t>Last_Name</w:t>
+      </w:r>
+      <w:proofErr w:type="spellEnd"/>
+      <w:r>
+        <w:t xml:space="preserve">, Email, Subject, Message, </w:t>
+      </w:r>
+      <w:proofErr w:type="gramStart"/>
+      <w:r>
+        <w:t>Privacy</w:t>
+      </w:r>
+      <w:proofErr w:type="gramEnd"/>
+      <w:r>
+        <w:t>.</w:t>
+      </w:r>
+    </w:p>
+    <w:p>
+      <w:pPr>
+        <w:pStyle w:val="ListParagraph"/>
+        <w:numPr>
+          <w:ilvl w:val="0"/>
+          <w:numId w:val="6"/>
+        </w:numPr>
+        <w:spacing w:line="278" w:lineRule="auto"/>
+      </w:pPr>
+      <w:r>
+        <w:t>Error messages should be appended in the same exact order as well</w:t>
+      </w:r>
+    </w:p>
+    <w:p>
+      <w:r>
+        <w:t>Known Edge cases</w:t>
+      </w:r>
+    </w:p>
+    <w:p>
+      <w:pPr>
+        <w:pStyle w:val="ListParagraph"/>
+        <w:numPr>
+          <w:ilvl w:val="0"/>
+          <w:numId w:val="7"/>
+        </w:numPr>
+        <w:spacing w:line="278" w:lineRule="auto"/>
+      </w:pPr>
+      <w:r>
+        <w:t xml:space="preserve">Missing or blank fields </w:t>
+      </w:r>
+      <w:proofErr w:type="gramStart"/>
+      <w:r>
+        <w:t>( including</w:t>
+      </w:r>
+      <w:proofErr w:type="gramEnd"/>
+      <w:r>
+        <w:t xml:space="preserve"> those with only whitespace) fail validation .</w:t>
+      </w:r>
+    </w:p>
+    <w:p>
+      <w:pPr>
+        <w:pStyle w:val="ListParagraph"/>
+        <w:numPr>
+          <w:ilvl w:val="0"/>
+          <w:numId w:val="7"/>
+        </w:numPr>
+        <w:spacing w:line="278" w:lineRule="auto"/>
+      </w:pPr>
+      <w:proofErr w:type="gramStart"/>
+      <w:r>
+        <w:t>" privacy</w:t>
+      </w:r>
+      <w:proofErr w:type="gramEnd"/>
+      <w:r>
+        <w:t xml:space="preserve"> " must be a </w:t>
+      </w:r>
+      <w:proofErr w:type="spellStart"/>
+      <w:r>
+        <w:t>boolean</w:t>
+      </w:r>
+      <w:proofErr w:type="spellEnd"/>
+      <w:r>
+        <w:t xml:space="preserve"> : True  . Failure to that should return the error message.</w:t>
+      </w:r>
+    </w:p>
+    <w:p>
+      <w:pPr>
+        <w:pStyle w:val="ListParagraph"/>
+        <w:numPr>
+          <w:ilvl w:val="0"/>
+          <w:numId w:val="7"/>
+        </w:numPr>
+        <w:spacing w:line="278" w:lineRule="auto"/>
+      </w:pPr>
+      <w:r>
+        <w:t xml:space="preserve">If multiple fields are </w:t>
+      </w:r>
+      <w:proofErr w:type="gramStart"/>
+      <w:r>
+        <w:t>invalid ,</w:t>
+      </w:r>
+      <w:proofErr w:type="gramEnd"/>
+      <w:r>
+        <w:t xml:space="preserve"> all errors are returned at</w:t>
+      </w:r>
+      <w:r>
+        <w:t xml:space="preserve"> </w:t>
+      </w:r>
+      <w:r>
+        <w:t>once .</w:t>
+      </w:r>
+    </w:p>
+    <w:p>
+      <w:pPr>
+        <w:pStyle w:val="ListParagraph"/>
+        <w:numPr>
+          <w:ilvl w:val="0"/>
+          <w:numId w:val="7"/>
+        </w:numPr>
+        <w:spacing w:line="278" w:lineRule="auto"/>
+      </w:pPr>
+      <w:r>
+        <w:t>if " email " is empty it will not be validated against the</w:t>
+      </w:r>
+      <w:r>
+        <w:t xml:space="preserve"> </w:t>
+      </w:r>
+      <w:r>
+        <w:t xml:space="preserve">regex and only show the error message for being blank </w:t>
+      </w:r>
+      <w:r>
+        <w:cr/>
+      </w:r>
+    </w:p>
+    <w:p>
+      <w:pPr>
+        <w:pStyle w:val="ListParagraph"/>
+        <w:ind w:left="1440"/>
+      </w:pPr>
+    </w:p>
+    <w:p>
+      <w:r>
+        <w:t>Example Calls &amp; Expected Outputs</w:t>
+      </w:r>
+    </w:p>
+    <w:p>
+      <w:pPr>
+        <w:pStyle w:val="ListParagraph"/>
+        <w:ind w:left="1080"/>
+      </w:pPr>
+      <w:r>
+        <w:t xml:space="preserve">1. </w:t>
+      </w:r>
+      <w:r>
+        <w:t xml:space="preserve">Normal </w:t>
+      </w:r>
+      <w:r>
+        <w:t xml:space="preserve">Functionality </w:t>
+      </w:r>
+      <w:r>
+        <w:cr/>
+      </w:r>
+      <w:r>
+        <w:t xml:space="preserve"> validate_form("Alexa","James","abc@gmail.com","Question","Hallo!",True)</w:t>
+      </w:r>
+    </w:p>
+    <w:p>
+      <w:pPr>
+        <w:pStyle w:val="ListParagraph"/>
+        <w:ind w:left="1080" w:right="-563"/>
+      </w:pPr>
+      <w:r>
+        <w:t xml:space="preserve"># =&gt; </w:t>
+      </w:r>
+      <w:r>
+        <w:t xml:space="preserve">Form is valid. </w:t>
+      </w:r>
+      <w:proofErr w:type="spellStart"/>
+      <w:r>
+        <w:t>Details:Alexa,James,abc@gmail.com,Question,Hallo!,True</w:t>
+      </w:r>
+      <w:proofErr w:type="spellEnd"/>
+    </w:p>
+    <w:p>
+      <w:pPr>
+        <w:pStyle w:val="ListParagraph"/>
+        <w:ind w:left="1080" w:right="-563"/>
+      </w:pPr>
+      <w:r>
+        <w:t>2. Rejecting Privacy Policy</w:t>
+      </w:r>
+    </w:p>
+    <w:p>
+      <w:pPr>
+        <w:pStyle w:val="ListParagraph"/>
+        <w:ind w:left="1080"/>
+      </w:pPr>
+      <w:proofErr w:type="spellStart"/>
+      <w:r>
+        <w:t>validate_form</w:t>
+      </w:r>
+      <w:proofErr w:type="spellEnd"/>
+      <w:r>
+        <w:t>("Alex"</w:t>
+      </w:r>
+      <w:r>
+        <w:t>,”</w:t>
+      </w:r>
+      <w:r>
+        <w:t xml:space="preserve"> </w:t>
+      </w:r>
+      <w:proofErr w:type="spellStart"/>
+      <w:r>
+        <w:t>John”</w:t>
+      </w:r>
+      <w:r>
+        <w:t>,"abc@gmail.net","Question","Hallo!",False</w:t>
+      </w:r>
+      <w:proofErr w:type="spellEnd"/>
+      <w:r>
+        <w:t>)</w:t>
+      </w:r>
+    </w:p>
+    <w:p>
+      <w:pPr>
+        <w:pStyle w:val="ListParagraph"/>
+        <w:ind w:left="1080"/>
+      </w:pPr>
+      <w:r>
+        <w:t>#=&gt;</w:t>
+      </w:r>
+      <w:r>
+        <w:t xml:space="preserve"> </w:t>
+      </w:r>
+      <w:r>
+        <w:t>[</w:t>
+      </w:r>
+      <w:r>
+        <w:t>"Please confirm the privacy policy"</w:t>
+      </w:r>
+      <w:r>
+        <w:t>]</w:t>
+      </w:r>
+    </w:p>
+    <w:p>
+      <w:pPr>
+        <w:pStyle w:val="ListParagraph"/>
+        <w:ind w:left="1080"/>
+      </w:pPr>
+      <w:r>
+        <w:t>3. Empty body</w:t>
+      </w:r>
+    </w:p>
+    <w:p>
+      <w:pPr>
+        <w:pStyle w:val="ListParagraph"/>
+        <w:ind w:left="1080"/>
+      </w:pPr>
+      <w:proofErr w:type="spellStart"/>
+      <w:r>
+        <w:t>validate_</w:t>
+      </w:r>
+      <w:proofErr w:type="gramStart"/>
+      <w:r>
+        <w:t>form</w:t>
+      </w:r>
+      <w:proofErr w:type="spellEnd"/>
+      <w:r>
+        <w:t>(</w:t>
+      </w:r>
+      <w:proofErr w:type="gramEnd"/>
+      <w:r>
+        <w:t>"",</w:t>
+      </w:r>
+      <w:r>
+        <w:t>"","","","",""</w:t>
+      </w:r>
+      <w:r>
+        <w:t>)</w:t>
+      </w:r>
+      <w:r>
+        <w:t xml:space="preserve"> </w:t>
+      </w:r>
+    </w:p>
+    <w:p>
+      <w:pPr>
+        <w:pStyle w:val="ListParagraph"/>
+        <w:ind w:left="1080"/>
+      </w:pPr>
+      <w:r>
+        <w:t>#=&gt;</w:t>
+      </w:r>
+      <w:r>
+        <w:t xml:space="preserve"> ['Please Type First Name', 'Please Type Last Name', 'Please Type </w:t>
+      </w:r>
+      <w:proofErr w:type="spellStart"/>
+      <w:r>
+        <w:t>EmailID</w:t>
+      </w:r>
+      <w:proofErr w:type="spellEnd"/>
+      <w:r>
+        <w:t>', 'Please Type Subject', 'Please Type Message', 'Please confirm the privacy policy']</w:t>
+      </w:r>
+    </w:p>
+    <w:p>
+      <w:r>
+        <w:t xml:space="preserve">Follow the rules set with </w:t>
+      </w:r>
+      <w:r>
+        <w:rPr>
+          <w:highlight w:val="yellow"/>
+        </w:rPr>
+        <w:t>the system prompt.</w:t>
+      </w:r>
+    </w:p>
+    <w:p>
+      <w:r>
+        <w:t xml:space="preserve">The response should only contain valid Python </w:t>
+      </w:r>
+      <w:proofErr w:type="spellStart"/>
+      <w:r>
+        <w:t>unittest</w:t>
+      </w:r>
+      <w:proofErr w:type="spellEnd"/>
+      <w:r>
+        <w:t xml:space="preserve"> test code, without any additional text or explanations.</w:t>
+      </w:r>
+    </w:p>
+    <w:p>
+      <w:r>
+        <w:t>--------</w:t>
       </w:r>
     </w:p>
     <w:p>
@@ -1721,7 +4544,689 @@
         <w:spacing w:line="278" w:lineRule="auto"/>
       </w:pPr>
       <w:r>
-        <w:t>If no errors, return a success string with the form details.</w:t>
+        <w:lastRenderedPageBreak/>
+        <w:t>T</w:t>
+      </w:r>
+      <w:r>
+        <w:t xml:space="preserve">ask 6 </w:t>
+      </w:r>
+    </w:p>
+    <w:p>
+      <w:r>
+        <w:t xml:space="preserve">Please create comprehensive Python </w:t>
+      </w:r>
+      <w:proofErr w:type="spellStart"/>
+      <w:r>
+        <w:t>unittest</w:t>
+      </w:r>
+      <w:proofErr w:type="spellEnd"/>
+      <w:r>
+        <w:t xml:space="preserve"> test suite </w:t>
+      </w:r>
+      <w:r>
+        <w:rPr>
+          <w:highlight w:val="yellow"/>
+        </w:rPr>
+        <w:t>within a module a</w:t>
+      </w:r>
+      <w:r>
+        <w:t xml:space="preserve"> Python </w:t>
+      </w:r>
+      <w:proofErr w:type="gramStart"/>
+      <w:r>
+        <w:t>implementation .</w:t>
+      </w:r>
+      <w:proofErr w:type="gramEnd"/>
+      <w:r>
+        <w:t xml:space="preserve"> The implementation was created based on this specification:</w:t>
+      </w:r>
+    </w:p>
+    <w:p/>
+    <w:p>
+      <w:r>
+        <w:t xml:space="preserve"> </w:t>
+      </w:r>
+      <w:proofErr w:type="gramStart"/>
+      <w:r>
+        <w:t>SPECIFICATION :</w:t>
+      </w:r>
+      <w:proofErr w:type="gramEnd"/>
+    </w:p>
+    <w:p>
+      <w:r>
+        <w:t xml:space="preserve">Module Name: </w:t>
+      </w:r>
+      <w:proofErr w:type="spellStart"/>
+      <w:r>
+        <w:t>Passsword</w:t>
+      </w:r>
+      <w:proofErr w:type="spellEnd"/>
+      <w:r>
+        <w:t xml:space="preserve"> Validator</w:t>
+      </w:r>
+    </w:p>
+    <w:p>
+      <w:proofErr w:type="spellStart"/>
+      <w:r>
+        <w:t>Function_Name</w:t>
+      </w:r>
+      <w:proofErr w:type="spellEnd"/>
+      <w:r>
+        <w:t>:</w:t>
+      </w:r>
+      <w:r>
+        <w:rPr>
+          <w:rFonts w:ascii="Consolas" w:eastAsia="Times New Roman" w:hAnsi="Consolas" w:cs="Times New Roman"/>
+          <w:color w:val="7AA2F7"/>
+          <w:sz w:val="21"/>
+          <w:szCs w:val="21"/>
+        </w:rPr>
+        <w:t xml:space="preserve"> </w:t>
+      </w:r>
+      <w:proofErr w:type="spellStart"/>
+      <w:proofErr w:type="gramStart"/>
+      <w:r>
+        <w:t>IsValidPassword</w:t>
+      </w:r>
+      <w:proofErr w:type="spellEnd"/>
+      <w:r>
+        <w:t>()</w:t>
+      </w:r>
+      <w:proofErr w:type="gramEnd"/>
+    </w:p>
+    <w:p>
+      <w:r>
+        <w:t>Purpose</w:t>
+      </w:r>
+    </w:p>
+    <w:p>
+      <w:pPr>
+        <w:pStyle w:val="ListParagraph"/>
+        <w:numPr>
+          <w:ilvl w:val="0"/>
+          <w:numId w:val="8"/>
+        </w:numPr>
+        <w:spacing w:line="278" w:lineRule="auto"/>
+      </w:pPr>
+      <w:r>
+        <w:t xml:space="preserve">Validates the strength and presence of a </w:t>
+      </w:r>
+      <w:proofErr w:type="gramStart"/>
+      <w:r>
+        <w:t>user ’s</w:t>
+      </w:r>
+      <w:proofErr w:type="gramEnd"/>
+      <w:r>
+        <w:t xml:space="preserve"> password in an </w:t>
+      </w:r>
+      <w:proofErr w:type="spellStart"/>
+      <w:r>
+        <w:t>Ecto</w:t>
+      </w:r>
+      <w:proofErr w:type="spellEnd"/>
+      <w:r>
+        <w:t xml:space="preserve"> </w:t>
+      </w:r>
+      <w:proofErr w:type="spellStart"/>
+      <w:r>
+        <w:t>changeset</w:t>
+      </w:r>
+      <w:proofErr w:type="spellEnd"/>
+      <w:r>
+        <w:t xml:space="preserve"> .</w:t>
+      </w:r>
+    </w:p>
+    <w:p>
+      <w:pPr>
+        <w:pStyle w:val="ListParagraph"/>
+        <w:numPr>
+          <w:ilvl w:val="0"/>
+          <w:numId w:val="8"/>
+        </w:numPr>
+        <w:spacing w:line="278" w:lineRule="auto"/>
+      </w:pPr>
+      <w:r>
+        <w:t>Ensures the password meets length and complexity requirements</w:t>
+      </w:r>
+      <w:r>
+        <w:t xml:space="preserve"> </w:t>
+      </w:r>
+      <w:r>
+        <w:t xml:space="preserve">before account creation or </w:t>
+      </w:r>
+      <w:proofErr w:type="gramStart"/>
+      <w:r>
+        <w:t>update .</w:t>
+      </w:r>
+      <w:proofErr w:type="gramEnd"/>
+    </w:p>
+    <w:p>
+      <w:pPr>
+        <w:pStyle w:val="ListParagraph"/>
+        <w:numPr>
+          <w:ilvl w:val="0"/>
+          <w:numId w:val="8"/>
+        </w:numPr>
+        <w:spacing w:line="278" w:lineRule="auto"/>
+      </w:pPr>
+      <w:r>
+        <w:t xml:space="preserve">Intended to enforce secure password rules within user </w:t>
+      </w:r>
+      <w:r>
+        <w:t>–</w:t>
+      </w:r>
+      <w:r>
+        <w:t xml:space="preserve"> facing</w:t>
+      </w:r>
+      <w:r>
+        <w:t xml:space="preserve"> </w:t>
+      </w:r>
+      <w:r>
+        <w:t>forms or APIs</w:t>
+      </w:r>
+    </w:p>
+    <w:p>
+      <w:r>
+        <w:t>Inputs</w:t>
+      </w:r>
+    </w:p>
+    <w:p>
+      <w:pPr>
+        <w:pStyle w:val="ListParagraph"/>
+        <w:numPr>
+          <w:ilvl w:val="0"/>
+          <w:numId w:val="8"/>
+        </w:numPr>
+        <w:spacing w:line="278" w:lineRule="auto"/>
+      </w:pPr>
+      <w:r>
+        <w:t>Password as a parameter which takes in unique password given by the user as an input.</w:t>
+      </w:r>
+    </w:p>
+    <w:p>
+      <w:r>
+        <w:t>Outputs</w:t>
+      </w:r>
+    </w:p>
+    <w:p>
+      <w:pPr>
+        <w:pStyle w:val="ListParagraph"/>
+        <w:numPr>
+          <w:ilvl w:val="0"/>
+          <w:numId w:val="11"/>
+        </w:numPr>
+        <w:spacing w:line="278" w:lineRule="auto"/>
+      </w:pPr>
+      <w:r>
+        <w:t>Success:</w:t>
+      </w:r>
+    </w:p>
+    <w:p>
+      <w:pPr>
+        <w:pStyle w:val="ListParagraph"/>
+        <w:numPr>
+          <w:ilvl w:val="1"/>
+          <w:numId w:val="11"/>
+        </w:numPr>
+        <w:spacing w:line="278" w:lineRule="auto"/>
+      </w:pPr>
+      <w:r>
+        <w:t xml:space="preserve"> Return “</w:t>
+      </w:r>
+      <w:r>
+        <w:t>The password is valid</w:t>
+      </w:r>
+      <w:r>
+        <w:t>”</w:t>
+      </w:r>
+    </w:p>
+    <w:p>
+      <w:pPr>
+        <w:pStyle w:val="ListParagraph"/>
+        <w:numPr>
+          <w:ilvl w:val="0"/>
+          <w:numId w:val="11"/>
+        </w:numPr>
+        <w:spacing w:line="278" w:lineRule="auto"/>
+      </w:pPr>
+      <w:r>
+        <w:t>Failure:</w:t>
+      </w:r>
+    </w:p>
+    <w:p>
+      <w:pPr>
+        <w:pStyle w:val="ListParagraph"/>
+        <w:numPr>
+          <w:ilvl w:val="1"/>
+          <w:numId w:val="11"/>
+        </w:numPr>
+        <w:spacing w:line="278" w:lineRule="auto"/>
+      </w:pPr>
+      <w:r>
+        <w:t>Should return one or more of the following error messages in a list:</w:t>
+      </w:r>
+    </w:p>
+    <w:p>
+      <w:pPr>
+        <w:pStyle w:val="ListParagraph"/>
+        <w:numPr>
+          <w:ilvl w:val="2"/>
+          <w:numId w:val="11"/>
+        </w:numPr>
+        <w:spacing w:line="278" w:lineRule="auto"/>
+      </w:pPr>
+      <w:r>
+        <w:t>Please fill the password</w:t>
+      </w:r>
+    </w:p>
+    <w:p>
+      <w:pPr>
+        <w:pStyle w:val="ListParagraph"/>
+        <w:numPr>
+          <w:ilvl w:val="2"/>
+          <w:numId w:val="11"/>
+        </w:numPr>
+        <w:spacing w:line="278" w:lineRule="auto"/>
+      </w:pPr>
+      <w:r>
+        <w:t>Length must be between 12 and 72 characters</w:t>
+      </w:r>
+    </w:p>
+    <w:p>
+      <w:pPr>
+        <w:pStyle w:val="ListParagraph"/>
+        <w:numPr>
+          <w:ilvl w:val="2"/>
+          <w:numId w:val="11"/>
+        </w:numPr>
+        <w:spacing w:line="278" w:lineRule="auto"/>
+      </w:pPr>
+      <w:r>
+        <w:t>Password must contain a lowercase letter</w:t>
+      </w:r>
+    </w:p>
+    <w:p>
+      <w:pPr>
+        <w:pStyle w:val="ListParagraph"/>
+        <w:numPr>
+          <w:ilvl w:val="2"/>
+          <w:numId w:val="11"/>
+        </w:numPr>
+        <w:spacing w:line="278" w:lineRule="auto"/>
+      </w:pPr>
+      <w:r>
+        <w:t>Password must contain an uppercase letter</w:t>
+      </w:r>
+    </w:p>
+    <w:p>
+      <w:pPr>
+        <w:pStyle w:val="ListParagraph"/>
+        <w:numPr>
+          <w:ilvl w:val="2"/>
+          <w:numId w:val="11"/>
+        </w:numPr>
+        <w:spacing w:line="278" w:lineRule="auto"/>
+      </w:pPr>
+      <w:r>
+        <w:t>Password must contain a special character or a number</w:t>
+      </w:r>
+    </w:p>
+    <w:p>
+      <w:r>
+        <w:t>Constraints</w:t>
+      </w:r>
+    </w:p>
+    <w:p>
+      <w:pPr>
+        <w:pStyle w:val="ListParagraph"/>
+        <w:numPr>
+          <w:ilvl w:val="0"/>
+          <w:numId w:val="6"/>
+        </w:numPr>
+        <w:spacing w:line="278" w:lineRule="auto"/>
+      </w:pPr>
+      <w:proofErr w:type="gramStart"/>
+      <w:r>
+        <w:t>password</w:t>
+      </w:r>
+      <w:proofErr w:type="gramEnd"/>
+      <w:r>
+        <w:t xml:space="preserve"> is required and must not be </w:t>
+      </w:r>
+      <w:r>
+        <w:t>None</w:t>
+      </w:r>
+      <w:r>
+        <w:t xml:space="preserve"> or missing .</w:t>
+      </w:r>
+    </w:p>
+    <w:p>
+      <w:pPr>
+        <w:pStyle w:val="ListParagraph"/>
+        <w:numPr>
+          <w:ilvl w:val="0"/>
+          <w:numId w:val="6"/>
+        </w:numPr>
+        <w:spacing w:line="278" w:lineRule="auto"/>
+      </w:pPr>
+      <w:r>
+        <w:t xml:space="preserve">password must be a string between </w:t>
+      </w:r>
+      <w:r>
+        <w:t>12</w:t>
+      </w:r>
+      <w:r>
+        <w:t xml:space="preserve"> and </w:t>
+      </w:r>
+      <w:r>
+        <w:t>72</w:t>
+      </w:r>
+      <w:r>
+        <w:t xml:space="preserve"> characters long</w:t>
+      </w:r>
+    </w:p>
+    <w:p>
+      <w:pPr>
+        <w:pStyle w:val="ListParagraph"/>
+        <w:numPr>
+          <w:ilvl w:val="0"/>
+          <w:numId w:val="6"/>
+        </w:numPr>
+        <w:spacing w:line="278" w:lineRule="auto"/>
+      </w:pPr>
+      <w:r>
+        <w:t>password must include at least :</w:t>
+      </w:r>
+    </w:p>
+    <w:p>
+      <w:pPr>
+        <w:pStyle w:val="ListParagraph"/>
+        <w:numPr>
+          <w:ilvl w:val="1"/>
+          <w:numId w:val="6"/>
+        </w:numPr>
+        <w:spacing w:line="278" w:lineRule="auto"/>
+      </w:pPr>
+      <w:r>
+        <w:t>one lowercase character ([a -z ])</w:t>
+      </w:r>
+    </w:p>
+    <w:p>
+      <w:pPr>
+        <w:pStyle w:val="ListParagraph"/>
+        <w:numPr>
+          <w:ilvl w:val="1"/>
+          <w:numId w:val="6"/>
+        </w:numPr>
+        <w:spacing w:line="278" w:lineRule="auto"/>
+      </w:pPr>
+      <w:r>
+        <w:t>one uppercase character ([A -Z ])</w:t>
+      </w:r>
+    </w:p>
+    <w:p>
+      <w:pPr>
+        <w:pStyle w:val="ListParagraph"/>
+        <w:numPr>
+          <w:ilvl w:val="1"/>
+          <w:numId w:val="6"/>
+        </w:numPr>
+        <w:spacing w:line="278" w:lineRule="auto"/>
+      </w:pPr>
+      <w:proofErr w:type="gramStart"/>
+      <w:r>
+        <w:t>one</w:t>
+      </w:r>
+      <w:proofErr w:type="gramEnd"/>
+      <w:r>
+        <w:t xml:space="preserve"> digit or punctuation character ([!? @#$ %^&amp;* _</w:t>
+      </w:r>
+      <w:r>
+        <w:t xml:space="preserve"> </w:t>
+      </w:r>
+      <w:r>
+        <w:t>0 -9])</w:t>
+      </w:r>
+    </w:p>
+    <w:p>
+      <w:pPr>
+        <w:pStyle w:val="ListParagraph"/>
+        <w:numPr>
+          <w:ilvl w:val="0"/>
+          <w:numId w:val="6"/>
+        </w:numPr>
+        <w:spacing w:line="278" w:lineRule="auto"/>
+      </w:pPr>
+      <w:r>
+        <w:t xml:space="preserve">The function does not modify the password </w:t>
+      </w:r>
+      <w:proofErr w:type="gramStart"/>
+      <w:r>
+        <w:t>value ,</w:t>
+      </w:r>
+      <w:proofErr w:type="gramEnd"/>
+      <w:r>
+        <w:t xml:space="preserve"> only validates it .</w:t>
+      </w:r>
+      <w:r>
+        <w:cr/>
+      </w:r>
+    </w:p>
+    <w:p>
+      <w:pPr>
+        <w:pStyle w:val="ListParagraph"/>
+        <w:numPr>
+          <w:ilvl w:val="0"/>
+          <w:numId w:val="6"/>
+        </w:numPr>
+        <w:spacing w:line="278" w:lineRule="auto"/>
+      </w:pPr>
+      <w:r>
+        <w:t>Error messages are collected as a list and multiple error messages are appended into that list.</w:t>
+      </w:r>
+    </w:p>
+    <w:p>
+      <w:r>
+        <w:t>Known Edge cases</w:t>
+      </w:r>
+    </w:p>
+    <w:p>
+      <w:pPr>
+        <w:pStyle w:val="ListParagraph"/>
+        <w:numPr>
+          <w:ilvl w:val="0"/>
+          <w:numId w:val="7"/>
+        </w:numPr>
+        <w:spacing w:line="278" w:lineRule="auto"/>
+      </w:pPr>
+      <w:r>
+        <w:lastRenderedPageBreak/>
+        <w:t xml:space="preserve">If : password is missing , </w:t>
+      </w:r>
+      <w:r>
+        <w:t>It should append “Please fill the password” in errors list</w:t>
+      </w:r>
+    </w:p>
+    <w:p>
+      <w:pPr>
+        <w:pStyle w:val="ListParagraph"/>
+        <w:numPr>
+          <w:ilvl w:val="0"/>
+          <w:numId w:val="7"/>
+        </w:numPr>
+        <w:spacing w:line="278" w:lineRule="auto"/>
+      </w:pPr>
+      <w:r>
+        <w:t xml:space="preserve">If : password is shorter than 12 or longer than 72 characters , it should append message “ </w:t>
+      </w:r>
+      <w:r>
+        <w:t>Length must be between 12 and 72 characters</w:t>
+      </w:r>
+      <w:r>
+        <w:t>” in errors list</w:t>
+      </w:r>
+    </w:p>
+    <w:p>
+      <w:pPr>
+        <w:pStyle w:val="ListParagraph"/>
+        <w:numPr>
+          <w:ilvl w:val="0"/>
+          <w:numId w:val="7"/>
+        </w:numPr>
+        <w:spacing w:line="278" w:lineRule="auto"/>
+      </w:pPr>
+      <w:r>
+        <w:t xml:space="preserve">If </w:t>
+      </w:r>
+      <w:r>
+        <w:t xml:space="preserve">: </w:t>
+      </w:r>
+      <w:r>
+        <w:t>password lacks one of the required character types ,</w:t>
+      </w:r>
+      <w:r>
+        <w:t xml:space="preserve"> appropriate message is appended into the errors list:</w:t>
+      </w:r>
+    </w:p>
+    <w:p>
+      <w:pPr>
+        <w:pStyle w:val="ListParagraph"/>
+        <w:numPr>
+          <w:ilvl w:val="1"/>
+          <w:numId w:val="7"/>
+        </w:numPr>
+        <w:spacing w:line="278" w:lineRule="auto"/>
+      </w:pPr>
+      <w:r>
+        <w:t>Password must contain a lowercase letter</w:t>
+      </w:r>
+    </w:p>
+    <w:p>
+      <w:pPr>
+        <w:pStyle w:val="ListParagraph"/>
+        <w:numPr>
+          <w:ilvl w:val="1"/>
+          <w:numId w:val="7"/>
+        </w:numPr>
+        <w:spacing w:line="278" w:lineRule="auto"/>
+      </w:pPr>
+      <w:r>
+        <w:t>Password must contain an uppercase letter</w:t>
+      </w:r>
+    </w:p>
+    <w:p>
+      <w:pPr>
+        <w:pStyle w:val="ListParagraph"/>
+        <w:numPr>
+          <w:ilvl w:val="1"/>
+          <w:numId w:val="7"/>
+        </w:numPr>
+        <w:spacing w:line="278" w:lineRule="auto"/>
+      </w:pPr>
+      <w:r>
+        <w:t>Password must contain a special characte</w:t>
+      </w:r>
+      <w:r>
+        <w:t xml:space="preserve">r or </w:t>
+      </w:r>
+      <w:r>
+        <w:t>a number</w:t>
+      </w:r>
+    </w:p>
+    <w:p>
+      <w:pPr>
+        <w:pStyle w:val="ListParagraph"/>
+        <w:ind w:left="1440"/>
+      </w:pPr>
+    </w:p>
+    <w:p>
+      <w:r>
+        <w:t>Example Calls &amp; Expected Outputs</w:t>
+      </w:r>
+    </w:p>
+    <w:p>
+      <w:pPr>
+        <w:pStyle w:val="ListParagraph"/>
+        <w:ind w:left="1080"/>
+      </w:pPr>
+      <w:r>
+        <w:t>1. Missing Password</w:t>
+      </w:r>
+      <w:r>
+        <w:cr/>
+      </w:r>
+      <w:r>
+        <w:t xml:space="preserve"> </w:t>
+      </w:r>
+      <w:proofErr w:type="spellStart"/>
+      <w:proofErr w:type="gramStart"/>
+      <w:r>
+        <w:t>IsValidPassword</w:t>
+      </w:r>
+      <w:proofErr w:type="spellEnd"/>
+      <w:r>
+        <w:t>(</w:t>
+      </w:r>
+      <w:proofErr w:type="gramEnd"/>
+      <w:r>
+        <w:t>"")</w:t>
+      </w:r>
+    </w:p>
+    <w:p>
+      <w:pPr>
+        <w:pStyle w:val="ListParagraph"/>
+        <w:ind w:left="1080"/>
+      </w:pPr>
+      <w:r>
+        <w:t># =&gt; [“Please fill the password”]</w:t>
+      </w:r>
+    </w:p>
+    <w:p>
+      <w:pPr>
+        <w:pStyle w:val="ListParagraph"/>
+        <w:ind w:left="1080"/>
+      </w:pPr>
+      <w:r>
+        <w:t xml:space="preserve">2. </w:t>
+      </w:r>
+      <w:r>
+        <w:t>Weak password</w:t>
+      </w:r>
+    </w:p>
+    <w:p>
+      <w:pPr>
+        <w:pStyle w:val="ListParagraph"/>
+        <w:ind w:left="1080"/>
+      </w:pPr>
+      <w:r>
+        <w:t xml:space="preserve"># =&gt; </w:t>
+      </w:r>
+      <w:r>
+        <w:t>['Length must be between 12 and 72 characters', 'Password must contain an uppercase letter', 'Password must contain a special character or a number']</w:t>
+      </w:r>
+    </w:p>
+    <w:p>
+      <w:pPr>
+        <w:pStyle w:val="ListParagraph"/>
+        <w:ind w:left="1080"/>
+      </w:pPr>
+      <w:r>
+        <w:t>3. Strong Password</w:t>
+      </w:r>
+    </w:p>
+    <w:p>
+      <w:pPr>
+        <w:pStyle w:val="ListParagraph"/>
+        <w:ind w:left="1080"/>
+      </w:pPr>
+      <w:r>
+        <w:t># =&gt; “</w:t>
+      </w:r>
+      <w:r>
+        <w:t>The password is valid</w:t>
+      </w:r>
+      <w:r>
+        <w:t>”</w:t>
       </w:r>
     </w:p>
     <w:p>
@@ -1731,9 +5236,6 @@
         </w:tabs>
         <w:spacing w:line="278" w:lineRule="auto"/>
       </w:pPr>
-      <w:r>
-        <w:t>If errors exist, return the list of error messages.</w:t>
-      </w:r>
     </w:p>
     <w:p>
       <w:pPr>
@@ -1744,15 +5246,41 @@
       </w:pPr>
     </w:p>
     <w:p>
+      <w:r>
+        <w:t xml:space="preserve">Follow the rules set with </w:t>
+      </w:r>
+      <w:r>
+        <w:rPr>
+          <w:highlight w:val="yellow"/>
+        </w:rPr>
+        <w:t>the system prompt.</w:t>
+      </w:r>
+    </w:p>
+    <w:p>
+      <w:r>
+        <w:t xml:space="preserve">The response should only contain valid Python </w:t>
+      </w:r>
+      <w:proofErr w:type="spellStart"/>
+      <w:r>
+        <w:t>unittest</w:t>
+      </w:r>
+      <w:proofErr w:type="spellEnd"/>
+      <w:r>
+        <w:t xml:space="preserve"> test code, without any additional text or explanations.</w:t>
+      </w:r>
+    </w:p>
+    <w:p>
+      <w:r>
+        <w:t>--------</w:t>
+      </w:r>
+    </w:p>
+    <w:p>
       <w:pPr>
         <w:tabs>
           <w:tab w:val="left" w:pos="2340"/>
         </w:tabs>
         <w:spacing w:line="278" w:lineRule="auto"/>
       </w:pPr>
-      <w:r>
-        <w:t xml:space="preserve">Task 6 </w:t>
-      </w:r>
     </w:p>
     <w:p>
       <w:pPr>
@@ -1761,185 +5289,6 @@
         </w:tabs>
         <w:spacing w:line="278" w:lineRule="auto"/>
       </w:pPr>
-      <w:proofErr w:type="spellStart"/>
-      <w:proofErr w:type="gramStart"/>
-      <w:r>
-        <w:t>def</w:t>
-      </w:r>
-      <w:proofErr w:type="spellEnd"/>
-      <w:proofErr w:type="gramEnd"/>
-      <w:r>
-        <w:t xml:space="preserve"> </w:t>
-      </w:r>
-      <w:proofErr w:type="spellStart"/>
-      <w:r>
-        <w:t>I</w:t>
-      </w:r>
-      <w:r>
-        <w:t>sValidPassword</w:t>
-      </w:r>
-      <w:proofErr w:type="spellEnd"/>
-      <w:r>
-        <w:t>(password):</w:t>
-      </w:r>
-    </w:p>
-    <w:p>
-      <w:pPr>
-        <w:spacing w:line="278" w:lineRule="auto"/>
-      </w:pPr>
-      <w:r>
-        <w:t xml:space="preserve">Validates the strength and presence of a </w:t>
-      </w:r>
-      <w:proofErr w:type="gramStart"/>
-      <w:r>
-        <w:t>user ’s</w:t>
-      </w:r>
-      <w:proofErr w:type="gramEnd"/>
-      <w:r>
-        <w:t xml:space="preserve"> password and </w:t>
-      </w:r>
-      <w:r>
-        <w:t>Ensures the password meets length and complexity requirements</w:t>
-      </w:r>
-      <w:r>
-        <w:t xml:space="preserve"> </w:t>
-      </w:r>
-      <w:r>
-        <w:t>before account creation or update .</w:t>
-      </w:r>
-    </w:p>
-    <w:p>
-      <w:pPr>
-        <w:spacing w:line="278" w:lineRule="auto"/>
-      </w:pPr>
-      <w:r>
-        <w:t xml:space="preserve">If length of password is 0 then return </w:t>
-      </w:r>
-      <w:proofErr w:type="gramStart"/>
-      <w:r>
-        <w:t>‘ Please</w:t>
-      </w:r>
-      <w:proofErr w:type="gramEnd"/>
-      <w:r>
-        <w:t xml:space="preserve"> fill the password’</w:t>
-      </w:r>
-    </w:p>
-    <w:p>
-      <w:pPr>
-        <w:spacing w:line="278" w:lineRule="auto"/>
-      </w:pPr>
-      <w:proofErr w:type="gramStart"/>
-      <w:r>
-        <w:t xml:space="preserve">If </w:t>
-      </w:r>
-      <w:r>
-        <w:t xml:space="preserve"> password</w:t>
-      </w:r>
-      <w:proofErr w:type="gramEnd"/>
-      <w:r>
-        <w:t xml:space="preserve"> is missing , </w:t>
-      </w:r>
-      <w:r>
-        <w:t>It should return “Please fill the password”</w:t>
-      </w:r>
-    </w:p>
-    <w:p>
-      <w:pPr>
-        <w:spacing w:line="278" w:lineRule="auto"/>
-      </w:pPr>
-      <w:r>
-        <w:t xml:space="preserve">If </w:t>
-      </w:r>
-      <w:r>
-        <w:t xml:space="preserve">password is shorter than 12 or longer than 72 </w:t>
-      </w:r>
-      <w:proofErr w:type="gramStart"/>
-      <w:r>
-        <w:t>characters ,</w:t>
-      </w:r>
-      <w:proofErr w:type="gramEnd"/>
-      <w:r>
-        <w:t xml:space="preserve"> it should return  message “ </w:t>
-      </w:r>
-      <w:r>
-        <w:t>Length must be between 12 and 72 characters</w:t>
-      </w:r>
-      <w:r>
-        <w:t>”</w:t>
-      </w:r>
-    </w:p>
-    <w:p>
-      <w:pPr>
-        <w:spacing w:line="278" w:lineRule="auto"/>
-      </w:pPr>
-      <w:proofErr w:type="gramStart"/>
-      <w:r>
-        <w:lastRenderedPageBreak/>
-        <w:t xml:space="preserve">If </w:t>
-      </w:r>
-      <w:r>
-        <w:t xml:space="preserve"> </w:t>
-      </w:r>
-      <w:r>
-        <w:t>password</w:t>
-      </w:r>
-      <w:proofErr w:type="gramEnd"/>
-      <w:r>
-        <w:t xml:space="preserve"> lacks one of the required character types ,</w:t>
-      </w:r>
-      <w:r>
-        <w:t xml:space="preserve"> appropriate message is added</w:t>
-      </w:r>
-    </w:p>
-    <w:p>
-      <w:pPr>
-        <w:pStyle w:val="ListParagraph"/>
-        <w:numPr>
-          <w:ilvl w:val="1"/>
-          <w:numId w:val="7"/>
-        </w:numPr>
-        <w:spacing w:line="278" w:lineRule="auto"/>
-      </w:pPr>
-      <w:r>
-        <w:t>Password must contain a lowercase letter</w:t>
-      </w:r>
-    </w:p>
-    <w:p>
-      <w:pPr>
-        <w:pStyle w:val="ListParagraph"/>
-        <w:numPr>
-          <w:ilvl w:val="1"/>
-          <w:numId w:val="7"/>
-        </w:numPr>
-        <w:spacing w:line="278" w:lineRule="auto"/>
-      </w:pPr>
-      <w:r>
-        <w:t>Password must contain an uppercase letter</w:t>
-      </w:r>
-    </w:p>
-    <w:p>
-      <w:pPr>
-        <w:pStyle w:val="ListParagraph"/>
-        <w:numPr>
-          <w:ilvl w:val="1"/>
-          <w:numId w:val="7"/>
-        </w:numPr>
-        <w:spacing w:line="278" w:lineRule="auto"/>
-      </w:pPr>
-      <w:r>
-        <w:t>Password must contain a special characte</w:t>
-      </w:r>
-      <w:r>
-        <w:t xml:space="preserve">r or </w:t>
-      </w:r>
-      <w:r>
-        <w:t>a number</w:t>
-      </w:r>
-    </w:p>
-    <w:p>
-      <w:pPr>
-        <w:spacing w:line="278" w:lineRule="auto"/>
-      </w:pPr>
     </w:p>
     <w:p>
       <w:pPr>
@@ -1948,9 +5297,6 @@
         </w:tabs>
         <w:spacing w:line="278" w:lineRule="auto"/>
       </w:pPr>
-      <w:r>
-        <w:t>Error messages are collected in a list.</w:t>
-      </w:r>
     </w:p>
     <w:p>
       <w:pPr>
@@ -1959,9 +5305,6 @@
         </w:tabs>
         <w:spacing w:line="278" w:lineRule="auto"/>
       </w:pPr>
-      <w:r>
-        <w:t>Upon success it should return ‘The password is valid’</w:t>
-      </w:r>
     </w:p>
     <w:p>
       <w:pPr>
@@ -2034,6 +5377,542 @@
         </w:tabs>
         <w:spacing w:line="278" w:lineRule="auto"/>
       </w:pPr>
+      <w:r>
+        <w:lastRenderedPageBreak/>
+        <w:t xml:space="preserve">Task 7 </w:t>
+      </w:r>
+    </w:p>
+    <w:p>
+      <w:r>
+        <w:t xml:space="preserve">Please create comprehensive Python </w:t>
+      </w:r>
+      <w:proofErr w:type="spellStart"/>
+      <w:r>
+        <w:t>unittest</w:t>
+      </w:r>
+      <w:proofErr w:type="spellEnd"/>
+      <w:r>
+        <w:t xml:space="preserve"> test suite </w:t>
+      </w:r>
+      <w:r>
+        <w:rPr>
+          <w:highlight w:val="yellow"/>
+        </w:rPr>
+        <w:t>within a module a</w:t>
+      </w:r>
+      <w:r>
+        <w:t xml:space="preserve"> Python </w:t>
+      </w:r>
+      <w:proofErr w:type="gramStart"/>
+      <w:r>
+        <w:t>implementation .</w:t>
+      </w:r>
+      <w:proofErr w:type="gramEnd"/>
+      <w:r>
+        <w:t xml:space="preserve"> The implementation was created based on this specification:</w:t>
+      </w:r>
+    </w:p>
+    <w:p/>
+    <w:p>
+      <w:r>
+        <w:t xml:space="preserve"> </w:t>
+      </w:r>
+      <w:proofErr w:type="gramStart"/>
+      <w:r>
+        <w:t>SPECIFICATION :</w:t>
+      </w:r>
+      <w:proofErr w:type="gramEnd"/>
+    </w:p>
+    <w:p>
+      <w:r>
+        <w:t xml:space="preserve">Module Name: </w:t>
+      </w:r>
+      <w:proofErr w:type="spellStart"/>
+      <w:r>
+        <w:t>product_list_view</w:t>
+      </w:r>
+      <w:proofErr w:type="spellEnd"/>
+    </w:p>
+    <w:p>
+      <w:proofErr w:type="spellStart"/>
+      <w:r>
+        <w:t>Function_Name</w:t>
+      </w:r>
+      <w:proofErr w:type="spellEnd"/>
+      <w:r>
+        <w:t>:</w:t>
+      </w:r>
+      <w:r>
+        <w:rPr>
+          <w:rFonts w:ascii="Consolas" w:eastAsia="Times New Roman" w:hAnsi="Consolas" w:cs="Times New Roman"/>
+          <w:color w:val="7AA2F7"/>
+          <w:sz w:val="21"/>
+          <w:szCs w:val="21"/>
+        </w:rPr>
+        <w:t xml:space="preserve"> </w:t>
+      </w:r>
+      <w:proofErr w:type="spellStart"/>
+      <w:r>
+        <w:t>shopping_list</w:t>
+      </w:r>
+      <w:proofErr w:type="spellEnd"/>
+    </w:p>
+    <w:p>
+      <w:r>
+        <w:t>Purpose</w:t>
+      </w:r>
+    </w:p>
+    <w:p>
+      <w:pPr>
+        <w:pStyle w:val="ListParagraph"/>
+        <w:numPr>
+          <w:ilvl w:val="0"/>
+          <w:numId w:val="8"/>
+        </w:numPr>
+        <w:spacing w:line="278" w:lineRule="auto"/>
+      </w:pPr>
+      <w:r>
+        <w:t xml:space="preserve">Takes a product list as input from the function argument and renders the title of each product inside an HTML </w:t>
+      </w:r>
+      <w:proofErr w:type="gramStart"/>
+      <w:r>
+        <w:t>list .</w:t>
+      </w:r>
+      <w:proofErr w:type="gramEnd"/>
+    </w:p>
+    <w:p>
+      <w:pPr>
+        <w:pStyle w:val="ListParagraph"/>
+        <w:numPr>
+          <w:ilvl w:val="0"/>
+          <w:numId w:val="8"/>
+        </w:numPr>
+        <w:spacing w:line="278" w:lineRule="auto"/>
+      </w:pPr>
+      <w:r>
+        <w:t>Addresses the need to extract meaningful brand information from</w:t>
+      </w:r>
+    </w:p>
+    <w:p>
+      <w:pPr>
+        <w:pStyle w:val="ListParagraph"/>
+        <w:ind w:left="1440"/>
+      </w:pPr>
+      <w:proofErr w:type="gramStart"/>
+      <w:r>
+        <w:t>raw</w:t>
+      </w:r>
+      <w:proofErr w:type="gramEnd"/>
+      <w:r>
+        <w:t xml:space="preserve"> product data for </w:t>
+      </w:r>
+      <w:r>
+        <w:t>display or filtering purposes .</w:t>
+      </w:r>
+    </w:p>
+    <w:p>
+      <w:r>
+        <w:t>Inputs</w:t>
+      </w:r>
+    </w:p>
+    <w:p>
+      <w:pPr>
+        <w:pStyle w:val="ListParagraph"/>
+        <w:numPr>
+          <w:ilvl w:val="0"/>
+          <w:numId w:val="5"/>
+        </w:numPr>
+        <w:spacing w:line="278" w:lineRule="auto"/>
+      </w:pPr>
+      <w:r>
+        <w:t>Parameters :</w:t>
+      </w:r>
+    </w:p>
+    <w:p>
+      <w:pPr>
+        <w:pStyle w:val="ListParagraph"/>
+        <w:numPr>
+          <w:ilvl w:val="1"/>
+          <w:numId w:val="5"/>
+        </w:numPr>
+        <w:spacing w:line="278" w:lineRule="auto"/>
+      </w:pPr>
+      <w:r>
+        <w:t xml:space="preserve"> </w:t>
+      </w:r>
+      <w:proofErr w:type="spellStart"/>
+      <w:r>
+        <w:t>shopping_list</w:t>
+      </w:r>
+      <w:proofErr w:type="spellEnd"/>
+      <w:r>
+        <w:t>: A list of product dictionaries.</w:t>
+      </w:r>
+    </w:p>
+    <w:p>
+      <w:r>
+        <w:t>Outputs</w:t>
+      </w:r>
+    </w:p>
+    <w:p>
+      <w:pPr>
+        <w:pStyle w:val="ListParagraph"/>
+        <w:numPr>
+          <w:ilvl w:val="0"/>
+          <w:numId w:val="11"/>
+        </w:numPr>
+        <w:spacing w:line="278" w:lineRule="auto"/>
+      </w:pPr>
+      <w:r>
+        <w:t>HTML Structure:</w:t>
+      </w:r>
+    </w:p>
+    <w:p>
+      <w:pPr>
+        <w:pStyle w:val="ListParagraph"/>
+        <w:numPr>
+          <w:ilvl w:val="1"/>
+          <w:numId w:val="11"/>
+        </w:numPr>
+        <w:spacing w:line="278" w:lineRule="auto"/>
+      </w:pPr>
+      <w:r>
+        <w:t>Outputs a &lt;</w:t>
+      </w:r>
+      <w:proofErr w:type="spellStart"/>
+      <w:r>
+        <w:t>ul</w:t>
+      </w:r>
+      <w:proofErr w:type="spellEnd"/>
+      <w:r>
+        <w:t xml:space="preserve"> &gt; with &lt;li &gt; elements , each containing the title of a product</w:t>
+      </w:r>
+    </w:p>
+    <w:p>
+      <w:r>
+        <w:t>Constraints</w:t>
+      </w:r>
+    </w:p>
+    <w:p>
+      <w:pPr>
+        <w:pStyle w:val="ListParagraph"/>
+        <w:numPr>
+          <w:ilvl w:val="0"/>
+          <w:numId w:val="6"/>
+        </w:numPr>
+        <w:spacing w:line="278" w:lineRule="auto"/>
+      </w:pPr>
+      <w:r>
+        <w:t xml:space="preserve">Assumes that each product map returned includes a non - </w:t>
+      </w:r>
+      <w:r>
+        <w:t>None</w:t>
+      </w:r>
+      <w:r>
+        <w:t xml:space="preserve"> ,</w:t>
+      </w:r>
+      <w:r>
+        <w:t xml:space="preserve"> </w:t>
+      </w:r>
+      <w:r>
+        <w:t xml:space="preserve">non - empty </w:t>
+      </w:r>
+    </w:p>
+    <w:p>
+      <w:pPr>
+        <w:pStyle w:val="ListParagraph"/>
+        <w:numPr>
+          <w:ilvl w:val="0"/>
+          <w:numId w:val="6"/>
+        </w:numPr>
+        <w:spacing w:line="278" w:lineRule="auto"/>
+      </w:pPr>
+      <w:r>
+        <w:t>Titles are rendered without sanitization = &gt; any HTML content</w:t>
+      </w:r>
+      <w:r>
+        <w:t xml:space="preserve"> </w:t>
+      </w:r>
+      <w:r>
+        <w:t>in titles must be trusted or sanitized before assignment</w:t>
+      </w:r>
+    </w:p>
+    <w:p>
+      <w:pPr>
+        <w:pStyle w:val="ListParagraph"/>
+        <w:numPr>
+          <w:ilvl w:val="0"/>
+          <w:numId w:val="6"/>
+        </w:numPr>
+        <w:spacing w:line="278" w:lineRule="auto"/>
+      </w:pPr>
+      <w:r>
+        <w:t>No pagination , filtering , or interaction logic is included</w:t>
+      </w:r>
+    </w:p>
+    <w:p>
+      <w:r>
+        <w:t>Known Edge cases</w:t>
+      </w:r>
+    </w:p>
+    <w:p>
+      <w:pPr>
+        <w:pStyle w:val="ListParagraph"/>
+        <w:numPr>
+          <w:ilvl w:val="0"/>
+          <w:numId w:val="7"/>
+        </w:numPr>
+        <w:spacing w:line="278" w:lineRule="auto"/>
+      </w:pPr>
+      <w:r>
+        <w:t xml:space="preserve">If </w:t>
+      </w:r>
+      <w:proofErr w:type="spellStart"/>
+      <w:r>
+        <w:t>shopping_list</w:t>
+      </w:r>
+      <w:proofErr w:type="spellEnd"/>
+      <w:r>
+        <w:t xml:space="preserve"> returns an empty </w:t>
+      </w:r>
+      <w:proofErr w:type="gramStart"/>
+      <w:r>
+        <w:t>list ,</w:t>
+      </w:r>
+      <w:proofErr w:type="gramEnd"/>
+      <w:r>
+        <w:t xml:space="preserve"> the &lt;</w:t>
+      </w:r>
+      <w:proofErr w:type="spellStart"/>
+      <w:r>
+        <w:t>ul</w:t>
+      </w:r>
+      <w:proofErr w:type="spellEnd"/>
+      <w:r>
+        <w:t xml:space="preserve">&gt; will render no &lt;li &gt; elements rather it will return </w:t>
+      </w:r>
+      <w:r>
+        <w:t>&lt;</w:t>
+      </w:r>
+      <w:proofErr w:type="spellStart"/>
+      <w:r>
+        <w:t>ul</w:t>
+      </w:r>
+      <w:proofErr w:type="spellEnd"/>
+      <w:r>
+        <w:t>&gt;&lt;/</w:t>
+      </w:r>
+      <w:proofErr w:type="spellStart"/>
+      <w:r>
+        <w:t>ul</w:t>
+      </w:r>
+      <w:proofErr w:type="spellEnd"/>
+      <w:r>
+        <w:t>&gt;</w:t>
+      </w:r>
+      <w:r>
+        <w:t>.</w:t>
+      </w:r>
+    </w:p>
+    <w:p>
+      <w:r>
+        <w:t>Example Calls &amp; Expected Outputs</w:t>
+      </w:r>
+    </w:p>
+    <w:p>
+      <w:pPr>
+        <w:pStyle w:val="ListParagraph"/>
+        <w:ind w:left="1080"/>
+      </w:pPr>
+      <w:proofErr w:type="gramStart"/>
+      <w:r>
+        <w:t>1.Normal</w:t>
+      </w:r>
+      <w:proofErr w:type="gramEnd"/>
+      <w:r>
+        <w:t xml:space="preserve"> Functionality </w:t>
+      </w:r>
+    </w:p>
+    <w:p>
+      <w:pPr>
+        <w:pStyle w:val="ListParagraph"/>
+        <w:ind w:left="1080"/>
+      </w:pPr>
+      <w:proofErr w:type="gramStart"/>
+      <w:r>
+        <w:t>return</w:t>
+      </w:r>
+      <w:proofErr w:type="gramEnd"/>
+      <w:r>
+        <w:t xml:space="preserve"> </w:t>
+      </w:r>
+      <w:r>
+        <w:t>shopping_list([{"title":"</w:t>
+      </w:r>
+      <w:r>
+        <w:t>Item1"},{"title":"Item2"},{"title":"Item3"},{"title":"Item4"}])</w:t>
+      </w:r>
+    </w:p>
+    <w:p>
+      <w:pPr>
+        <w:pStyle w:val="ListParagraph"/>
+        <w:ind w:left="1080"/>
+        <w:rPr>
+          <w:lang w:val="pl-PL"/>
+        </w:rPr>
+      </w:pPr>
+      <w:r>
+        <w:rPr>
+          <w:lang w:val="pl-PL"/>
+        </w:rPr>
+        <w:t># =&gt;</w:t>
+      </w:r>
+      <w:r>
+        <w:rPr>
+          <w:rFonts w:ascii="Consolas" w:eastAsia="Times New Roman" w:hAnsi="Consolas" w:cs="Times New Roman"/>
+          <w:color w:val="9ECE6A"/>
+          <w:sz w:val="21"/>
+          <w:szCs w:val="21"/>
+          <w:lang w:val="pl-PL"/>
+        </w:rPr>
+        <w:t xml:space="preserve"> </w:t>
+      </w:r>
+      <w:r>
+        <w:rPr>
+          <w:lang w:val="pl-PL"/>
+        </w:rPr>
+        <w:t>&lt;ul&gt;&lt;li&gt;</w:t>
+      </w:r>
+      <w:r>
+        <w:rPr>
+          <w:lang w:val="pl-PL"/>
+        </w:rPr>
+        <w:t>Item1</w:t>
+      </w:r>
+      <w:r>
+        <w:rPr>
+          <w:lang w:val="pl-PL"/>
+        </w:rPr>
+        <w:t>&lt;/li&gt;&lt;li&gt;</w:t>
+      </w:r>
+      <w:r>
+        <w:rPr>
+          <w:lang w:val="pl-PL"/>
+        </w:rPr>
+        <w:t>Item2</w:t>
+      </w:r>
+      <w:r>
+        <w:rPr>
+          <w:lang w:val="pl-PL"/>
+        </w:rPr>
+        <w:t>&lt;/li&gt;&lt;li&gt;</w:t>
+      </w:r>
+      <w:r>
+        <w:rPr>
+          <w:lang w:val="pl-PL"/>
+        </w:rPr>
+        <w:t>Item3</w:t>
+      </w:r>
+      <w:r>
+        <w:rPr>
+          <w:lang w:val="pl-PL"/>
+        </w:rPr>
+        <w:t>&lt;/li&gt;&lt;li&gt;</w:t>
+      </w:r>
+      <w:r>
+        <w:rPr>
+          <w:lang w:val="pl-PL"/>
+        </w:rPr>
+        <w:t>Item4</w:t>
+      </w:r>
+      <w:r>
+        <w:rPr>
+          <w:lang w:val="pl-PL"/>
+        </w:rPr>
+        <w:t>&lt;/li&gt;&lt;/ul</w:t>
+      </w:r>
+      <w:r>
+        <w:rPr>
+          <w:lang w:val="pl-PL"/>
+        </w:rPr>
+        <w:t>&gt;</w:t>
+      </w:r>
+    </w:p>
+    <w:p>
+      <w:pPr>
+        <w:pStyle w:val="ListParagraph"/>
+        <w:ind w:left="1080"/>
+        <w:rPr>
+          <w:lang w:val="pl-PL"/>
+        </w:rPr>
+      </w:pPr>
+    </w:p>
+    <w:p>
+      <w:pPr>
+        <w:pStyle w:val="ListParagraph"/>
+        <w:ind w:left="1080"/>
+        <w:rPr>
+          <w:lang w:val="pl-PL"/>
+        </w:rPr>
+      </w:pPr>
+      <w:r>
+        <w:rPr>
+          <w:lang w:val="pl-PL"/>
+        </w:rPr>
+        <w:t xml:space="preserve"> </w:t>
+      </w:r>
+    </w:p>
+    <w:p>
+      <w:pPr>
+        <w:pStyle w:val="ListParagraph"/>
+        <w:ind w:left="1080"/>
+      </w:pPr>
+      <w:r>
+        <w:t>2. Empty shopping list</w:t>
+      </w:r>
+    </w:p>
+    <w:p>
+      <w:r>
+        <w:tab/>
+        <w:t xml:space="preserve">      </w:t>
+      </w:r>
+      <w:proofErr w:type="spellStart"/>
+      <w:r>
+        <w:t>shopping_</w:t>
+      </w:r>
+      <w:proofErr w:type="gramStart"/>
+      <w:r>
+        <w:t>list</w:t>
+      </w:r>
+      <w:proofErr w:type="spellEnd"/>
+      <w:r>
+        <w:t>(</w:t>
+      </w:r>
+      <w:proofErr w:type="gramEnd"/>
+      <w:r>
+        <w:t xml:space="preserve">[]) </w:t>
+      </w:r>
+    </w:p>
+    <w:p>
+      <w:r>
+        <w:t xml:space="preserve">                   #=&gt; &lt;</w:t>
+      </w:r>
+      <w:proofErr w:type="spellStart"/>
+      <w:r>
+        <w:t>ul</w:t>
+      </w:r>
+      <w:proofErr w:type="spellEnd"/>
+      <w:r>
+        <w:t>&gt;&lt;/</w:t>
+      </w:r>
+      <w:proofErr w:type="spellStart"/>
+      <w:r>
+        <w:t>ul</w:t>
+      </w:r>
+      <w:proofErr w:type="spellEnd"/>
+      <w:r>
+        <w:t>&gt;</w:t>
+      </w:r>
     </w:p>
     <w:p>
       <w:pPr>
@@ -2044,31 +5923,1089 @@
       </w:pPr>
     </w:p>
     <w:p>
+      <w:r>
+        <w:t xml:space="preserve">Follow the rules set with </w:t>
+      </w:r>
+      <w:r>
+        <w:rPr>
+          <w:highlight w:val="yellow"/>
+        </w:rPr>
+        <w:t>the system prompt.</w:t>
+      </w:r>
+    </w:p>
+    <w:p>
+      <w:r>
+        <w:t xml:space="preserve">The response should only contain valid Python </w:t>
+      </w:r>
+      <w:proofErr w:type="spellStart"/>
+      <w:r>
+        <w:t>unittest</w:t>
+      </w:r>
+      <w:proofErr w:type="spellEnd"/>
+      <w:r>
+        <w:t xml:space="preserve"> test code, without any additional text or explanations.</w:t>
+      </w:r>
+    </w:p>
+    <w:p>
+      <w:r>
+        <w:t>--------</w:t>
+      </w:r>
+    </w:p>
+    <w:p/>
+    <w:p/>
+    <w:p/>
+    <w:p/>
+    <w:p/>
+    <w:p/>
+    <w:p/>
+    <w:p/>
+    <w:p/>
+    <w:p/>
+    <w:p/>
+    <w:p/>
+    <w:p/>
+    <w:p/>
+    <w:p/>
+    <w:p/>
+    <w:p/>
+    <w:p/>
+    <w:p/>
+    <w:p/>
+    <w:p/>
+    <w:p/>
+    <w:p/>
+    <w:p/>
+    <w:p>
+      <w:r>
+        <w:tab/>
+        <w:t xml:space="preserve"> </w:t>
+      </w:r>
+    </w:p>
+    <w:p>
+      <w:pPr>
+        <w:spacing w:line="278" w:lineRule="auto"/>
+        <w:ind w:right="-705"/>
+      </w:pPr>
+    </w:p>
+    <w:p>
+      <w:pPr>
+        <w:spacing w:line="278" w:lineRule="auto"/>
+        <w:ind w:right="-705"/>
+      </w:pPr>
+      <w:r>
+        <w:lastRenderedPageBreak/>
+        <w:t xml:space="preserve">Task 8 </w:t>
+      </w:r>
+    </w:p>
+    <w:p>
+      <w:r>
+        <w:t xml:space="preserve">Please create comprehensive Python </w:t>
+      </w:r>
+      <w:proofErr w:type="spellStart"/>
+      <w:r>
+        <w:t>unittest</w:t>
+      </w:r>
+      <w:proofErr w:type="spellEnd"/>
+      <w:r>
+        <w:t xml:space="preserve"> test suite </w:t>
+      </w:r>
+      <w:r>
+        <w:rPr>
+          <w:highlight w:val="yellow"/>
+        </w:rPr>
+        <w:t>within a module a</w:t>
+      </w:r>
+      <w:r>
+        <w:t xml:space="preserve"> Python </w:t>
+      </w:r>
+      <w:proofErr w:type="gramStart"/>
+      <w:r>
+        <w:t>implementation .</w:t>
+      </w:r>
+      <w:proofErr w:type="gramEnd"/>
+      <w:r>
+        <w:t xml:space="preserve"> The implementation was created based on this specification:</w:t>
+      </w:r>
+    </w:p>
+    <w:p/>
+    <w:p>
+      <w:r>
+        <w:t xml:space="preserve"> </w:t>
+      </w:r>
+      <w:proofErr w:type="gramStart"/>
+      <w:r>
+        <w:t>SPECIFICATION :</w:t>
+      </w:r>
+      <w:proofErr w:type="gramEnd"/>
+    </w:p>
+    <w:p>
+      <w:pPr>
+        <w:spacing w:line="278" w:lineRule="auto"/>
+        <w:ind w:right="-705"/>
+      </w:pPr>
+    </w:p>
+    <w:p>
+      <w:pPr>
+        <w:tabs>
+          <w:tab w:val="left" w:pos="4070"/>
+        </w:tabs>
+      </w:pPr>
+      <w:r>
+        <w:t>Module Name: Slug</w:t>
+      </w:r>
+    </w:p>
+    <w:p>
+      <w:proofErr w:type="spellStart"/>
+      <w:r>
+        <w:t>Function_Name</w:t>
+      </w:r>
+      <w:proofErr w:type="spellEnd"/>
+      <w:r>
+        <w:t>:</w:t>
+      </w:r>
+      <w:r>
+        <w:rPr>
+          <w:rFonts w:ascii="Consolas" w:eastAsia="Times New Roman" w:hAnsi="Consolas" w:cs="Times New Roman"/>
+          <w:color w:val="7AA2F7"/>
+          <w:sz w:val="21"/>
+          <w:szCs w:val="21"/>
+        </w:rPr>
+        <w:t xml:space="preserve"> </w:t>
+      </w:r>
+      <w:proofErr w:type="spellStart"/>
+      <w:r>
+        <w:t>slugify_</w:t>
+      </w:r>
+      <w:proofErr w:type="gramStart"/>
+      <w:r>
+        <w:t>manua</w:t>
+      </w:r>
+      <w:r>
+        <w:t>l</w:t>
+      </w:r>
+      <w:proofErr w:type="spellEnd"/>
+      <w:r>
+        <w:t>()</w:t>
+      </w:r>
+      <w:proofErr w:type="gramEnd"/>
+    </w:p>
+    <w:p>
+      <w:r>
+        <w:t>Purpose</w:t>
+      </w:r>
+    </w:p>
+    <w:p>
+      <w:pPr>
+        <w:pStyle w:val="ListParagraph"/>
+        <w:numPr>
+          <w:ilvl w:val="0"/>
+          <w:numId w:val="8"/>
+        </w:numPr>
+        <w:spacing w:line="278" w:lineRule="auto"/>
+      </w:pPr>
+      <w:r>
+        <w:t xml:space="preserve">Converts any given string into a URL - friendly slug by transliterating Unicode characters into their alphanumeric </w:t>
+      </w:r>
+      <w:proofErr w:type="gramStart"/>
+      <w:r>
+        <w:t>equivalents .</w:t>
+      </w:r>
+      <w:proofErr w:type="gramEnd"/>
+      <w:r>
+        <w:t xml:space="preserve"> </w:t>
+      </w:r>
+    </w:p>
+    <w:p>
+      <w:pPr>
+        <w:pStyle w:val="ListParagraph"/>
+        <w:numPr>
+          <w:ilvl w:val="0"/>
+          <w:numId w:val="8"/>
+        </w:numPr>
+        <w:spacing w:line="278" w:lineRule="auto"/>
+      </w:pPr>
+      <w:r>
+        <w:t xml:space="preserve">Removes or replaces punctuation and </w:t>
+      </w:r>
+      <w:proofErr w:type="gramStart"/>
+      <w:r>
+        <w:t>whitespace ,</w:t>
+      </w:r>
+      <w:proofErr w:type="gramEnd"/>
+      <w:r>
+        <w:t xml:space="preserve"> with customizable options for separator , casing , truncation , and ignored characters .</w:t>
+      </w:r>
+    </w:p>
+    <w:p>
+      <w:pPr>
+        <w:pStyle w:val="ListParagraph"/>
+        <w:numPr>
+          <w:ilvl w:val="0"/>
+          <w:numId w:val="8"/>
+        </w:numPr>
+        <w:spacing w:line="278" w:lineRule="auto"/>
+      </w:pPr>
+      <w:r>
+        <w:t>Ensures SEO - friendly and standardized slugs for diverse and</w:t>
+      </w:r>
+      <w:r>
+        <w:t xml:space="preserve"> </w:t>
+      </w:r>
+      <w:r>
+        <w:t xml:space="preserve">potentially non - ASCII </w:t>
+      </w:r>
+      <w:proofErr w:type="gramStart"/>
+      <w:r>
+        <w:t>inputs .</w:t>
+      </w:r>
+      <w:proofErr w:type="gramEnd"/>
+    </w:p>
+    <w:p>
+      <w:r>
+        <w:t>Inputs</w:t>
+      </w:r>
+    </w:p>
+    <w:p>
+      <w:pPr>
+        <w:pStyle w:val="ListParagraph"/>
+        <w:numPr>
+          <w:ilvl w:val="0"/>
+          <w:numId w:val="5"/>
+        </w:numPr>
+        <w:spacing w:line="278" w:lineRule="auto"/>
+      </w:pPr>
+      <w:r>
+        <w:t>Parameters :</w:t>
+      </w:r>
+    </w:p>
+    <w:p>
+      <w:pPr>
+        <w:pStyle w:val="ListParagraph"/>
+        <w:numPr>
+          <w:ilvl w:val="1"/>
+          <w:numId w:val="5"/>
+        </w:numPr>
+        <w:spacing w:line="278" w:lineRule="auto"/>
+      </w:pPr>
+      <w:r>
+        <w:t>text</w:t>
+      </w:r>
+      <w:r>
+        <w:t xml:space="preserve">: Takes in a string which needs to be </w:t>
+      </w:r>
+      <w:proofErr w:type="spellStart"/>
+      <w:r>
+        <w:t>slugified</w:t>
+      </w:r>
+      <w:proofErr w:type="spellEnd"/>
+    </w:p>
+    <w:p>
+      <w:pPr>
+        <w:pStyle w:val="ListParagraph"/>
+        <w:numPr>
+          <w:ilvl w:val="1"/>
+          <w:numId w:val="5"/>
+        </w:numPr>
+        <w:spacing w:line="278" w:lineRule="auto"/>
+      </w:pPr>
+      <w:proofErr w:type="gramStart"/>
+      <w:r>
+        <w:t>separator</w:t>
+      </w:r>
+      <w:proofErr w:type="gramEnd"/>
+      <w:r>
+        <w:t>= ( binary or UTF -8 integer ): character (s) used to replace spaces between words . Default: ‘ – ‘</w:t>
+      </w:r>
+    </w:p>
+    <w:p>
+      <w:pPr>
+        <w:pStyle w:val="ListParagraph"/>
+        <w:numPr>
+          <w:ilvl w:val="1"/>
+          <w:numId w:val="5"/>
+        </w:numPr>
+        <w:spacing w:line="278" w:lineRule="auto"/>
+      </w:pPr>
+      <w:proofErr w:type="gramStart"/>
+      <w:r>
+        <w:t>lowercase</w:t>
+      </w:r>
+      <w:proofErr w:type="gramEnd"/>
+      <w:r>
+        <w:t xml:space="preserve"> ( </w:t>
+      </w:r>
+      <w:r>
+        <w:t xml:space="preserve">string </w:t>
+      </w:r>
+      <w:r>
+        <w:t>) : whether to convert the result</w:t>
+      </w:r>
+      <w:r>
+        <w:t xml:space="preserve"> </w:t>
+      </w:r>
+      <w:r>
+        <w:t>to lowercase . Default : true</w:t>
+      </w:r>
+    </w:p>
+    <w:p>
+      <w:pPr>
+        <w:pStyle w:val="ListParagraph"/>
+        <w:numPr>
+          <w:ilvl w:val="1"/>
+          <w:numId w:val="5"/>
+        </w:numPr>
+        <w:spacing w:line="278" w:lineRule="auto"/>
+      </w:pPr>
+      <w:proofErr w:type="gramStart"/>
+      <w:r>
+        <w:t>ignore</w:t>
+      </w:r>
+      <w:proofErr w:type="gramEnd"/>
+      <w:r>
+        <w:t xml:space="preserve">: ( string or list of strings ): characters to preserve in the slug and skip during </w:t>
+      </w:r>
+      <w:proofErr w:type="spellStart"/>
+      <w:r>
+        <w:t>cleanup</w:t>
+      </w:r>
+      <w:proofErr w:type="spellEnd"/>
+      <w:r>
+        <w:t xml:space="preserve">. </w:t>
+      </w:r>
+      <w:proofErr w:type="spellStart"/>
+      <w:r>
+        <w:t>Defaullt</w:t>
+      </w:r>
+      <w:proofErr w:type="spellEnd"/>
+      <w:r>
+        <w:t>: None</w:t>
+      </w:r>
+    </w:p>
+    <w:p>
+      <w:pPr>
+        <w:pStyle w:val="ListParagraph"/>
+        <w:numPr>
+          <w:ilvl w:val="1"/>
+          <w:numId w:val="5"/>
+        </w:numPr>
+        <w:spacing w:line="278" w:lineRule="auto"/>
+      </w:pPr>
+      <w:proofErr w:type="gramStart"/>
+      <w:r>
+        <w:t>truncate</w:t>
+      </w:r>
+      <w:proofErr w:type="gramEnd"/>
+      <w:r>
+        <w:t>: ( positive integer ) : maximum length of the slug , truncating without breaking words .</w:t>
+      </w:r>
+    </w:p>
+    <w:p>
+      <w:r>
+        <w:t>Outputs</w:t>
+      </w:r>
+    </w:p>
+    <w:p>
+      <w:pPr>
+        <w:pStyle w:val="ListParagraph"/>
+        <w:numPr>
+          <w:ilvl w:val="0"/>
+          <w:numId w:val="11"/>
+        </w:numPr>
+        <w:spacing w:line="278" w:lineRule="auto"/>
+      </w:pPr>
+      <w:r>
+        <w:t>Type: String</w:t>
+      </w:r>
+    </w:p>
+    <w:p>
+      <w:pPr>
+        <w:pStyle w:val="ListParagraph"/>
+        <w:numPr>
+          <w:ilvl w:val="0"/>
+          <w:numId w:val="11"/>
+        </w:numPr>
+        <w:spacing w:line="278" w:lineRule="auto"/>
+      </w:pPr>
+      <w:r>
+        <w:t>Returns</w:t>
+      </w:r>
+    </w:p>
+    <w:p>
+      <w:pPr>
+        <w:pStyle w:val="ListParagraph"/>
+        <w:numPr>
+          <w:ilvl w:val="1"/>
+          <w:numId w:val="11"/>
+        </w:numPr>
+        <w:spacing w:line="278" w:lineRule="auto"/>
+      </w:pPr>
+      <w:r>
+        <w:t xml:space="preserve">A </w:t>
+      </w:r>
+      <w:proofErr w:type="spellStart"/>
+      <w:r>
+        <w:t>slugified</w:t>
+      </w:r>
+      <w:proofErr w:type="spellEnd"/>
+      <w:r>
+        <w:t xml:space="preserve"> string containing only </w:t>
+      </w:r>
+      <w:proofErr w:type="spellStart"/>
+      <w:r>
+        <w:t>alphanumerics</w:t>
+      </w:r>
+      <w:proofErr w:type="spellEnd"/>
+      <w:r>
+        <w:t xml:space="preserve"> and the</w:t>
+      </w:r>
+      <w:r>
+        <w:t xml:space="preserve"> </w:t>
+      </w:r>
+      <w:r>
+        <w:t xml:space="preserve">configured </w:t>
+      </w:r>
+      <w:proofErr w:type="gramStart"/>
+      <w:r>
+        <w:t>separator .</w:t>
+      </w:r>
+      <w:proofErr w:type="gramEnd"/>
+    </w:p>
+    <w:p>
+      <w:pPr>
+        <w:pStyle w:val="ListParagraph"/>
+        <w:numPr>
+          <w:ilvl w:val="1"/>
+          <w:numId w:val="11"/>
+        </w:numPr>
+        <w:spacing w:line="278" w:lineRule="auto"/>
+      </w:pPr>
+      <w:r>
+        <w:t xml:space="preserve">Returns </w:t>
+      </w:r>
+      <w:r>
+        <w:t>None</w:t>
+      </w:r>
+      <w:r>
+        <w:t xml:space="preserve"> if no valid slug can be generated (</w:t>
+      </w:r>
+      <w:proofErr w:type="spellStart"/>
+      <w:r>
+        <w:t>e.g</w:t>
+      </w:r>
+      <w:proofErr w:type="spellEnd"/>
+      <w:r>
+        <w:t xml:space="preserve"> .input contains only invalid </w:t>
+      </w:r>
+      <w:proofErr w:type="gramStart"/>
+      <w:r>
+        <w:t>characters )</w:t>
+      </w:r>
+      <w:proofErr w:type="gramEnd"/>
+      <w:r>
+        <w:t>.</w:t>
+      </w:r>
+    </w:p>
+    <w:p>
+      <w:r>
+        <w:t>Constraints</w:t>
+      </w:r>
+    </w:p>
+    <w:p>
+      <w:pPr>
+        <w:pStyle w:val="ListParagraph"/>
+        <w:numPr>
+          <w:ilvl w:val="0"/>
+          <w:numId w:val="6"/>
+        </w:numPr>
+        <w:spacing w:line="278" w:lineRule="auto"/>
+      </w:pPr>
+      <w:r>
+        <w:t>Slug must include only alphanumeric characters and the</w:t>
+      </w:r>
+      <w:r>
+        <w:t xml:space="preserve"> </w:t>
+      </w:r>
+      <w:r>
+        <w:t xml:space="preserve">configured </w:t>
+      </w:r>
+      <w:proofErr w:type="gramStart"/>
+      <w:r>
+        <w:t>separator .</w:t>
+      </w:r>
+      <w:proofErr w:type="gramEnd"/>
+      <w:r>
+        <w:t xml:space="preserve"> </w:t>
+      </w:r>
+    </w:p>
+    <w:p>
+      <w:pPr>
+        <w:pStyle w:val="ListParagraph"/>
+        <w:numPr>
+          <w:ilvl w:val="0"/>
+          <w:numId w:val="6"/>
+        </w:numPr>
+        <w:spacing w:line="278" w:lineRule="auto"/>
+      </w:pPr>
+      <w:r>
+        <w:t xml:space="preserve">Characters listed </w:t>
+      </w:r>
+      <w:proofErr w:type="gramStart"/>
+      <w:r>
+        <w:t>in :</w:t>
+      </w:r>
+      <w:proofErr w:type="gramEnd"/>
+      <w:r>
+        <w:t xml:space="preserve"> ignore remain unchanged in the output .</w:t>
+      </w:r>
+    </w:p>
+    <w:p>
+      <w:pPr>
+        <w:pStyle w:val="ListParagraph"/>
+        <w:numPr>
+          <w:ilvl w:val="0"/>
+          <w:numId w:val="6"/>
+        </w:numPr>
+        <w:spacing w:line="278" w:lineRule="auto"/>
+      </w:pPr>
+      <w:r>
+        <w:t xml:space="preserve">Punctuation is removed unless explicitly preserved </w:t>
+      </w:r>
+      <w:proofErr w:type="gramStart"/>
+      <w:r>
+        <w:t>via :ignore</w:t>
+      </w:r>
+      <w:proofErr w:type="gramEnd"/>
+      <w:r>
+        <w:t xml:space="preserve"> .</w:t>
+      </w:r>
+    </w:p>
+    <w:p>
+      <w:pPr>
+        <w:pStyle w:val="ListParagraph"/>
+        <w:numPr>
+          <w:ilvl w:val="0"/>
+          <w:numId w:val="6"/>
+        </w:numPr>
+        <w:spacing w:line="278" w:lineRule="auto"/>
+      </w:pPr>
+      <w:r>
+        <w:t>Input must be valid UTF -8</w:t>
+      </w:r>
+    </w:p>
+    <w:p/>
+    <w:p>
+      <w:r>
+        <w:t>Known Edge Cases</w:t>
+      </w:r>
+    </w:p>
+    <w:p>
+      <w:pPr>
+        <w:pStyle w:val="ListParagraph"/>
+        <w:numPr>
+          <w:ilvl w:val="0"/>
+          <w:numId w:val="5"/>
+        </w:numPr>
+        <w:spacing w:line="278" w:lineRule="auto"/>
+      </w:pPr>
+      <w:r>
+        <w:t xml:space="preserve">Empty input or punctuation - only input =&gt; returns </w:t>
+      </w:r>
+      <w:r>
+        <w:t>None</w:t>
+      </w:r>
+    </w:p>
+    <w:p>
+      <w:pPr>
+        <w:pStyle w:val="ListParagraph"/>
+        <w:numPr>
+          <w:ilvl w:val="0"/>
+          <w:numId w:val="5"/>
+        </w:numPr>
+        <w:spacing w:line="278" w:lineRule="auto"/>
+      </w:pPr>
+      <w:r>
+        <w:t xml:space="preserve">Very </w:t>
+      </w:r>
+      <w:proofErr w:type="gramStart"/>
+      <w:r>
+        <w:t>small :</w:t>
+      </w:r>
+      <w:proofErr w:type="gramEnd"/>
+      <w:r>
+        <w:t xml:space="preserve"> truncate values (e .g., 1 or 2) may eliminate all words if none fit .</w:t>
+      </w:r>
+      <w:r>
+        <w:cr/>
+      </w:r>
+    </w:p>
+    <w:p>
+      <w:pPr>
+        <w:pStyle w:val="ListParagraph"/>
+        <w:numPr>
+          <w:ilvl w:val="0"/>
+          <w:numId w:val="5"/>
+        </w:numPr>
+        <w:spacing w:line="278" w:lineRule="auto"/>
+      </w:pPr>
+      <w:r>
+        <w:t xml:space="preserve">Leading / trailing and repeated whitespace =&gt; cleaned </w:t>
+      </w:r>
+      <w:proofErr w:type="gramStart"/>
+      <w:r>
+        <w:t>up .</w:t>
+      </w:r>
+      <w:proofErr w:type="gramEnd"/>
+    </w:p>
+    <w:p>
+      <w:pPr>
+        <w:pStyle w:val="ListParagraph"/>
+        <w:ind w:left="1440"/>
+      </w:pPr>
+      <w:proofErr w:type="gramStart"/>
+      <w:r>
+        <w:t>Example :</w:t>
+      </w:r>
+      <w:proofErr w:type="gramEnd"/>
+      <w:r>
+        <w:t xml:space="preserve"> " foo bar " =&gt; " foo - bar ".</w:t>
+      </w:r>
+    </w:p>
+    <w:p>
+      <w:pPr>
+        <w:pStyle w:val="ListParagraph"/>
+        <w:numPr>
+          <w:ilvl w:val="0"/>
+          <w:numId w:val="5"/>
+        </w:numPr>
+        <w:spacing w:line="278" w:lineRule="auto"/>
+      </w:pPr>
+      <w:r>
+        <w:t>Mixed - language input =&gt; transliterated where possible ( e.g.,</w:t>
+      </w:r>
+    </w:p>
+    <w:p>
+      <w:pPr>
+        <w:pStyle w:val="ListParagraph"/>
+        <w:ind w:left="1440"/>
+      </w:pPr>
+      <w:r>
+        <w:t xml:space="preserve">"\ u4f60 \ u597d </w:t>
+      </w:r>
+      <w:proofErr w:type="gramStart"/>
+      <w:r>
+        <w:t>" =</w:t>
+      </w:r>
+      <w:proofErr w:type="gramEnd"/>
+      <w:r>
+        <w:t>&gt; "</w:t>
+      </w:r>
+      <w:proofErr w:type="spellStart"/>
+      <w:r>
+        <w:t>ni</w:t>
+      </w:r>
+      <w:proofErr w:type="spellEnd"/>
+      <w:r>
+        <w:t xml:space="preserve"> - </w:t>
+      </w:r>
+      <w:proofErr w:type="spellStart"/>
+      <w:r>
+        <w:t>hao</w:t>
+      </w:r>
+      <w:proofErr w:type="spellEnd"/>
+      <w:r>
+        <w:t xml:space="preserve"> " unless ignored ) .</w:t>
+      </w:r>
+    </w:p>
+    <w:p>
+      <w:pPr>
+        <w:pStyle w:val="ListParagraph"/>
+        <w:numPr>
+          <w:ilvl w:val="0"/>
+          <w:numId w:val="5"/>
+        </w:numPr>
+        <w:spacing w:line="278" w:lineRule="auto"/>
+      </w:pPr>
+      <w:r>
+        <w:t>Very small : truncate values (e .g., 1 or 2) may eliminate all</w:t>
+      </w:r>
+    </w:p>
+    <w:p>
+      <w:pPr>
+        <w:pStyle w:val="ListParagraph"/>
+        <w:ind w:left="1440"/>
+      </w:pPr>
+      <w:proofErr w:type="gramStart"/>
+      <w:r>
+        <w:t>words</w:t>
+      </w:r>
+      <w:proofErr w:type="gramEnd"/>
+      <w:r>
+        <w:t xml:space="preserve"> if none fit</w:t>
+      </w:r>
+    </w:p>
+    <w:p/>
+    <w:p>
+      <w:r>
+        <w:t>Example Calls &amp; Expected Outputs</w:t>
+      </w:r>
+    </w:p>
+    <w:p>
+      <w:proofErr w:type="spellStart"/>
+      <w:r>
+        <w:t>slugify_</w:t>
+      </w:r>
+      <w:proofErr w:type="gramStart"/>
+      <w:r>
+        <w:t>manual</w:t>
+      </w:r>
+      <w:proofErr w:type="spellEnd"/>
+      <w:r>
+        <w:t>(</w:t>
+      </w:r>
+      <w:proofErr w:type="gramEnd"/>
+      <w:r>
+        <w:t>" Hello , World !"</w:t>
+      </w:r>
+      <w:r>
+        <w:t>)</w:t>
+      </w:r>
+    </w:p>
+    <w:p>
+      <w:r>
+        <w:t xml:space="preserve"># =&gt; </w:t>
+      </w:r>
+      <w:proofErr w:type="gramStart"/>
+      <w:r>
+        <w:t>" hello</w:t>
+      </w:r>
+      <w:proofErr w:type="gramEnd"/>
+      <w:r>
+        <w:t xml:space="preserve"> - world "</w:t>
+      </w:r>
+      <w:r>
+        <w:cr/>
+      </w:r>
+      <w:proofErr w:type="spellStart"/>
+      <w:r>
+        <w:t>slugify_</w:t>
+      </w:r>
+      <w:proofErr w:type="gramStart"/>
+      <w:r>
+        <w:t>manual</w:t>
+      </w:r>
+      <w:proofErr w:type="spellEnd"/>
+      <w:r>
+        <w:t>(</w:t>
+      </w:r>
+      <w:proofErr w:type="gramEnd"/>
+      <w:r>
+        <w:t>" Madam , I ’m Adam ", separator : ""</w:t>
+      </w:r>
+      <w:r>
+        <w:t>)</w:t>
+      </w:r>
+    </w:p>
+    <w:p>
+      <w:r>
+        <w:t xml:space="preserve"># =&gt; </w:t>
+      </w:r>
+      <w:proofErr w:type="gramStart"/>
+      <w:r>
+        <w:t xml:space="preserve">" </w:t>
+      </w:r>
+      <w:proofErr w:type="spellStart"/>
+      <w:r>
+        <w:t>madamimadam</w:t>
+      </w:r>
+      <w:proofErr w:type="spellEnd"/>
+      <w:proofErr w:type="gramEnd"/>
+      <w:r>
+        <w:t xml:space="preserve"> "</w:t>
+      </w:r>
+    </w:p>
+    <w:p>
+      <w:proofErr w:type="spellStart"/>
+      <w:r>
+        <w:t>slugify_</w:t>
+      </w:r>
+      <w:proofErr w:type="gramStart"/>
+      <w:r>
+        <w:t>manual</w:t>
+      </w:r>
+      <w:proofErr w:type="spellEnd"/>
+      <w:r>
+        <w:t>(</w:t>
+      </w:r>
+      <w:proofErr w:type="gramEnd"/>
+      <w:r>
+        <w:t xml:space="preserve">" </w:t>
+      </w:r>
+      <w:proofErr w:type="spellStart"/>
+      <w:r>
+        <w:t>StUdLy</w:t>
+      </w:r>
+      <w:proofErr w:type="spellEnd"/>
+      <w:r>
+        <w:t xml:space="preserve"> </w:t>
+      </w:r>
+      <w:proofErr w:type="spellStart"/>
+      <w:r>
+        <w:t>CaPs</w:t>
+      </w:r>
+      <w:proofErr w:type="spellEnd"/>
+      <w:r>
+        <w:t xml:space="preserve"> ", lowercase : false )</w:t>
+      </w:r>
+      <w:r>
+        <w:cr/>
+      </w:r>
+      <w:r>
+        <w:t xml:space="preserve"># =&gt; " </w:t>
+      </w:r>
+      <w:proofErr w:type="spellStart"/>
+      <w:r>
+        <w:t>StUdLy</w:t>
+      </w:r>
+      <w:proofErr w:type="spellEnd"/>
+      <w:r>
+        <w:t xml:space="preserve"> - </w:t>
+      </w:r>
+      <w:proofErr w:type="spellStart"/>
+      <w:proofErr w:type="gramStart"/>
+      <w:r>
+        <w:t>CaPs</w:t>
+      </w:r>
+      <w:proofErr w:type="spellEnd"/>
+      <w:r>
+        <w:t xml:space="preserve"> "</w:t>
+      </w:r>
+      <w:proofErr w:type="gramEnd"/>
+    </w:p>
+    <w:p>
+      <w:proofErr w:type="spellStart"/>
+      <w:r>
+        <w:t>slugify_manual</w:t>
+      </w:r>
+      <w:proofErr w:type="spellEnd"/>
+      <w:r>
+        <w:t xml:space="preserve"> (" Call me maybe ", </w:t>
+      </w:r>
+      <w:proofErr w:type="gramStart"/>
+      <w:r>
+        <w:t>truncate :</w:t>
+      </w:r>
+      <w:proofErr w:type="gramEnd"/>
+      <w:r>
+        <w:t xml:space="preserve"> 10)</w:t>
+      </w:r>
+    </w:p>
+    <w:p>
+      <w:r>
+        <w:t xml:space="preserve">=&gt; </w:t>
+      </w:r>
+      <w:proofErr w:type="gramStart"/>
+      <w:r>
+        <w:t>" call</w:t>
+      </w:r>
+      <w:proofErr w:type="gramEnd"/>
+      <w:r>
+        <w:t xml:space="preserve"> - me "</w:t>
+      </w:r>
+    </w:p>
+    <w:p>
+      <w:proofErr w:type="spellStart"/>
+      <w:r>
+        <w:t>slugify_</w:t>
+      </w:r>
+      <w:proofErr w:type="gramStart"/>
+      <w:r>
+        <w:t>manual</w:t>
+      </w:r>
+      <w:proofErr w:type="spellEnd"/>
+      <w:r>
+        <w:t>(</w:t>
+      </w:r>
+      <w:proofErr w:type="gramEnd"/>
+      <w:r>
+        <w:t>"\ u4f60 \ u597d \ uff0c \ u4e16 \ u754c ", ignore : ["\ u4f60 ","\ u597d "])</w:t>
+      </w:r>
+    </w:p>
+    <w:p>
+      <w:r>
+        <w:t xml:space="preserve"># =&gt; "\ u4f60 \ u597d - </w:t>
+      </w:r>
+      <w:proofErr w:type="spellStart"/>
+      <w:r>
+        <w:t>shi</w:t>
+      </w:r>
+      <w:proofErr w:type="spellEnd"/>
+      <w:r>
+        <w:t xml:space="preserve"> - </w:t>
+      </w:r>
+      <w:proofErr w:type="spellStart"/>
+      <w:proofErr w:type="gramStart"/>
+      <w:r>
+        <w:t>jie</w:t>
+      </w:r>
+      <w:proofErr w:type="spellEnd"/>
+      <w:r>
+        <w:t xml:space="preserve"> "</w:t>
+      </w:r>
+      <w:proofErr w:type="gramEnd"/>
+    </w:p>
+    <w:p>
       <w:pPr>
         <w:tabs>
           <w:tab w:val="left" w:pos="2340"/>
         </w:tabs>
         <w:spacing w:line="278" w:lineRule="auto"/>
       </w:pPr>
-    </w:p>
-    <w:p>
-      <w:pPr>
-        <w:tabs>
-          <w:tab w:val="left" w:pos="2340"/>
-        </w:tabs>
-        <w:spacing w:line="278" w:lineRule="auto"/>
-      </w:pPr>
-      <w:r>
-        <w:t xml:space="preserve">Task 7 </w:t>
-      </w:r>
-    </w:p>
-    <w:p>
-      <w:pPr>
-        <w:tabs>
-          <w:tab w:val="left" w:pos="2340"/>
-        </w:tabs>
-        <w:spacing w:line="278" w:lineRule="auto"/>
-      </w:pPr>
+      <w:r>
+        <w:tab/>
+      </w:r>
+    </w:p>
+    <w:p>
+      <w:r>
+        <w:t xml:space="preserve">Follow the rules set with </w:t>
+      </w:r>
+      <w:r>
+        <w:rPr>
+          <w:highlight w:val="yellow"/>
+        </w:rPr>
+        <w:t>the system prompt.</w:t>
+      </w:r>
+    </w:p>
+    <w:p>
+      <w:r>
+        <w:t xml:space="preserve">The response should only contain valid Python </w:t>
+      </w:r>
+      <w:proofErr w:type="spellStart"/>
+      <w:r>
+        <w:t>unittest</w:t>
+      </w:r>
+      <w:proofErr w:type="spellEnd"/>
+      <w:r>
+        <w:t xml:space="preserve"> test code, without any additional text or explanations.</w:t>
+      </w:r>
+    </w:p>
+    <w:p>
+      <w:r>
+        <w:t>--------</w:t>
+      </w:r>
+    </w:p>
+    <w:p/>
+    <w:p/>
+    <w:p/>
+    <w:p/>
+    <w:p>
+      <w:r>
+        <w:t xml:space="preserve"> </w:t>
+      </w:r>
+    </w:p>
+    <w:p>
+      <w:pPr>
+        <w:spacing w:line="278" w:lineRule="auto"/>
+        <w:ind w:right="-705"/>
+      </w:pPr>
+    </w:p>
+    <w:p>
+      <w:pPr>
+        <w:spacing w:line="278" w:lineRule="auto"/>
+        <w:ind w:right="-705"/>
+      </w:pPr>
+      <w:r>
+        <w:lastRenderedPageBreak/>
+        <w:t>Task 9</w:t>
+      </w:r>
+    </w:p>
+    <w:p>
+      <w:r>
+        <w:t xml:space="preserve">Please create comprehensive Python </w:t>
+      </w:r>
+      <w:proofErr w:type="spellStart"/>
+      <w:r>
+        <w:t>unittest</w:t>
+      </w:r>
+      <w:proofErr w:type="spellEnd"/>
+      <w:r>
+        <w:t xml:space="preserve"> test suite </w:t>
+      </w:r>
+      <w:r>
+        <w:rPr>
+          <w:highlight w:val="yellow"/>
+        </w:rPr>
+        <w:t>within a module a</w:t>
+      </w:r>
+      <w:r>
+        <w:t xml:space="preserve"> Python </w:t>
+      </w:r>
+      <w:proofErr w:type="gramStart"/>
+      <w:r>
+        <w:t>implementation .</w:t>
+      </w:r>
+      <w:proofErr w:type="gramEnd"/>
+      <w:r>
+        <w:t xml:space="preserve"> The implementation was created based on this specification:</w:t>
+      </w:r>
+    </w:p>
+    <w:p/>
+    <w:p>
+      <w:r>
+        <w:t xml:space="preserve"> </w:t>
+      </w:r>
+      <w:proofErr w:type="gramStart"/>
+      <w:r>
+        <w:t>SPECIFICATION :</w:t>
+      </w:r>
+      <w:proofErr w:type="gramEnd"/>
+    </w:p>
+    <w:p>
+      <w:pPr>
+        <w:pStyle w:val="ListParagraph"/>
+        <w:ind w:left="1080"/>
+      </w:pPr>
+    </w:p>
+    <w:p>
+      <w:r>
+        <w:t xml:space="preserve">Module Name: </w:t>
+      </w:r>
+      <w:proofErr w:type="spellStart"/>
+      <w:r>
+        <w:t>product_cache</w:t>
+      </w:r>
+      <w:proofErr w:type="spellEnd"/>
+    </w:p>
+    <w:p>
+      <w:pPr>
+        <w:ind w:right="-705"/>
+      </w:pPr>
+      <w:r>
+        <w:t>Class/Function:</w:t>
+      </w:r>
+    </w:p>
+    <w:p>
+      <w:pPr>
+        <w:ind w:right="-705"/>
+      </w:pPr>
+      <w:r>
+        <w:t xml:space="preserve"> Class </w:t>
+      </w:r>
+      <w:proofErr w:type="spellStart"/>
+      <w:r>
+        <w:t>Product_cache_get</w:t>
+      </w:r>
+      <w:proofErr w:type="spellEnd"/>
+      <w:r>
+        <w:t>:</w:t>
+      </w:r>
+    </w:p>
+    <w:p>
+      <w:pPr>
+        <w:ind w:right="-705"/>
+      </w:pPr>
+      <w:r>
+        <w:t xml:space="preserve">    </w:t>
+      </w:r>
       <w:proofErr w:type="spellStart"/>
       <w:proofErr w:type="gramStart"/>
       <w:r>
@@ -2077,848 +7014,894 @@
       <w:proofErr w:type="spellEnd"/>
       <w:proofErr w:type="gramEnd"/>
       <w:r>
+        <w:t xml:space="preserve"> __</w:t>
+      </w:r>
+      <w:proofErr w:type="spellStart"/>
+      <w:r>
+        <w:t>init</w:t>
+      </w:r>
+      <w:proofErr w:type="spellEnd"/>
+      <w:r>
+        <w:t>__(</w:t>
+      </w:r>
+      <w:proofErr w:type="spellStart"/>
+      <w:r>
+        <w:t>self,expiry_time</w:t>
+      </w:r>
+      <w:proofErr w:type="spellEnd"/>
+      <w:r>
+        <w:t>):</w:t>
+      </w:r>
+    </w:p>
+    <w:p>
+      <w:pPr>
+        <w:ind w:right="-705"/>
+      </w:pPr>
+      <w:r>
+        <w:t xml:space="preserve">    </w:t>
+      </w:r>
+      <w:proofErr w:type="spellStart"/>
+      <w:proofErr w:type="gramStart"/>
+      <w:r>
+        <w:t>def</w:t>
+      </w:r>
+      <w:proofErr w:type="spellEnd"/>
+      <w:proofErr w:type="gramEnd"/>
+      <w:r>
+        <w:t xml:space="preserve"> set(</w:t>
+      </w:r>
+      <w:proofErr w:type="spellStart"/>
+      <w:r>
+        <w:t>self,key,value,ttl</w:t>
+      </w:r>
+      <w:proofErr w:type="spellEnd"/>
+      <w:r>
+        <w:t>=None):</w:t>
+      </w:r>
+    </w:p>
+    <w:p>
+      <w:pPr>
+        <w:ind w:right="-705"/>
+      </w:pPr>
+      <w:r>
+        <w:t xml:space="preserve">    </w:t>
+      </w:r>
+      <w:proofErr w:type="spellStart"/>
+      <w:proofErr w:type="gramStart"/>
+      <w:r>
+        <w:t>def</w:t>
+      </w:r>
+      <w:proofErr w:type="spellEnd"/>
+      <w:proofErr w:type="gramEnd"/>
+      <w:r>
+        <w:t xml:space="preserve"> get(</w:t>
+      </w:r>
+      <w:proofErr w:type="spellStart"/>
+      <w:r>
+        <w:t>self,key</w:t>
+      </w:r>
+      <w:proofErr w:type="spellEnd"/>
+      <w:r>
+        <w:t>):</w:t>
+      </w:r>
+    </w:p>
+    <w:p>
+      <w:pPr>
+        <w:ind w:right="-705"/>
+      </w:pPr>
+      <w:r>
+        <w:t xml:space="preserve">    </w:t>
+      </w:r>
+      <w:proofErr w:type="spellStart"/>
+      <w:proofErr w:type="gramStart"/>
+      <w:r>
+        <w:t>def</w:t>
+      </w:r>
+      <w:proofErr w:type="spellEnd"/>
+      <w:proofErr w:type="gramEnd"/>
+      <w:r>
+        <w:t xml:space="preserve"> delete(</w:t>
+      </w:r>
+      <w:proofErr w:type="spellStart"/>
+      <w:r>
+        <w:t>self,key</w:t>
+      </w:r>
+      <w:proofErr w:type="spellEnd"/>
+      <w:r>
+        <w:t>):</w:t>
+      </w:r>
+    </w:p>
+    <w:p>
+      <w:pPr>
+        <w:ind w:right="-705"/>
+      </w:pPr>
+      <w:r>
+        <w:t xml:space="preserve">    </w:t>
+      </w:r>
+      <w:proofErr w:type="spellStart"/>
+      <w:proofErr w:type="gramStart"/>
+      <w:r>
+        <w:t>def</w:t>
+      </w:r>
+      <w:proofErr w:type="spellEnd"/>
+      <w:proofErr w:type="gramEnd"/>
+      <w:r>
         <w:t xml:space="preserve"> </w:t>
       </w:r>
       <w:proofErr w:type="spellStart"/>
       <w:r>
-        <w:t>shopping_list</w:t>
-      </w:r>
-      <w:proofErr w:type="spellEnd"/>
-      <w:r>
-        <w:t>(products):</w:t>
-      </w:r>
-    </w:p>
-    <w:p>
-      <w:pPr>
-        <w:pStyle w:val="ListParagraph"/>
-        <w:numPr>
-          <w:ilvl w:val="0"/>
-          <w:numId w:val="4"/>
-        </w:numPr>
-        <w:tabs>
-          <w:tab w:val="left" w:pos="2340"/>
-        </w:tabs>
-        <w:spacing w:line="278" w:lineRule="auto"/>
-      </w:pPr>
-      <w:r>
-        <w:t>Takes in a list of products and renders the title of each product inside an html list using &lt;</w:t>
-      </w:r>
-      <w:proofErr w:type="spellStart"/>
-      <w:r>
-        <w:t>ul</w:t>
-      </w:r>
-      <w:proofErr w:type="spellEnd"/>
-      <w:r>
-        <w:t>&gt; &lt;/</w:t>
-      </w:r>
-      <w:proofErr w:type="spellStart"/>
-      <w:r>
-        <w:t>ul</w:t>
-      </w:r>
-      <w:proofErr w:type="spellEnd"/>
-      <w:r>
-        <w:t>&gt; tag with &lt;li&gt; elements containing the title of the product.</w:t>
-      </w:r>
-    </w:p>
-    <w:p>
-      <w:pPr>
-        <w:pStyle w:val="ListParagraph"/>
-        <w:numPr>
-          <w:ilvl w:val="0"/>
-          <w:numId w:val="4"/>
-        </w:numPr>
+        <w:t>cleanup</w:t>
+      </w:r>
+      <w:proofErr w:type="spellEnd"/>
+      <w:r>
+        <w:t>(self):</w:t>
+      </w:r>
+    </w:p>
+    <w:p/>
+    <w:p>
+      <w:r>
+        <w:t>Purpose</w:t>
+      </w:r>
+    </w:p>
+    <w:p>
+      <w:pPr>
+        <w:pStyle w:val="ListParagraph"/>
+        <w:numPr>
+          <w:ilvl w:val="0"/>
+          <w:numId w:val="9"/>
+        </w:numPr>
+        <w:spacing w:line="278" w:lineRule="auto"/>
+      </w:pPr>
+      <w:r>
+        <w:t xml:space="preserve">Stores product data in dictionary for fast </w:t>
+      </w:r>
+      <w:proofErr w:type="gramStart"/>
+      <w:r>
+        <w:t>retrieval .</w:t>
+      </w:r>
+      <w:proofErr w:type="gramEnd"/>
+    </w:p>
+    <w:p>
+      <w:pPr>
+        <w:pStyle w:val="ListParagraph"/>
+        <w:numPr>
+          <w:ilvl w:val="0"/>
+          <w:numId w:val="9"/>
+        </w:numPr>
+        <w:spacing w:line="278" w:lineRule="auto"/>
+      </w:pPr>
+      <w:r>
+        <w:t xml:space="preserve">Provides functions to </w:t>
+      </w:r>
+      <w:proofErr w:type="gramStart"/>
+      <w:r>
+        <w:t>get ,</w:t>
+      </w:r>
+      <w:proofErr w:type="gramEnd"/>
+      <w:r>
+        <w:t xml:space="preserve"> set , delete , and reset cached products .</w:t>
+      </w:r>
+    </w:p>
+    <w:p>
+      <w:pPr>
+        <w:pStyle w:val="ListParagraph"/>
+        <w:numPr>
+          <w:ilvl w:val="0"/>
+          <w:numId w:val="9"/>
+        </w:numPr>
+        <w:spacing w:line="278" w:lineRule="auto"/>
+      </w:pPr>
+      <w:r>
+        <w:t xml:space="preserve">Solves the problem of repeated database queries for frequently accessed product data </w:t>
+      </w:r>
+    </w:p>
+    <w:p>
+      <w:pPr>
+        <w:pStyle w:val="ListParagraph"/>
+      </w:pPr>
+    </w:p>
+    <w:p>
+      <w:r>
+        <w:t>Inputs</w:t>
+      </w:r>
+    </w:p>
+    <w:p>
+      <w:pPr>
+        <w:pStyle w:val="ListParagraph"/>
+        <w:numPr>
+          <w:ilvl w:val="0"/>
+          <w:numId w:val="10"/>
+        </w:numPr>
+        <w:spacing w:line="278" w:lineRule="auto"/>
+      </w:pPr>
+      <w:r>
+        <w:t xml:space="preserve">For </w:t>
+      </w:r>
+      <w:proofErr w:type="spellStart"/>
+      <w:r>
+        <w:t>init</w:t>
+      </w:r>
+      <w:proofErr w:type="spellEnd"/>
+    </w:p>
+    <w:p>
+      <w:pPr>
+        <w:pStyle w:val="ListParagraph"/>
+        <w:numPr>
+          <w:ilvl w:val="1"/>
+          <w:numId w:val="10"/>
+        </w:numPr>
+        <w:spacing w:line="278" w:lineRule="auto"/>
+      </w:pPr>
+      <w:proofErr w:type="spellStart"/>
+      <w:r>
+        <w:t>Expiry_</w:t>
+      </w:r>
+      <w:proofErr w:type="gramStart"/>
+      <w:r>
+        <w:t>time</w:t>
+      </w:r>
+      <w:proofErr w:type="spellEnd"/>
+      <w:r>
+        <w:t xml:space="preserve"> :</w:t>
+      </w:r>
+      <w:proofErr w:type="gramEnd"/>
+      <w:r>
+        <w:t xml:space="preserve">  Time until when you want the value to remain.</w:t>
+      </w:r>
+    </w:p>
+    <w:p>
+      <w:pPr>
+        <w:pStyle w:val="ListParagraph"/>
+        <w:numPr>
+          <w:ilvl w:val="0"/>
+          <w:numId w:val="10"/>
+        </w:numPr>
+        <w:spacing w:line="278" w:lineRule="auto"/>
+      </w:pPr>
+      <w:r>
+        <w:t>For get</w:t>
+      </w:r>
+    </w:p>
+    <w:p>
+      <w:pPr>
+        <w:pStyle w:val="ListParagraph"/>
+        <w:numPr>
+          <w:ilvl w:val="1"/>
+          <w:numId w:val="10"/>
+        </w:numPr>
+        <w:spacing w:line="278" w:lineRule="auto"/>
+      </w:pPr>
+      <w:r>
+        <w:t>Key :</w:t>
+      </w:r>
+      <w:r>
+        <w:t xml:space="preserve"> unique identifier for the cached product</w:t>
+      </w:r>
+    </w:p>
+    <w:p>
+      <w:pPr>
+        <w:pStyle w:val="ListParagraph"/>
+        <w:numPr>
+          <w:ilvl w:val="0"/>
+          <w:numId w:val="10"/>
+        </w:numPr>
+        <w:spacing w:line="278" w:lineRule="auto"/>
+      </w:pPr>
+      <w:r>
+        <w:t xml:space="preserve">For set </w:t>
+      </w:r>
+    </w:p>
+    <w:p>
+      <w:pPr>
+        <w:pStyle w:val="ListParagraph"/>
+        <w:numPr>
+          <w:ilvl w:val="1"/>
+          <w:numId w:val="10"/>
+        </w:numPr>
+        <w:spacing w:line="278" w:lineRule="auto"/>
+      </w:pPr>
+      <w:r>
+        <w:t>Key :</w:t>
+      </w:r>
+      <w:r>
+        <w:t xml:space="preserve"> unique identifier for the product</w:t>
+      </w:r>
+    </w:p>
+    <w:p>
+      <w:pPr>
+        <w:pStyle w:val="ListParagraph"/>
+        <w:numPr>
+          <w:ilvl w:val="1"/>
+          <w:numId w:val="10"/>
+        </w:numPr>
+        <w:spacing w:line="278" w:lineRule="auto"/>
+      </w:pPr>
+      <w:r>
+        <w:t xml:space="preserve">Value : product data to be cached </w:t>
+      </w:r>
+    </w:p>
+    <w:p>
+      <w:pPr>
+        <w:pStyle w:val="ListParagraph"/>
+        <w:numPr>
+          <w:ilvl w:val="1"/>
+          <w:numId w:val="10"/>
+        </w:numPr>
+        <w:spacing w:line="278" w:lineRule="auto"/>
+      </w:pPr>
+      <w:proofErr w:type="spellStart"/>
+      <w:r>
+        <w:t>ttl</w:t>
+      </w:r>
+      <w:proofErr w:type="spellEnd"/>
+      <w:r>
+        <w:t xml:space="preserve"> (optional): custom TTL in milliseconds for this specific item</w:t>
+      </w:r>
+    </w:p>
+    <w:p>
+      <w:pPr>
+        <w:pStyle w:val="ListParagraph"/>
+        <w:numPr>
+          <w:ilvl w:val="0"/>
+          <w:numId w:val="10"/>
+        </w:numPr>
+        <w:spacing w:line="278" w:lineRule="auto"/>
+      </w:pPr>
+      <w:r>
+        <w:t>For delete</w:t>
+      </w:r>
+    </w:p>
+    <w:p>
+      <w:pPr>
+        <w:pStyle w:val="ListParagraph"/>
+        <w:numPr>
+          <w:ilvl w:val="1"/>
+          <w:numId w:val="10"/>
+        </w:numPr>
+        <w:spacing w:line="278" w:lineRule="auto"/>
+      </w:pPr>
+      <w:r>
+        <w:t>key ( term ) : unique identifier of the product to remove</w:t>
+      </w:r>
+      <w:r>
+        <w:t xml:space="preserve"> </w:t>
+      </w:r>
+      <w:r>
+        <w:t>from cache</w:t>
+      </w:r>
+    </w:p>
+    <w:p>
+      <w:pPr>
+        <w:pStyle w:val="ListParagraph"/>
+        <w:numPr>
+          <w:ilvl w:val="0"/>
+          <w:numId w:val="10"/>
+        </w:numPr>
+        <w:spacing w:line="278" w:lineRule="auto"/>
+      </w:pPr>
+      <w:r>
+        <w:t xml:space="preserve">For </w:t>
+      </w:r>
+      <w:proofErr w:type="spellStart"/>
+      <w:r>
+        <w:t>cleanup</w:t>
+      </w:r>
+      <w:proofErr w:type="spellEnd"/>
+    </w:p>
+    <w:p>
+      <w:pPr>
+        <w:pStyle w:val="ListParagraph"/>
+        <w:numPr>
+          <w:ilvl w:val="1"/>
+          <w:numId w:val="10"/>
+        </w:numPr>
+        <w:spacing w:line="278" w:lineRule="auto"/>
+      </w:pPr>
+      <w:r>
+        <w:t>No arguments</w:t>
+      </w:r>
+    </w:p>
+    <w:p>
+      <w:r>
+        <w:t>Outputs</w:t>
+      </w:r>
+    </w:p>
+    <w:p>
+      <w:pPr>
+        <w:pStyle w:val="ListParagraph"/>
+        <w:numPr>
+          <w:ilvl w:val="0"/>
+          <w:numId w:val="12"/>
+        </w:numPr>
+        <w:spacing w:line="278" w:lineRule="auto"/>
+      </w:pPr>
+      <w:r>
+        <w:t xml:space="preserve">Get </w:t>
+      </w:r>
+    </w:p>
+    <w:p>
+      <w:pPr>
+        <w:pStyle w:val="ListParagraph"/>
+        <w:numPr>
+          <w:ilvl w:val="1"/>
+          <w:numId w:val="12"/>
+        </w:numPr>
+        <w:spacing w:line="278" w:lineRule="auto"/>
+      </w:pPr>
+      <w:r>
+        <w:t>None | value</w:t>
+      </w:r>
+    </w:p>
+    <w:p>
+      <w:r>
+        <w:lastRenderedPageBreak/>
+        <w:t>Known Edge cases</w:t>
+      </w:r>
+    </w:p>
+    <w:p>
+      <w:pPr>
+        <w:pStyle w:val="ListParagraph"/>
+        <w:numPr>
+          <w:ilvl w:val="0"/>
+          <w:numId w:val="7"/>
+        </w:numPr>
+        <w:spacing w:line="278" w:lineRule="auto"/>
+      </w:pPr>
+      <w:r>
+        <w:t xml:space="preserve">If a requested key </w:t>
+      </w:r>
+      <w:proofErr w:type="spellStart"/>
+      <w:proofErr w:type="gramStart"/>
+      <w:r>
+        <w:t>doesn</w:t>
+      </w:r>
+      <w:proofErr w:type="spellEnd"/>
+      <w:r>
+        <w:t xml:space="preserve"> ’</w:t>
+      </w:r>
+      <w:proofErr w:type="gramEnd"/>
+      <w:r>
+        <w:t xml:space="preserve"> t exist</w:t>
+      </w:r>
+      <w:r>
+        <w:t xml:space="preserve"> return None.</w:t>
+      </w:r>
+    </w:p>
+    <w:p>
+      <w:pPr>
+        <w:pStyle w:val="ListParagraph"/>
+        <w:numPr>
+          <w:ilvl w:val="0"/>
+          <w:numId w:val="7"/>
+        </w:numPr>
+        <w:spacing w:line="278" w:lineRule="auto"/>
+      </w:pPr>
+      <w:r>
+        <w:t>Setting a value with a negative TTL immediately invalidates it</w:t>
+      </w:r>
+    </w:p>
+    <w:p>
+      <w:pPr>
+        <w:pStyle w:val="ListParagraph"/>
+        <w:numPr>
+          <w:ilvl w:val="0"/>
+          <w:numId w:val="7"/>
+        </w:numPr>
+        <w:spacing w:line="278" w:lineRule="auto"/>
+      </w:pPr>
+      <w:r>
+        <w:t xml:space="preserve">Calling </w:t>
+      </w:r>
+      <w:proofErr w:type="spellStart"/>
+      <w:r>
+        <w:t>cleanup</w:t>
+      </w:r>
+      <w:proofErr w:type="spellEnd"/>
+      <w:r>
+        <w:t xml:space="preserve"> () </w:t>
+      </w:r>
+      <w:r>
+        <w:t xml:space="preserve">clears all cached </w:t>
+      </w:r>
+      <w:proofErr w:type="gramStart"/>
+      <w:r>
+        <w:t>items ,</w:t>
+      </w:r>
+      <w:proofErr w:type="gramEnd"/>
+      <w:r>
+        <w:t xml:space="preserve"> regardless of their</w:t>
+      </w:r>
+      <w:r>
+        <w:t xml:space="preserve"> </w:t>
+      </w:r>
+      <w:r>
+        <w:t>TTL</w:t>
+      </w:r>
+      <w:r>
+        <w:t xml:space="preserve"> and returns “</w:t>
+      </w:r>
+      <w:r>
+        <w:t>Cleaned successfully</w:t>
+      </w:r>
+      <w:r>
+        <w:t>”.</w:t>
+      </w:r>
+    </w:p>
+    <w:p>
+      <w:pPr>
+        <w:pStyle w:val="ListParagraph"/>
+        <w:numPr>
+          <w:ilvl w:val="0"/>
+          <w:numId w:val="7"/>
+        </w:numPr>
+        <w:spacing w:line="278" w:lineRule="auto"/>
+      </w:pPr>
+      <w:r>
+        <w:t>Calling  delete () should remove the product desired and return “deleted successfully”</w:t>
+      </w:r>
+    </w:p>
+    <w:p>
+      <w:r>
+        <w:t>Example Calls &amp; Expected Outputs</w:t>
+      </w:r>
+    </w:p>
+    <w:p>
+      <w:proofErr w:type="gramStart"/>
+      <w:r>
+        <w:t>1.Initializing</w:t>
+      </w:r>
+      <w:proofErr w:type="gramEnd"/>
+      <w:r>
+        <w:t xml:space="preserve"> cache</w:t>
+      </w:r>
+    </w:p>
+    <w:p>
+      <w:proofErr w:type="gramStart"/>
+      <w:r>
+        <w:t>cache=</w:t>
+      </w:r>
+      <w:proofErr w:type="spellStart"/>
+      <w:proofErr w:type="gramEnd"/>
+      <w:r>
+        <w:t>Product_cache_get</w:t>
+      </w:r>
+      <w:proofErr w:type="spellEnd"/>
+      <w:r>
+        <w:t xml:space="preserve">( </w:t>
+      </w:r>
+      <w:proofErr w:type="spellStart"/>
+      <w:r>
+        <w:t>expiry_time</w:t>
+      </w:r>
+      <w:proofErr w:type="spellEnd"/>
+      <w:r>
+        <w:t>=</w:t>
+      </w:r>
+      <w:r>
+        <w:t>60</w:t>
+      </w:r>
+      <w:r>
+        <w:t>000</w:t>
+      </w:r>
+      <w:r>
+        <w:t>)</w:t>
+      </w:r>
+    </w:p>
+    <w:p>
+      <w:r>
+        <w:t># =&gt;</w:t>
+      </w:r>
+      <w:r>
+        <w:rPr>
+          <w:rFonts w:ascii="Consolas" w:eastAsia="Times New Roman" w:hAnsi="Consolas" w:cs="Times New Roman"/>
+          <w:color w:val="9ECE6A"/>
+          <w:sz w:val="21"/>
+          <w:szCs w:val="21"/>
+        </w:rPr>
+        <w:t xml:space="preserve"> </w:t>
+      </w:r>
+      <w:r>
+        <w:t>Initialized Cache</w:t>
+      </w:r>
+    </w:p>
+    <w:p>
+      <w:pPr>
+        <w:pStyle w:val="ListParagraph"/>
+        <w:ind w:left="1080"/>
+      </w:pPr>
+    </w:p>
+    <w:p>
+      <w:r>
+        <w:t>2. Setting a value in the cache</w:t>
+      </w:r>
+    </w:p>
+    <w:p>
+      <w:proofErr w:type="spellStart"/>
+      <w:proofErr w:type="gramStart"/>
+      <w:r>
+        <w:t>cache.set</w:t>
+      </w:r>
+      <w:proofErr w:type="spellEnd"/>
+      <w:r>
+        <w:t>(</w:t>
+      </w:r>
+      <w:proofErr w:type="gramEnd"/>
+      <w:r>
+        <w:t>'</w:t>
+      </w:r>
+      <w:proofErr w:type="spellStart"/>
+      <w:r>
+        <w:t>a','apple</w:t>
+      </w:r>
+      <w:proofErr w:type="spellEnd"/>
+      <w:r>
+        <w:t>')</w:t>
+      </w:r>
+    </w:p>
+    <w:p>
+      <w:pPr>
+        <w:pStyle w:val="ListParagraph"/>
+        <w:ind w:left="1080"/>
+      </w:pPr>
+    </w:p>
+    <w:p>
+      <w:r>
+        <w:t xml:space="preserve">3. </w:t>
+      </w:r>
+      <w:r>
+        <w:t>Getting a cached value</w:t>
+      </w:r>
+    </w:p>
+    <w:p>
+      <w:proofErr w:type="spellStart"/>
+      <w:proofErr w:type="gramStart"/>
+      <w:r>
+        <w:t>cache.get</w:t>
+      </w:r>
+      <w:proofErr w:type="spellEnd"/>
+      <w:r>
+        <w:t>(</w:t>
+      </w:r>
+      <w:proofErr w:type="gramEnd"/>
+      <w:r>
+        <w:t>'a')</w:t>
+      </w:r>
+    </w:p>
+    <w:p>
+      <w:r>
+        <w:t>#=&gt; apple</w:t>
+      </w:r>
+    </w:p>
+    <w:p/>
+    <w:p>
+      <w:r>
+        <w:t xml:space="preserve">4. </w:t>
+      </w:r>
+      <w:r>
+        <w:t>Getting a non - existent key</w:t>
+      </w:r>
+    </w:p>
+    <w:p>
+      <w:proofErr w:type="spellStart"/>
+      <w:r>
+        <w:t>Cache.</w:t>
+      </w:r>
+      <w:r>
+        <w:t>get</w:t>
+      </w:r>
+      <w:proofErr w:type="spellEnd"/>
+      <w:r>
+        <w:t xml:space="preserve"> (" non - existent ")</w:t>
+      </w:r>
+    </w:p>
+    <w:p>
+      <w:r>
+        <w:t>#=&gt;</w:t>
+      </w:r>
+      <w:r>
+        <w:tab/>
+        <w:t>None</w:t>
+      </w:r>
+    </w:p>
+    <w:p/>
+    <w:p>
+      <w:r>
+        <w:t xml:space="preserve">5. </w:t>
+      </w:r>
+      <w:r>
+        <w:t xml:space="preserve">Setting with custom TTL (1 </w:t>
+      </w:r>
+      <w:proofErr w:type="gramStart"/>
+      <w:r>
+        <w:t>minute )</w:t>
+      </w:r>
+      <w:proofErr w:type="gramEnd"/>
+    </w:p>
+    <w:p>
+      <w:proofErr w:type="spellStart"/>
+      <w:proofErr w:type="gramStart"/>
+      <w:r>
+        <w:t>cache.set</w:t>
+      </w:r>
+      <w:proofErr w:type="spellEnd"/>
+      <w:r>
+        <w:t>(</w:t>
+      </w:r>
+      <w:proofErr w:type="gramEnd"/>
+      <w:r>
+        <w:t>"</w:t>
+      </w:r>
+      <w:r>
+        <w:t>fruit</w:t>
+      </w:r>
+      <w:r>
+        <w:t>", {"id": "</w:t>
+      </w:r>
+      <w:r>
+        <w:t>fruit</w:t>
+      </w:r>
+      <w:r>
+        <w:t>", "name": "</w:t>
+      </w:r>
+      <w:r>
+        <w:t>apple</w:t>
+      </w:r>
+      <w:r>
+        <w:t xml:space="preserve">"}, </w:t>
+      </w:r>
+      <w:proofErr w:type="spellStart"/>
+      <w:r>
+        <w:t>ttl</w:t>
+      </w:r>
+      <w:proofErr w:type="spellEnd"/>
+      <w:r>
+        <w:t>=60</w:t>
+      </w:r>
+      <w:r>
+        <w:t>000</w:t>
+      </w:r>
+      <w:r>
+        <w:t>)</w:t>
+      </w:r>
+    </w:p>
+    <w:p>
+      <w:r>
+        <w:t>#=</w:t>
+      </w:r>
+      <w:proofErr w:type="gramStart"/>
+      <w:r>
+        <w:t>&gt;</w:t>
+      </w:r>
+      <w:r>
+        <w:t>{</w:t>
+      </w:r>
+      <w:proofErr w:type="gramEnd"/>
+      <w:r>
+        <w:t xml:space="preserve">'id': </w:t>
+      </w:r>
+      <w:r>
+        <w:t>fruit</w:t>
+      </w:r>
+      <w:r>
+        <w:t xml:space="preserve">', 'name': </w:t>
+      </w:r>
+      <w:r>
+        <w:t>apple</w:t>
+      </w:r>
+      <w:r>
+        <w:t>'}</w:t>
+      </w:r>
+    </w:p>
+    <w:p/>
+    <w:p>
+      <w:r>
+        <w:t xml:space="preserve">6. </w:t>
+      </w:r>
+      <w:r>
+        <w:t>Deleting a cache entry</w:t>
+      </w:r>
+      <w:r>
+        <w:cr/>
+      </w:r>
+      <w:proofErr w:type="spellStart"/>
+      <w:proofErr w:type="gramStart"/>
+      <w:r>
+        <w:t>cache.delete</w:t>
+      </w:r>
+      <w:proofErr w:type="spellEnd"/>
+      <w:r>
+        <w:t>(</w:t>
+      </w:r>
+      <w:proofErr w:type="gramEnd"/>
+      <w:r>
+        <w:t>“a”)</w:t>
+      </w:r>
+    </w:p>
+    <w:p>
+      <w:r>
+        <w:t>#=&gt; deleted successfully</w:t>
+      </w:r>
+    </w:p>
+    <w:p>
+      <w:r>
+        <w:t xml:space="preserve">7. </w:t>
+      </w:r>
+      <w:proofErr w:type="gramStart"/>
+      <w:r>
+        <w:t>clearing</w:t>
+      </w:r>
+      <w:proofErr w:type="gramEnd"/>
+      <w:r>
+        <w:t xml:space="preserve"> the entire cache</w:t>
+      </w:r>
+    </w:p>
+    <w:p>
+      <w:proofErr w:type="spellStart"/>
+      <w:proofErr w:type="gramStart"/>
+      <w:r>
+        <w:t>Cache.cleanup</w:t>
+      </w:r>
+      <w:proofErr w:type="spellEnd"/>
+      <w:r>
+        <w:t>()</w:t>
+      </w:r>
+      <w:proofErr w:type="gramEnd"/>
+    </w:p>
+    <w:p>
+      <w:r>
+        <w:t xml:space="preserve">#=&gt; </w:t>
+      </w:r>
+      <w:proofErr w:type="gramStart"/>
+      <w:r>
+        <w:t>Cleaned</w:t>
+      </w:r>
+      <w:proofErr w:type="gramEnd"/>
+      <w:r>
+        <w:t xml:space="preserve"> successfully</w:t>
+      </w:r>
+    </w:p>
+    <w:p>
+      <w:r>
+        <w:lastRenderedPageBreak/>
+        <w:t xml:space="preserve">Follow the rules set with </w:t>
+      </w:r>
+      <w:r>
+        <w:rPr>
+          <w:highlight w:val="yellow"/>
+        </w:rPr>
+        <w:t>the system prompt.</w:t>
+      </w:r>
+    </w:p>
+    <w:p>
+      <w:r>
+        <w:t xml:space="preserve">The response should only contain valid Python </w:t>
+      </w:r>
+      <w:proofErr w:type="spellStart"/>
+      <w:r>
+        <w:t>unittest</w:t>
+      </w:r>
+      <w:proofErr w:type="spellEnd"/>
+      <w:r>
+        <w:t xml:space="preserve"> test code, without any additional text or explanations.</w:t>
+      </w:r>
+    </w:p>
+    <w:p>
+      <w:r>
+        <w:t>--------</w:t>
+      </w:r>
+    </w:p>
+    <w:p>
+      <w:bookmarkStart w:id="0" w:name="_GoBack"/>
+      <w:bookmarkEnd w:id="0"/>
+    </w:p>
+    <w:p/>
+    <w:p/>
+    <w:p/>
+    <w:p>
+      <w:pPr>
         <w:spacing w:line="278" w:lineRule="auto"/>
         <w:ind w:right="-705"/>
       </w:pPr>
-      <w:r>
-        <w:t xml:space="preserve">If </w:t>
-      </w:r>
-      <w:proofErr w:type="spellStart"/>
-      <w:r>
-        <w:t>shopping_list</w:t>
-      </w:r>
-      <w:proofErr w:type="spellEnd"/>
-      <w:r>
-        <w:t xml:space="preserve"> returns an empty </w:t>
-      </w:r>
-      <w:proofErr w:type="gramStart"/>
-      <w:r>
-        <w:t>list ,</w:t>
-      </w:r>
-      <w:proofErr w:type="gramEnd"/>
-      <w:r>
-        <w:t xml:space="preserve"> the &lt;</w:t>
-      </w:r>
-      <w:proofErr w:type="spellStart"/>
-      <w:r>
-        <w:t>ul</w:t>
-      </w:r>
-      <w:proofErr w:type="spellEnd"/>
-      <w:r>
-        <w:t>&gt; will render no &lt;li &gt; elements.</w:t>
-      </w:r>
-    </w:p>
-    <w:p>
-      <w:pPr>
-        <w:pStyle w:val="ListParagraph"/>
-        <w:numPr>
-          <w:ilvl w:val="0"/>
-          <w:numId w:val="4"/>
-        </w:numPr>
-        <w:spacing w:line="278" w:lineRule="auto"/>
-        <w:ind w:right="-705"/>
-      </w:pPr>
-      <w:r>
-        <w:t xml:space="preserve">Example : </w:t>
-      </w:r>
-      <w:proofErr w:type="spellStart"/>
-      <w:r>
-        <w:t>shopping_list</w:t>
-      </w:r>
-      <w:proofErr w:type="spellEnd"/>
-      <w:r>
-        <w:t>([{"title":"</w:t>
-      </w:r>
-      <w:proofErr w:type="spellStart"/>
-      <w:r>
-        <w:t>Plátano</w:t>
-      </w:r>
-      <w:proofErr w:type="spellEnd"/>
-      <w:r>
-        <w:t>"},{"</w:t>
-      </w:r>
-      <w:proofErr w:type="spellStart"/>
-      <w:r>
-        <w:t>title":"Mango</w:t>
-      </w:r>
-      <w:proofErr w:type="spellEnd"/>
-      <w:r>
-        <w:t>”}</w:t>
-      </w:r>
-      <w:r>
-        <w:t>]</w:t>
-      </w:r>
-      <w:r>
-        <w:t>)</w:t>
-      </w:r>
-    </w:p>
-    <w:p>
-      <w:pPr>
-        <w:pStyle w:val="ListParagraph"/>
-        <w:numPr>
-          <w:ilvl w:val="0"/>
-          <w:numId w:val="4"/>
-        </w:numPr>
-        <w:spacing w:line="278" w:lineRule="auto"/>
-        <w:ind w:right="-705"/>
-      </w:pPr>
-      <w:r>
-        <w:t>Output:&lt;</w:t>
-      </w:r>
-      <w:proofErr w:type="spellStart"/>
-      <w:r>
-        <w:t>ul</w:t>
-      </w:r>
-      <w:proofErr w:type="spellEnd"/>
-      <w:r>
-        <w:t>&gt;&lt;li&gt;</w:t>
-      </w:r>
-      <w:r>
-        <w:t xml:space="preserve"> </w:t>
-      </w:r>
-      <w:proofErr w:type="spellStart"/>
-      <w:r>
-        <w:t>Plátano</w:t>
-      </w:r>
-      <w:proofErr w:type="spellEnd"/>
-      <w:r>
-        <w:t>&lt;/li&gt;&lt;li&gt;</w:t>
-      </w:r>
-      <w:r>
-        <w:t xml:space="preserve"> </w:t>
-      </w:r>
-      <w:r>
-        <w:t>Mango&lt;/li&gt;</w:t>
-      </w:r>
-    </w:p>
-    <w:p>
-      <w:pPr>
-        <w:spacing w:line="278" w:lineRule="auto"/>
-        <w:ind w:right="-705"/>
-      </w:pPr>
-    </w:p>
-    <w:p>
-      <w:pPr>
-        <w:spacing w:line="278" w:lineRule="auto"/>
-        <w:ind w:right="-705"/>
-      </w:pPr>
-      <w:r>
-        <w:t xml:space="preserve">Task 8 </w:t>
-      </w:r>
-    </w:p>
-    <w:p>
-      <w:pPr>
-        <w:spacing w:line="278" w:lineRule="auto"/>
-        <w:ind w:right="-705"/>
-      </w:pPr>
-      <w:proofErr w:type="spellStart"/>
-      <w:proofErr w:type="gramStart"/>
-      <w:r>
-        <w:t>def</w:t>
-      </w:r>
-      <w:proofErr w:type="spellEnd"/>
-      <w:proofErr w:type="gramEnd"/>
-      <w:r>
-        <w:t xml:space="preserve"> </w:t>
-      </w:r>
-      <w:r>
-        <w:t>slugify_manual(text,separator='-',lowercase=True,ignore=None,truncate=None)</w:t>
-      </w:r>
-      <w:r>
-        <w:t>:</w:t>
-      </w:r>
-    </w:p>
-    <w:p>
-      <w:pPr>
-        <w:spacing w:line="278" w:lineRule="auto"/>
-      </w:pPr>
-      <w:r>
-        <w:t xml:space="preserve"> </w:t>
-      </w:r>
-      <w:r>
-        <w:t xml:space="preserve">Converts any given string into a URL - friendly slug by transliterating Unicode characters into their alphanumeric </w:t>
-      </w:r>
-      <w:proofErr w:type="gramStart"/>
-      <w:r>
-        <w:t>equivalents .</w:t>
-      </w:r>
-      <w:proofErr w:type="gramEnd"/>
-      <w:r>
-        <w:t xml:space="preserve"> </w:t>
-      </w:r>
-    </w:p>
-    <w:p>
-      <w:pPr>
-        <w:spacing w:line="278" w:lineRule="auto"/>
-      </w:pPr>
-      <w:proofErr w:type="gramStart"/>
-      <w:r>
-        <w:t>text</w:t>
-      </w:r>
-      <w:proofErr w:type="gramEnd"/>
-      <w:r>
-        <w:t xml:space="preserve">: Takes in a string which needs to be </w:t>
-      </w:r>
-      <w:proofErr w:type="spellStart"/>
-      <w:r>
-        <w:t>slugified</w:t>
-      </w:r>
-      <w:proofErr w:type="spellEnd"/>
-    </w:p>
-    <w:p>
-      <w:pPr>
-        <w:spacing w:line="278" w:lineRule="auto"/>
-      </w:pPr>
-      <w:proofErr w:type="gramStart"/>
-      <w:r>
-        <w:lastRenderedPageBreak/>
-        <w:t>separator</w:t>
-      </w:r>
-      <w:proofErr w:type="gramEnd"/>
-      <w:r>
-        <w:t xml:space="preserve">= ( binary or UTF -8 integer ): character (s) used to replace spaces between words . Default: </w:t>
-      </w:r>
-      <w:proofErr w:type="gramStart"/>
-      <w:r>
-        <w:t>‘ –</w:t>
-      </w:r>
-      <w:proofErr w:type="gramEnd"/>
-      <w:r>
-        <w:t xml:space="preserve"> ‘</w:t>
-      </w:r>
-    </w:p>
-    <w:p>
-      <w:pPr>
-        <w:spacing w:line="278" w:lineRule="auto"/>
-      </w:pPr>
-      <w:proofErr w:type="gramStart"/>
-      <w:r>
-        <w:t>lowercase</w:t>
-      </w:r>
-      <w:proofErr w:type="gramEnd"/>
-      <w:r>
-        <w:t xml:space="preserve"> ( string ) : whether to convert the result to lowercase . </w:t>
-      </w:r>
-      <w:proofErr w:type="gramStart"/>
-      <w:r>
-        <w:t>Default :</w:t>
-      </w:r>
-      <w:proofErr w:type="gramEnd"/>
-      <w:r>
-        <w:t xml:space="preserve"> true</w:t>
-      </w:r>
-    </w:p>
-    <w:p>
-      <w:pPr>
-        <w:spacing w:line="278" w:lineRule="auto"/>
-      </w:pPr>
-      <w:proofErr w:type="gramStart"/>
-      <w:r>
-        <w:t>ignore</w:t>
-      </w:r>
-      <w:proofErr w:type="gramEnd"/>
-      <w:r>
-        <w:t xml:space="preserve">: ( string or list of strings ): characters to preserve in the slug and skip during </w:t>
-      </w:r>
-      <w:proofErr w:type="spellStart"/>
-      <w:r>
-        <w:t>cleanup</w:t>
-      </w:r>
-      <w:proofErr w:type="spellEnd"/>
-      <w:r>
-        <w:t xml:space="preserve">. </w:t>
-      </w:r>
-      <w:proofErr w:type="spellStart"/>
-      <w:r>
-        <w:t>Defaullt</w:t>
-      </w:r>
-      <w:proofErr w:type="spellEnd"/>
-      <w:r>
-        <w:t>: None</w:t>
-      </w:r>
-    </w:p>
-    <w:p>
-      <w:pPr>
-        <w:spacing w:line="278" w:lineRule="auto"/>
-      </w:pPr>
-      <w:proofErr w:type="gramStart"/>
-      <w:r>
-        <w:t>truncate</w:t>
-      </w:r>
-      <w:proofErr w:type="gramEnd"/>
-      <w:r>
-        <w:t>: ( positive integer ) : maximum length of the slug , truncating without breaking words .</w:t>
-      </w:r>
-    </w:p>
-    <w:p>
-      <w:pPr>
-        <w:spacing w:line="278" w:lineRule="auto"/>
-        <w:ind w:right="-705"/>
-      </w:pPr>
-      <w:r>
-        <w:t xml:space="preserve">A </w:t>
-      </w:r>
-      <w:proofErr w:type="spellStart"/>
-      <w:r>
-        <w:t>slugified</w:t>
-      </w:r>
-      <w:proofErr w:type="spellEnd"/>
-      <w:r>
-        <w:t xml:space="preserve"> string containing only </w:t>
-      </w:r>
-      <w:proofErr w:type="spellStart"/>
-      <w:r>
-        <w:t>alphanumerics</w:t>
-      </w:r>
-      <w:proofErr w:type="spellEnd"/>
-      <w:r>
-        <w:t xml:space="preserve"> and the configured </w:t>
-      </w:r>
-      <w:proofErr w:type="gramStart"/>
-      <w:r>
-        <w:t>separator .</w:t>
-      </w:r>
-      <w:proofErr w:type="gramEnd"/>
-    </w:p>
-    <w:p>
-      <w:pPr>
-        <w:spacing w:line="278" w:lineRule="auto"/>
-        <w:ind w:right="-705"/>
-      </w:pPr>
-      <w:r>
-        <w:t>Returns None if no valid slug can be generated (</w:t>
-      </w:r>
-      <w:proofErr w:type="spellStart"/>
-      <w:r>
-        <w:t>e.g</w:t>
-      </w:r>
-      <w:proofErr w:type="spellEnd"/>
-      <w:r>
-        <w:t xml:space="preserve"> .input contains only invalid </w:t>
-      </w:r>
-      <w:proofErr w:type="gramStart"/>
-      <w:r>
-        <w:t>characters )</w:t>
-      </w:r>
-      <w:proofErr w:type="gramEnd"/>
-      <w:r>
-        <w:t>.</w:t>
-      </w:r>
-    </w:p>
-    <w:p>
-      <w:pPr>
-        <w:spacing w:line="278" w:lineRule="auto"/>
-        <w:ind w:right="-705"/>
-      </w:pPr>
-    </w:p>
-    <w:p>
-      <w:pPr>
-        <w:spacing w:line="278" w:lineRule="auto"/>
-        <w:ind w:right="-705"/>
-      </w:pPr>
-      <w:r>
-        <w:t>Task 9</w:t>
-      </w:r>
-    </w:p>
-    <w:p>
-      <w:pPr>
-        <w:spacing w:line="278" w:lineRule="auto"/>
-        <w:ind w:right="-705"/>
-      </w:pPr>
-      <w:r>
-        <w:t xml:space="preserve">Class </w:t>
-      </w:r>
-      <w:proofErr w:type="spellStart"/>
-      <w:r>
-        <w:t>Product_cache_get</w:t>
-      </w:r>
-      <w:proofErr w:type="spellEnd"/>
-      <w:r>
-        <w:t>:</w:t>
-      </w:r>
-    </w:p>
-    <w:p>
-      <w:pPr>
-        <w:spacing w:line="278" w:lineRule="auto"/>
-        <w:ind w:right="-705"/>
-      </w:pPr>
-      <w:r>
-        <w:t xml:space="preserve">    </w:t>
-      </w:r>
-      <w:proofErr w:type="spellStart"/>
-      <w:proofErr w:type="gramStart"/>
-      <w:r>
-        <w:t>def</w:t>
-      </w:r>
-      <w:proofErr w:type="spellEnd"/>
-      <w:proofErr w:type="gramEnd"/>
-      <w:r>
-        <w:t xml:space="preserve"> __</w:t>
-      </w:r>
-      <w:proofErr w:type="spellStart"/>
-      <w:r>
-        <w:t>init</w:t>
-      </w:r>
-      <w:proofErr w:type="spellEnd"/>
-      <w:r>
-        <w:t>__(</w:t>
-      </w:r>
-      <w:proofErr w:type="spellStart"/>
-      <w:r>
-        <w:t>self,expiry_time</w:t>
-      </w:r>
-      <w:proofErr w:type="spellEnd"/>
-      <w:r>
-        <w:t>):</w:t>
-      </w:r>
-    </w:p>
-    <w:p>
-      <w:pPr>
-        <w:spacing w:line="278" w:lineRule="auto"/>
-        <w:ind w:right="-705"/>
-      </w:pPr>
-      <w:r>
-        <w:t xml:space="preserve">    </w:t>
-      </w:r>
-      <w:proofErr w:type="spellStart"/>
-      <w:proofErr w:type="gramStart"/>
-      <w:r>
-        <w:t>def</w:t>
-      </w:r>
-      <w:proofErr w:type="spellEnd"/>
-      <w:proofErr w:type="gramEnd"/>
-      <w:r>
-        <w:t xml:space="preserve"> set(</w:t>
-      </w:r>
-      <w:proofErr w:type="spellStart"/>
-      <w:r>
-        <w:t>self,key,value,ttl</w:t>
-      </w:r>
-      <w:proofErr w:type="spellEnd"/>
-      <w:r>
-        <w:t>=None):</w:t>
-      </w:r>
-    </w:p>
-    <w:p>
-      <w:pPr>
-        <w:spacing w:line="278" w:lineRule="auto"/>
-        <w:ind w:right="-705"/>
-      </w:pPr>
-      <w:r>
-        <w:t xml:space="preserve">    </w:t>
-      </w:r>
-      <w:proofErr w:type="spellStart"/>
-      <w:proofErr w:type="gramStart"/>
-      <w:r>
-        <w:t>def</w:t>
-      </w:r>
-      <w:proofErr w:type="spellEnd"/>
-      <w:proofErr w:type="gramEnd"/>
-      <w:r>
-        <w:t xml:space="preserve"> get(</w:t>
-      </w:r>
-      <w:proofErr w:type="spellStart"/>
-      <w:r>
-        <w:t>self,key</w:t>
-      </w:r>
-      <w:proofErr w:type="spellEnd"/>
-      <w:r>
-        <w:t>):</w:t>
-      </w:r>
-    </w:p>
-    <w:p>
-      <w:pPr>
-        <w:spacing w:line="278" w:lineRule="auto"/>
-        <w:ind w:right="-705"/>
-      </w:pPr>
-      <w:r>
-        <w:t xml:space="preserve">    </w:t>
-      </w:r>
-      <w:proofErr w:type="spellStart"/>
-      <w:proofErr w:type="gramStart"/>
-      <w:r>
-        <w:t>def</w:t>
-      </w:r>
-      <w:proofErr w:type="spellEnd"/>
-      <w:proofErr w:type="gramEnd"/>
-      <w:r>
-        <w:t xml:space="preserve"> delete(</w:t>
-      </w:r>
-      <w:proofErr w:type="spellStart"/>
-      <w:r>
-        <w:t>self,key</w:t>
-      </w:r>
-      <w:proofErr w:type="spellEnd"/>
-      <w:r>
-        <w:t>):</w:t>
-      </w:r>
-    </w:p>
-    <w:p>
-      <w:pPr>
-        <w:spacing w:line="278" w:lineRule="auto"/>
-        <w:ind w:right="-705"/>
-      </w:pPr>
-      <w:r>
-        <w:t xml:space="preserve">    </w:t>
-      </w:r>
-      <w:proofErr w:type="spellStart"/>
-      <w:proofErr w:type="gramStart"/>
-      <w:r>
-        <w:t>def</w:t>
-      </w:r>
-      <w:proofErr w:type="spellEnd"/>
-      <w:proofErr w:type="gramEnd"/>
-      <w:r>
-        <w:t xml:space="preserve"> </w:t>
-      </w:r>
-      <w:proofErr w:type="spellStart"/>
-      <w:r>
-        <w:t>cleanup</w:t>
-      </w:r>
-      <w:proofErr w:type="spellEnd"/>
-      <w:r>
-        <w:t>(self):</w:t>
-      </w:r>
-    </w:p>
-    <w:p>
-      <w:pPr>
-        <w:pStyle w:val="ListParagraph"/>
-        <w:numPr>
-          <w:ilvl w:val="0"/>
-          <w:numId w:val="9"/>
-        </w:numPr>
-        <w:spacing w:line="278" w:lineRule="auto"/>
-      </w:pPr>
-      <w:r>
-        <w:t xml:space="preserve">Stores product data in an in - memory ETS table for fast </w:t>
-      </w:r>
-      <w:proofErr w:type="gramStart"/>
-      <w:r>
-        <w:t>retrieval .</w:t>
-      </w:r>
-      <w:proofErr w:type="gramEnd"/>
-    </w:p>
-    <w:p>
-      <w:pPr>
-        <w:pStyle w:val="ListParagraph"/>
-        <w:numPr>
-          <w:ilvl w:val="0"/>
-          <w:numId w:val="9"/>
-        </w:numPr>
-        <w:spacing w:line="278" w:lineRule="auto"/>
-      </w:pPr>
-      <w:r>
-        <w:t xml:space="preserve">For </w:t>
-      </w:r>
-      <w:proofErr w:type="spellStart"/>
-      <w:r>
-        <w:t>init</w:t>
-      </w:r>
-      <w:proofErr w:type="spellEnd"/>
-    </w:p>
-    <w:p>
-      <w:pPr>
-        <w:pStyle w:val="ListParagraph"/>
-        <w:numPr>
-          <w:ilvl w:val="1"/>
-          <w:numId w:val="9"/>
-        </w:numPr>
-        <w:spacing w:line="278" w:lineRule="auto"/>
-      </w:pPr>
-      <w:proofErr w:type="spellStart"/>
-      <w:r>
-        <w:t>Expiry_</w:t>
-      </w:r>
-      <w:proofErr w:type="gramStart"/>
-      <w:r>
-        <w:t>time</w:t>
-      </w:r>
-      <w:proofErr w:type="spellEnd"/>
-      <w:r>
-        <w:t xml:space="preserve"> :</w:t>
-      </w:r>
-      <w:proofErr w:type="gramEnd"/>
-      <w:r>
-        <w:t xml:space="preserve">  Time until when you want the value to remain.</w:t>
-      </w:r>
-    </w:p>
-    <w:p>
-      <w:pPr>
-        <w:pStyle w:val="ListParagraph"/>
-        <w:numPr>
-          <w:ilvl w:val="0"/>
-          <w:numId w:val="9"/>
-        </w:numPr>
-        <w:spacing w:line="278" w:lineRule="auto"/>
-      </w:pPr>
-      <w:r>
-        <w:t>For get</w:t>
-      </w:r>
-    </w:p>
-    <w:p>
-      <w:pPr>
-        <w:pStyle w:val="ListParagraph"/>
-        <w:numPr>
-          <w:ilvl w:val="1"/>
-          <w:numId w:val="9"/>
-        </w:numPr>
-        <w:spacing w:line="278" w:lineRule="auto"/>
-      </w:pPr>
-      <w:r>
-        <w:t>Key :</w:t>
-      </w:r>
-      <w:r>
-        <w:t xml:space="preserve"> unique identifier for the cached product</w:t>
-      </w:r>
-    </w:p>
-    <w:p>
-      <w:pPr>
-        <w:pStyle w:val="ListParagraph"/>
-        <w:numPr>
-          <w:ilvl w:val="0"/>
-          <w:numId w:val="9"/>
-        </w:numPr>
-        <w:spacing w:line="278" w:lineRule="auto"/>
-      </w:pPr>
-      <w:r>
-        <w:t xml:space="preserve">For set </w:t>
-      </w:r>
-    </w:p>
-    <w:p>
-      <w:pPr>
-        <w:pStyle w:val="ListParagraph"/>
-        <w:numPr>
-          <w:ilvl w:val="1"/>
-          <w:numId w:val="9"/>
-        </w:numPr>
-        <w:spacing w:line="278" w:lineRule="auto"/>
-      </w:pPr>
-      <w:r>
-        <w:t>Key :</w:t>
-      </w:r>
-      <w:r>
-        <w:t xml:space="preserve"> unique identifier for the product</w:t>
-      </w:r>
-    </w:p>
-    <w:p>
-      <w:pPr>
-        <w:pStyle w:val="ListParagraph"/>
-        <w:numPr>
-          <w:ilvl w:val="1"/>
-          <w:numId w:val="9"/>
-        </w:numPr>
-        <w:spacing w:line="278" w:lineRule="auto"/>
-      </w:pPr>
-      <w:r>
-        <w:t xml:space="preserve">Value : product data to be cached </w:t>
-      </w:r>
-    </w:p>
-    <w:p>
-      <w:pPr>
-        <w:pStyle w:val="ListParagraph"/>
-        <w:numPr>
-          <w:ilvl w:val="1"/>
-          <w:numId w:val="9"/>
-        </w:numPr>
-        <w:spacing w:line="278" w:lineRule="auto"/>
-      </w:pPr>
-      <w:proofErr w:type="spellStart"/>
-      <w:r>
-        <w:t>ttl</w:t>
-      </w:r>
-      <w:proofErr w:type="spellEnd"/>
-      <w:r>
-        <w:t xml:space="preserve"> (optional): custom TTL in milliseconds for this specific item</w:t>
-      </w:r>
-    </w:p>
-    <w:p>
-      <w:pPr>
-        <w:pStyle w:val="ListParagraph"/>
-        <w:numPr>
-          <w:ilvl w:val="0"/>
-          <w:numId w:val="9"/>
-        </w:numPr>
-        <w:spacing w:line="278" w:lineRule="auto"/>
-      </w:pPr>
-      <w:r>
-        <w:t>For delete</w:t>
-      </w:r>
-    </w:p>
-    <w:p>
-      <w:pPr>
-        <w:pStyle w:val="ListParagraph"/>
-        <w:numPr>
-          <w:ilvl w:val="1"/>
-          <w:numId w:val="9"/>
-        </w:numPr>
-        <w:spacing w:line="278" w:lineRule="auto"/>
-      </w:pPr>
-      <w:r>
-        <w:t>key ( term ) : unique identifier of the product to remove</w:t>
-      </w:r>
-      <w:r>
-        <w:t xml:space="preserve"> </w:t>
-      </w:r>
-      <w:r>
-        <w:t>from cache</w:t>
-      </w:r>
-    </w:p>
-    <w:p>
-      <w:pPr>
-        <w:pStyle w:val="ListParagraph"/>
-        <w:numPr>
-          <w:ilvl w:val="0"/>
-          <w:numId w:val="9"/>
-        </w:numPr>
-        <w:spacing w:line="278" w:lineRule="auto"/>
-      </w:pPr>
-      <w:r>
-        <w:t xml:space="preserve">For </w:t>
-      </w:r>
-      <w:proofErr w:type="spellStart"/>
-      <w:r>
-        <w:t>cleanup</w:t>
-      </w:r>
-      <w:proofErr w:type="spellEnd"/>
-    </w:p>
-    <w:p>
-      <w:pPr>
-        <w:pStyle w:val="ListParagraph"/>
-        <w:numPr>
-          <w:ilvl w:val="1"/>
-          <w:numId w:val="9"/>
-        </w:numPr>
-        <w:spacing w:line="278" w:lineRule="auto"/>
-      </w:pPr>
-      <w:r>
-        <w:t>No arguments</w:t>
-      </w:r>
-    </w:p>
-    <w:p>
-      <w:pPr>
-        <w:spacing w:line="278" w:lineRule="auto"/>
-        <w:ind w:right="-705"/>
-      </w:pPr>
-      <w:r>
-        <w:t xml:space="preserve">If get is called upon a </w:t>
-      </w:r>
-      <w:proofErr w:type="spellStart"/>
-      <w:r>
-        <w:t>non existent</w:t>
-      </w:r>
-      <w:proofErr w:type="spellEnd"/>
-      <w:r>
-        <w:t xml:space="preserve"> key then return </w:t>
-      </w:r>
-      <w:proofErr w:type="gramStart"/>
-      <w:r>
-        <w:t>None</w:t>
-      </w:r>
-      <w:proofErr w:type="gramEnd"/>
-    </w:p>
-    <w:p>
-      <w:pPr>
-        <w:spacing w:line="278" w:lineRule="auto"/>
-        <w:ind w:right="-705"/>
-      </w:pPr>
-      <w:r>
-        <w:t>If get is called af</w:t>
-      </w:r>
-      <w:r>
-        <w:t xml:space="preserve">ter the </w:t>
-      </w:r>
-      <w:proofErr w:type="spellStart"/>
-      <w:r>
-        <w:t>expiry_time</w:t>
-      </w:r>
-      <w:proofErr w:type="spellEnd"/>
-      <w:r>
-        <w:t xml:space="preserve"> has passed </w:t>
-      </w:r>
-      <w:r>
-        <w:t>the cached value is no longer available and returns None.</w:t>
-      </w:r>
-    </w:p>
-    <w:p>
-      <w:pPr>
-        <w:spacing w:line="278" w:lineRule="auto"/>
-        <w:ind w:right="-705"/>
-      </w:pPr>
-      <w:r>
-        <w:t>If an entry in cache is deleted return “deleted successfully”</w:t>
-      </w:r>
-    </w:p>
-    <w:p>
-      <w:pPr>
-        <w:spacing w:line="278" w:lineRule="auto"/>
-        <w:ind w:right="-705"/>
-      </w:pPr>
-      <w:r>
-        <w:t xml:space="preserve">If </w:t>
-      </w:r>
-      <w:proofErr w:type="spellStart"/>
-      <w:proofErr w:type="gramStart"/>
-      <w:r>
-        <w:t>cleanup</w:t>
-      </w:r>
-      <w:proofErr w:type="spellEnd"/>
-      <w:r>
-        <w:t>(</w:t>
-      </w:r>
-      <w:proofErr w:type="gramEnd"/>
-      <w:r>
-        <w:t>) function is called then initiate the function and return “Cleaned successfully”</w:t>
-      </w:r>
     </w:p>
     <w:sectPr>
       <w:pgSz w:w="11906" w:h="16838"/>
@@ -3385,6 +8368,119 @@
     </w:lvl>
   </w:abstractNum>
   <w:abstractNum w:abstractNumId="4">
+    <w:nsid w:val="517E1140"/>
+    <w:multiLevelType w:val="hybridMultilevel"/>
+    <w:tmpl w:val="F32C71DE"/>
+    <w:lvl w:ilvl="0" w:tplc="04090001">
+      <w:start w:val="1"/>
+      <w:numFmt w:val="bullet"/>
+      <w:lvlText w:val=""/>
+      <w:lvlJc w:val="left"/>
+      <w:pPr>
+        <w:ind w:left="1080" w:hanging="360"/>
+      </w:pPr>
+      <w:rPr>
+        <w:rFonts w:ascii="Symbol" w:hAnsi="Symbol" w:hint="default"/>
+      </w:rPr>
+    </w:lvl>
+    <w:lvl w:ilvl="1" w:tplc="04090003">
+      <w:start w:val="1"/>
+      <w:numFmt w:val="bullet"/>
+      <w:lvlText w:val="o"/>
+      <w:lvlJc w:val="left"/>
+      <w:pPr>
+        <w:ind w:left="1800" w:hanging="360"/>
+      </w:pPr>
+      <w:rPr>
+        <w:rFonts w:ascii="Courier New" w:hAnsi="Courier New" w:cs="Courier New" w:hint="default"/>
+      </w:rPr>
+    </w:lvl>
+    <w:lvl w:ilvl="2" w:tplc="04090005" w:tentative="1">
+      <w:start w:val="1"/>
+      <w:numFmt w:val="bullet"/>
+      <w:lvlText w:val=""/>
+      <w:lvlJc w:val="left"/>
+      <w:pPr>
+        <w:ind w:left="2520" w:hanging="360"/>
+      </w:pPr>
+      <w:rPr>
+        <w:rFonts w:ascii="Wingdings" w:hAnsi="Wingdings" w:hint="default"/>
+      </w:rPr>
+    </w:lvl>
+    <w:lvl w:ilvl="3" w:tplc="04090001" w:tentative="1">
+      <w:start w:val="1"/>
+      <w:numFmt w:val="bullet"/>
+      <w:lvlText w:val=""/>
+      <w:lvlJc w:val="left"/>
+      <w:pPr>
+        <w:ind w:left="3240" w:hanging="360"/>
+      </w:pPr>
+      <w:rPr>
+        <w:rFonts w:ascii="Symbol" w:hAnsi="Symbol" w:hint="default"/>
+      </w:rPr>
+    </w:lvl>
+    <w:lvl w:ilvl="4" w:tplc="04090003" w:tentative="1">
+      <w:start w:val="1"/>
+      <w:numFmt w:val="bullet"/>
+      <w:lvlText w:val="o"/>
+      <w:lvlJc w:val="left"/>
+      <w:pPr>
+        <w:ind w:left="3960" w:hanging="360"/>
+      </w:pPr>
+      <w:rPr>
+        <w:rFonts w:ascii="Courier New" w:hAnsi="Courier New" w:cs="Courier New" w:hint="default"/>
+      </w:rPr>
+    </w:lvl>
+    <w:lvl w:ilvl="5" w:tplc="04090005" w:tentative="1">
+      <w:start w:val="1"/>
+      <w:numFmt w:val="bullet"/>
+      <w:lvlText w:val=""/>
+      <w:lvlJc w:val="left"/>
+      <w:pPr>
+        <w:ind w:left="4680" w:hanging="360"/>
+      </w:pPr>
+      <w:rPr>
+        <w:rFonts w:ascii="Wingdings" w:hAnsi="Wingdings" w:hint="default"/>
+      </w:rPr>
+    </w:lvl>
+    <w:lvl w:ilvl="6" w:tplc="04090001" w:tentative="1">
+      <w:start w:val="1"/>
+      <w:numFmt w:val="bullet"/>
+      <w:lvlText w:val=""/>
+      <w:lvlJc w:val="left"/>
+      <w:pPr>
+        <w:ind w:left="5400" w:hanging="360"/>
+      </w:pPr>
+      <w:rPr>
+        <w:rFonts w:ascii="Symbol" w:hAnsi="Symbol" w:hint="default"/>
+      </w:rPr>
+    </w:lvl>
+    <w:lvl w:ilvl="7" w:tplc="04090003" w:tentative="1">
+      <w:start w:val="1"/>
+      <w:numFmt w:val="bullet"/>
+      <w:lvlText w:val="o"/>
+      <w:lvlJc w:val="left"/>
+      <w:pPr>
+        <w:ind w:left="6120" w:hanging="360"/>
+      </w:pPr>
+      <w:rPr>
+        <w:rFonts w:ascii="Courier New" w:hAnsi="Courier New" w:cs="Courier New" w:hint="default"/>
+      </w:rPr>
+    </w:lvl>
+    <w:lvl w:ilvl="8" w:tplc="04090005" w:tentative="1">
+      <w:start w:val="1"/>
+      <w:numFmt w:val="bullet"/>
+      <w:lvlText w:val=""/>
+      <w:lvlJc w:val="left"/>
+      <w:pPr>
+        <w:ind w:left="6840" w:hanging="360"/>
+      </w:pPr>
+      <w:rPr>
+        <w:rFonts w:ascii="Wingdings" w:hAnsi="Wingdings" w:hint="default"/>
+      </w:rPr>
+    </w:lvl>
+  </w:abstractNum>
+  <w:abstractNum w:abstractNumId="5">
     <w:nsid w:val="53A517C9"/>
     <w:multiLevelType w:val="hybridMultilevel"/>
     <w:tmpl w:val="84EE2A02"/>
@@ -3497,7 +8593,7 @@
       </w:rPr>
     </w:lvl>
   </w:abstractNum>
-  <w:abstractNum w:abstractNumId="5">
+  <w:abstractNum w:abstractNumId="6">
     <w:nsid w:val="597D60FB"/>
     <w:multiLevelType w:val="hybridMultilevel"/>
     <w:tmpl w:val="385CAF14"/>
@@ -3610,7 +8706,7 @@
       </w:rPr>
     </w:lvl>
   </w:abstractNum>
-  <w:abstractNum w:abstractNumId="6">
+  <w:abstractNum w:abstractNumId="7">
     <w:nsid w:val="5BD9707F"/>
     <w:multiLevelType w:val="hybridMultilevel"/>
     <w:tmpl w:val="12EC3138"/>
@@ -3723,7 +8819,7 @@
       </w:rPr>
     </w:lvl>
   </w:abstractNum>
-  <w:abstractNum w:abstractNumId="7">
+  <w:abstractNum w:abstractNumId="8">
     <w:nsid w:val="5D9B5456"/>
     <w:multiLevelType w:val="hybridMultilevel"/>
     <w:tmpl w:val="41549ECA"/>
@@ -3836,7 +8932,7 @@
       </w:rPr>
     </w:lvl>
   </w:abstractNum>
-  <w:abstractNum w:abstractNumId="8">
+  <w:abstractNum w:abstractNumId="9">
     <w:nsid w:val="74646CD4"/>
     <w:multiLevelType w:val="hybridMultilevel"/>
     <w:tmpl w:val="C624F288"/>
@@ -3949,7 +9045,7 @@
       </w:rPr>
     </w:lvl>
   </w:abstractNum>
-  <w:abstractNum w:abstractNumId="9">
+  <w:abstractNum w:abstractNumId="10">
     <w:nsid w:val="7A014146"/>
     <w:multiLevelType w:val="hybridMultilevel"/>
     <w:tmpl w:val="CA6E5126"/>
@@ -4062,7 +9158,7 @@
       </w:rPr>
     </w:lvl>
   </w:abstractNum>
-  <w:abstractNum w:abstractNumId="10">
+  <w:abstractNum w:abstractNumId="11">
     <w:nsid w:val="7F5D64C2"/>
     <w:multiLevelType w:val="hybridMultilevel"/>
     <w:tmpl w:val="869EE0D4"/>
@@ -4182,30 +9278,33 @@
     <w:abstractNumId w:val="2"/>
   </w:num>
   <w:num w:numId="3">
-    <w:abstractNumId w:val="7"/>
+    <w:abstractNumId w:val="8"/>
   </w:num>
   <w:num w:numId="4">
     <w:abstractNumId w:val="3"/>
   </w:num>
   <w:num w:numId="5">
-    <w:abstractNumId w:val="8"/>
+    <w:abstractNumId w:val="9"/>
   </w:num>
   <w:num w:numId="6">
-    <w:abstractNumId w:val="9"/>
+    <w:abstractNumId w:val="10"/>
   </w:num>
   <w:num w:numId="7">
+    <w:abstractNumId w:val="7"/>
+  </w:num>
+  <w:num w:numId="8">
     <w:abstractNumId w:val="6"/>
   </w:num>
-  <w:num w:numId="8">
-    <w:abstractNumId w:val="5"/>
-  </w:num>
   <w:num w:numId="9">
-    <w:abstractNumId w:val="10"/>
+    <w:abstractNumId w:val="11"/>
   </w:num>
   <w:num w:numId="10">
     <w:abstractNumId w:val="1"/>
   </w:num>
   <w:num w:numId="11">
+    <w:abstractNumId w:val="5"/>
+  </w:num>
+  <w:num w:numId="12">
     <w:abstractNumId w:val="4"/>
   </w:num>
 </w:numbering>
@@ -4604,7 +9703,7 @@
   <w:style w:type="paragraph" w:default="1" w:styleId="Normal">
     <w:name w:val="Normal"/>
     <w:qFormat/>
-    <w:rsid w:val="00211090"/>
+    <w:rsid w:val="00607A3A"/>
   </w:style>
   <w:style w:type="character" w:default="1" w:styleId="DefaultParagraphFont">
     <w:name w:val="Default Paragraph Font"/>
@@ -4643,6 +9742,17 @@
       <w:ind w:left="720"/>
       <w:contextualSpacing/>
     </w:pPr>
+  </w:style>
+  <w:style w:type="character" w:styleId="Hyperlink">
+    <w:name w:val="Hyperlink"/>
+    <w:basedOn w:val="DefaultParagraphFont"/>
+    <w:uiPriority w:val="99"/>
+    <w:unhideWhenUsed/>
+    <w:rsid w:val="00607A3A"/>
+    <w:rPr>
+      <w:color w:val="0563C1" w:themeColor="hyperlink"/>
+      <w:u w:val="single"/>
+    </w:rPr>
   </w:style>
 </w:styles>
 </file>

--- a/Python Test Prompt.docx
+++ b/Python Test Prompt.docx
@@ -8,6 +8,11 @@
       </w:r>
     </w:p>
     <w:p>
+      <w:r>
+        <w:t>Output Rules</w:t>
+      </w:r>
+    </w:p>
+    <w:p>
       <w:pPr>
         <w:pStyle w:val="ListParagraph"/>
         <w:numPr>
@@ -197,6 +202,73 @@
           <w:numId w:val="1"/>
         </w:numPr>
       </w:pPr>
+      <w:r>
+        <w:t>Regardless of module name stated in the specification the actual file containing the implementation is always implementation_manual.py</w:t>
+      </w:r>
+    </w:p>
+    <w:p>
+      <w:pPr>
+        <w:pStyle w:val="ListParagraph"/>
+        <w:numPr>
+          <w:ilvl w:val="0"/>
+          <w:numId w:val="1"/>
+        </w:numPr>
+      </w:pPr>
+      <w:r>
+        <w:t xml:space="preserve">Always write the import exactly as: from </w:t>
+      </w:r>
+      <w:proofErr w:type="spellStart"/>
+      <w:r>
+        <w:t>implementation_manual</w:t>
+      </w:r>
+      <w:proofErr w:type="spellEnd"/>
+      <w:r>
+        <w:t xml:space="preserve"> import &lt;</w:t>
+      </w:r>
+      <w:proofErr w:type="spellStart"/>
+      <w:r>
+        <w:t>function_name</w:t>
+      </w:r>
+      <w:proofErr w:type="spellEnd"/>
+      <w:r>
+        <w:t>&gt;</w:t>
+      </w:r>
+    </w:p>
+    <w:p>
+      <w:pPr>
+        <w:pStyle w:val="ListParagraph"/>
+        <w:numPr>
+          <w:ilvl w:val="0"/>
+          <w:numId w:val="1"/>
+        </w:numPr>
+      </w:pPr>
+      <w:r>
+        <w:t>Do not wrap the code in triple back ticks (```)</w:t>
+      </w:r>
+    </w:p>
+    <w:p>
+      <w:pPr>
+        <w:pStyle w:val="ListParagraph"/>
+        <w:numPr>
+          <w:ilvl w:val="0"/>
+          <w:numId w:val="1"/>
+        </w:numPr>
+      </w:pPr>
+      <w:r>
+        <w:t>Do not include ```python at the start or ``` at the end of the response</w:t>
+      </w:r>
+    </w:p>
+    <w:p>
+      <w:pPr>
+        <w:pStyle w:val="ListParagraph"/>
+        <w:numPr>
+          <w:ilvl w:val="0"/>
+          <w:numId w:val="1"/>
+        </w:numPr>
+      </w:pPr>
+      <w:r>
+        <w:t>Do not include any explanations, comments about the task or any text outside the code itself.</w:t>
+      </w:r>
     </w:p>
     <w:p>
       <w:r>
@@ -302,18 +374,6 @@
     <w:p>
       <w:r>
         <w:t>Naming and Structure</w:t>
-      </w:r>
-    </w:p>
-    <w:p>
-      <w:pPr>
-        <w:pStyle w:val="ListParagraph"/>
-        <w:numPr>
-          <w:ilvl w:val="0"/>
-          <w:numId w:val="4"/>
-        </w:numPr>
-      </w:pPr>
-      <w:r>
-        <w:t>Use filenames ending with _test.py or test_*.py following the project's convention.</w:t>
       </w:r>
     </w:p>
     <w:p>
@@ -397,7 +457,6 @@
     <w:p/>
     <w:p>
       <w:r>
-        <w:lastRenderedPageBreak/>
         <w:t xml:space="preserve">Task </w:t>
       </w:r>
       <w:proofErr w:type="gramStart"/>
@@ -801,6 +860,7 @@
         <w:spacing w:line="278" w:lineRule="auto"/>
       </w:pPr>
       <w:r>
+        <w:lastRenderedPageBreak/>
         <w:t xml:space="preserve">Do not use sets for </w:t>
       </w:r>
       <w:proofErr w:type="spellStart"/>
@@ -1417,6 +1477,7 @@
         <w:spacing w:line="278" w:lineRule="auto"/>
       </w:pPr>
       <w:r>
+        <w:lastRenderedPageBreak/>
         <w:t>None if no valid price exists.</w:t>
       </w:r>
     </w:p>
@@ -1498,7 +1559,6 @@
     </w:p>
     <w:p>
       <w:r>
-        <w:lastRenderedPageBreak/>
         <w:t>Known Edge cases</w:t>
       </w:r>
     </w:p>
@@ -1834,7 +1894,6 @@
     <w:p/>
     <w:p>
       <w:r>
-        <w:lastRenderedPageBreak/>
         <w:t xml:space="preserve">Task </w:t>
       </w:r>
       <w:proofErr w:type="gramStart"/>
@@ -2163,6 +2222,7 @@
         <w:spacing w:line="278" w:lineRule="auto"/>
       </w:pPr>
       <w:r>
+        <w:lastRenderedPageBreak/>
         <w:t>Only products where get_min_2_</w:t>
       </w:r>
       <w:proofErr w:type="gramStart"/>
@@ -2248,78 +2308,322 @@
     </w:p>
     <w:p>
       <w:r>
+        <w:t>Known Edge cases</w:t>
+      </w:r>
+    </w:p>
+    <w:p>
+      <w:pPr>
+        <w:pStyle w:val="ListParagraph"/>
+        <w:numPr>
+          <w:ilvl w:val="0"/>
+          <w:numId w:val="7"/>
+        </w:numPr>
+        <w:spacing w:line="278" w:lineRule="auto"/>
+      </w:pPr>
+      <w:r>
+        <w:t xml:space="preserve">If all values for the given attribute are </w:t>
+      </w:r>
+      <w:proofErr w:type="gramStart"/>
+      <w:r>
+        <w:t>None ,</w:t>
+      </w:r>
+      <w:proofErr w:type="gramEnd"/>
+      <w:r>
+        <w:t xml:space="preserve"> the function returns None.</w:t>
+      </w:r>
+    </w:p>
+    <w:p>
+      <w:pPr>
+        <w:pStyle w:val="ListParagraph"/>
+        <w:numPr>
+          <w:ilvl w:val="0"/>
+          <w:numId w:val="7"/>
+        </w:numPr>
+        <w:spacing w:line="278" w:lineRule="auto"/>
+      </w:pPr>
+      <w:r>
+        <w:t xml:space="preserve">If products is an empty </w:t>
+      </w:r>
+      <w:proofErr w:type="gramStart"/>
+      <w:r>
+        <w:t>list ,</w:t>
+      </w:r>
+      <w:proofErr w:type="gramEnd"/>
+      <w:r>
+        <w:t xml:space="preserve"> the result is also </w:t>
+      </w:r>
+      <w:r>
+        <w:t>None</w:t>
+      </w:r>
+      <w:r>
+        <w:t xml:space="preserve"> .</w:t>
+      </w:r>
+      <w:r>
+        <w:cr/>
+      </w:r>
+    </w:p>
+    <w:p>
+      <w:pPr>
+        <w:pStyle w:val="ListParagraph"/>
+        <w:ind w:left="1440"/>
+      </w:pPr>
+    </w:p>
+    <w:p>
+      <w:r>
+        <w:t>Example Calls &amp; Expected Outputs</w:t>
+      </w:r>
+    </w:p>
+    <w:p/>
+    <w:p>
+      <w:r>
+        <w:t xml:space="preserve"> </w:t>
+      </w:r>
+      <w:r>
+        <w:t>get_min_2_</w:t>
+      </w:r>
+      <w:proofErr w:type="gramStart"/>
+      <w:r>
+        <w:t>attributes(</w:t>
+      </w:r>
+      <w:proofErr w:type="gramEnd"/>
+      <w:r>
+        <w:t>data = [</w:t>
+      </w:r>
+    </w:p>
+    <w:p>
+      <w:r>
+        <w:t>    {"price": 49.99, "</w:t>
+      </w:r>
+      <w:proofErr w:type="spellStart"/>
+      <w:r>
+        <w:t>battery_life</w:t>
+      </w:r>
+      <w:proofErr w:type="spellEnd"/>
+      <w:r>
+        <w:t>": 4.0},</w:t>
+      </w:r>
+    </w:p>
+    <w:p>
+      <w:r>
+        <w:t>    {"price": 29.99, "</w:t>
+      </w:r>
+      <w:proofErr w:type="spellStart"/>
+      <w:r>
+        <w:t>battery_life</w:t>
+      </w:r>
+      <w:proofErr w:type="spellEnd"/>
+      <w:r>
+        <w:t>": 3.5},</w:t>
+      </w:r>
+    </w:p>
+    <w:p>
+      <w:r>
+        <w:t>    {"price": None, "</w:t>
+      </w:r>
+      <w:proofErr w:type="spellStart"/>
+      <w:r>
+        <w:t>battery_life</w:t>
+      </w:r>
+      <w:proofErr w:type="spellEnd"/>
+      <w:r>
+        <w:t>": 5.0},  </w:t>
+      </w:r>
+    </w:p>
+    <w:p>
+      <w:r>
+        <w:t>    {"</w:t>
+      </w:r>
+      <w:proofErr w:type="spellStart"/>
+      <w:r>
+        <w:t>battery_life</w:t>
+      </w:r>
+      <w:proofErr w:type="spellEnd"/>
+      <w:r>
+        <w:t xml:space="preserve">": 2.0}                   </w:t>
+      </w:r>
+    </w:p>
+    <w:p>
+      <w:r>
+        <w:t>], "price")</w:t>
+      </w:r>
+    </w:p>
+    <w:p>
+      <w:r>
+        <w:t># =&gt; 29.99</w:t>
+      </w:r>
+    </w:p>
+    <w:p/>
+    <w:p>
+      <w:r>
+        <w:t>get_min_2_</w:t>
+      </w:r>
+      <w:proofErr w:type="gramStart"/>
+      <w:r>
+        <w:t>attributes(</w:t>
+      </w:r>
+      <w:proofErr w:type="gramEnd"/>
+      <w:r>
+        <w:t>data = [</w:t>
+      </w:r>
+    </w:p>
+    <w:p>
+      <w:r>
+        <w:t>    {"price": 49.99, "</w:t>
+      </w:r>
+      <w:proofErr w:type="spellStart"/>
+      <w:r>
+        <w:t>battery_life</w:t>
+      </w:r>
+      <w:proofErr w:type="spellEnd"/>
+      <w:r>
+        <w:t>": 4.0},</w:t>
+      </w:r>
+    </w:p>
+    <w:p>
+      <w:r>
+        <w:t>    {"price": 29.99, "</w:t>
+      </w:r>
+      <w:proofErr w:type="spellStart"/>
+      <w:r>
+        <w:t>battery_life</w:t>
+      </w:r>
+      <w:proofErr w:type="spellEnd"/>
+      <w:r>
+        <w:t>": 3.5},</w:t>
+      </w:r>
+    </w:p>
+    <w:p>
+      <w:r>
+        <w:t>    {"price": None, "</w:t>
+      </w:r>
+      <w:proofErr w:type="spellStart"/>
+      <w:r>
+        <w:t>battery_life</w:t>
+      </w:r>
+      <w:proofErr w:type="spellEnd"/>
+      <w:r>
+        <w:t>": 5.0},  </w:t>
+      </w:r>
+    </w:p>
+    <w:p>
+      <w:r>
+        <w:t>    {"</w:t>
+      </w:r>
+      <w:proofErr w:type="spellStart"/>
+      <w:r>
+        <w:t>battery_life</w:t>
+      </w:r>
+      <w:proofErr w:type="spellEnd"/>
+      <w:r>
+        <w:t xml:space="preserve">": 2.0}                   </w:t>
+      </w:r>
+    </w:p>
+    <w:p>
+      <w:r>
+        <w:t>], "</w:t>
+      </w:r>
+      <w:proofErr w:type="spellStart"/>
+      <w:r>
+        <w:t>battery_life</w:t>
+      </w:r>
+      <w:proofErr w:type="spellEnd"/>
+      <w:r>
+        <w:t>")</w:t>
+      </w:r>
+    </w:p>
+    <w:p>
+      <w:r>
+        <w:t># =&gt; 2.0</w:t>
+      </w:r>
+    </w:p>
+    <w:p/>
+    <w:p>
+      <w:r>
+        <w:t>get_min_2_</w:t>
+      </w:r>
+      <w:proofErr w:type="gramStart"/>
+      <w:r>
+        <w:t>attributes(</w:t>
+      </w:r>
+      <w:proofErr w:type="gramEnd"/>
+      <w:r>
+        <w:t>data = [</w:t>
+      </w:r>
+    </w:p>
+    <w:p>
+      <w:r>
+        <w:t>    {"price": 49.99, "</w:t>
+      </w:r>
+      <w:proofErr w:type="spellStart"/>
+      <w:r>
+        <w:t>battery_life</w:t>
+      </w:r>
+      <w:proofErr w:type="spellEnd"/>
+      <w:r>
+        <w:t>": 4.0},</w:t>
+      </w:r>
+    </w:p>
+    <w:p>
+      <w:r>
+        <w:t>    {"price": 29.99, "</w:t>
+      </w:r>
+      <w:proofErr w:type="spellStart"/>
+      <w:r>
+        <w:t>battery_life</w:t>
+      </w:r>
+      <w:proofErr w:type="spellEnd"/>
+      <w:r>
+        <w:t>": 3.5},</w:t>
+      </w:r>
+    </w:p>
+    <w:p>
+      <w:r>
+        <w:t>    {"price": None, "</w:t>
+      </w:r>
+      <w:proofErr w:type="spellStart"/>
+      <w:r>
+        <w:t>battery_life</w:t>
+      </w:r>
+      <w:proofErr w:type="spellEnd"/>
+      <w:r>
+        <w:t>": 5.0},  </w:t>
+      </w:r>
+    </w:p>
+    <w:p>
+      <w:r>
         <w:lastRenderedPageBreak/>
-        <w:t>Known Edge cases</w:t>
-      </w:r>
-    </w:p>
-    <w:p>
-      <w:pPr>
-        <w:pStyle w:val="ListParagraph"/>
-        <w:numPr>
-          <w:ilvl w:val="0"/>
-          <w:numId w:val="7"/>
-        </w:numPr>
-        <w:spacing w:line="278" w:lineRule="auto"/>
-      </w:pPr>
-      <w:r>
-        <w:t xml:space="preserve">If all values for the given attribute are </w:t>
-      </w:r>
-      <w:proofErr w:type="gramStart"/>
-      <w:r>
-        <w:t>None ,</w:t>
-      </w:r>
-      <w:proofErr w:type="gramEnd"/>
-      <w:r>
-        <w:t xml:space="preserve"> the function returns None.</w:t>
-      </w:r>
-    </w:p>
-    <w:p>
-      <w:pPr>
-        <w:pStyle w:val="ListParagraph"/>
-        <w:numPr>
-          <w:ilvl w:val="0"/>
-          <w:numId w:val="7"/>
-        </w:numPr>
-        <w:spacing w:line="278" w:lineRule="auto"/>
-      </w:pPr>
-      <w:r>
-        <w:t xml:space="preserve">If products is an empty </w:t>
-      </w:r>
-      <w:proofErr w:type="gramStart"/>
-      <w:r>
-        <w:t>list ,</w:t>
-      </w:r>
-      <w:proofErr w:type="gramEnd"/>
-      <w:r>
-        <w:t xml:space="preserve"> the result is also </w:t>
-      </w:r>
-      <w:r>
-        <w:t>None</w:t>
-      </w:r>
-      <w:r>
-        <w:t xml:space="preserve"> .</w:t>
-      </w:r>
-      <w:r>
-        <w:cr/>
-      </w:r>
-    </w:p>
-    <w:p>
-      <w:pPr>
-        <w:pStyle w:val="ListParagraph"/>
-        <w:ind w:left="1440"/>
-      </w:pPr>
-    </w:p>
-    <w:p>
-      <w:r>
-        <w:t>Example Calls &amp; Expected Outputs</w:t>
+        <w:t>    {"</w:t>
+      </w:r>
+      <w:proofErr w:type="spellStart"/>
+      <w:r>
+        <w:t>battery_life</w:t>
+      </w:r>
+      <w:proofErr w:type="spellEnd"/>
+      <w:r>
+        <w:t xml:space="preserve">": 2.0}                   </w:t>
+      </w:r>
+    </w:p>
+    <w:p>
+      <w:r>
+        <w:t>], "</w:t>
+      </w:r>
+      <w:proofErr w:type="spellStart"/>
+      <w:r>
+        <w:t>non_existent_field</w:t>
+      </w:r>
+      <w:proofErr w:type="spellEnd"/>
+      <w:r>
+        <w:t>")</w:t>
+      </w:r>
+    </w:p>
+    <w:p>
+      <w:r>
+        <w:t># =&gt; None</w:t>
       </w:r>
     </w:p>
     <w:p/>
     <w:p>
       <w:r>
-        <w:t xml:space="preserve"> </w:t>
-      </w:r>
-      <w:r>
         <w:t>get_min_2_</w:t>
       </w:r>
       <w:proofErr w:type="gramStart"/>
@@ -2333,251 +2637,6 @@
     </w:p>
     <w:p>
       <w:r>
-        <w:t>    {"price": 49.99, "</w:t>
-      </w:r>
-      <w:proofErr w:type="spellStart"/>
-      <w:r>
-        <w:t>battery_life</w:t>
-      </w:r>
-      <w:proofErr w:type="spellEnd"/>
-      <w:r>
-        <w:t>": 4.0},</w:t>
-      </w:r>
-    </w:p>
-    <w:p>
-      <w:r>
-        <w:t>    {"price": 29.99, "</w:t>
-      </w:r>
-      <w:proofErr w:type="spellStart"/>
-      <w:r>
-        <w:t>battery_life</w:t>
-      </w:r>
-      <w:proofErr w:type="spellEnd"/>
-      <w:r>
-        <w:t>": 3.5},</w:t>
-      </w:r>
-    </w:p>
-    <w:p>
-      <w:r>
-        <w:t>    {"price": None, "</w:t>
-      </w:r>
-      <w:proofErr w:type="spellStart"/>
-      <w:r>
-        <w:t>battery_life</w:t>
-      </w:r>
-      <w:proofErr w:type="spellEnd"/>
-      <w:r>
-        <w:t>": 5.0},  </w:t>
-      </w:r>
-    </w:p>
-    <w:p>
-      <w:r>
-        <w:t>    {"</w:t>
-      </w:r>
-      <w:proofErr w:type="spellStart"/>
-      <w:r>
-        <w:t>battery_life</w:t>
-      </w:r>
-      <w:proofErr w:type="spellEnd"/>
-      <w:r>
-        <w:t xml:space="preserve">": 2.0}                   </w:t>
-      </w:r>
-    </w:p>
-    <w:p>
-      <w:r>
-        <w:t>], "price")</w:t>
-      </w:r>
-    </w:p>
-    <w:p>
-      <w:r>
-        <w:t># =&gt; 29.99</w:t>
-      </w:r>
-    </w:p>
-    <w:p/>
-    <w:p>
-      <w:r>
-        <w:t>get_min_2_</w:t>
-      </w:r>
-      <w:proofErr w:type="gramStart"/>
-      <w:r>
-        <w:t>attributes(</w:t>
-      </w:r>
-      <w:proofErr w:type="gramEnd"/>
-      <w:r>
-        <w:t>data = [</w:t>
-      </w:r>
-    </w:p>
-    <w:p>
-      <w:r>
-        <w:t>    {"price": 49.99, "</w:t>
-      </w:r>
-      <w:proofErr w:type="spellStart"/>
-      <w:r>
-        <w:t>battery_life</w:t>
-      </w:r>
-      <w:proofErr w:type="spellEnd"/>
-      <w:r>
-        <w:t>": 4.0},</w:t>
-      </w:r>
-    </w:p>
-    <w:p>
-      <w:r>
-        <w:t>    {"price": 29.99, "</w:t>
-      </w:r>
-      <w:proofErr w:type="spellStart"/>
-      <w:r>
-        <w:t>battery_life</w:t>
-      </w:r>
-      <w:proofErr w:type="spellEnd"/>
-      <w:r>
-        <w:t>": 3.5},</w:t>
-      </w:r>
-    </w:p>
-    <w:p>
-      <w:r>
-        <w:t>    {"price": None, "</w:t>
-      </w:r>
-      <w:proofErr w:type="spellStart"/>
-      <w:r>
-        <w:t>battery_life</w:t>
-      </w:r>
-      <w:proofErr w:type="spellEnd"/>
-      <w:r>
-        <w:t>": 5.0},  </w:t>
-      </w:r>
-    </w:p>
-    <w:p>
-      <w:r>
-        <w:t>    {"</w:t>
-      </w:r>
-      <w:proofErr w:type="spellStart"/>
-      <w:r>
-        <w:t>battery_life</w:t>
-      </w:r>
-      <w:proofErr w:type="spellEnd"/>
-      <w:r>
-        <w:t xml:space="preserve">": 2.0}                   </w:t>
-      </w:r>
-    </w:p>
-    <w:p>
-      <w:r>
-        <w:t>], "</w:t>
-      </w:r>
-      <w:proofErr w:type="spellStart"/>
-      <w:r>
-        <w:t>battery_life</w:t>
-      </w:r>
-      <w:proofErr w:type="spellEnd"/>
-      <w:r>
-        <w:t>")</w:t>
-      </w:r>
-    </w:p>
-    <w:p>
-      <w:r>
-        <w:t># =&gt; 2.0</w:t>
-      </w:r>
-    </w:p>
-    <w:p/>
-    <w:p>
-      <w:r>
-        <w:t>get_min_2_</w:t>
-      </w:r>
-      <w:proofErr w:type="gramStart"/>
-      <w:r>
-        <w:t>attributes(</w:t>
-      </w:r>
-      <w:proofErr w:type="gramEnd"/>
-      <w:r>
-        <w:t>data = [</w:t>
-      </w:r>
-    </w:p>
-    <w:p>
-      <w:r>
-        <w:t>    {"price": 49.99, "</w:t>
-      </w:r>
-      <w:proofErr w:type="spellStart"/>
-      <w:r>
-        <w:t>battery_life</w:t>
-      </w:r>
-      <w:proofErr w:type="spellEnd"/>
-      <w:r>
-        <w:t>": 4.0},</w:t>
-      </w:r>
-    </w:p>
-    <w:p>
-      <w:r>
-        <w:t>    {"price": 29.99, "</w:t>
-      </w:r>
-      <w:proofErr w:type="spellStart"/>
-      <w:r>
-        <w:t>battery_life</w:t>
-      </w:r>
-      <w:proofErr w:type="spellEnd"/>
-      <w:r>
-        <w:t>": 3.5},</w:t>
-      </w:r>
-    </w:p>
-    <w:p>
-      <w:r>
-        <w:t>    {"price": None, "</w:t>
-      </w:r>
-      <w:proofErr w:type="spellStart"/>
-      <w:r>
-        <w:t>battery_life</w:t>
-      </w:r>
-      <w:proofErr w:type="spellEnd"/>
-      <w:r>
-        <w:t>": 5.0},  </w:t>
-      </w:r>
-    </w:p>
-    <w:p>
-      <w:r>
-        <w:t>    {"</w:t>
-      </w:r>
-      <w:proofErr w:type="spellStart"/>
-      <w:r>
-        <w:t>battery_life</w:t>
-      </w:r>
-      <w:proofErr w:type="spellEnd"/>
-      <w:r>
-        <w:t xml:space="preserve">": 2.0}                   </w:t>
-      </w:r>
-    </w:p>
-    <w:p>
-      <w:r>
-        <w:t>], "</w:t>
-      </w:r>
-      <w:proofErr w:type="spellStart"/>
-      <w:r>
-        <w:t>non_existent_field</w:t>
-      </w:r>
-      <w:proofErr w:type="spellEnd"/>
-      <w:r>
-        <w:t>")</w:t>
-      </w:r>
-    </w:p>
-    <w:p>
-      <w:r>
-        <w:t># =&gt; None</w:t>
-      </w:r>
-    </w:p>
-    <w:p/>
-    <w:p>
-      <w:r>
-        <w:t>get_min_2_</w:t>
-      </w:r>
-      <w:proofErr w:type="gramStart"/>
-      <w:r>
-        <w:t>attributes(</w:t>
-      </w:r>
-      <w:proofErr w:type="gramEnd"/>
-      <w:r>
-        <w:t>data = [</w:t>
-      </w:r>
-    </w:p>
-    <w:p>
-      <w:r>
-        <w:lastRenderedPageBreak/>
         <w:t>    {</w:t>
       </w:r>
       <w:r>
@@ -2859,7 +2918,6 @@
         <w:spacing w:line="278" w:lineRule="auto"/>
       </w:pPr>
       <w:r>
-        <w:lastRenderedPageBreak/>
         <w:t xml:space="preserve">Task 4 </w:t>
       </w:r>
       <w:proofErr w:type="spellStart"/>
@@ -2878,10 +2936,7 @@
     </w:p>
     <w:p>
       <w:r>
-        <w:t xml:space="preserve"> </w:t>
-      </w:r>
-      <w:r>
-        <w:t xml:space="preserve">Please create comprehensive Python </w:t>
+        <w:t xml:space="preserve"> Please create comprehensive Python </w:t>
       </w:r>
       <w:proofErr w:type="spellStart"/>
       <w:r>
@@ -3236,6 +3291,7 @@
         <w:ind w:left="1080"/>
       </w:pPr>
       <w:r>
+        <w:lastRenderedPageBreak/>
         <w:t xml:space="preserve">1. </w:t>
       </w:r>
       <w:r>
@@ -3319,7 +3375,6 @@
       </w:pPr>
       <w:proofErr w:type="spellStart"/>
       <w:r>
-        <w:lastRenderedPageBreak/>
         <w:t>get_read_duration</w:t>
       </w:r>
       <w:proofErr w:type="spellEnd"/>
@@ -3772,7 +3827,7 @@
       <w:r>
         <w:t xml:space="preserve">Email=&gt; </w:t>
       </w:r>
-      <w:hyperlink r:id="rId5" w:history="1">
+      <w:hyperlink r:id="rId6" w:history="1">
         <w:r>
           <w:rPr>
             <w:rStyle w:val="Hyperlink"/>
@@ -3911,6 +3966,7 @@
         <w:spacing w:line="278" w:lineRule="auto"/>
       </w:pPr>
       <w:r>
+        <w:lastRenderedPageBreak/>
         <w:t>Failure:</w:t>
       </w:r>
     </w:p>
@@ -4034,7 +4090,6 @@
         <w:spacing w:line="278" w:lineRule="auto"/>
       </w:pPr>
       <w:r>
-        <w:lastRenderedPageBreak/>
         <w:t>Please confirm the privacy policy</w:t>
       </w:r>
     </w:p>
@@ -4463,6 +4518,7 @@
       </w:pPr>
       <w:proofErr w:type="spellStart"/>
       <w:r>
+        <w:lastRenderedPageBreak/>
         <w:t>validate_</w:t>
       </w:r>
       <w:proofErr w:type="gramStart"/>
@@ -4544,7 +4600,6 @@
         <w:spacing w:line="278" w:lineRule="auto"/>
       </w:pPr>
       <w:r>
-        <w:lastRenderedPageBreak/>
         <w:t>T</w:t>
       </w:r>
       <w:r>
@@ -4961,6 +5016,7 @@
         <w:spacing w:line="278" w:lineRule="auto"/>
       </w:pPr>
       <w:r>
+        <w:lastRenderedPageBreak/>
         <w:t>one uppercase character ([A -Z ])</w:t>
       </w:r>
     </w:p>
@@ -5040,7 +5096,6 @@
         <w:spacing w:line="278" w:lineRule="auto"/>
       </w:pPr>
       <w:r>
-        <w:lastRenderedPageBreak/>
         <w:t xml:space="preserve">If : password is missing , </w:t>
       </w:r>
       <w:r>
@@ -5378,7 +5433,6 @@
         <w:spacing w:line="278" w:lineRule="auto"/>
       </w:pPr>
       <w:r>
-        <w:lastRenderedPageBreak/>
         <w:t xml:space="preserve">Task 7 </w:t>
       </w:r>
     </w:p>
@@ -5726,6 +5780,7 @@
       </w:pPr>
       <w:proofErr w:type="gramStart"/>
       <w:r>
+        <w:lastRenderedPageBreak/>
         <w:t>1.Normal</w:t>
       </w:r>
       <w:proofErr w:type="gramEnd"/>
@@ -5993,7 +6048,6 @@
         <w:ind w:right="-705"/>
       </w:pPr>
       <w:r>
-        <w:lastRenderedPageBreak/>
         <w:t xml:space="preserve">Task 8 </w:t>
       </w:r>
     </w:p>
@@ -6340,6 +6394,7 @@
         <w:spacing w:line="278" w:lineRule="auto"/>
       </w:pPr>
       <w:r>
+        <w:lastRenderedPageBreak/>
         <w:t xml:space="preserve">A </w:t>
       </w:r>
       <w:proofErr w:type="spellStart"/>
@@ -6890,6 +6945,7 @@
     </w:p>
     <w:p>
       <w:r>
+        <w:lastRenderedPageBreak/>
         <w:t>--------</w:t>
       </w:r>
     </w:p>
@@ -6914,7 +6970,6 @@
         <w:ind w:right="-705"/>
       </w:pPr>
       <w:r>
-        <w:lastRenderedPageBreak/>
         <w:t>Task 9</w:t>
       </w:r>
     </w:p>
@@ -7093,12 +7148,10 @@
         <w:t xml:space="preserve">    </w:t>
       </w:r>
       <w:proofErr w:type="spellStart"/>
-      <w:proofErr w:type="gramStart"/>
       <w:r>
         <w:t>def</w:t>
       </w:r>
       <w:proofErr w:type="spellEnd"/>
-      <w:proofErr w:type="gramEnd"/>
       <w:r>
         <w:t xml:space="preserve"> delete(</w:t>
       </w:r>
@@ -7110,6 +7163,11 @@
       <w:r>
         <w:t>):</w:t>
       </w:r>
+      <w:r>
+        <w:t>a</w:t>
+      </w:r>
+      <w:bookmarkStart w:id="0" w:name="_GoBack"/>
+      <w:bookmarkEnd w:id="0"/>
     </w:p>
     <w:p>
       <w:pPr>
@@ -7317,6 +7375,7 @@
         <w:spacing w:line="278" w:lineRule="auto"/>
       </w:pPr>
       <w:r>
+        <w:lastRenderedPageBreak/>
         <w:t xml:space="preserve">Value : product data to be cached </w:t>
       </w:r>
     </w:p>
@@ -7434,7 +7493,6 @@
     </w:p>
     <w:p>
       <w:r>
-        <w:lastRenderedPageBreak/>
         <w:t>Known Edge cases</w:t>
       </w:r>
     </w:p>
@@ -7766,6 +7824,7 @@
     </w:p>
     <w:p>
       <w:r>
+        <w:lastRenderedPageBreak/>
         <w:t>#=</w:t>
       </w:r>
       <w:proofErr w:type="gramStart"/>
@@ -7862,7 +7921,6 @@
     </w:p>
     <w:p>
       <w:r>
-        <w:lastRenderedPageBreak/>
         <w:t xml:space="preserve">Follow the rules set with </w:t>
       </w:r>
       <w:r>
@@ -7890,10 +7948,7 @@
         <w:t>--------</w:t>
       </w:r>
     </w:p>
-    <w:p>
-      <w:bookmarkStart w:id="0" w:name="_GoBack"/>
-      <w:bookmarkEnd w:id="0"/>
-    </w:p>
+    <w:p/>
     <w:p/>
     <w:p/>
     <w:p/>
@@ -10016,4 +10071,16 @@
     </a:ext>
   </a:extLst>
 </a:theme>
+</file>
+
+<file path=customXml/item1.xml><?xml version="1.0" encoding="utf-8"?>
+<b:Sources xmlns:b="http://schemas.openxmlformats.org/officeDocument/2006/bibliography" xmlns="http://schemas.openxmlformats.org/officeDocument/2006/bibliography" SelectedStyle="\APASixthEditionOfficeOnline.xsl" StyleName="APA" Version="6"/>
+</file>
+
+<file path=customXml/itemProps1.xml><?xml version="1.0" encoding="utf-8"?>
+<ds:datastoreItem xmlns:ds="http://schemas.openxmlformats.org/officeDocument/2006/customXml" ds:itemID="{F743178D-FB61-42E0-B381-77F95F633F22}">
+  <ds:schemaRefs>
+    <ds:schemaRef ds:uri="http://schemas.openxmlformats.org/officeDocument/2006/bibliography"/>
+  </ds:schemaRefs>
+</ds:datastoreItem>
 </file>